--- a/DataFrames Good to Know/Info/experiences.docx
+++ b/DataFrames Good to Know/Info/experiences.docx
@@ -10,11 +10,16 @@
           <w:numId w:val="8"/>
         </w:numPr>
       </w:pPr>
+      <w:proofErr w:type="spellStart"/>
       <w:r>
         <w:t>f</w:t>
       </w:r>
       <w:r>
-        <w:t>AB test</w:t>
+        <w:t>AB</w:t>
+      </w:r>
+      <w:proofErr w:type="spellEnd"/>
+      <w:r>
+        <w:t xml:space="preserve"> test</w:t>
       </w:r>
     </w:p>
     <w:p>
@@ -44,7 +49,15 @@
         <w:t>Logistics Regression</w:t>
       </w:r>
       <w:r>
-        <w:t xml:space="preserve"> with usage of softmax functions</w:t>
+        <w:t xml:space="preserve"> with usage of </w:t>
+      </w:r>
+      <w:proofErr w:type="spellStart"/>
+      <w:r>
+        <w:t>softmax</w:t>
+      </w:r>
+      <w:proofErr w:type="spellEnd"/>
+      <w:r>
+        <w:t xml:space="preserve"> functions</w:t>
       </w:r>
     </w:p>
     <w:p>
@@ -256,9 +269,11 @@
       <w:r>
         <w:t xml:space="preserve"> </w:t>
       </w:r>
+      <w:proofErr w:type="spellStart"/>
       <w:r>
         <w:t>ChannelAttribution</w:t>
       </w:r>
+      <w:proofErr w:type="spellEnd"/>
     </w:p>
     <w:p>
       <w:pPr>
@@ -409,7 +424,15 @@
         <w:t xml:space="preserve"> f(x – x</w:t>
       </w:r>
       <w:r>
-        <w:t xml:space="preserve"> (i) </w:t>
+        <w:t xml:space="preserve"> (</w:t>
+      </w:r>
+      <w:proofErr w:type="spellStart"/>
+      <w:r>
+        <w:t>i</w:t>
+      </w:r>
+      <w:proofErr w:type="spellEnd"/>
+      <w:r>
+        <w:t xml:space="preserve">) </w:t>
       </w:r>
       <w:r>
         <w:t>)^2 / N</w:t>
@@ -450,7 +473,15 @@
         <w:t>Σ</w:t>
       </w:r>
       <w:r>
-        <w:t xml:space="preserve"> f(x – x(i)) ^ 4 / N</w:t>
+        <w:t xml:space="preserve"> f(x – x(</w:t>
+      </w:r>
+      <w:proofErr w:type="spellStart"/>
+      <w:r>
+        <w:t>i</w:t>
+      </w:r>
+      <w:proofErr w:type="spellEnd"/>
+      <w:r>
+        <w:t>)) ^ 4 / N</w:t>
       </w:r>
     </w:p>
     <w:p>
@@ -571,10 +602,23 @@
     </w:p>
     <w:p>
       <w:r>
-        <w:t xml:space="preserve">P(X) = nCx * </w:t>
-      </w:r>
-      <w:r>
-        <w:t>p^x * q^(n-x)</w:t>
+        <w:t xml:space="preserve">P(X) = </w:t>
+      </w:r>
+      <w:proofErr w:type="spellStart"/>
+      <w:r>
+        <w:t>nCx</w:t>
+      </w:r>
+      <w:proofErr w:type="spellEnd"/>
+      <w:r>
+        <w:t xml:space="preserve"> * </w:t>
+      </w:r>
+      <w:proofErr w:type="spellStart"/>
+      <w:r>
+        <w:t>p^x</w:t>
+      </w:r>
+      <w:proofErr w:type="spellEnd"/>
+      <w:r>
+        <w:t xml:space="preserve"> * q^(n-x)</w:t>
       </w:r>
     </w:p>
     <w:p>
@@ -584,8 +628,13 @@
     </w:p>
     <w:p>
       <w:r>
-        <w:t>Variance = E(x^2) – E(x)^2 = npq</w:t>
-      </w:r>
+        <w:t xml:space="preserve">Variance = E(x^2) – E(x)^2 = </w:t>
+      </w:r>
+      <w:proofErr w:type="spellStart"/>
+      <w:r>
+        <w:t>npq</w:t>
+      </w:r>
+      <w:proofErr w:type="spellEnd"/>
     </w:p>
     <w:p/>
     <w:p>
@@ -1089,6 +1138,7 @@
       <w:r>
         <w:t> events to occur in time </w:t>
       </w:r>
+      <w:proofErr w:type="spellStart"/>
       <w:r>
         <w:rPr>
           <w:b/>
@@ -1096,7 +1146,17 @@
           <w:i/>
           <w:iCs/>
         </w:rPr>
-        <w:t>t:</w:t>
+        <w:t>t</w:t>
+      </w:r>
+      <w:proofErr w:type="spellEnd"/>
+      <w:r>
+        <w:rPr>
+          <w:b/>
+          <w:bCs/>
+          <w:i/>
+          <w:iCs/>
+        </w:rPr>
+        <w:t>:</w:t>
       </w:r>
     </w:p>
     <w:p>
@@ -1304,7 +1364,15 @@
         <w:t>t</w:t>
       </w:r>
       <w:r>
-        <w:t> as thats the random variable.</w:t>
+        <w:t xml:space="preserve"> as </w:t>
+      </w:r>
+      <w:proofErr w:type="spellStart"/>
+      <w:r>
+        <w:t>thats</w:t>
+      </w:r>
+      <w:proofErr w:type="spellEnd"/>
+      <w:r>
+        <w:t xml:space="preserve"> the random variable.</w:t>
       </w:r>
     </w:p>
     <w:p>
@@ -1505,15 +1573,32 @@
     <w:p/>
     <w:p/>
     <w:p>
-      <w:r>
-        <w:rPr>
-          <w:b/>
-          <w:bCs/>
-        </w:rPr>
-        <w:t>Bernouli Distribution:</w:t>
-      </w:r>
-      <w:r>
-        <w:t xml:space="preserve"> In Bernouli distribution there is only one trial</w:t>
+      <w:proofErr w:type="spellStart"/>
+      <w:r>
+        <w:rPr>
+          <w:b/>
+          <w:bCs/>
+        </w:rPr>
+        <w:t>Bernouli</w:t>
+      </w:r>
+      <w:proofErr w:type="spellEnd"/>
+      <w:r>
+        <w:rPr>
+          <w:b/>
+          <w:bCs/>
+        </w:rPr>
+        <w:t xml:space="preserve"> Distribution:</w:t>
+      </w:r>
+      <w:r>
+        <w:t xml:space="preserve"> In </w:t>
+      </w:r>
+      <w:proofErr w:type="spellStart"/>
+      <w:r>
+        <w:t>Bernouli</w:t>
+      </w:r>
+      <w:proofErr w:type="spellEnd"/>
+      <w:r>
+        <w:t xml:space="preserve"> distribution there is only one trial</w:t>
       </w:r>
     </w:p>
     <w:p>
@@ -1970,7 +2055,7 @@
           <w:noProof/>
         </w:rPr>
         <w:drawing>
-          <wp:inline distT="0" distB="0" distL="0" distR="0" wp14:anchorId="1C0A4047" wp14:editId="230406F3">
+          <wp:inline distT="0" distB="0" distL="0" distR="0" wp14:anchorId="1C0A4047" wp14:editId="1B24AE3D">
             <wp:extent cx="2910177" cy="1588571"/>
             <wp:effectExtent l="0" t="0" r="0" b="0"/>
             <wp:docPr id="1466350806" name="Picture 20" descr="Plot generated by author in Python."/>
@@ -2041,7 +2126,7 @@
         </w:rPr>
         <w:lastRenderedPageBreak/>
         <w:drawing>
-          <wp:inline distT="0" distB="0" distL="0" distR="0" wp14:anchorId="339436E1" wp14:editId="10FBB2B8">
+          <wp:inline distT="0" distB="0" distL="0" distR="0" wp14:anchorId="339436E1" wp14:editId="200C83B0">
             <wp:extent cx="3156668" cy="1723122"/>
             <wp:effectExtent l="0" t="0" r="0" b="0"/>
             <wp:docPr id="1824401839" name="Picture 21" descr="Plot generated by author in Python."/>
@@ -2432,7 +2517,23 @@
       </w:pPr>
       <w:r>
         <w:lastRenderedPageBreak/>
-        <w:t>Stratified Sampling – The population is divided in stratas which are homogenous inside and heterogenous outside and we extract some samples for each stratas so that their ratio resembles the population</w:t>
+        <w:t xml:space="preserve">Stratified Sampling – The population is divided in </w:t>
+      </w:r>
+      <w:proofErr w:type="spellStart"/>
+      <w:r>
+        <w:t>stratas</w:t>
+      </w:r>
+      <w:proofErr w:type="spellEnd"/>
+      <w:r>
+        <w:t xml:space="preserve"> which are homogenous inside and heterogenous outside and we extract some samples for each </w:t>
+      </w:r>
+      <w:proofErr w:type="spellStart"/>
+      <w:r>
+        <w:t>stratas</w:t>
+      </w:r>
+      <w:proofErr w:type="spellEnd"/>
+      <w:r>
+        <w:t xml:space="preserve"> so that their ratio resembles the population</w:t>
       </w:r>
     </w:p>
     <w:p>
@@ -3522,9 +3623,252 @@
       </w:r>
     </w:p>
     <w:p/>
+    <w:p>
+      <w:r>
+        <w:t xml:space="preserve">For a specific uplift the difference between mean only tells you whether test is significantly different from control. If you want to test whether the test causes an uplift of 15% you need to run another test. </w:t>
+      </w:r>
+    </w:p>
+    <w:p>
+      <w:r>
+        <w:t>Null Hypothesis</w:t>
+      </w:r>
+      <w:r>
+        <w:t xml:space="preserve">: </w:t>
+      </w:r>
+      <w:r>
+        <w:t>Lift</w:t>
+      </w:r>
+      <w:r>
+        <w:t xml:space="preserve"> &lt;</w:t>
+      </w:r>
+      <w:r>
+        <w:t xml:space="preserve"> 0.06</w:t>
+      </w:r>
+    </w:p>
+    <w:p>
+      <w:r>
+        <w:t>Alternative Hypothesis: Lift &gt; 0.06</w:t>
+      </w:r>
+    </w:p>
+    <w:p>
+      <w:r>
+        <w:t xml:space="preserve">You are not asking: </w:t>
+      </w:r>
+      <w:r>
+        <w:rPr>
+          <w:i/>
+          <w:iCs/>
+        </w:rPr>
+        <w:t>"Is the test different from the control?"</w:t>
+      </w:r>
+      <w:r>
+        <w:t xml:space="preserve"> You are specifically asking: </w:t>
+      </w:r>
+      <w:r>
+        <w:rPr>
+          <w:i/>
+          <w:iCs/>
+        </w:rPr>
+        <w:t xml:space="preserve">"Is the test </w:t>
+      </w:r>
+      <w:r>
+        <w:rPr>
+          <w:b/>
+          <w:bCs/>
+          <w:i/>
+          <w:iCs/>
+        </w:rPr>
+        <w:t>at least 6% better</w:t>
+      </w:r>
+      <w:r>
+        <w:rPr>
+          <w:i/>
+          <w:iCs/>
+        </w:rPr>
+        <w:t xml:space="preserve"> than the control?"</w:t>
+      </w:r>
+      <w:r>
+        <w:t xml:space="preserve"> Because you are exclusively interested in the upper tail of the distribution (values greater than 0.06), you direct your entire $\alpha$ (significance level, e.g., 0.05) into that single tail.</w:t>
+      </w:r>
+    </w:p>
     <w:p/>
     <w:p>
       <w:r>
+        <w:drawing>
+          <wp:inline distT="0" distB="0" distL="0" distR="0" wp14:anchorId="52A0AF6C" wp14:editId="109EC590">
+            <wp:extent cx="5731510" cy="917575"/>
+            <wp:effectExtent l="0" t="0" r="2540" b="0"/>
+            <wp:docPr id="1478618165" name="Picture 1"/>
+            <wp:cNvGraphicFramePr>
+              <a:graphicFrameLocks xmlns:a="http://schemas.openxmlformats.org/drawingml/2006/main" noChangeAspect="1"/>
+            </wp:cNvGraphicFramePr>
+            <a:graphic xmlns:a="http://schemas.openxmlformats.org/drawingml/2006/main">
+              <a:graphicData uri="http://schemas.openxmlformats.org/drawingml/2006/picture">
+                <pic:pic xmlns:pic="http://schemas.openxmlformats.org/drawingml/2006/picture">
+                  <pic:nvPicPr>
+                    <pic:cNvPr id="1478618165" name=""/>
+                    <pic:cNvPicPr/>
+                  </pic:nvPicPr>
+                  <pic:blipFill>
+                    <a:blip r:embed="rId31"/>
+                    <a:stretch>
+                      <a:fillRect/>
+                    </a:stretch>
+                  </pic:blipFill>
+                  <pic:spPr>
+                    <a:xfrm>
+                      <a:off x="0" y="0"/>
+                      <a:ext cx="5731510" cy="917575"/>
+                    </a:xfrm>
+                    <a:prstGeom prst="rect">
+                      <a:avLst/>
+                    </a:prstGeom>
+                  </pic:spPr>
+                </pic:pic>
+              </a:graphicData>
+            </a:graphic>
+          </wp:inline>
+        </w:drawing>
+      </w:r>
+    </w:p>
+    <w:p>
+      <w:r>
+        <w:t>Since under null hypothesis variance of test and control will be equal and will be equal to totals variance</w:t>
+      </w:r>
+    </w:p>
+    <w:p>
+      <w:r>
+        <w:drawing>
+          <wp:inline distT="0" distB="0" distL="0" distR="0" wp14:anchorId="14640293" wp14:editId="5BC38FDA">
+            <wp:extent cx="3391074" cy="971600"/>
+            <wp:effectExtent l="0" t="0" r="0" b="0"/>
+            <wp:docPr id="2096583648" name="Picture 1"/>
+            <wp:cNvGraphicFramePr>
+              <a:graphicFrameLocks xmlns:a="http://schemas.openxmlformats.org/drawingml/2006/main" noChangeAspect="1"/>
+            </wp:cNvGraphicFramePr>
+            <a:graphic xmlns:a="http://schemas.openxmlformats.org/drawingml/2006/main">
+              <a:graphicData uri="http://schemas.openxmlformats.org/drawingml/2006/picture">
+                <pic:pic xmlns:pic="http://schemas.openxmlformats.org/drawingml/2006/picture">
+                  <pic:nvPicPr>
+                    <pic:cNvPr id="2096583648" name=""/>
+                    <pic:cNvPicPr/>
+                  </pic:nvPicPr>
+                  <pic:blipFill>
+                    <a:blip r:embed="rId32"/>
+                    <a:stretch>
+                      <a:fillRect/>
+                    </a:stretch>
+                  </pic:blipFill>
+                  <pic:spPr>
+                    <a:xfrm>
+                      <a:off x="0" y="0"/>
+                      <a:ext cx="3391074" cy="971600"/>
+                    </a:xfrm>
+                    <a:prstGeom prst="rect">
+                      <a:avLst/>
+                    </a:prstGeom>
+                  </pic:spPr>
+                </pic:pic>
+              </a:graphicData>
+            </a:graphic>
+          </wp:inline>
+        </w:drawing>
+      </w:r>
+    </w:p>
+    <w:p>
+      <w:r>
+        <w:lastRenderedPageBreak/>
+        <w:drawing>
+          <wp:inline distT="0" distB="0" distL="0" distR="0" wp14:anchorId="2F9CA555" wp14:editId="277F7AC2">
+            <wp:extent cx="4445228" cy="692186"/>
+            <wp:effectExtent l="0" t="0" r="0" b="0"/>
+            <wp:docPr id="79472013" name="Picture 1"/>
+            <wp:cNvGraphicFramePr>
+              <a:graphicFrameLocks xmlns:a="http://schemas.openxmlformats.org/drawingml/2006/main" noChangeAspect="1"/>
+            </wp:cNvGraphicFramePr>
+            <a:graphic xmlns:a="http://schemas.openxmlformats.org/drawingml/2006/main">
+              <a:graphicData uri="http://schemas.openxmlformats.org/drawingml/2006/picture">
+                <pic:pic xmlns:pic="http://schemas.openxmlformats.org/drawingml/2006/picture">
+                  <pic:nvPicPr>
+                    <pic:cNvPr id="79472013" name=""/>
+                    <pic:cNvPicPr/>
+                  </pic:nvPicPr>
+                  <pic:blipFill>
+                    <a:blip r:embed="rId33"/>
+                    <a:stretch>
+                      <a:fillRect/>
+                    </a:stretch>
+                  </pic:blipFill>
+                  <pic:spPr>
+                    <a:xfrm>
+                      <a:off x="0" y="0"/>
+                      <a:ext cx="4445228" cy="692186"/>
+                    </a:xfrm>
+                    <a:prstGeom prst="rect">
+                      <a:avLst/>
+                    </a:prstGeom>
+                  </pic:spPr>
+                </pic:pic>
+              </a:graphicData>
+            </a:graphic>
+          </wp:inline>
+        </w:drawing>
+      </w:r>
+    </w:p>
+    <w:p>
+      <w:r>
+        <w:t>Observed = Conversion of Test</w:t>
+      </w:r>
+    </w:p>
+    <w:p>
+      <w:r>
+        <w:t xml:space="preserve">Expected = Conversion of Control + 0.15 * conversion of control </w:t>
+      </w:r>
+    </w:p>
+    <w:p>
+      <w:r>
+        <w:drawing>
+          <wp:inline distT="0" distB="0" distL="0" distR="0" wp14:anchorId="57BDA9DA" wp14:editId="2229E7DD">
+            <wp:extent cx="2400423" cy="692186"/>
+            <wp:effectExtent l="0" t="0" r="0" b="0"/>
+            <wp:docPr id="1998974472" name="Picture 1"/>
+            <wp:cNvGraphicFramePr>
+              <a:graphicFrameLocks xmlns:a="http://schemas.openxmlformats.org/drawingml/2006/main" noChangeAspect="1"/>
+            </wp:cNvGraphicFramePr>
+            <a:graphic xmlns:a="http://schemas.openxmlformats.org/drawingml/2006/main">
+              <a:graphicData uri="http://schemas.openxmlformats.org/drawingml/2006/picture">
+                <pic:pic xmlns:pic="http://schemas.openxmlformats.org/drawingml/2006/picture">
+                  <pic:nvPicPr>
+                    <pic:cNvPr id="1998974472" name=""/>
+                    <pic:cNvPicPr/>
+                  </pic:nvPicPr>
+                  <pic:blipFill>
+                    <a:blip r:embed="rId34"/>
+                    <a:stretch>
+                      <a:fillRect/>
+                    </a:stretch>
+                  </pic:blipFill>
+                  <pic:spPr>
+                    <a:xfrm>
+                      <a:off x="0" y="0"/>
+                      <a:ext cx="2400423" cy="692186"/>
+                    </a:xfrm>
+                    <a:prstGeom prst="rect">
+                      <a:avLst/>
+                    </a:prstGeom>
+                  </pic:spPr>
+                </pic:pic>
+              </a:graphicData>
+            </a:graphic>
+          </wp:inline>
+        </w:drawing>
+      </w:r>
+    </w:p>
+    <w:p/>
+    <w:p/>
+    <w:p/>
+    <w:p>
+      <w:r>
         <w:rPr>
           <w:b/>
           <w:bCs/>
@@ -3594,8 +3938,21 @@
         <w:t>Correlation</w:t>
       </w:r>
       <w:r>
-        <w:t xml:space="preserve"> – Conrrelation is used to find the degree of association between two independent numerics</w:t>
-      </w:r>
+        <w:t xml:space="preserve"> – </w:t>
+      </w:r>
+      <w:proofErr w:type="spellStart"/>
+      <w:r>
+        <w:t>Conrrelation</w:t>
+      </w:r>
+      <w:proofErr w:type="spellEnd"/>
+      <w:r>
+        <w:t xml:space="preserve"> is used to find the degree of association between two independent </w:t>
+      </w:r>
+      <w:proofErr w:type="spellStart"/>
+      <w:r>
+        <w:t>numerics</w:t>
+      </w:r>
+      <w:proofErr w:type="spellEnd"/>
     </w:p>
     <w:p>
       <w:pPr>
@@ -3656,7 +4013,7 @@
                     </pic:cNvPicPr>
                   </pic:nvPicPr>
                   <pic:blipFill>
-                    <a:blip r:embed="rId31" cstate="print">
+                    <a:blip r:embed="rId35" cstate="print">
                       <a:extLst>
                         <a:ext uri="{28A0092B-C50C-407E-A947-70E740481C1C}">
                           <a14:useLocalDpi xmlns:a14="http://schemas.microsoft.com/office/drawing/2010/main" val="0"/>
@@ -3705,12 +4062,26 @@
         <w:t>Σ</w:t>
       </w:r>
       <w:r>
-        <w:t xml:space="preserve"> (Zx * Zy / N)</w:t>
-      </w:r>
-    </w:p>
-    <w:p>
-      <w:r>
-        <w:t xml:space="preserve">Zx = (X1 – U1 / SD1) </w:t>
+        <w:t xml:space="preserve"> (</w:t>
+      </w:r>
+      <w:proofErr w:type="spellStart"/>
+      <w:r>
+        <w:t>Zx</w:t>
+      </w:r>
+      <w:proofErr w:type="spellEnd"/>
+      <w:r>
+        <w:t xml:space="preserve"> * Zy / N)</w:t>
+      </w:r>
+    </w:p>
+    <w:p>
+      <w:proofErr w:type="spellStart"/>
+      <w:r>
+        <w:lastRenderedPageBreak/>
+        <w:t>Zx</w:t>
+      </w:r>
+      <w:proofErr w:type="spellEnd"/>
+      <w:r>
+        <w:t xml:space="preserve"> = (X1 – U1 / SD1) </w:t>
       </w:r>
     </w:p>
     <w:p>
@@ -3891,34 +4262,58 @@
     </w:p>
     <w:p>
       <w:r>
+        <w:t>Y(n + 1) = Y(n) – PF for loss function F(Y(n)) * learning rate</w:t>
+      </w:r>
+    </w:p>
+    <w:p>
+      <w:r>
+        <w:t xml:space="preserve"> For GD, the loss function </w:t>
+      </w:r>
+      <w:proofErr w:type="spellStart"/>
+      <w:r>
+        <w:t>function</w:t>
+      </w:r>
+      <w:proofErr w:type="spellEnd"/>
+      <w:r>
+        <w:t xml:space="preserve"> consists of the entire data set while for SGD, the loss function </w:t>
+      </w:r>
+      <w:proofErr w:type="spellStart"/>
+      <w:r>
+        <w:t>function</w:t>
+      </w:r>
+      <w:proofErr w:type="spellEnd"/>
+      <w:r>
+        <w:t xml:space="preserve"> consists of one random entry or a batch of random entries</w:t>
+      </w:r>
+    </w:p>
+    <w:p/>
+    <w:p>
+      <w:pPr>
+        <w:rPr>
+          <w:b/>
+          <w:bCs/>
+        </w:rPr>
+      </w:pPr>
+      <w:r>
+        <w:rPr>
+          <w:b/>
+          <w:bCs/>
+        </w:rPr>
         <w:lastRenderedPageBreak/>
-        <w:t>Y(n + 1) = Y(n) – PF for loss function F(Y(n)) * learning rate</w:t>
-      </w:r>
-    </w:p>
-    <w:p>
-      <w:r>
-        <w:t xml:space="preserve"> For GD, the loss function function consists of the entire data set while for SGD, the loss function function consists of one random entry or a batch of random entries</w:t>
-      </w:r>
-    </w:p>
-    <w:p/>
-    <w:p>
-      <w:pPr>
-        <w:rPr>
-          <w:b/>
-          <w:bCs/>
-        </w:rPr>
-      </w:pPr>
-      <w:r>
-        <w:rPr>
-          <w:b/>
-          <w:bCs/>
-        </w:rPr>
         <w:t xml:space="preserve">Gradient Descent: </w:t>
       </w:r>
     </w:p>
     <w:p>
       <w:r>
-        <w:t>Regression equation Y = aX + b</w:t>
+        <w:t xml:space="preserve">Regression equation Y = </w:t>
+      </w:r>
+      <w:proofErr w:type="spellStart"/>
+      <w:r>
+        <w:t>aX</w:t>
+      </w:r>
+      <w:proofErr w:type="spellEnd"/>
+      <w:r>
+        <w:t xml:space="preserve"> + b</w:t>
       </w:r>
     </w:p>
     <w:p>
@@ -3950,7 +4345,15 @@
         <w:t>Σ</w:t>
       </w:r>
       <w:r>
-        <w:t xml:space="preserve"> (y1 – aX – b) ^ 2</w:t>
+        <w:t xml:space="preserve"> (y1 – </w:t>
+      </w:r>
+      <w:proofErr w:type="spellStart"/>
+      <w:r>
+        <w:t>aX</w:t>
+      </w:r>
+      <w:proofErr w:type="spellEnd"/>
+      <w:r>
+        <w:t xml:space="preserve"> – b) ^ 2</w:t>
       </w:r>
     </w:p>
     <w:p>
@@ -4064,7 +4467,23 @@
         <w:t>Σ</w:t>
       </w:r>
       <w:r>
-        <w:t xml:space="preserve"> (y(i) – y(predicted))/ (y(i) – y(mean)</w:t>
+        <w:t xml:space="preserve"> (y(</w:t>
+      </w:r>
+      <w:proofErr w:type="spellStart"/>
+      <w:r>
+        <w:t>i</w:t>
+      </w:r>
+      <w:proofErr w:type="spellEnd"/>
+      <w:r>
+        <w:t>) – y(predicted))/ (y(</w:t>
+      </w:r>
+      <w:proofErr w:type="spellStart"/>
+      <w:r>
+        <w:t>i</w:t>
+      </w:r>
+      <w:proofErr w:type="spellEnd"/>
+      <w:r>
+        <w:t>) – y(mean)</w:t>
       </w:r>
     </w:p>
     <w:p>
@@ -4236,7 +4655,7 @@
                     </pic:cNvPicPr>
                   </pic:nvPicPr>
                   <pic:blipFill>
-                    <a:blip r:embed="rId32">
+                    <a:blip r:embed="rId36">
                       <a:extLst>
                         <a:ext uri="{28A0092B-C50C-407E-A947-70E740481C1C}">
                           <a14:useLocalDpi xmlns:a14="http://schemas.microsoft.com/office/drawing/2010/main" val="0"/>
@@ -5144,12 +5563,14 @@
             </m:ctrlPr>
           </m:sSubPr>
           <m:e>
+            <w:proofErr w:type="spellStart"/>
             <m:r>
               <m:rPr>
                 <m:nor/>
               </m:rPr>
               <m:t>df</m:t>
             </m:r>
+            <w:proofErr w:type="spellEnd"/>
           </m:e>
           <m:sub>
             <m:r>
@@ -5228,12 +5649,14 @@
             </m:ctrlPr>
           </m:sSubPr>
           <m:e>
+            <w:proofErr w:type="spellStart"/>
             <m:r>
               <m:rPr>
                 <m:nor/>
               </m:rPr>
               <m:t>df</m:t>
             </m:r>
+            <w:proofErr w:type="spellEnd"/>
           </m:e>
           <m:sub>
             <m:r>
@@ -5553,7 +5976,23 @@
     </w:p>
     <w:p>
       <w:r>
-        <w:t xml:space="preserve">Proof – If hyperplane is ax + b = 0, then support vector is ax + c = 0 since support vector and hyper plane are parallel to each other. </w:t>
+        <w:t xml:space="preserve">Proof – If hyperplane is </w:t>
+      </w:r>
+      <w:proofErr w:type="spellStart"/>
+      <w:r>
+        <w:t>ax</w:t>
+      </w:r>
+      <w:proofErr w:type="spellEnd"/>
+      <w:r>
+        <w:t xml:space="preserve"> + b = 0, then support vector is </w:t>
+      </w:r>
+      <w:proofErr w:type="spellStart"/>
+      <w:r>
+        <w:t>ax</w:t>
+      </w:r>
+      <w:proofErr w:type="spellEnd"/>
+      <w:r>
+        <w:t xml:space="preserve"> + c = 0 since support vector and hyper plane are parallel to each other. </w:t>
       </w:r>
     </w:p>
     <w:p>
@@ -5584,7 +6023,15 @@
     </w:p>
     <w:p>
       <w:r>
-        <w:t>Support vectors are inherently linear classifiers and thus do not work well with non linear data.</w:t>
+        <w:t xml:space="preserve">Support vectors are inherently linear classifiers and thus do not work well with </w:t>
+      </w:r>
+      <w:proofErr w:type="spellStart"/>
+      <w:r>
+        <w:t>non linear</w:t>
+      </w:r>
+      <w:proofErr w:type="spellEnd"/>
+      <w:r>
+        <w:t xml:space="preserve"> data.</w:t>
       </w:r>
     </w:p>
     <w:p>
@@ -5904,7 +6351,7 @@
                     </pic:cNvPicPr>
                   </pic:nvPicPr>
                   <pic:blipFill>
-                    <a:blip r:embed="rId33">
+                    <a:blip r:embed="rId37">
                       <a:extLst>
                         <a:ext uri="{28A0092B-C50C-407E-A947-70E740481C1C}">
                           <a14:useLocalDpi xmlns:a14="http://schemas.microsoft.com/office/drawing/2010/main" val="0"/>
@@ -5993,7 +6440,23 @@
           <w:b/>
           <w:bCs/>
         </w:rPr>
-        <w:t>Accuracy can be mislead in imbalanced data sets</w:t>
+        <w:t xml:space="preserve">Accuracy can be </w:t>
+      </w:r>
+      <w:proofErr w:type="spellStart"/>
+      <w:r>
+        <w:rPr>
+          <w:b/>
+          <w:bCs/>
+        </w:rPr>
+        <w:t>mislead</w:t>
+      </w:r>
+      <w:proofErr w:type="spellEnd"/>
+      <w:r>
+        <w:rPr>
+          <w:b/>
+          <w:bCs/>
+        </w:rPr>
+        <w:t xml:space="preserve"> in imbalanced data sets</w:t>
       </w:r>
       <w:r>
         <w:rPr>
@@ -6024,9 +6487,11 @@
       <w:r>
         <w:t xml:space="preserve"> which consists of True Positive Rate (Recall) and False Positive Rate (1 – Specificity). The Area under ROC curve is </w:t>
       </w:r>
+      <w:proofErr w:type="spellStart"/>
       <w:r>
         <w:t>know</w:t>
       </w:r>
+      <w:proofErr w:type="spellEnd"/>
       <w:r>
         <w:t xml:space="preserve"> as AUC or the area under the curve.</w:t>
       </w:r>
@@ -6048,7 +6513,15 @@
     </w:p>
     <w:p>
       <w:r>
-        <w:t>False Positive rate is False positive of all Falses which FP / (FP + TN)</w:t>
+        <w:t xml:space="preserve">False Positive rate is False positive of all </w:t>
+      </w:r>
+      <w:proofErr w:type="spellStart"/>
+      <w:r>
+        <w:t>Falses</w:t>
+      </w:r>
+      <w:proofErr w:type="spellEnd"/>
+      <w:r>
+        <w:t xml:space="preserve"> which FP / (FP + TN)</w:t>
       </w:r>
     </w:p>
     <w:p/>
@@ -6075,7 +6548,7 @@
                     </pic:cNvPicPr>
                   </pic:nvPicPr>
                   <pic:blipFill>
-                    <a:blip r:embed="rId34" cstate="print">
+                    <a:blip r:embed="rId38" cstate="print">
                       <a:extLst>
                         <a:ext uri="{28A0092B-C50C-407E-A947-70E740481C1C}">
                           <a14:useLocalDpi xmlns:a14="http://schemas.microsoft.com/office/drawing/2010/main" val="0"/>
@@ -6162,58 +6635,248 @@
           <w:iCs/>
           <w:color w:val="4472C4" w:themeColor="accent1"/>
         </w:rPr>
-        <w:t xml:space="preserve"># Instead of: y_pred = model.predict(x_test) </w:t>
-      </w:r>
-    </w:p>
-    <w:p>
-      <w:pPr>
+        <w:t xml:space="preserve"># Instead of: </w:t>
+      </w:r>
+      <w:proofErr w:type="spellStart"/>
+      <w:r>
         <w:rPr>
           <w:i/>
           <w:iCs/>
           <w:color w:val="4472C4" w:themeColor="accent1"/>
         </w:rPr>
-      </w:pPr>
+        <w:t>y_pred</w:t>
+      </w:r>
+      <w:proofErr w:type="spellEnd"/>
       <w:r>
         <w:rPr>
           <w:i/>
           <w:iCs/>
           <w:color w:val="4472C4" w:themeColor="accent1"/>
         </w:rPr>
-        <w:t xml:space="preserve"># Use your custom threshold: custom_threshold = 0.35 </w:t>
-      </w:r>
-    </w:p>
-    <w:p>
-      <w:pPr>
+        <w:t xml:space="preserve"> = </w:t>
+      </w:r>
+      <w:proofErr w:type="spellStart"/>
+      <w:r>
         <w:rPr>
           <w:i/>
           <w:iCs/>
           <w:color w:val="4472C4" w:themeColor="accent1"/>
         </w:rPr>
-      </w:pPr>
+        <w:t>model.predict</w:t>
+      </w:r>
+      <w:proofErr w:type="spellEnd"/>
       <w:r>
         <w:rPr>
           <w:i/>
           <w:iCs/>
           <w:color w:val="4472C4" w:themeColor="accent1"/>
         </w:rPr>
-        <w:t xml:space="preserve"># The one you picked from the ROC analysis </w:t>
-      </w:r>
-    </w:p>
-    <w:p>
-      <w:pPr>
+        <w:t>(</w:t>
+      </w:r>
+      <w:proofErr w:type="spellStart"/>
+      <w:r>
         <w:rPr>
           <w:i/>
           <w:iCs/>
           <w:color w:val="4472C4" w:themeColor="accent1"/>
         </w:rPr>
-      </w:pPr>
+        <w:t>x_test</w:t>
+      </w:r>
+      <w:proofErr w:type="spellEnd"/>
       <w:r>
         <w:rPr>
           <w:i/>
           <w:iCs/>
           <w:color w:val="4472C4" w:themeColor="accent1"/>
         </w:rPr>
-        <w:t>y_probs = model.predict_proba(x_test)[:, 1] y_pred_custom = (y_probs &gt;= custom_threshold).astype(int)</w:t>
+        <w:t xml:space="preserve">) </w:t>
+      </w:r>
+    </w:p>
+    <w:p>
+      <w:pPr>
+        <w:rPr>
+          <w:i/>
+          <w:iCs/>
+          <w:color w:val="4472C4" w:themeColor="accent1"/>
+        </w:rPr>
+      </w:pPr>
+      <w:r>
+        <w:rPr>
+          <w:i/>
+          <w:iCs/>
+          <w:color w:val="4472C4" w:themeColor="accent1"/>
+        </w:rPr>
+        <w:t xml:space="preserve"># Use your custom threshold: </w:t>
+      </w:r>
+      <w:proofErr w:type="spellStart"/>
+      <w:r>
+        <w:rPr>
+          <w:i/>
+          <w:iCs/>
+          <w:color w:val="4472C4" w:themeColor="accent1"/>
+        </w:rPr>
+        <w:t>custom_threshold</w:t>
+      </w:r>
+      <w:proofErr w:type="spellEnd"/>
+      <w:r>
+        <w:rPr>
+          <w:i/>
+          <w:iCs/>
+          <w:color w:val="4472C4" w:themeColor="accent1"/>
+        </w:rPr>
+        <w:t xml:space="preserve"> = 0.35 </w:t>
+      </w:r>
+    </w:p>
+    <w:p>
+      <w:pPr>
+        <w:rPr>
+          <w:i/>
+          <w:iCs/>
+          <w:color w:val="4472C4" w:themeColor="accent1"/>
+        </w:rPr>
+      </w:pPr>
+      <w:r>
+        <w:rPr>
+          <w:i/>
+          <w:iCs/>
+          <w:color w:val="4472C4" w:themeColor="accent1"/>
+        </w:rPr>
+        <w:t xml:space="preserve"># The one you picked from the ROC analysis </w:t>
+      </w:r>
+    </w:p>
+    <w:p>
+      <w:pPr>
+        <w:rPr>
+          <w:i/>
+          <w:iCs/>
+          <w:color w:val="4472C4" w:themeColor="accent1"/>
+        </w:rPr>
+      </w:pPr>
+      <w:proofErr w:type="spellStart"/>
+      <w:r>
+        <w:rPr>
+          <w:i/>
+          <w:iCs/>
+          <w:color w:val="4472C4" w:themeColor="accent1"/>
+        </w:rPr>
+        <w:t>y_probs</w:t>
+      </w:r>
+      <w:proofErr w:type="spellEnd"/>
+      <w:r>
+        <w:rPr>
+          <w:i/>
+          <w:iCs/>
+          <w:color w:val="4472C4" w:themeColor="accent1"/>
+        </w:rPr>
+        <w:t xml:space="preserve"> = </w:t>
+      </w:r>
+      <w:proofErr w:type="spellStart"/>
+      <w:r>
+        <w:rPr>
+          <w:i/>
+          <w:iCs/>
+          <w:color w:val="4472C4" w:themeColor="accent1"/>
+        </w:rPr>
+        <w:t>model.predict_proba</w:t>
+      </w:r>
+      <w:proofErr w:type="spellEnd"/>
+      <w:r>
+        <w:rPr>
+          <w:i/>
+          <w:iCs/>
+          <w:color w:val="4472C4" w:themeColor="accent1"/>
+        </w:rPr>
+        <w:t>(</w:t>
+      </w:r>
+      <w:proofErr w:type="spellStart"/>
+      <w:r>
+        <w:rPr>
+          <w:i/>
+          <w:iCs/>
+          <w:color w:val="4472C4" w:themeColor="accent1"/>
+        </w:rPr>
+        <w:t>x_test</w:t>
+      </w:r>
+      <w:proofErr w:type="spellEnd"/>
+      <w:r>
+        <w:rPr>
+          <w:i/>
+          <w:iCs/>
+          <w:color w:val="4472C4" w:themeColor="accent1"/>
+        </w:rPr>
+        <w:t xml:space="preserve">)[:, 1] </w:t>
+      </w:r>
+      <w:proofErr w:type="spellStart"/>
+      <w:r>
+        <w:rPr>
+          <w:i/>
+          <w:iCs/>
+          <w:color w:val="4472C4" w:themeColor="accent1"/>
+        </w:rPr>
+        <w:t>y_pred_custom</w:t>
+      </w:r>
+      <w:proofErr w:type="spellEnd"/>
+      <w:r>
+        <w:rPr>
+          <w:i/>
+          <w:iCs/>
+          <w:color w:val="4472C4" w:themeColor="accent1"/>
+        </w:rPr>
+        <w:t xml:space="preserve"> = (</w:t>
+      </w:r>
+      <w:proofErr w:type="spellStart"/>
+      <w:r>
+        <w:rPr>
+          <w:i/>
+          <w:iCs/>
+          <w:color w:val="4472C4" w:themeColor="accent1"/>
+        </w:rPr>
+        <w:t>y_probs</w:t>
+      </w:r>
+      <w:proofErr w:type="spellEnd"/>
+      <w:r>
+        <w:rPr>
+          <w:i/>
+          <w:iCs/>
+          <w:color w:val="4472C4" w:themeColor="accent1"/>
+        </w:rPr>
+        <w:t xml:space="preserve"> &gt;= </w:t>
+      </w:r>
+      <w:proofErr w:type="spellStart"/>
+      <w:r>
+        <w:rPr>
+          <w:i/>
+          <w:iCs/>
+          <w:color w:val="4472C4" w:themeColor="accent1"/>
+        </w:rPr>
+        <w:t>custom_threshold</w:t>
+      </w:r>
+      <w:proofErr w:type="spellEnd"/>
+      <w:r>
+        <w:rPr>
+          <w:i/>
+          <w:iCs/>
+          <w:color w:val="4472C4" w:themeColor="accent1"/>
+        </w:rPr>
+        <w:t>).</w:t>
+      </w:r>
+      <w:proofErr w:type="spellStart"/>
+      <w:r>
+        <w:rPr>
+          <w:i/>
+          <w:iCs/>
+          <w:color w:val="4472C4" w:themeColor="accent1"/>
+        </w:rPr>
+        <w:t>astype</w:t>
+      </w:r>
+      <w:proofErr w:type="spellEnd"/>
+      <w:r>
+        <w:rPr>
+          <w:i/>
+          <w:iCs/>
+          <w:color w:val="4472C4" w:themeColor="accent1"/>
+        </w:rPr>
+        <w:t>(int)</w:t>
       </w:r>
     </w:p>
     <w:p/>
@@ -6258,7 +6921,15 @@
     </w:p>
     <w:p>
       <w:r>
-        <w:t>While k models are indeed created during the process, the goal of K-Fold Cross-Validation (CV) is to evaluate the performance of your modeling approach, not to produce the final set of coefficients.</w:t>
+        <w:t xml:space="preserve">While k models are indeed created during the process, the goal of K-Fold Cross-Validation (CV) is to evaluate the performance of your </w:t>
+      </w:r>
+      <w:proofErr w:type="spellStart"/>
+      <w:r>
+        <w:t>modeling</w:t>
+      </w:r>
+      <w:proofErr w:type="spellEnd"/>
+      <w:r>
+        <w:t xml:space="preserve"> approach, not to produce the final set of coefficients.</w:t>
       </w:r>
     </w:p>
     <w:p>
@@ -6343,7 +7014,7 @@
                     <pic:cNvPicPr/>
                   </pic:nvPicPr>
                   <pic:blipFill>
-                    <a:blip r:embed="rId35"/>
+                    <a:blip r:embed="rId39"/>
                     <a:stretch>
                       <a:fillRect/>
                     </a:stretch>
@@ -6421,7 +7092,15 @@
         </w:numPr>
       </w:pPr>
       <w:r>
-        <w:t>Sequentially extract random data point using trainsize argument from 10% to 100%</w:t>
+        <w:t xml:space="preserve">Sequentially extract random data point using </w:t>
+      </w:r>
+      <w:proofErr w:type="spellStart"/>
+      <w:r>
+        <w:t>trainsize</w:t>
+      </w:r>
+      <w:proofErr w:type="spellEnd"/>
+      <w:r>
+        <w:t xml:space="preserve"> argument from 10% to 100%</w:t>
       </w:r>
     </w:p>
     <w:p>
@@ -6475,7 +7154,7 @@
                     </pic:cNvPicPr>
                   </pic:nvPicPr>
                   <pic:blipFill>
-                    <a:blip r:embed="rId36">
+                    <a:blip r:embed="rId40">
                       <a:extLst>
                         <a:ext uri="{28A0092B-C50C-407E-A947-70E740481C1C}">
                           <a14:useLocalDpi xmlns:a14="http://schemas.microsoft.com/office/drawing/2010/main" val="0"/>
@@ -6528,7 +7207,15 @@
     </w:p>
     <w:p>
       <w:r>
-        <w:t xml:space="preserve">During a GridSearchCV, the system doesn't just look at a single TPR/FPR point. </w:t>
+        <w:t xml:space="preserve">During a </w:t>
+      </w:r>
+      <w:proofErr w:type="spellStart"/>
+      <w:r>
+        <w:t>GridSearchCV</w:t>
+      </w:r>
+      <w:proofErr w:type="spellEnd"/>
+      <w:r>
+        <w:t xml:space="preserve">, the system doesn't just look at a single TPR/FPR point. </w:t>
       </w:r>
     </w:p>
     <w:p>
@@ -6579,13 +7266,26 @@
       <w:r>
         <w:t xml:space="preserve"> </w:t>
       </w:r>
-      <w:r>
-        <w:t>best_estimator_.</w:t>
-      </w:r>
-    </w:p>
-    <w:p>
-      <w:r>
-        <w:t>The process of calculating AUC for every cross validatations is done for all the different parameters to find the one with the best fit</w:t>
+      <w:proofErr w:type="spellStart"/>
+      <w:r>
+        <w:t>best_estimator</w:t>
+      </w:r>
+      <w:proofErr w:type="spellEnd"/>
+      <w:r>
+        <w:t>_.</w:t>
+      </w:r>
+    </w:p>
+    <w:p>
+      <w:r>
+        <w:t xml:space="preserve">The process of calculating AUC for every cross </w:t>
+      </w:r>
+      <w:proofErr w:type="spellStart"/>
+      <w:r>
+        <w:t>validatations</w:t>
+      </w:r>
+      <w:proofErr w:type="spellEnd"/>
+      <w:r>
+        <w:t xml:space="preserve"> is done for all the different parameters to find the one with the best fit</w:t>
       </w:r>
     </w:p>
     <w:p/>
@@ -7446,7 +8146,15 @@
     </w:p>
     <w:p>
       <w:r>
-        <w:t>For both blue and green label, we would determine the GINI coefficient. The gini coefficient for Blu label is calculated as G = 1 – P1^2 – P2^2. Here P1 and P2 shows the purity of Blue for respective classes</w:t>
+        <w:t xml:space="preserve">For both blue and green label, we would determine the GINI coefficient. The </w:t>
+      </w:r>
+      <w:proofErr w:type="spellStart"/>
+      <w:r>
+        <w:t>gini</w:t>
+      </w:r>
+      <w:proofErr w:type="spellEnd"/>
+      <w:r>
+        <w:t xml:space="preserve"> coefficient for Blu label is calculated as G = 1 – P1^2 – P2^2. Here P1 and P2 shows the purity of Blue for respective classes</w:t>
       </w:r>
     </w:p>
     <w:tbl>
@@ -8305,7 +9013,15 @@
         <w:t>Easier to understand and versatile</w:t>
       </w:r>
       <w:r>
-        <w:t xml:space="preserve">, can capture non linear relationships, and can handle outliers  </w:t>
+        <w:t xml:space="preserve">, can capture </w:t>
+      </w:r>
+      <w:proofErr w:type="spellStart"/>
+      <w:r>
+        <w:t>non linear</w:t>
+      </w:r>
+      <w:proofErr w:type="spellEnd"/>
+      <w:r>
+        <w:t xml:space="preserve"> relationships, and can handle outliers  </w:t>
       </w:r>
     </w:p>
     <w:p>
@@ -8326,7 +9042,23 @@
           <w:b/>
           <w:bCs/>
         </w:rPr>
-        <w:t>How to Hypertune decision trees</w:t>
+        <w:t xml:space="preserve">How to </w:t>
+      </w:r>
+      <w:proofErr w:type="spellStart"/>
+      <w:r>
+        <w:rPr>
+          <w:b/>
+          <w:bCs/>
+        </w:rPr>
+        <w:t>Hypertune</w:t>
+      </w:r>
+      <w:proofErr w:type="spellEnd"/>
+      <w:r>
+        <w:rPr>
+          <w:b/>
+          <w:bCs/>
+        </w:rPr>
+        <w:t xml:space="preserve"> decision trees</w:t>
       </w:r>
       <w:r>
         <w:t xml:space="preserve"> –</w:t>
@@ -8425,9 +9157,11 @@
       <w:r>
         <w:t>(</w:t>
       </w:r>
+      <w:proofErr w:type="spellStart"/>
       <w:r>
         <w:t>i</w:t>
       </w:r>
+      <w:proofErr w:type="spellEnd"/>
       <w:r>
         <w:t xml:space="preserve">) * </w:t>
       </w:r>
@@ -8437,9 +9171,11 @@
       <w:r>
         <w:t>(</w:t>
       </w:r>
+      <w:proofErr w:type="spellStart"/>
       <w:r>
         <w:t>i</w:t>
       </w:r>
+      <w:proofErr w:type="spellEnd"/>
       <w:r>
         <w:t>)</w:t>
       </w:r>
@@ -8521,7 +9257,15 @@
         </w:numPr>
       </w:pPr>
       <w:r>
-        <w:t>Gini Impurity (for classification): Measures the probability of incorrectly classifying a randomly chosen element in the dataset if it were randomly labeled according to the distribution of labels in the subset. A Gini impurity of 0 means a perfectly pure node (all samples belong to the same class).</w:t>
+        <w:t xml:space="preserve">Gini Impurity (for classification): Measures the probability of incorrectly classifying a randomly chosen element in the dataset if it were randomly </w:t>
+      </w:r>
+      <w:proofErr w:type="spellStart"/>
+      <w:r>
+        <w:t>labeled</w:t>
+      </w:r>
+      <w:proofErr w:type="spellEnd"/>
+      <w:r>
+        <w:t xml:space="preserve"> according to the distribution of labels in the subset. A Gini impurity of 0 means a perfectly pure node (all samples belong to the same class).</w:t>
       </w:r>
     </w:p>
     <w:p>
@@ -8604,7 +9348,7 @@
       <w:r>
         <w:t xml:space="preserve">URL - </w:t>
       </w:r>
-      <w:hyperlink r:id="rId37" w:history="1">
+      <w:hyperlink r:id="rId41" w:history="1">
         <w:r>
           <w:rPr>
             <w:rStyle w:val="Hyperlink"/>
@@ -8834,7 +9578,15 @@
     <w:p>
       <w:r>
         <w:tab/>
-        <w:t>W(i) = W(i-1) if there was correct classification, W(i-1) * alpha if there was incorrect classification</w:t>
+        <w:t>W(</w:t>
+      </w:r>
+      <w:proofErr w:type="spellStart"/>
+      <w:r>
+        <w:t>i</w:t>
+      </w:r>
+      <w:proofErr w:type="spellEnd"/>
+      <w:r>
+        <w:t>) = W(i-1) if there was correct classification, W(i-1) * alpha if there was incorrect classification</w:t>
       </w:r>
     </w:p>
     <w:p>
@@ -8844,7 +9596,15 @@
     </w:p>
     <w:p>
       <w:r>
-        <w:t xml:space="preserve">Hyper tuning parameters in Adaboost: </w:t>
+        <w:t xml:space="preserve">Hyper tuning parameters in </w:t>
+      </w:r>
+      <w:proofErr w:type="spellStart"/>
+      <w:r>
+        <w:t>Adaboost</w:t>
+      </w:r>
+      <w:proofErr w:type="spellEnd"/>
+      <w:r>
+        <w:t xml:space="preserve">: </w:t>
       </w:r>
     </w:p>
     <w:p>
@@ -8885,10 +9645,12 @@
           <w:numId w:val="15"/>
         </w:numPr>
       </w:pPr>
+      <w:proofErr w:type="spellStart"/>
       <w:r>
         <w:lastRenderedPageBreak/>
         <w:t>base_estimator</w:t>
       </w:r>
+      <w:proofErr w:type="spellEnd"/>
       <w:r>
         <w:t>: You can also use logistics regression in addition to decision trees</w:t>
       </w:r>
@@ -8902,15 +9664,28 @@
         </w:numPr>
       </w:pPr>
       <w:r>
-        <w:t>base_estimator__max_depth</w:t>
-      </w:r>
+        <w:t>base_estimator__</w:t>
+      </w:r>
+      <w:proofErr w:type="spellStart"/>
+      <w:r>
+        <w:t>max_depth</w:t>
+      </w:r>
+      <w:proofErr w:type="spellEnd"/>
       <w:r>
         <w:t>: The depth of each decision tree. The default is 1</w:t>
       </w:r>
     </w:p>
     <w:p>
       <w:r>
-        <w:t>Benefits of Adaboost:</w:t>
+        <w:t xml:space="preserve">Benefits of </w:t>
+      </w:r>
+      <w:proofErr w:type="spellStart"/>
+      <w:r>
+        <w:t>Adaboost</w:t>
+      </w:r>
+      <w:proofErr w:type="spellEnd"/>
+      <w:r>
+        <w:t>:</w:t>
       </w:r>
     </w:p>
     <w:p>
@@ -8939,7 +9714,15 @@
     </w:p>
     <w:p>
       <w:r>
-        <w:t>Issues with Adaboost:</w:t>
+        <w:t xml:space="preserve">Issues with </w:t>
+      </w:r>
+      <w:proofErr w:type="spellStart"/>
+      <w:r>
+        <w:t>Adaboost</w:t>
+      </w:r>
+      <w:proofErr w:type="spellEnd"/>
+      <w:r>
+        <w:t>:</w:t>
       </w:r>
     </w:p>
     <w:p>
@@ -8957,7 +9740,15 @@
     <w:p/>
     <w:p>
       <w:r>
-        <w:t xml:space="preserve">XG boost is a multi class classifier and uses SoftMax function to calculate N different classification scores. </w:t>
+        <w:t xml:space="preserve">XG boost is a </w:t>
+      </w:r>
+      <w:proofErr w:type="spellStart"/>
+      <w:r>
+        <w:t>multi class</w:t>
+      </w:r>
+      <w:proofErr w:type="spellEnd"/>
+      <w:r>
+        <w:t xml:space="preserve"> classifier and uses SoftMax function to calculate N different classification scores. </w:t>
       </w:r>
     </w:p>
     <w:p/>
@@ -9004,7 +9795,15 @@
     </w:p>
     <w:p>
       <w:r>
-        <w:t xml:space="preserve">The labda is penalty term and if it is higher, we would need to reduce square of coefficients which would result in decrease of sensitivity. This would be result in low bias and thus reduce variance error due to overfit. </w:t>
+        <w:t xml:space="preserve">The </w:t>
+      </w:r>
+      <w:proofErr w:type="spellStart"/>
+      <w:r>
+        <w:t>labda</w:t>
+      </w:r>
+      <w:proofErr w:type="spellEnd"/>
+      <w:r>
+        <w:t xml:space="preserve"> is penalty term and if it is higher, we would need to reduce square of coefficients which would result in decrease of sensitivity. This would be result in low bias and thus reduce variance error due to overfit. </w:t>
       </w:r>
     </w:p>
     <w:p>
@@ -9152,7 +9951,7 @@
       <w:r>
         <w:t xml:space="preserve">Resources - </w:t>
       </w:r>
-      <w:hyperlink r:id="rId38" w:history="1">
+      <w:hyperlink r:id="rId42" w:history="1">
         <w:r>
           <w:rPr>
             <w:rStyle w:val="Hyperlink"/>
@@ -9178,12 +9977,36 @@
     </w:p>
     <w:p>
       <w:r>
-        <w:t xml:space="preserve">from sklearn.decomposition import PCA </w:t>
-      </w:r>
-    </w:p>
-    <w:p>
-      <w:r>
-        <w:t xml:space="preserve">from sklearn.preprocessing import StandardScaler </w:t>
+        <w:t xml:space="preserve">from </w:t>
+      </w:r>
+      <w:proofErr w:type="spellStart"/>
+      <w:r>
+        <w:t>sklearn.decomposition</w:t>
+      </w:r>
+      <w:proofErr w:type="spellEnd"/>
+      <w:r>
+        <w:t xml:space="preserve"> import PCA </w:t>
+      </w:r>
+    </w:p>
+    <w:p>
+      <w:r>
+        <w:t xml:space="preserve">from </w:t>
+      </w:r>
+      <w:proofErr w:type="spellStart"/>
+      <w:r>
+        <w:t>sklearn.preprocessing</w:t>
+      </w:r>
+      <w:proofErr w:type="spellEnd"/>
+      <w:r>
+        <w:t xml:space="preserve"> import </w:t>
+      </w:r>
+      <w:proofErr w:type="spellStart"/>
+      <w:r>
+        <w:t>StandardScaler</w:t>
+      </w:r>
+      <w:proofErr w:type="spellEnd"/>
+      <w:r>
+        <w:t xml:space="preserve"> </w:t>
       </w:r>
     </w:p>
     <w:p>
@@ -9201,12 +10024,33 @@
     </w:p>
     <w:p>
       <w:r>
-        <w:t xml:space="preserve">scaler = StandardScaler () </w:t>
-      </w:r>
-    </w:p>
-    <w:p>
-      <w:r>
-        <w:t xml:space="preserve">scaled_data = scaler.fit_transform(data) </w:t>
+        <w:t xml:space="preserve">scaler = </w:t>
+      </w:r>
+      <w:proofErr w:type="spellStart"/>
+      <w:r>
+        <w:t>StandardScaler</w:t>
+      </w:r>
+      <w:proofErr w:type="spellEnd"/>
+      <w:r>
+        <w:t xml:space="preserve"> () </w:t>
+      </w:r>
+    </w:p>
+    <w:p>
+      <w:proofErr w:type="spellStart"/>
+      <w:r>
+        <w:t>scaled_data</w:t>
+      </w:r>
+      <w:proofErr w:type="spellEnd"/>
+      <w:r>
+        <w:t xml:space="preserve"> = </w:t>
+      </w:r>
+      <w:proofErr w:type="spellStart"/>
+      <w:r>
+        <w:t>scaler.fit_transform</w:t>
+      </w:r>
+      <w:proofErr w:type="spellEnd"/>
+      <w:r>
+        <w:t xml:space="preserve">(data) </w:t>
       </w:r>
     </w:p>
     <w:p>
@@ -9227,8 +10071,21 @@
         </w:rPr>
         <w:t xml:space="preserve">   </w:t>
       </w:r>
-      <w:r>
-        <w:t xml:space="preserve">pca = PCA(n_components=2) </w:t>
+      <w:proofErr w:type="spellStart"/>
+      <w:r>
+        <w:t>pca</w:t>
+      </w:r>
+      <w:proofErr w:type="spellEnd"/>
+      <w:r>
+        <w:t xml:space="preserve"> = PCA(</w:t>
+      </w:r>
+      <w:proofErr w:type="spellStart"/>
+      <w:r>
+        <w:t>n_components</w:t>
+      </w:r>
+      <w:proofErr w:type="spellEnd"/>
+      <w:r>
+        <w:t xml:space="preserve">=2) </w:t>
       </w:r>
       <w:r>
         <w:t xml:space="preserve"> </w:t>
@@ -9272,8 +10129,29 @@
           <w:color w:val="4472C4" w:themeColor="accent1"/>
         </w:rPr>
       </w:pPr>
-      <w:r>
-        <w:t xml:space="preserve">transformed_data = pca.fit_transform(scaled_data) </w:t>
+      <w:proofErr w:type="spellStart"/>
+      <w:r>
+        <w:t>transformed_data</w:t>
+      </w:r>
+      <w:proofErr w:type="spellEnd"/>
+      <w:r>
+        <w:t xml:space="preserve"> = </w:t>
+      </w:r>
+      <w:proofErr w:type="spellStart"/>
+      <w:r>
+        <w:t>pca.fit_transform</w:t>
+      </w:r>
+      <w:proofErr w:type="spellEnd"/>
+      <w:r>
+        <w:t>(</w:t>
+      </w:r>
+      <w:proofErr w:type="spellStart"/>
+      <w:r>
+        <w:t>scaled_data</w:t>
+      </w:r>
+      <w:proofErr w:type="spellEnd"/>
+      <w:r>
+        <w:t xml:space="preserve">) </w:t>
       </w:r>
     </w:p>
     <w:p>
@@ -9283,8 +10161,21 @@
         </w:rPr>
         <w:t xml:space="preserve"># Access the principal components </w:t>
       </w:r>
-      <w:r>
-        <w:t xml:space="preserve">principal_components = pca.components_ </w:t>
+      <w:proofErr w:type="spellStart"/>
+      <w:r>
+        <w:t>principal_components</w:t>
+      </w:r>
+      <w:proofErr w:type="spellEnd"/>
+      <w:r>
+        <w:t xml:space="preserve"> = </w:t>
+      </w:r>
+      <w:proofErr w:type="spellStart"/>
+      <w:r>
+        <w:t>pca.components</w:t>
+      </w:r>
+      <w:proofErr w:type="spellEnd"/>
+      <w:r>
+        <w:t xml:space="preserve">_ </w:t>
       </w:r>
     </w:p>
     <w:p>
@@ -9294,8 +10185,21 @@
         </w:rPr>
         <w:t xml:space="preserve"># Access the explained variance ratio </w:t>
       </w:r>
-      <w:r>
-        <w:t>explained_variance_ratio = pca.explained_variance_ratio_</w:t>
+      <w:proofErr w:type="spellStart"/>
+      <w:r>
+        <w:t>explained_variance_ratio</w:t>
+      </w:r>
+      <w:proofErr w:type="spellEnd"/>
+      <w:r>
+        <w:t xml:space="preserve"> = </w:t>
+      </w:r>
+      <w:proofErr w:type="spellStart"/>
+      <w:r>
+        <w:t>pca.explained_variance_ratio</w:t>
+      </w:r>
+      <w:proofErr w:type="spellEnd"/>
+      <w:r>
+        <w:t>_</w:t>
       </w:r>
     </w:p>
     <w:p>
@@ -9554,8 +10458,13 @@
           <w:numId w:val="22"/>
         </w:numPr>
       </w:pPr>
-      <w:r>
-        <w:t>Liblinear – Normal gradient descent</w:t>
+      <w:proofErr w:type="spellStart"/>
+      <w:r>
+        <w:t>Liblinear</w:t>
+      </w:r>
+      <w:proofErr w:type="spellEnd"/>
+      <w:r>
+        <w:t xml:space="preserve"> – Normal gradient descent</w:t>
       </w:r>
     </w:p>
     <w:p>
@@ -9566,9 +10475,11 @@
           <w:numId w:val="22"/>
         </w:numPr>
       </w:pPr>
+      <w:proofErr w:type="spellStart"/>
       <w:r>
         <w:t>Lbfgs</w:t>
       </w:r>
+      <w:proofErr w:type="spellEnd"/>
       <w:r>
         <w:t xml:space="preserve"> – A newton-based method used as default for the regressions</w:t>
       </w:r>
@@ -9613,8 +10524,21 @@
       <w:r>
         <w:t xml:space="preserve">Which one to use - </w:t>
       </w:r>
-      <w:r>
-        <w:t>liblinear is best for smaller datasets, while lbfgs, sag, saga, and newton-cg are better for larger ones.</w:t>
+      <w:proofErr w:type="spellStart"/>
+      <w:r>
+        <w:t>liblinear</w:t>
+      </w:r>
+      <w:proofErr w:type="spellEnd"/>
+      <w:r>
+        <w:t xml:space="preserve"> is best for smaller datasets, while </w:t>
+      </w:r>
+      <w:proofErr w:type="spellStart"/>
+      <w:r>
+        <w:t>lbfgs</w:t>
+      </w:r>
+      <w:proofErr w:type="spellEnd"/>
+      <w:r>
+        <w:t>, sag, saga, and newton-cg are better for larger ones.</w:t>
       </w:r>
     </w:p>
     <w:p>
@@ -9845,7 +10769,7 @@
                     </pic:cNvPicPr>
                   </pic:nvPicPr>
                   <pic:blipFill>
-                    <a:blip r:embed="rId39">
+                    <a:blip r:embed="rId43">
                       <a:extLst>
                         <a:ext uri="{28A0092B-C50C-407E-A947-70E740481C1C}">
                           <a14:useLocalDpi xmlns:a14="http://schemas.microsoft.com/office/drawing/2010/main" val="0"/>
@@ -9926,17 +10850,59 @@
     </w:p>
     <w:p>
       <w:r>
-        <w:t>from statsmodels.tsa.stattools import adfuller</w:t>
-      </w:r>
-    </w:p>
-    <w:p>
-      <w:r>
-        <w:t>from statsmodels.graphics.tsaplots import plot_acf, plot_pacf</w:t>
-      </w:r>
-    </w:p>
-    <w:p>
-      <w:r>
-        <w:t>from statsmodels.tsa.arima.model import ARIMA</w:t>
+        <w:t xml:space="preserve">from </w:t>
+      </w:r>
+      <w:proofErr w:type="spellStart"/>
+      <w:r>
+        <w:t>statsmodels.tsa.stattools</w:t>
+      </w:r>
+      <w:proofErr w:type="spellEnd"/>
+      <w:r>
+        <w:t xml:space="preserve"> import </w:t>
+      </w:r>
+      <w:proofErr w:type="spellStart"/>
+      <w:r>
+        <w:t>adfuller</w:t>
+      </w:r>
+      <w:proofErr w:type="spellEnd"/>
+    </w:p>
+    <w:p>
+      <w:r>
+        <w:t xml:space="preserve">from </w:t>
+      </w:r>
+      <w:proofErr w:type="spellStart"/>
+      <w:r>
+        <w:t>statsmodels.graphics.tsaplots</w:t>
+      </w:r>
+      <w:proofErr w:type="spellEnd"/>
+      <w:r>
+        <w:t xml:space="preserve"> import </w:t>
+      </w:r>
+      <w:proofErr w:type="spellStart"/>
+      <w:r>
+        <w:t>plot_acf</w:t>
+      </w:r>
+      <w:proofErr w:type="spellEnd"/>
+      <w:r>
+        <w:t xml:space="preserve">, </w:t>
+      </w:r>
+      <w:proofErr w:type="spellStart"/>
+      <w:r>
+        <w:t>plot_pacf</w:t>
+      </w:r>
+      <w:proofErr w:type="spellEnd"/>
+    </w:p>
+    <w:p>
+      <w:r>
+        <w:t xml:space="preserve">from </w:t>
+      </w:r>
+      <w:proofErr w:type="spellStart"/>
+      <w:r>
+        <w:t>statsmodels.tsa.arima.model</w:t>
+      </w:r>
+      <w:proofErr w:type="spellEnd"/>
+      <w:r>
+        <w:t xml:space="preserve"> import ARIMA</w:t>
       </w:r>
     </w:p>
     <w:p/>
@@ -10156,8 +11122,21 @@
           <w:numId w:val="40"/>
         </w:numPr>
       </w:pPr>
-      <w:r>
-        <w:t>f the trend component is too flexible, it might overfit to noise. Tuning changepoint_prior_scale helps mitigate this.</w:t>
+      <w:proofErr w:type="spellStart"/>
+      <w:r>
+        <w:t>f</w:t>
+      </w:r>
+      <w:proofErr w:type="spellEnd"/>
+      <w:r>
+        <w:t xml:space="preserve"> the trend component is too flexible, it might overfit to noise. Tuning </w:t>
+      </w:r>
+      <w:proofErr w:type="spellStart"/>
+      <w:r>
+        <w:t>changepoint_prior_scale</w:t>
+      </w:r>
+      <w:proofErr w:type="spellEnd"/>
+      <w:r>
+        <w:t xml:space="preserve"> helps mitigate this.</w:t>
       </w:r>
     </w:p>
     <w:p/>
@@ -10258,7 +11237,15 @@
     </w:p>
     <w:p>
       <w:r>
-        <w:t>Aggregate functions (sum, count, max, avg, min)</w:t>
+        <w:t xml:space="preserve">Aggregate functions (sum, count, max, </w:t>
+      </w:r>
+      <w:proofErr w:type="spellStart"/>
+      <w:r>
+        <w:t>avg</w:t>
+      </w:r>
+      <w:proofErr w:type="spellEnd"/>
+      <w:r>
+        <w:t>, min)</w:t>
       </w:r>
     </w:p>
     <w:p>
@@ -10330,7 +11317,15 @@
         </w:numPr>
       </w:pPr>
       <w:r>
-        <w:t>From first row to current row – sum (&lt;&lt;column name&gt;&gt;) over (partition by &lt;&lt;column name&gt;&gt; order by &lt;&lt;column name&gt;&gt; rows between unbounded proceding and current row)</w:t>
+        <w:t xml:space="preserve">From first row to current row – sum (&lt;&lt;column name&gt;&gt;) over (partition by &lt;&lt;column name&gt;&gt; order by &lt;&lt;column name&gt;&gt; rows between unbounded </w:t>
+      </w:r>
+      <w:proofErr w:type="spellStart"/>
+      <w:r>
+        <w:t>proceding</w:t>
+      </w:r>
+      <w:proofErr w:type="spellEnd"/>
+      <w:r>
+        <w:t xml:space="preserve"> and current row)</w:t>
       </w:r>
     </w:p>
     <w:p>
@@ -10396,7 +11391,15 @@
         </w:numPr>
       </w:pPr>
       <w:r>
-        <w:t>Summation functions such as sum, first, avg, last are rolling functions by default which gives you a summation of value from first row to current row. Thus you have to forcefully add in Rows between unbounded preceding and unbounded following if you want to take the rows</w:t>
+        <w:t xml:space="preserve">Summation functions such as sum, first, </w:t>
+      </w:r>
+      <w:proofErr w:type="spellStart"/>
+      <w:r>
+        <w:t>avg</w:t>
+      </w:r>
+      <w:proofErr w:type="spellEnd"/>
+      <w:r>
+        <w:t>, last are rolling functions by default which gives you a summation of value from first row to current row. Thus you have to forcefully add in Rows between unbounded preceding and unbounded following if you want to take the rows</w:t>
       </w:r>
     </w:p>
     <w:p>
@@ -10420,7 +11423,15 @@
         </w:numPr>
       </w:pPr>
       <w:r>
-        <w:t>Window function for percentile – Percent_rank()</w:t>
+        <w:t xml:space="preserve">Window function for percentile – </w:t>
+      </w:r>
+      <w:proofErr w:type="spellStart"/>
+      <w:r>
+        <w:t>Percent_rank</w:t>
+      </w:r>
+      <w:proofErr w:type="spellEnd"/>
+      <w:r>
+        <w:t>()</w:t>
       </w:r>
     </w:p>
     <w:p>
@@ -10432,7 +11443,15 @@
         </w:numPr>
       </w:pPr>
       <w:r>
-        <w:t>Syntax: Percent_rank() over (partition by &lt;&lt;&gt;&gt; order by &lt;&lt;&gt;&gt;)</w:t>
+        <w:t xml:space="preserve">Syntax: </w:t>
+      </w:r>
+      <w:proofErr w:type="spellStart"/>
+      <w:r>
+        <w:t>Percent_rank</w:t>
+      </w:r>
+      <w:proofErr w:type="spellEnd"/>
+      <w:r>
+        <w:t>() over (partition by &lt;&lt;&gt;&gt; order by &lt;&lt;&gt;&gt;)</w:t>
       </w:r>
     </w:p>
     <w:p/>
@@ -10675,7 +11694,15 @@
           </w:tcPr>
           <w:p>
             <w:r>
-              <w:t>Groups all records by CustomerID.</w:t>
+              <w:t xml:space="preserve">Groups all records by </w:t>
+            </w:r>
+            <w:proofErr w:type="spellStart"/>
+            <w:r>
+              <w:t>CustomerID</w:t>
+            </w:r>
+            <w:proofErr w:type="spellEnd"/>
+            <w:r>
+              <w:t>.</w:t>
             </w:r>
           </w:p>
         </w:tc>
@@ -10837,7 +11864,15 @@
           </w:tcPr>
           <w:p>
             <w:r>
-              <w:t>Specifies the final output columns: CustomerID and SUM(Amount).</w:t>
+              <w:t xml:space="preserve">Specifies the final output columns: </w:t>
+            </w:r>
+            <w:proofErr w:type="spellStart"/>
+            <w:r>
+              <w:t>CustomerID</w:t>
+            </w:r>
+            <w:proofErr w:type="spellEnd"/>
+            <w:r>
+              <w:t xml:space="preserve"> and SUM(Amount).</w:t>
             </w:r>
           </w:p>
         </w:tc>
@@ -10906,7 +11941,15 @@
         </w:numPr>
       </w:pPr>
       <w:r>
-        <w:t>Select instr(“hello hi”, “hi”)</w:t>
+        <w:t xml:space="preserve">Select </w:t>
+      </w:r>
+      <w:proofErr w:type="spellStart"/>
+      <w:r>
+        <w:t>instr</w:t>
+      </w:r>
+      <w:proofErr w:type="spellEnd"/>
+      <w:r>
+        <w:t>(“hello hi”, “hi”)</w:t>
       </w:r>
     </w:p>
     <w:p>
@@ -10917,9 +11960,19 @@
           <w:numId w:val="24"/>
         </w:numPr>
       </w:pPr>
-      <w:r>
-        <w:t>Substr – select substr</w:t>
-      </w:r>
+      <w:proofErr w:type="spellStart"/>
+      <w:r>
+        <w:t>Substr</w:t>
+      </w:r>
+      <w:proofErr w:type="spellEnd"/>
+      <w:r>
+        <w:t xml:space="preserve"> – select </w:t>
+      </w:r>
+      <w:proofErr w:type="spellStart"/>
+      <w:r>
+        <w:t>substr</w:t>
+      </w:r>
+      <w:proofErr w:type="spellEnd"/>
       <w:r>
         <w:t xml:space="preserve"> </w:t>
       </w:r>
@@ -10983,7 +12036,7 @@
       <w:r>
         <w:t xml:space="preserve">URL - </w:t>
       </w:r>
-      <w:hyperlink r:id="rId40" w:history="1">
+      <w:hyperlink r:id="rId44" w:history="1">
         <w:r>
           <w:rPr>
             <w:rStyle w:val="Hyperlink"/>
@@ -10996,7 +12049,7 @@
       <w:r>
         <w:t xml:space="preserve">Code - </w:t>
       </w:r>
-      <w:hyperlink r:id="rId41" w:history="1">
+      <w:hyperlink r:id="rId45" w:history="1">
         <w:r>
           <w:rPr>
             <w:rStyle w:val="Hyperlink"/>
@@ -11009,7 +12062,7 @@
       <w:r>
         <w:t xml:space="preserve">Code  - </w:t>
       </w:r>
-      <w:hyperlink r:id="rId42" w:history="1">
+      <w:hyperlink r:id="rId46" w:history="1">
         <w:r>
           <w:rPr>
             <w:rStyle w:val="Hyperlink"/>
@@ -11202,14 +12255,32 @@
       <w:r>
         <w:t xml:space="preserve">Code: </w:t>
       </w:r>
-      <w:r>
-        <w:t>bgf = BetaGeoFitter</w:t>
-      </w:r>
+      <w:proofErr w:type="spellStart"/>
+      <w:r>
+        <w:t>bgf</w:t>
+      </w:r>
+      <w:proofErr w:type="spellEnd"/>
+      <w:r>
+        <w:t xml:space="preserve"> = </w:t>
+      </w:r>
+      <w:proofErr w:type="spellStart"/>
+      <w:r>
+        <w:t>BetaGeoFitter</w:t>
+      </w:r>
+      <w:proofErr w:type="spellEnd"/>
       <w:r>
         <w:t xml:space="preserve"> </w:t>
       </w:r>
       <w:r>
-        <w:t>(penalizer_coef=0.0)</w:t>
+        <w:t>(</w:t>
+      </w:r>
+      <w:proofErr w:type="spellStart"/>
+      <w:r>
+        <w:t>penalizer_coef</w:t>
+      </w:r>
+      <w:proofErr w:type="spellEnd"/>
+      <w:r>
+        <w:t>=0.0)</w:t>
       </w:r>
     </w:p>
     <w:p>
@@ -11427,7 +12498,15 @@
         <w:t>Method:</w:t>
       </w:r>
       <w:r>
-        <w:t xml:space="preserve"> Group customers by their observed recency ($t_x$), which is the time of their last purchase.</w:t>
+        <w:t xml:space="preserve"> Group customers by their observed recency ($</w:t>
+      </w:r>
+      <w:proofErr w:type="spellStart"/>
+      <w:r>
+        <w:t>t_x</w:t>
+      </w:r>
+      <w:proofErr w:type="spellEnd"/>
+      <w:r>
+        <w:t>$), which is the time of their last purchase.</w:t>
       </w:r>
     </w:p>
     <w:p>
@@ -11815,7 +12894,15 @@
         <w:t>Method:</w:t>
       </w:r>
       <w:r>
-        <w:t xml:space="preserve"> If you used a full Bayesian method (like MCMC/PyMC) to estimate the posterior distribution of </w:t>
+        <w:t xml:space="preserve"> If you used a full Bayesian method (like MCMC/</w:t>
+      </w:r>
+      <w:proofErr w:type="spellStart"/>
+      <w:r>
+        <w:t>PyMC</w:t>
+      </w:r>
+      <w:proofErr w:type="spellEnd"/>
+      <w:r>
+        <w:t xml:space="preserve">) to estimate the posterior distribution of </w:t>
       </w:r>
       <w:r>
         <w:rPr>
@@ -11970,8 +13057,13 @@
           <w:numId w:val="31"/>
         </w:numPr>
       </w:pPr>
-      <w:r>
-        <w:t>Date_add(&lt;&lt;start date&gt;&gt;, interval &lt;&lt;number&gt;&gt; &lt;&lt;unit&gt;&gt;)</w:t>
+      <w:proofErr w:type="spellStart"/>
+      <w:r>
+        <w:t>Date_add</w:t>
+      </w:r>
+      <w:proofErr w:type="spellEnd"/>
+      <w:r>
+        <w:t>(&lt;&lt;start date&gt;&gt;, interval &lt;&lt;number&gt;&gt; &lt;&lt;unit&gt;&gt;)</w:t>
       </w:r>
     </w:p>
     <w:p>
@@ -12001,36 +13093,68 @@
           <w:i/>
           <w:iCs/>
         </w:rPr>
-        <w:t>select date_add(current_date(), interval 4 month)</w:t>
-      </w:r>
-    </w:p>
-    <w:p>
-      <w:pPr>
+        <w:t xml:space="preserve">select </w:t>
+      </w:r>
+      <w:proofErr w:type="spellStart"/>
+      <w:r>
         <w:rPr>
           <w:i/>
           <w:iCs/>
         </w:rPr>
-      </w:pPr>
+        <w:t>date_add</w:t>
+      </w:r>
+      <w:proofErr w:type="spellEnd"/>
       <w:r>
         <w:rPr>
           <w:i/>
           <w:iCs/>
         </w:rPr>
-        <w:t>the duration type could be day, month, quarter, hour, second etc</w:t>
-      </w:r>
-    </w:p>
-    <w:p>
-      <w:pPr>
+        <w:t>(</w:t>
+      </w:r>
+      <w:proofErr w:type="spellStart"/>
+      <w:r>
         <w:rPr>
           <w:i/>
           <w:iCs/>
         </w:rPr>
-      </w:pPr>
+        <w:t>current_date</w:t>
+      </w:r>
+      <w:proofErr w:type="spellEnd"/>
       <w:r>
         <w:rPr>
           <w:i/>
           <w:iCs/>
         </w:rPr>
+        <w:t>(), interval 4 month)</w:t>
+      </w:r>
+    </w:p>
+    <w:p>
+      <w:pPr>
+        <w:rPr>
+          <w:i/>
+          <w:iCs/>
+        </w:rPr>
+      </w:pPr>
+      <w:r>
+        <w:rPr>
+          <w:i/>
+          <w:iCs/>
+        </w:rPr>
+        <w:t>the duration type could be day, month, quarter, hour, second etc</w:t>
+      </w:r>
+    </w:p>
+    <w:p>
+      <w:pPr>
+        <w:rPr>
+          <w:i/>
+          <w:iCs/>
+        </w:rPr>
+      </w:pPr>
+      <w:r>
+        <w:rPr>
+          <w:i/>
+          <w:iCs/>
+        </w:rPr>
         <w:lastRenderedPageBreak/>
         <w:t>The number can be negative if you want an earlier number</w:t>
       </w:r>
@@ -12052,11 +13176,24 @@
         </w:numPr>
       </w:pPr>
       <w:r>
-        <w:t>Current Date – Current_Date()</w:t>
-      </w:r>
-      <w:r>
-        <w:t xml:space="preserve"> # only for mysql</w:t>
-      </w:r>
+        <w:t xml:space="preserve">Current Date – </w:t>
+      </w:r>
+      <w:proofErr w:type="spellStart"/>
+      <w:r>
+        <w:t>Current_Date</w:t>
+      </w:r>
+      <w:proofErr w:type="spellEnd"/>
+      <w:r>
+        <w:t>()</w:t>
+      </w:r>
+      <w:r>
+        <w:t xml:space="preserve"> # only for </w:t>
+      </w:r>
+      <w:proofErr w:type="spellStart"/>
+      <w:r>
+        <w:t>mysql</w:t>
+      </w:r>
+      <w:proofErr w:type="spellEnd"/>
     </w:p>
     <w:p>
       <w:pPr>
@@ -12067,7 +13204,15 @@
         </w:numPr>
       </w:pPr>
       <w:r>
-        <w:t>Current Time Stamp – Current_Timestamp()</w:t>
+        <w:t xml:space="preserve">Current Time Stamp – </w:t>
+      </w:r>
+      <w:proofErr w:type="spellStart"/>
+      <w:r>
+        <w:t>Current_Timestamp</w:t>
+      </w:r>
+      <w:proofErr w:type="spellEnd"/>
+      <w:r>
+        <w:t>()</w:t>
       </w:r>
     </w:p>
     <w:p>
@@ -12079,7 +13224,15 @@
         </w:numPr>
       </w:pPr>
       <w:r>
-        <w:t>Current Time – Current_time()</w:t>
+        <w:t xml:space="preserve">Current Time – </w:t>
+      </w:r>
+      <w:proofErr w:type="spellStart"/>
+      <w:r>
+        <w:t>Current_time</w:t>
+      </w:r>
+      <w:proofErr w:type="spellEnd"/>
+      <w:r>
+        <w:t>()</w:t>
       </w:r>
     </w:p>
     <w:p>
@@ -12103,7 +13256,15 @@
         </w:numPr>
       </w:pPr>
       <w:r>
-        <w:t>Date – Date(current_timestamp())</w:t>
+        <w:t>Date – Date(</w:t>
+      </w:r>
+      <w:proofErr w:type="spellStart"/>
+      <w:r>
+        <w:t>current_timestamp</w:t>
+      </w:r>
+      <w:proofErr w:type="spellEnd"/>
+      <w:r>
+        <w:t>())</w:t>
       </w:r>
     </w:p>
     <w:p>
@@ -12115,7 +13276,15 @@
         </w:numPr>
       </w:pPr>
       <w:r>
-        <w:t>Quarter – quarter(current_timestamp())</w:t>
+        <w:t>Quarter – quarter(</w:t>
+      </w:r>
+      <w:proofErr w:type="spellStart"/>
+      <w:r>
+        <w:t>current_timestamp</w:t>
+      </w:r>
+      <w:proofErr w:type="spellEnd"/>
+      <w:r>
+        <w:t>())</w:t>
       </w:r>
     </w:p>
     <w:p>
@@ -12127,7 +13296,15 @@
         </w:numPr>
       </w:pPr>
       <w:r>
-        <w:t>Second – second(current_timestamp())</w:t>
+        <w:t>Second – second(</w:t>
+      </w:r>
+      <w:proofErr w:type="spellStart"/>
+      <w:r>
+        <w:t>current_timestamp</w:t>
+      </w:r>
+      <w:proofErr w:type="spellEnd"/>
+      <w:r>
+        <w:t>())</w:t>
       </w:r>
     </w:p>
     <w:p>
@@ -12139,7 +13316,15 @@
         </w:numPr>
       </w:pPr>
       <w:r>
-        <w:t>Day – day(current_timestamp())</w:t>
+        <w:t>Day – day(</w:t>
+      </w:r>
+      <w:proofErr w:type="spellStart"/>
+      <w:r>
+        <w:t>current_timestamp</w:t>
+      </w:r>
+      <w:proofErr w:type="spellEnd"/>
+      <w:r>
+        <w:t>())</w:t>
       </w:r>
     </w:p>
     <w:p>
@@ -12151,7 +13336,15 @@
         </w:numPr>
       </w:pPr>
       <w:r>
-        <w:t>Hour – hour(current_timestamp()))</w:t>
+        <w:t>Hour – hour(</w:t>
+      </w:r>
+      <w:proofErr w:type="spellStart"/>
+      <w:r>
+        <w:t>current_timestamp</w:t>
+      </w:r>
+      <w:proofErr w:type="spellEnd"/>
+      <w:r>
+        <w:t>()))</w:t>
       </w:r>
     </w:p>
     <w:p>
@@ -12163,7 +13356,15 @@
         </w:numPr>
       </w:pPr>
       <w:r>
-        <w:t>Month – month(current_timestamp()))</w:t>
+        <w:t>Month – month(</w:t>
+      </w:r>
+      <w:proofErr w:type="spellStart"/>
+      <w:r>
+        <w:t>current_timestamp</w:t>
+      </w:r>
+      <w:proofErr w:type="spellEnd"/>
+      <w:r>
+        <w:t>()))</w:t>
       </w:r>
     </w:p>
     <w:p>
@@ -12175,7 +13376,15 @@
         </w:numPr>
       </w:pPr>
       <w:r>
-        <w:t>Year – year(current_timestamp()))</w:t>
+        <w:t>Year – year(</w:t>
+      </w:r>
+      <w:proofErr w:type="spellStart"/>
+      <w:r>
+        <w:t>current_timestamp</w:t>
+      </w:r>
+      <w:proofErr w:type="spellEnd"/>
+      <w:r>
+        <w:t>()))</w:t>
       </w:r>
     </w:p>
     <w:p>
@@ -12187,7 +13396,15 @@
         </w:numPr>
       </w:pPr>
       <w:r>
-        <w:t>Week – week(current_timestamp()))</w:t>
+        <w:t>Week – week(</w:t>
+      </w:r>
+      <w:proofErr w:type="spellStart"/>
+      <w:r>
+        <w:t>current_timestamp</w:t>
+      </w:r>
+      <w:proofErr w:type="spellEnd"/>
+      <w:r>
+        <w:t>()))</w:t>
       </w:r>
     </w:p>
     <w:p>
@@ -12199,7 +13416,23 @@
         </w:numPr>
       </w:pPr>
       <w:r>
-        <w:t>Day Name – dayname (current_timestamp())</w:t>
+        <w:t xml:space="preserve">Day Name – </w:t>
+      </w:r>
+      <w:proofErr w:type="spellStart"/>
+      <w:r>
+        <w:t>dayname</w:t>
+      </w:r>
+      <w:proofErr w:type="spellEnd"/>
+      <w:r>
+        <w:t xml:space="preserve"> (</w:t>
+      </w:r>
+      <w:proofErr w:type="spellStart"/>
+      <w:r>
+        <w:t>current_timestamp</w:t>
+      </w:r>
+      <w:proofErr w:type="spellEnd"/>
+      <w:r>
+        <w:t>())</w:t>
       </w:r>
     </w:p>
     <w:p>
@@ -12217,7 +13450,31 @@
         </w:numPr>
       </w:pPr>
       <w:r>
-        <w:t>Datediff – dateDiff(start_date, end_date)</w:t>
+        <w:t xml:space="preserve">Datediff – </w:t>
+      </w:r>
+      <w:proofErr w:type="spellStart"/>
+      <w:r>
+        <w:t>dateDiff</w:t>
+      </w:r>
+      <w:proofErr w:type="spellEnd"/>
+      <w:r>
+        <w:t>(</w:t>
+      </w:r>
+      <w:proofErr w:type="spellStart"/>
+      <w:r>
+        <w:t>start_date</w:t>
+      </w:r>
+      <w:proofErr w:type="spellEnd"/>
+      <w:r>
+        <w:t xml:space="preserve">, </w:t>
+      </w:r>
+      <w:proofErr w:type="spellStart"/>
+      <w:r>
+        <w:t>end_date</w:t>
+      </w:r>
+      <w:proofErr w:type="spellEnd"/>
+      <w:r>
+        <w:t>)</w:t>
       </w:r>
     </w:p>
     <w:p/>
@@ -12233,112 +13490,55 @@
           <w:i/>
           <w:iCs/>
         </w:rPr>
-        <w:t xml:space="preserve">select datediff(date_add(current_date(), interval 4 month), </w:t>
-      </w:r>
-    </w:p>
-    <w:p>
-      <w:pPr>
+        <w:t xml:space="preserve">select </w:t>
+      </w:r>
+      <w:proofErr w:type="spellStart"/>
+      <w:r>
         <w:rPr>
           <w:i/>
           <w:iCs/>
         </w:rPr>
-      </w:pPr>
+        <w:t>datediff</w:t>
+      </w:r>
+      <w:proofErr w:type="spellEnd"/>
       <w:r>
         <w:rPr>
           <w:i/>
           <w:iCs/>
         </w:rPr>
-        <w:t xml:space="preserve">                current_date()) --only returns the different in days</w:t>
-      </w:r>
-    </w:p>
-    <w:p/>
-    <w:p>
-      <w:pPr>
-        <w:pStyle w:val="ListParagraph"/>
-        <w:numPr>
-          <w:ilvl w:val="0"/>
-          <w:numId w:val="31"/>
-        </w:numPr>
-      </w:pPr>
-      <w:r>
-        <w:t>Timestampdiff</w:t>
-      </w:r>
-      <w:r>
-        <w:t xml:space="preserve"> – </w:t>
-      </w:r>
-      <w:r>
-        <w:t>timestampdiff</w:t>
-      </w:r>
-      <w:r>
-        <w:t>(unit, start_date, end_date)</w:t>
-      </w:r>
-    </w:p>
-    <w:p>
-      <w:pPr>
-        <w:ind w:left="360"/>
-      </w:pPr>
-    </w:p>
-    <w:p>
-      <w:pPr>
+        <w:t>(</w:t>
+      </w:r>
+      <w:proofErr w:type="spellStart"/>
+      <w:r>
         <w:rPr>
           <w:i/>
           <w:iCs/>
         </w:rPr>
-      </w:pPr>
+        <w:t>date_add</w:t>
+      </w:r>
+      <w:proofErr w:type="spellEnd"/>
       <w:r>
         <w:rPr>
           <w:i/>
           <w:iCs/>
         </w:rPr>
-        <w:t>select timestampdiff(second, &lt;&lt;start_date&gt;&gt;, &lt;&lt;end_date&gt;&gt;)</w:t>
-      </w:r>
-    </w:p>
-    <w:p/>
-    <w:p>
-      <w:pPr>
-        <w:pStyle w:val="ListParagraph"/>
-        <w:numPr>
-          <w:ilvl w:val="0"/>
-          <w:numId w:val="31"/>
-        </w:numPr>
-      </w:pPr>
-      <w:r>
-        <w:t>Format date – Date_format(“</w:t>
-      </w:r>
-      <w:r>
-        <w:t>"2017-06-15", "%M %d %Y")</w:t>
-      </w:r>
-      <w:r>
-        <w:t xml:space="preserve"> – Converts date to character in a specified format</w:t>
-      </w:r>
-    </w:p>
-    <w:p/>
-    <w:p>
-      <w:pPr>
+        <w:t>(</w:t>
+      </w:r>
+      <w:proofErr w:type="spellStart"/>
+      <w:r>
         <w:rPr>
           <w:i/>
           <w:iCs/>
         </w:rPr>
-      </w:pPr>
+        <w:t>current_date</w:t>
+      </w:r>
+      <w:proofErr w:type="spellEnd"/>
       <w:r>
         <w:rPr>
           <w:i/>
           <w:iCs/>
         </w:rPr>
-        <w:t>select date_format(current_date(), "%Y-%d-%m")</w:t>
-      </w:r>
-    </w:p>
-    <w:p/>
-    <w:p>
-      <w:pPr>
-        <w:pStyle w:val="ListParagraph"/>
-        <w:numPr>
-          <w:ilvl w:val="0"/>
-          <w:numId w:val="31"/>
-        </w:numPr>
-      </w:pPr>
-      <w:r>
-        <w:t>Convert a string of a specific format to date – str_to_date(“2025-04-04”,”%Y-%m-%d”)</w:t>
+        <w:t xml:space="preserve">(), interval 4 month), </w:t>
       </w:r>
     </w:p>
     <w:p>
@@ -12348,64 +13548,349 @@
           <w:iCs/>
         </w:rPr>
       </w:pPr>
-    </w:p>
-    <w:p>
-      <w:pPr>
+      <w:r>
         <w:rPr>
           <w:i/>
           <w:iCs/>
         </w:rPr>
-      </w:pPr>
+        <w:t xml:space="preserve">                </w:t>
+      </w:r>
+      <w:proofErr w:type="spellStart"/>
       <w:r>
         <w:rPr>
           <w:i/>
           <w:iCs/>
         </w:rPr>
-        <w:t>select str_to_date(</w:t>
-      </w:r>
-    </w:p>
-    <w:p>
-      <w:pPr>
+        <w:t>current_date</w:t>
+      </w:r>
+      <w:proofErr w:type="spellEnd"/>
+      <w:r>
         <w:rPr>
           <w:i/>
           <w:iCs/>
         </w:rPr>
-      </w:pPr>
-      <w:r>
+        <w:t>()) --only returns the different in days</w:t>
+      </w:r>
+    </w:p>
+    <w:p/>
+    <w:p>
+      <w:pPr>
+        <w:pStyle w:val="ListParagraph"/>
+        <w:numPr>
+          <w:ilvl w:val="0"/>
+          <w:numId w:val="31"/>
+        </w:numPr>
+      </w:pPr>
+      <w:proofErr w:type="spellStart"/>
+      <w:r>
+        <w:t>Timestampdiff</w:t>
+      </w:r>
+      <w:proofErr w:type="spellEnd"/>
+      <w:r>
+        <w:t xml:space="preserve"> – </w:t>
+      </w:r>
+      <w:proofErr w:type="spellStart"/>
+      <w:r>
+        <w:t>timestampdiff</w:t>
+      </w:r>
+      <w:proofErr w:type="spellEnd"/>
+      <w:r>
+        <w:t xml:space="preserve">(unit, </w:t>
+      </w:r>
+      <w:proofErr w:type="spellStart"/>
+      <w:r>
+        <w:t>start_date</w:t>
+      </w:r>
+      <w:proofErr w:type="spellEnd"/>
+      <w:r>
+        <w:t xml:space="preserve">, </w:t>
+      </w:r>
+      <w:proofErr w:type="spellStart"/>
+      <w:r>
+        <w:t>end_date</w:t>
+      </w:r>
+      <w:proofErr w:type="spellEnd"/>
+      <w:r>
+        <w:t>)</w:t>
+      </w:r>
+    </w:p>
+    <w:p>
+      <w:pPr>
+        <w:ind w:left="360"/>
+      </w:pPr>
+    </w:p>
+    <w:p>
+      <w:pPr>
         <w:rPr>
           <w:i/>
           <w:iCs/>
         </w:rPr>
-        <w:t xml:space="preserve">        date_format(current_date(), '%d-%m-%Y'), </w:t>
-      </w:r>
-    </w:p>
-    <w:p>
-      <w:pPr>
+      </w:pPr>
+      <w:r>
         <w:rPr>
           <w:i/>
           <w:iCs/>
         </w:rPr>
-      </w:pPr>
+        <w:t xml:space="preserve">select </w:t>
+      </w:r>
+      <w:proofErr w:type="spellStart"/>
       <w:r>
         <w:rPr>
           <w:i/>
           <w:iCs/>
         </w:rPr>
-        <w:t xml:space="preserve">        '%s'</w:t>
-      </w:r>
-    </w:p>
-    <w:p>
-      <w:pPr>
+        <w:t>timestampdiff</w:t>
+      </w:r>
+      <w:proofErr w:type="spellEnd"/>
+      <w:r>
         <w:rPr>
           <w:i/>
           <w:iCs/>
         </w:rPr>
-      </w:pPr>
+        <w:t>(second, &lt;&lt;</w:t>
+      </w:r>
+      <w:proofErr w:type="spellStart"/>
       <w:r>
         <w:rPr>
           <w:i/>
           <w:iCs/>
         </w:rPr>
+        <w:t>start_date</w:t>
+      </w:r>
+      <w:proofErr w:type="spellEnd"/>
+      <w:r>
+        <w:rPr>
+          <w:i/>
+          <w:iCs/>
+        </w:rPr>
+        <w:t>&gt;&gt;, &lt;&lt;</w:t>
+      </w:r>
+      <w:proofErr w:type="spellStart"/>
+      <w:r>
+        <w:rPr>
+          <w:i/>
+          <w:iCs/>
+        </w:rPr>
+        <w:t>end_date</w:t>
+      </w:r>
+      <w:proofErr w:type="spellEnd"/>
+      <w:r>
+        <w:rPr>
+          <w:i/>
+          <w:iCs/>
+        </w:rPr>
+        <w:t>&gt;&gt;)</w:t>
+      </w:r>
+    </w:p>
+    <w:p/>
+    <w:p>
+      <w:pPr>
+        <w:pStyle w:val="ListParagraph"/>
+        <w:numPr>
+          <w:ilvl w:val="0"/>
+          <w:numId w:val="31"/>
+        </w:numPr>
+      </w:pPr>
+      <w:r>
+        <w:t xml:space="preserve">Format date – </w:t>
+      </w:r>
+      <w:proofErr w:type="spellStart"/>
+      <w:r>
+        <w:t>Date_format</w:t>
+      </w:r>
+      <w:proofErr w:type="spellEnd"/>
+      <w:r>
+        <w:t>(“</w:t>
+      </w:r>
+      <w:r>
+        <w:t>"2017-06-15", "%M %d %Y")</w:t>
+      </w:r>
+      <w:r>
+        <w:t xml:space="preserve"> – Converts date to character in a specified format</w:t>
+      </w:r>
+    </w:p>
+    <w:p/>
+    <w:p>
+      <w:pPr>
+        <w:rPr>
+          <w:i/>
+          <w:iCs/>
+        </w:rPr>
+      </w:pPr>
+      <w:r>
+        <w:rPr>
+          <w:i/>
+          <w:iCs/>
+        </w:rPr>
+        <w:t xml:space="preserve">select </w:t>
+      </w:r>
+      <w:proofErr w:type="spellStart"/>
+      <w:r>
+        <w:rPr>
+          <w:i/>
+          <w:iCs/>
+        </w:rPr>
+        <w:t>date_format</w:t>
+      </w:r>
+      <w:proofErr w:type="spellEnd"/>
+      <w:r>
+        <w:rPr>
+          <w:i/>
+          <w:iCs/>
+        </w:rPr>
+        <w:t>(</w:t>
+      </w:r>
+      <w:proofErr w:type="spellStart"/>
+      <w:r>
+        <w:rPr>
+          <w:i/>
+          <w:iCs/>
+        </w:rPr>
+        <w:t>current_date</w:t>
+      </w:r>
+      <w:proofErr w:type="spellEnd"/>
+      <w:r>
+        <w:rPr>
+          <w:i/>
+          <w:iCs/>
+        </w:rPr>
+        <w:t>(), "%Y-%d-%m")</w:t>
+      </w:r>
+    </w:p>
+    <w:p/>
+    <w:p>
+      <w:pPr>
+        <w:pStyle w:val="ListParagraph"/>
+        <w:numPr>
+          <w:ilvl w:val="0"/>
+          <w:numId w:val="31"/>
+        </w:numPr>
+      </w:pPr>
+      <w:r>
+        <w:t xml:space="preserve">Convert a string of a specific format to date – </w:t>
+      </w:r>
+      <w:proofErr w:type="spellStart"/>
+      <w:r>
+        <w:t>str_to_date</w:t>
+      </w:r>
+      <w:proofErr w:type="spellEnd"/>
+      <w:r>
+        <w:t>(“2025-04-04”,”%Y-%m-%d”)</w:t>
+      </w:r>
+    </w:p>
+    <w:p>
+      <w:pPr>
+        <w:rPr>
+          <w:i/>
+          <w:iCs/>
+        </w:rPr>
+      </w:pPr>
+    </w:p>
+    <w:p>
+      <w:pPr>
+        <w:rPr>
+          <w:i/>
+          <w:iCs/>
+        </w:rPr>
+      </w:pPr>
+      <w:r>
+        <w:rPr>
+          <w:i/>
+          <w:iCs/>
+        </w:rPr>
+        <w:t xml:space="preserve">select </w:t>
+      </w:r>
+      <w:proofErr w:type="spellStart"/>
+      <w:r>
+        <w:rPr>
+          <w:i/>
+          <w:iCs/>
+        </w:rPr>
+        <w:t>str_to_date</w:t>
+      </w:r>
+      <w:proofErr w:type="spellEnd"/>
+      <w:r>
+        <w:rPr>
+          <w:i/>
+          <w:iCs/>
+        </w:rPr>
+        <w:t>(</w:t>
+      </w:r>
+    </w:p>
+    <w:p>
+      <w:pPr>
+        <w:rPr>
+          <w:i/>
+          <w:iCs/>
+        </w:rPr>
+      </w:pPr>
+      <w:r>
+        <w:rPr>
+          <w:i/>
+          <w:iCs/>
+        </w:rPr>
+        <w:t xml:space="preserve">        </w:t>
+      </w:r>
+      <w:proofErr w:type="spellStart"/>
+      <w:r>
+        <w:rPr>
+          <w:i/>
+          <w:iCs/>
+        </w:rPr>
+        <w:t>date_format</w:t>
+      </w:r>
+      <w:proofErr w:type="spellEnd"/>
+      <w:r>
+        <w:rPr>
+          <w:i/>
+          <w:iCs/>
+        </w:rPr>
+        <w:t>(</w:t>
+      </w:r>
+      <w:proofErr w:type="spellStart"/>
+      <w:r>
+        <w:rPr>
+          <w:i/>
+          <w:iCs/>
+        </w:rPr>
+        <w:t>current_date</w:t>
+      </w:r>
+      <w:proofErr w:type="spellEnd"/>
+      <w:r>
+        <w:rPr>
+          <w:i/>
+          <w:iCs/>
+        </w:rPr>
+        <w:t xml:space="preserve">(), '%d-%m-%Y'), </w:t>
+      </w:r>
+    </w:p>
+    <w:p>
+      <w:pPr>
+        <w:rPr>
+          <w:i/>
+          <w:iCs/>
+        </w:rPr>
+      </w:pPr>
+      <w:r>
+        <w:rPr>
+          <w:i/>
+          <w:iCs/>
+        </w:rPr>
+        <w:t xml:space="preserve">        '%s'</w:t>
+      </w:r>
+    </w:p>
+    <w:p>
+      <w:pPr>
+        <w:rPr>
+          <w:i/>
+          <w:iCs/>
+        </w:rPr>
+      </w:pPr>
+      <w:r>
+        <w:rPr>
+          <w:i/>
+          <w:iCs/>
+        </w:rPr>
         <w:t xml:space="preserve">    )</w:t>
       </w:r>
     </w:p>
@@ -12418,8 +13903,13 @@
           <w:numId w:val="31"/>
         </w:numPr>
       </w:pPr>
-      <w:r>
-        <w:t>Order_timestamp between “2024-01-01” and “2024-05-04”</w:t>
+      <w:proofErr w:type="spellStart"/>
+      <w:r>
+        <w:t>Order_timestamp</w:t>
+      </w:r>
+      <w:proofErr w:type="spellEnd"/>
+      <w:r>
+        <w:t xml:space="preserve"> between “2024-01-01” and “2024-05-04”</w:t>
       </w:r>
     </w:p>
     <w:p>
@@ -12567,7 +14057,15 @@
         </w:numPr>
       </w:pPr>
       <w:r>
-        <w:t>%i: Minutes (00-59)</w:t>
+        <w:t>%</w:t>
+      </w:r>
+      <w:proofErr w:type="spellStart"/>
+      <w:r>
+        <w:t>i</w:t>
+      </w:r>
+      <w:proofErr w:type="spellEnd"/>
+      <w:r>
+        <w:t>: Minutes (00-59)</w:t>
       </w:r>
     </w:p>
     <w:p>
@@ -12640,8 +14138,21 @@
           <w:numId w:val="32"/>
         </w:numPr>
       </w:pPr>
-      <w:r>
-        <w:t>Ltrim/rtrim – to remove zeroes from both the side</w:t>
+      <w:proofErr w:type="spellStart"/>
+      <w:r>
+        <w:t>Ltrim</w:t>
+      </w:r>
+      <w:proofErr w:type="spellEnd"/>
+      <w:r>
+        <w:t>/</w:t>
+      </w:r>
+      <w:proofErr w:type="spellStart"/>
+      <w:r>
+        <w:t>rtrim</w:t>
+      </w:r>
+      <w:proofErr w:type="spellEnd"/>
+      <w:r>
+        <w:t xml:space="preserve"> – to remove zeroes from both the side</w:t>
       </w:r>
     </w:p>
     <w:p>
@@ -12664,8 +14175,21 @@
           <w:numId w:val="32"/>
         </w:numPr>
       </w:pPr>
-      <w:r>
-        <w:t xml:space="preserve">Substr – substr (string, start index, </w:t>
+      <w:proofErr w:type="spellStart"/>
+      <w:r>
+        <w:t>Substr</w:t>
+      </w:r>
+      <w:proofErr w:type="spellEnd"/>
+      <w:r>
+        <w:t xml:space="preserve"> – </w:t>
+      </w:r>
+      <w:proofErr w:type="spellStart"/>
+      <w:r>
+        <w:t>substr</w:t>
+      </w:r>
+      <w:proofErr w:type="spellEnd"/>
+      <w:r>
+        <w:t xml:space="preserve"> (string, start index, </w:t>
       </w:r>
       <w:r>
         <w:t>number of characters</w:t>
@@ -12688,8 +14212,13 @@
           <w:numId w:val="32"/>
         </w:numPr>
       </w:pPr>
-      <w:r>
-        <w:t>Strcmp (first text, other text)</w:t>
+      <w:proofErr w:type="spellStart"/>
+      <w:r>
+        <w:t>Strcmp</w:t>
+      </w:r>
+      <w:proofErr w:type="spellEnd"/>
+      <w:r>
+        <w:t xml:space="preserve"> (first text, other text)</w:t>
       </w:r>
     </w:p>
     <w:p>
@@ -12718,8 +14247,21 @@
           <w:numId w:val="32"/>
         </w:numPr>
       </w:pPr>
-      <w:r>
-        <w:t xml:space="preserve">Instr – Instr (string, substring) </w:t>
+      <w:proofErr w:type="spellStart"/>
+      <w:r>
+        <w:t>Instr</w:t>
+      </w:r>
+      <w:proofErr w:type="spellEnd"/>
+      <w:r>
+        <w:t xml:space="preserve"> – </w:t>
+      </w:r>
+      <w:proofErr w:type="spellStart"/>
+      <w:r>
+        <w:t>Instr</w:t>
+      </w:r>
+      <w:proofErr w:type="spellEnd"/>
+      <w:r>
+        <w:t xml:space="preserve"> (string, substring) </w:t>
       </w:r>
     </w:p>
     <w:p/>
@@ -12758,7 +14300,14 @@
       </w:r>
       <w:r>
         <w:tab/>
-        <w:t>student_id varchar(10),</w:t>
+      </w:r>
+      <w:proofErr w:type="spellStart"/>
+      <w:r>
+        <w:t>student_id</w:t>
+      </w:r>
+      <w:proofErr w:type="spellEnd"/>
+      <w:r>
+        <w:t xml:space="preserve"> varchar(10),</w:t>
       </w:r>
     </w:p>
     <w:p>
@@ -12767,7 +14316,22 @@
       </w:r>
       <w:r>
         <w:tab/>
-        <w:t>class_id varchar(10) primary key, --constraints primary key(class_id)</w:t>
+      </w:r>
+      <w:proofErr w:type="spellStart"/>
+      <w:r>
+        <w:t>class_id</w:t>
+      </w:r>
+      <w:proofErr w:type="spellEnd"/>
+      <w:r>
+        <w:t xml:space="preserve"> varchar(10) primary key, --constraints primary key(</w:t>
+      </w:r>
+      <w:proofErr w:type="spellStart"/>
+      <w:r>
+        <w:t>class_id</w:t>
+      </w:r>
+      <w:proofErr w:type="spellEnd"/>
+      <w:r>
+        <w:t>)</w:t>
       </w:r>
     </w:p>
     <w:p>
@@ -12785,7 +14349,15 @@
       </w:r>
       <w:r>
         <w:tab/>
-        <w:t xml:space="preserve">constraint unique(student_id), </w:t>
+        <w:t>constraint unique(</w:t>
+      </w:r>
+      <w:proofErr w:type="spellStart"/>
+      <w:r>
+        <w:t>student_id</w:t>
+      </w:r>
+      <w:proofErr w:type="spellEnd"/>
+      <w:r>
+        <w:t xml:space="preserve">), </w:t>
       </w:r>
     </w:p>
     <w:p>
@@ -12839,7 +14411,14 @@
     <w:p>
       <w:r>
         <w:tab/>
-        <w:t xml:space="preserve">teacher_id varchar(4) primary key, </w:t>
+      </w:r>
+      <w:proofErr w:type="spellStart"/>
+      <w:r>
+        <w:t>teacher_id</w:t>
+      </w:r>
+      <w:proofErr w:type="spellEnd"/>
+      <w:r>
+        <w:t xml:space="preserve"> varchar(4) primary key, </w:t>
       </w:r>
     </w:p>
     <w:p>
@@ -12848,7 +14427,14 @@
       </w:r>
       <w:r>
         <w:tab/>
-        <w:t xml:space="preserve">student_id varchar(10), </w:t>
+      </w:r>
+      <w:proofErr w:type="spellStart"/>
+      <w:r>
+        <w:t>student_id</w:t>
+      </w:r>
+      <w:proofErr w:type="spellEnd"/>
+      <w:r>
+        <w:t xml:space="preserve"> varchar(10), </w:t>
       </w:r>
     </w:p>
     <w:p>
@@ -12857,7 +14443,23 @@
       </w:r>
       <w:r>
         <w:tab/>
-        <w:t>constraint foreign key (student_id) references students(student_id)</w:t>
+        <w:t>constraint foreign key (</w:t>
+      </w:r>
+      <w:proofErr w:type="spellStart"/>
+      <w:r>
+        <w:t>student_id</w:t>
+      </w:r>
+      <w:proofErr w:type="spellEnd"/>
+      <w:r>
+        <w:t>) references students(</w:t>
+      </w:r>
+      <w:proofErr w:type="spellStart"/>
+      <w:r>
+        <w:t>student_id</w:t>
+      </w:r>
+      <w:proofErr w:type="spellEnd"/>
+      <w:r>
+        <w:t>)</w:t>
       </w:r>
     </w:p>
     <w:p>
@@ -12888,7 +14490,14 @@
     <w:p>
       <w:r>
         <w:tab/>
-        <w:t xml:space="preserve">school_name varchar(20), </w:t>
+      </w:r>
+      <w:proofErr w:type="spellStart"/>
+      <w:r>
+        <w:t>school_name</w:t>
+      </w:r>
+      <w:proofErr w:type="spellEnd"/>
+      <w:r>
+        <w:t xml:space="preserve"> varchar(20), </w:t>
       </w:r>
     </w:p>
     <w:p>
@@ -12897,7 +14506,22 @@
       </w:r>
       <w:r>
         <w:tab/>
-        <w:t>s_no int primary key auto_increment);</w:t>
+      </w:r>
+      <w:proofErr w:type="spellStart"/>
+      <w:r>
+        <w:t>s_no</w:t>
+      </w:r>
+      <w:proofErr w:type="spellEnd"/>
+      <w:r>
+        <w:t xml:space="preserve"> int primary key </w:t>
+      </w:r>
+      <w:proofErr w:type="spellStart"/>
+      <w:r>
+        <w:t>auto_increment</w:t>
+      </w:r>
+      <w:proofErr w:type="spellEnd"/>
+      <w:r>
+        <w:t>);</w:t>
       </w:r>
     </w:p>
     <w:p>
@@ -13003,7 +14627,15 @@
         </w:numPr>
       </w:pPr>
       <w:r>
-        <w:t>There is no partial dependency on the primary key. If Primary key is a composite key which consists on (Student Id, Course Id) and there is a columns studentScore which depends only on Student Id, then there is a partial dependency it violates the rules</w:t>
+        <w:t xml:space="preserve">There is no partial dependency on the primary key. If Primary key is a composite key which consists on (Student Id, Course Id) and there is a columns </w:t>
+      </w:r>
+      <w:proofErr w:type="spellStart"/>
+      <w:r>
+        <w:t>studentScore</w:t>
+      </w:r>
+      <w:proofErr w:type="spellEnd"/>
+      <w:r>
+        <w:t xml:space="preserve"> which depends only on Student Id, then there is a partial dependency it violates the rules</w:t>
       </w:r>
     </w:p>
     <w:p>
@@ -13315,7 +14947,7 @@
       <w:r>
         <w:t xml:space="preserve">Video - </w:t>
       </w:r>
-      <w:hyperlink r:id="rId43" w:history="1">
+      <w:hyperlink r:id="rId47" w:history="1">
         <w:r>
           <w:rPr>
             <w:rStyle w:val="Hyperlink"/>
@@ -13388,8 +15020,13 @@
     <w:p>
       <w:r>
         <w:lastRenderedPageBreak/>
-        <w:t>Different types of index and types of nomalisations</w:t>
-      </w:r>
+        <w:t xml:space="preserve">Different types of index and types of </w:t>
+      </w:r>
+      <w:proofErr w:type="spellStart"/>
+      <w:r>
+        <w:t>nomalisations</w:t>
+      </w:r>
+      <w:proofErr w:type="spellEnd"/>
     </w:p>
     <w:p/>
     <w:p>
@@ -13398,7 +15035,7 @@
       </w:r>
     </w:p>
     <w:p>
-      <w:hyperlink r:id="rId44" w:history="1">
+      <w:hyperlink r:id="rId48" w:history="1">
         <w:r>
           <w:rPr>
             <w:rStyle w:val="Hyperlink"/>
@@ -13408,7 +15045,7 @@
       </w:hyperlink>
     </w:p>
     <w:p>
-      <w:hyperlink r:id="rId45" w:history="1">
+      <w:hyperlink r:id="rId49" w:history="1">
         <w:r>
           <w:rPr>
             <w:rStyle w:val="Hyperlink"/>
@@ -13418,7 +15055,7 @@
       </w:hyperlink>
     </w:p>
     <w:p>
-      <w:hyperlink r:id="rId46" w:history="1">
+      <w:hyperlink r:id="rId50" w:history="1">
         <w:r>
           <w:rPr>
             <w:rStyle w:val="Hyperlink"/>
@@ -13428,7 +15065,7 @@
       </w:hyperlink>
     </w:p>
     <w:p>
-      <w:hyperlink r:id="rId47" w:history="1">
+      <w:hyperlink r:id="rId51" w:history="1">
         <w:r>
           <w:rPr>
             <w:rStyle w:val="Hyperlink"/>
@@ -13438,7 +15075,7 @@
       </w:hyperlink>
     </w:p>
     <w:p>
-      <w:hyperlink r:id="rId48" w:history="1">
+      <w:hyperlink r:id="rId52" w:history="1">
         <w:r>
           <w:rPr>
             <w:rStyle w:val="Hyperlink"/>
@@ -13454,7 +15091,7 @@
       </w:r>
     </w:p>
     <w:p>
-      <w:hyperlink r:id="rId49" w:history="1">
+      <w:hyperlink r:id="rId53" w:history="1">
         <w:r>
           <w:rPr>
             <w:rStyle w:val="Hyperlink"/>
@@ -13470,17 +15107,30 @@
     </w:p>
     <w:p>
       <w:r>
-        <w:t>Frequentist Baysian Approach</w:t>
+        <w:t xml:space="preserve">Frequentist </w:t>
+      </w:r>
+      <w:proofErr w:type="spellStart"/>
+      <w:r>
+        <w:t>Baysian</w:t>
+      </w:r>
+      <w:proofErr w:type="spellEnd"/>
+      <w:r>
+        <w:t xml:space="preserve"> Approach</w:t>
       </w:r>
     </w:p>
     <w:p/>
     <w:p>
-      <w:r>
-        <w:t>Baysian Models and Analysis</w:t>
-      </w:r>
-    </w:p>
-    <w:p>
-      <w:hyperlink r:id="rId50" w:history="1">
+      <w:proofErr w:type="spellStart"/>
+      <w:r>
+        <w:t>Baysian</w:t>
+      </w:r>
+      <w:proofErr w:type="spellEnd"/>
+      <w:r>
+        <w:t xml:space="preserve"> Models and Analysis</w:t>
+      </w:r>
+    </w:p>
+    <w:p>
+      <w:hyperlink r:id="rId54" w:history="1">
         <w:r>
           <w:rPr>
             <w:rStyle w:val="Hyperlink"/>
@@ -13669,7 +15319,7 @@
                     </pic:cNvPicPr>
                   </pic:nvPicPr>
                   <pic:blipFill>
-                    <a:blip r:embed="rId51">
+                    <a:blip r:embed="rId55">
                       <a:extLst>
                         <a:ext uri="{28A0092B-C50C-407E-A947-70E740481C1C}">
                           <a14:useLocalDpi xmlns:a14="http://schemas.microsoft.com/office/drawing/2010/main" val="0"/>

--- a/DataFrames Good to Know/Info/experiences.docx
+++ b/DataFrames Good to Know/Info/experiences.docx
@@ -10,16 +10,11 @@
           <w:numId w:val="8"/>
         </w:numPr>
       </w:pPr>
-      <w:proofErr w:type="spellStart"/>
       <w:r>
         <w:t>f</w:t>
       </w:r>
       <w:r>
-        <w:t>AB</w:t>
-      </w:r>
-      <w:proofErr w:type="spellEnd"/>
-      <w:r>
-        <w:t xml:space="preserve"> test</w:t>
+        <w:t>AB test</w:t>
       </w:r>
     </w:p>
     <w:p>
@@ -49,15 +44,7 @@
         <w:t>Logistics Regression</w:t>
       </w:r>
       <w:r>
-        <w:t xml:space="preserve"> with usage of </w:t>
-      </w:r>
-      <w:proofErr w:type="spellStart"/>
-      <w:r>
-        <w:t>softmax</w:t>
-      </w:r>
-      <w:proofErr w:type="spellEnd"/>
-      <w:r>
-        <w:t xml:space="preserve"> functions</w:t>
+        <w:t xml:space="preserve"> with usage of softmax functions</w:t>
       </w:r>
     </w:p>
     <w:p>
@@ -269,11 +256,9 @@
       <w:r>
         <w:t xml:space="preserve"> </w:t>
       </w:r>
-      <w:proofErr w:type="spellStart"/>
       <w:r>
         <w:t>ChannelAttribution</w:t>
       </w:r>
-      <w:proofErr w:type="spellEnd"/>
     </w:p>
     <w:p>
       <w:pPr>
@@ -424,15 +409,7 @@
         <w:t xml:space="preserve"> f(x – x</w:t>
       </w:r>
       <w:r>
-        <w:t xml:space="preserve"> (</w:t>
-      </w:r>
-      <w:proofErr w:type="spellStart"/>
-      <w:r>
-        <w:t>i</w:t>
-      </w:r>
-      <w:proofErr w:type="spellEnd"/>
-      <w:r>
-        <w:t xml:space="preserve">) </w:t>
+        <w:t xml:space="preserve"> (i) </w:t>
       </w:r>
       <w:r>
         <w:t>)^2 / N</w:t>
@@ -473,15 +450,7 @@
         <w:t>Σ</w:t>
       </w:r>
       <w:r>
-        <w:t xml:space="preserve"> f(x – x(</w:t>
-      </w:r>
-      <w:proofErr w:type="spellStart"/>
-      <w:r>
-        <w:t>i</w:t>
-      </w:r>
-      <w:proofErr w:type="spellEnd"/>
-      <w:r>
-        <w:t>)) ^ 4 / N</w:t>
+        <w:t xml:space="preserve"> f(x – x(i)) ^ 4 / N</w:t>
       </w:r>
     </w:p>
     <w:p>
@@ -602,23 +571,10 @@
     </w:p>
     <w:p>
       <w:r>
-        <w:t xml:space="preserve">P(X) = </w:t>
-      </w:r>
-      <w:proofErr w:type="spellStart"/>
-      <w:r>
-        <w:t>nCx</w:t>
-      </w:r>
-      <w:proofErr w:type="spellEnd"/>
-      <w:r>
-        <w:t xml:space="preserve"> * </w:t>
-      </w:r>
-      <w:proofErr w:type="spellStart"/>
-      <w:r>
-        <w:t>p^x</w:t>
-      </w:r>
-      <w:proofErr w:type="spellEnd"/>
-      <w:r>
-        <w:t xml:space="preserve"> * q^(n-x)</w:t>
+        <w:t xml:space="preserve">P(X) = nCx * </w:t>
+      </w:r>
+      <w:r>
+        <w:t>p^x * q^(n-x)</w:t>
       </w:r>
     </w:p>
     <w:p>
@@ -628,13 +584,8 @@
     </w:p>
     <w:p>
       <w:r>
-        <w:t xml:space="preserve">Variance = E(x^2) – E(x)^2 = </w:t>
-      </w:r>
-      <w:proofErr w:type="spellStart"/>
-      <w:r>
-        <w:t>npq</w:t>
-      </w:r>
-      <w:proofErr w:type="spellEnd"/>
+        <w:t>Variance = E(x^2) – E(x)^2 = npq</w:t>
+      </w:r>
     </w:p>
     <w:p/>
     <w:p>
@@ -1138,7 +1089,6 @@
       <w:r>
         <w:t> events to occur in time </w:t>
       </w:r>
-      <w:proofErr w:type="spellStart"/>
       <w:r>
         <w:rPr>
           <w:b/>
@@ -1146,17 +1096,7 @@
           <w:i/>
           <w:iCs/>
         </w:rPr>
-        <w:t>t</w:t>
-      </w:r>
-      <w:proofErr w:type="spellEnd"/>
-      <w:r>
-        <w:rPr>
-          <w:b/>
-          <w:bCs/>
-          <w:i/>
-          <w:iCs/>
-        </w:rPr>
-        <w:t>:</w:t>
+        <w:t>t:</w:t>
       </w:r>
     </w:p>
     <w:p>
@@ -1364,15 +1304,7 @@
         <w:t>t</w:t>
       </w:r>
       <w:r>
-        <w:t xml:space="preserve"> as </w:t>
-      </w:r>
-      <w:proofErr w:type="spellStart"/>
-      <w:r>
-        <w:t>thats</w:t>
-      </w:r>
-      <w:proofErr w:type="spellEnd"/>
-      <w:r>
-        <w:t xml:space="preserve"> the random variable.</w:t>
+        <w:t> as thats the random variable.</w:t>
       </w:r>
     </w:p>
     <w:p>
@@ -1573,32 +1505,15 @@
     <w:p/>
     <w:p/>
     <w:p>
-      <w:proofErr w:type="spellStart"/>
-      <w:r>
-        <w:rPr>
-          <w:b/>
-          <w:bCs/>
-        </w:rPr>
-        <w:t>Bernouli</w:t>
-      </w:r>
-      <w:proofErr w:type="spellEnd"/>
-      <w:r>
-        <w:rPr>
-          <w:b/>
-          <w:bCs/>
-        </w:rPr>
-        <w:t xml:space="preserve"> Distribution:</w:t>
-      </w:r>
-      <w:r>
-        <w:t xml:space="preserve"> In </w:t>
-      </w:r>
-      <w:proofErr w:type="spellStart"/>
-      <w:r>
-        <w:t>Bernouli</w:t>
-      </w:r>
-      <w:proofErr w:type="spellEnd"/>
-      <w:r>
-        <w:t xml:space="preserve"> distribution there is only one trial</w:t>
+      <w:r>
+        <w:rPr>
+          <w:b/>
+          <w:bCs/>
+        </w:rPr>
+        <w:t>Bernouli Distribution:</w:t>
+      </w:r>
+      <w:r>
+        <w:t xml:space="preserve"> In Bernouli distribution there is only one trial</w:t>
       </w:r>
     </w:p>
     <w:p>
@@ -2055,7 +1970,7 @@
           <w:noProof/>
         </w:rPr>
         <w:drawing>
-          <wp:inline distT="0" distB="0" distL="0" distR="0" wp14:anchorId="1C0A4047" wp14:editId="1B24AE3D">
+          <wp:inline distT="0" distB="0" distL="0" distR="0" wp14:anchorId="1C0A4047" wp14:editId="7850F253">
             <wp:extent cx="2910177" cy="1588571"/>
             <wp:effectExtent l="0" t="0" r="0" b="0"/>
             <wp:docPr id="1466350806" name="Picture 20" descr="Plot generated by author in Python."/>
@@ -2126,7 +2041,7 @@
         </w:rPr>
         <w:lastRenderedPageBreak/>
         <w:drawing>
-          <wp:inline distT="0" distB="0" distL="0" distR="0" wp14:anchorId="339436E1" wp14:editId="200C83B0">
+          <wp:inline distT="0" distB="0" distL="0" distR="0" wp14:anchorId="339436E1" wp14:editId="534AD16C">
             <wp:extent cx="3156668" cy="1723122"/>
             <wp:effectExtent l="0" t="0" r="0" b="0"/>
             <wp:docPr id="1824401839" name="Picture 21" descr="Plot generated by author in Python."/>
@@ -2517,23 +2432,7 @@
       </w:pPr>
       <w:r>
         <w:lastRenderedPageBreak/>
-        <w:t xml:space="preserve">Stratified Sampling – The population is divided in </w:t>
-      </w:r>
-      <w:proofErr w:type="spellStart"/>
-      <w:r>
-        <w:t>stratas</w:t>
-      </w:r>
-      <w:proofErr w:type="spellEnd"/>
-      <w:r>
-        <w:t xml:space="preserve"> which are homogenous inside and heterogenous outside and we extract some samples for each </w:t>
-      </w:r>
-      <w:proofErr w:type="spellStart"/>
-      <w:r>
-        <w:t>stratas</w:t>
-      </w:r>
-      <w:proofErr w:type="spellEnd"/>
-      <w:r>
-        <w:t xml:space="preserve"> so that their ratio resembles the population</w:t>
+        <w:t>Stratified Sampling – The population is divided in stratas which are homogenous inside and heterogenous outside and we extract some samples for each stratas so that their ratio resembles the population</w:t>
       </w:r>
     </w:p>
     <w:p>
@@ -3694,6 +3593,9 @@
     <w:p/>
     <w:p>
       <w:r>
+        <w:rPr>
+          <w:noProof/>
+        </w:rPr>
         <w:drawing>
           <wp:inline distT="0" distB="0" distL="0" distR="0" wp14:anchorId="52A0AF6C" wp14:editId="109EC590">
             <wp:extent cx="5731510" cy="917575"/>
@@ -3738,6 +3640,9 @@
     </w:p>
     <w:p>
       <w:r>
+        <w:rPr>
+          <w:noProof/>
+        </w:rPr>
         <w:drawing>
           <wp:inline distT="0" distB="0" distL="0" distR="0" wp14:anchorId="14640293" wp14:editId="5BC38FDA">
             <wp:extent cx="3391074" cy="971600"/>
@@ -3777,6 +3682,9 @@
     </w:p>
     <w:p>
       <w:r>
+        <w:rPr>
+          <w:noProof/>
+        </w:rPr>
         <w:lastRenderedPageBreak/>
         <w:drawing>
           <wp:inline distT="0" distB="0" distL="0" distR="0" wp14:anchorId="2F9CA555" wp14:editId="277F7AC2">
@@ -3827,6 +3735,9 @@
     </w:p>
     <w:p>
       <w:r>
+        <w:rPr>
+          <w:noProof/>
+        </w:rPr>
         <w:drawing>
           <wp:inline distT="0" distB="0" distL="0" distR="0" wp14:anchorId="57BDA9DA" wp14:editId="2229E7DD">
             <wp:extent cx="2400423" cy="692186"/>
@@ -3938,21 +3849,8 @@
         <w:t>Correlation</w:t>
       </w:r>
       <w:r>
-        <w:t xml:space="preserve"> – </w:t>
-      </w:r>
-      <w:proofErr w:type="spellStart"/>
-      <w:r>
-        <w:t>Conrrelation</w:t>
-      </w:r>
-      <w:proofErr w:type="spellEnd"/>
-      <w:r>
-        <w:t xml:space="preserve"> is used to find the degree of association between two independent </w:t>
-      </w:r>
-      <w:proofErr w:type="spellStart"/>
-      <w:r>
-        <w:t>numerics</w:t>
-      </w:r>
-      <w:proofErr w:type="spellEnd"/>
+        <w:t xml:space="preserve"> – Conrrelation is used to find the degree of association between two independent numerics</w:t>
+      </w:r>
     </w:p>
     <w:p>
       <w:pPr>
@@ -4062,26 +3960,13 @@
         <w:t>Σ</w:t>
       </w:r>
       <w:r>
-        <w:t xml:space="preserve"> (</w:t>
-      </w:r>
-      <w:proofErr w:type="spellStart"/>
-      <w:r>
-        <w:t>Zx</w:t>
-      </w:r>
-      <w:proofErr w:type="spellEnd"/>
-      <w:r>
-        <w:t xml:space="preserve"> * Zy / N)</w:t>
-      </w:r>
-    </w:p>
-    <w:p>
-      <w:proofErr w:type="spellStart"/>
+        <w:t xml:space="preserve"> (Zx * Zy / N)</w:t>
+      </w:r>
+    </w:p>
+    <w:p>
       <w:r>
         <w:lastRenderedPageBreak/>
-        <w:t>Zx</w:t>
-      </w:r>
-      <w:proofErr w:type="spellEnd"/>
-      <w:r>
-        <w:t xml:space="preserve"> = (X1 – U1 / SD1) </w:t>
+        <w:t xml:space="preserve">Zx = (X1 – U1 / SD1) </w:t>
       </w:r>
     </w:p>
     <w:p>
@@ -4267,23 +4152,7 @@
     </w:p>
     <w:p>
       <w:r>
-        <w:t xml:space="preserve"> For GD, the loss function </w:t>
-      </w:r>
-      <w:proofErr w:type="spellStart"/>
-      <w:r>
-        <w:t>function</w:t>
-      </w:r>
-      <w:proofErr w:type="spellEnd"/>
-      <w:r>
-        <w:t xml:space="preserve"> consists of the entire data set while for SGD, the loss function </w:t>
-      </w:r>
-      <w:proofErr w:type="spellStart"/>
-      <w:r>
-        <w:t>function</w:t>
-      </w:r>
-      <w:proofErr w:type="spellEnd"/>
-      <w:r>
-        <w:t xml:space="preserve"> consists of one random entry or a batch of random entries</w:t>
+        <w:t xml:space="preserve"> For GD, the loss function function consists of the entire data set while for SGD, the loss function function consists of one random entry or a batch of random entries</w:t>
       </w:r>
     </w:p>
     <w:p/>
@@ -4305,15 +4174,7 @@
     </w:p>
     <w:p>
       <w:r>
-        <w:t xml:space="preserve">Regression equation Y = </w:t>
-      </w:r>
-      <w:proofErr w:type="spellStart"/>
-      <w:r>
-        <w:t>aX</w:t>
-      </w:r>
-      <w:proofErr w:type="spellEnd"/>
-      <w:r>
-        <w:t xml:space="preserve"> + b</w:t>
+        <w:t>Regression equation Y = aX + b</w:t>
       </w:r>
     </w:p>
     <w:p>
@@ -4345,15 +4206,7 @@
         <w:t>Σ</w:t>
       </w:r>
       <w:r>
-        <w:t xml:space="preserve"> (y1 – </w:t>
-      </w:r>
-      <w:proofErr w:type="spellStart"/>
-      <w:r>
-        <w:t>aX</w:t>
-      </w:r>
-      <w:proofErr w:type="spellEnd"/>
-      <w:r>
-        <w:t xml:space="preserve"> – b) ^ 2</w:t>
+        <w:t xml:space="preserve"> (y1 – aX – b) ^ 2</w:t>
       </w:r>
     </w:p>
     <w:p>
@@ -4467,23 +4320,7 @@
         <w:t>Σ</w:t>
       </w:r>
       <w:r>
-        <w:t xml:space="preserve"> (y(</w:t>
-      </w:r>
-      <w:proofErr w:type="spellStart"/>
-      <w:r>
-        <w:t>i</w:t>
-      </w:r>
-      <w:proofErr w:type="spellEnd"/>
-      <w:r>
-        <w:t>) – y(predicted))/ (y(</w:t>
-      </w:r>
-      <w:proofErr w:type="spellStart"/>
-      <w:r>
-        <w:t>i</w:t>
-      </w:r>
-      <w:proofErr w:type="spellEnd"/>
-      <w:r>
-        <w:t>) – y(mean)</w:t>
+        <w:t xml:space="preserve"> (y(i) – y(predicted))/ (y(i) – y(mean)</w:t>
       </w:r>
     </w:p>
     <w:p>
@@ -5563,14 +5400,12 @@
             </m:ctrlPr>
           </m:sSubPr>
           <m:e>
-            <w:proofErr w:type="spellStart"/>
             <m:r>
               <m:rPr>
                 <m:nor/>
               </m:rPr>
               <m:t>df</m:t>
             </m:r>
-            <w:proofErr w:type="spellEnd"/>
           </m:e>
           <m:sub>
             <m:r>
@@ -5649,14 +5484,12 @@
             </m:ctrlPr>
           </m:sSubPr>
           <m:e>
-            <w:proofErr w:type="spellStart"/>
             <m:r>
               <m:rPr>
                 <m:nor/>
               </m:rPr>
               <m:t>df</m:t>
             </m:r>
-            <w:proofErr w:type="spellEnd"/>
           </m:e>
           <m:sub>
             <m:r>
@@ -5976,23 +5809,7 @@
     </w:p>
     <w:p>
       <w:r>
-        <w:t xml:space="preserve">Proof – If hyperplane is </w:t>
-      </w:r>
-      <w:proofErr w:type="spellStart"/>
-      <w:r>
-        <w:t>ax</w:t>
-      </w:r>
-      <w:proofErr w:type="spellEnd"/>
-      <w:r>
-        <w:t xml:space="preserve"> + b = 0, then support vector is </w:t>
-      </w:r>
-      <w:proofErr w:type="spellStart"/>
-      <w:r>
-        <w:t>ax</w:t>
-      </w:r>
-      <w:proofErr w:type="spellEnd"/>
-      <w:r>
-        <w:t xml:space="preserve"> + c = 0 since support vector and hyper plane are parallel to each other. </w:t>
+        <w:t xml:space="preserve">Proof – If hyperplane is ax + b = 0, then support vector is ax + c = 0 since support vector and hyper plane are parallel to each other. </w:t>
       </w:r>
     </w:p>
     <w:p>
@@ -6023,15 +5840,7 @@
     </w:p>
     <w:p>
       <w:r>
-        <w:t xml:space="preserve">Support vectors are inherently linear classifiers and thus do not work well with </w:t>
-      </w:r>
-      <w:proofErr w:type="spellStart"/>
-      <w:r>
-        <w:t>non linear</w:t>
-      </w:r>
-      <w:proofErr w:type="spellEnd"/>
-      <w:r>
-        <w:t xml:space="preserve"> data.</w:t>
+        <w:t>Support vectors are inherently linear classifiers and thus do not work well with non linear data.</w:t>
       </w:r>
     </w:p>
     <w:p>
@@ -6440,23 +6249,7 @@
           <w:b/>
           <w:bCs/>
         </w:rPr>
-        <w:t xml:space="preserve">Accuracy can be </w:t>
-      </w:r>
-      <w:proofErr w:type="spellStart"/>
-      <w:r>
-        <w:rPr>
-          <w:b/>
-          <w:bCs/>
-        </w:rPr>
-        <w:t>mislead</w:t>
-      </w:r>
-      <w:proofErr w:type="spellEnd"/>
-      <w:r>
-        <w:rPr>
-          <w:b/>
-          <w:bCs/>
-        </w:rPr>
-        <w:t xml:space="preserve"> in imbalanced data sets</w:t>
+        <w:t>Accuracy can be mislead in imbalanced data sets</w:t>
       </w:r>
       <w:r>
         <w:rPr>
@@ -6487,11 +6280,9 @@
       <w:r>
         <w:t xml:space="preserve"> which consists of True Positive Rate (Recall) and False Positive Rate (1 – Specificity). The Area under ROC curve is </w:t>
       </w:r>
-      <w:proofErr w:type="spellStart"/>
       <w:r>
         <w:t>know</w:t>
       </w:r>
-      <w:proofErr w:type="spellEnd"/>
       <w:r>
         <w:t xml:space="preserve"> as AUC or the area under the curve.</w:t>
       </w:r>
@@ -6513,15 +6304,7 @@
     </w:p>
     <w:p>
       <w:r>
-        <w:t xml:space="preserve">False Positive rate is False positive of all </w:t>
-      </w:r>
-      <w:proofErr w:type="spellStart"/>
-      <w:r>
-        <w:t>Falses</w:t>
-      </w:r>
-      <w:proofErr w:type="spellEnd"/>
-      <w:r>
-        <w:t xml:space="preserve"> which FP / (FP + TN)</w:t>
+        <w:t>False Positive rate is False positive of all Falses which FP / (FP + TN)</w:t>
       </w:r>
     </w:p>
     <w:p/>
@@ -6635,248 +6418,58 @@
           <w:iCs/>
           <w:color w:val="4472C4" w:themeColor="accent1"/>
         </w:rPr>
-        <w:t xml:space="preserve"># Instead of: </w:t>
-      </w:r>
-      <w:proofErr w:type="spellStart"/>
-      <w:r>
+        <w:t xml:space="preserve"># Instead of: y_pred = model.predict(x_test) </w:t>
+      </w:r>
+    </w:p>
+    <w:p>
+      <w:pPr>
         <w:rPr>
           <w:i/>
           <w:iCs/>
           <w:color w:val="4472C4" w:themeColor="accent1"/>
         </w:rPr>
-        <w:t>y_pred</w:t>
-      </w:r>
-      <w:proofErr w:type="spellEnd"/>
+      </w:pPr>
       <w:r>
         <w:rPr>
           <w:i/>
           <w:iCs/>
           <w:color w:val="4472C4" w:themeColor="accent1"/>
         </w:rPr>
-        <w:t xml:space="preserve"> = </w:t>
-      </w:r>
-      <w:proofErr w:type="spellStart"/>
-      <w:r>
+        <w:t xml:space="preserve"># Use your custom threshold: custom_threshold = 0.35 </w:t>
+      </w:r>
+    </w:p>
+    <w:p>
+      <w:pPr>
         <w:rPr>
           <w:i/>
           <w:iCs/>
           <w:color w:val="4472C4" w:themeColor="accent1"/>
         </w:rPr>
-        <w:t>model.predict</w:t>
-      </w:r>
-      <w:proofErr w:type="spellEnd"/>
+      </w:pPr>
       <w:r>
         <w:rPr>
           <w:i/>
           <w:iCs/>
           <w:color w:val="4472C4" w:themeColor="accent1"/>
         </w:rPr>
-        <w:t>(</w:t>
-      </w:r>
-      <w:proofErr w:type="spellStart"/>
-      <w:r>
+        <w:t xml:space="preserve"># The one you picked from the ROC analysis </w:t>
+      </w:r>
+    </w:p>
+    <w:p>
+      <w:pPr>
         <w:rPr>
           <w:i/>
           <w:iCs/>
           <w:color w:val="4472C4" w:themeColor="accent1"/>
         </w:rPr>
-        <w:t>x_test</w:t>
-      </w:r>
-      <w:proofErr w:type="spellEnd"/>
+      </w:pPr>
       <w:r>
         <w:rPr>
           <w:i/>
           <w:iCs/>
           <w:color w:val="4472C4" w:themeColor="accent1"/>
         </w:rPr>
-        <w:t xml:space="preserve">) </w:t>
-      </w:r>
-    </w:p>
-    <w:p>
-      <w:pPr>
-        <w:rPr>
-          <w:i/>
-          <w:iCs/>
-          <w:color w:val="4472C4" w:themeColor="accent1"/>
-        </w:rPr>
-      </w:pPr>
-      <w:r>
-        <w:rPr>
-          <w:i/>
-          <w:iCs/>
-          <w:color w:val="4472C4" w:themeColor="accent1"/>
-        </w:rPr>
-        <w:t xml:space="preserve"># Use your custom threshold: </w:t>
-      </w:r>
-      <w:proofErr w:type="spellStart"/>
-      <w:r>
-        <w:rPr>
-          <w:i/>
-          <w:iCs/>
-          <w:color w:val="4472C4" w:themeColor="accent1"/>
-        </w:rPr>
-        <w:t>custom_threshold</w:t>
-      </w:r>
-      <w:proofErr w:type="spellEnd"/>
-      <w:r>
-        <w:rPr>
-          <w:i/>
-          <w:iCs/>
-          <w:color w:val="4472C4" w:themeColor="accent1"/>
-        </w:rPr>
-        <w:t xml:space="preserve"> = 0.35 </w:t>
-      </w:r>
-    </w:p>
-    <w:p>
-      <w:pPr>
-        <w:rPr>
-          <w:i/>
-          <w:iCs/>
-          <w:color w:val="4472C4" w:themeColor="accent1"/>
-        </w:rPr>
-      </w:pPr>
-      <w:r>
-        <w:rPr>
-          <w:i/>
-          <w:iCs/>
-          <w:color w:val="4472C4" w:themeColor="accent1"/>
-        </w:rPr>
-        <w:t xml:space="preserve"># The one you picked from the ROC analysis </w:t>
-      </w:r>
-    </w:p>
-    <w:p>
-      <w:pPr>
-        <w:rPr>
-          <w:i/>
-          <w:iCs/>
-          <w:color w:val="4472C4" w:themeColor="accent1"/>
-        </w:rPr>
-      </w:pPr>
-      <w:proofErr w:type="spellStart"/>
-      <w:r>
-        <w:rPr>
-          <w:i/>
-          <w:iCs/>
-          <w:color w:val="4472C4" w:themeColor="accent1"/>
-        </w:rPr>
-        <w:t>y_probs</w:t>
-      </w:r>
-      <w:proofErr w:type="spellEnd"/>
-      <w:r>
-        <w:rPr>
-          <w:i/>
-          <w:iCs/>
-          <w:color w:val="4472C4" w:themeColor="accent1"/>
-        </w:rPr>
-        <w:t xml:space="preserve"> = </w:t>
-      </w:r>
-      <w:proofErr w:type="spellStart"/>
-      <w:r>
-        <w:rPr>
-          <w:i/>
-          <w:iCs/>
-          <w:color w:val="4472C4" w:themeColor="accent1"/>
-        </w:rPr>
-        <w:t>model.predict_proba</w:t>
-      </w:r>
-      <w:proofErr w:type="spellEnd"/>
-      <w:r>
-        <w:rPr>
-          <w:i/>
-          <w:iCs/>
-          <w:color w:val="4472C4" w:themeColor="accent1"/>
-        </w:rPr>
-        <w:t>(</w:t>
-      </w:r>
-      <w:proofErr w:type="spellStart"/>
-      <w:r>
-        <w:rPr>
-          <w:i/>
-          <w:iCs/>
-          <w:color w:val="4472C4" w:themeColor="accent1"/>
-        </w:rPr>
-        <w:t>x_test</w:t>
-      </w:r>
-      <w:proofErr w:type="spellEnd"/>
-      <w:r>
-        <w:rPr>
-          <w:i/>
-          <w:iCs/>
-          <w:color w:val="4472C4" w:themeColor="accent1"/>
-        </w:rPr>
-        <w:t xml:space="preserve">)[:, 1] </w:t>
-      </w:r>
-      <w:proofErr w:type="spellStart"/>
-      <w:r>
-        <w:rPr>
-          <w:i/>
-          <w:iCs/>
-          <w:color w:val="4472C4" w:themeColor="accent1"/>
-        </w:rPr>
-        <w:t>y_pred_custom</w:t>
-      </w:r>
-      <w:proofErr w:type="spellEnd"/>
-      <w:r>
-        <w:rPr>
-          <w:i/>
-          <w:iCs/>
-          <w:color w:val="4472C4" w:themeColor="accent1"/>
-        </w:rPr>
-        <w:t xml:space="preserve"> = (</w:t>
-      </w:r>
-      <w:proofErr w:type="spellStart"/>
-      <w:r>
-        <w:rPr>
-          <w:i/>
-          <w:iCs/>
-          <w:color w:val="4472C4" w:themeColor="accent1"/>
-        </w:rPr>
-        <w:t>y_probs</w:t>
-      </w:r>
-      <w:proofErr w:type="spellEnd"/>
-      <w:r>
-        <w:rPr>
-          <w:i/>
-          <w:iCs/>
-          <w:color w:val="4472C4" w:themeColor="accent1"/>
-        </w:rPr>
-        <w:t xml:space="preserve"> &gt;= </w:t>
-      </w:r>
-      <w:proofErr w:type="spellStart"/>
-      <w:r>
-        <w:rPr>
-          <w:i/>
-          <w:iCs/>
-          <w:color w:val="4472C4" w:themeColor="accent1"/>
-        </w:rPr>
-        <w:t>custom_threshold</w:t>
-      </w:r>
-      <w:proofErr w:type="spellEnd"/>
-      <w:r>
-        <w:rPr>
-          <w:i/>
-          <w:iCs/>
-          <w:color w:val="4472C4" w:themeColor="accent1"/>
-        </w:rPr>
-        <w:t>).</w:t>
-      </w:r>
-      <w:proofErr w:type="spellStart"/>
-      <w:r>
-        <w:rPr>
-          <w:i/>
-          <w:iCs/>
-          <w:color w:val="4472C4" w:themeColor="accent1"/>
-        </w:rPr>
-        <w:t>astype</w:t>
-      </w:r>
-      <w:proofErr w:type="spellEnd"/>
-      <w:r>
-        <w:rPr>
-          <w:i/>
-          <w:iCs/>
-          <w:color w:val="4472C4" w:themeColor="accent1"/>
-        </w:rPr>
-        <w:t>(int)</w:t>
+        <w:t>y_probs = model.predict_proba(x_test)[:, 1] y_pred_custom = (y_probs &gt;= custom_threshold).astype(int)</w:t>
       </w:r>
     </w:p>
     <w:p/>
@@ -6921,15 +6514,7 @@
     </w:p>
     <w:p>
       <w:r>
-        <w:t xml:space="preserve">While k models are indeed created during the process, the goal of K-Fold Cross-Validation (CV) is to evaluate the performance of your </w:t>
-      </w:r>
-      <w:proofErr w:type="spellStart"/>
-      <w:r>
-        <w:t>modeling</w:t>
-      </w:r>
-      <w:proofErr w:type="spellEnd"/>
-      <w:r>
-        <w:t xml:space="preserve"> approach, not to produce the final set of coefficients.</w:t>
+        <w:t>While k models are indeed created during the process, the goal of K-Fold Cross-Validation (CV) is to evaluate the performance of your modeling approach, not to produce the final set of coefficients.</w:t>
       </w:r>
     </w:p>
     <w:p>
@@ -7092,15 +6677,7 @@
         </w:numPr>
       </w:pPr>
       <w:r>
-        <w:t xml:space="preserve">Sequentially extract random data point using </w:t>
-      </w:r>
-      <w:proofErr w:type="spellStart"/>
-      <w:r>
-        <w:t>trainsize</w:t>
-      </w:r>
-      <w:proofErr w:type="spellEnd"/>
-      <w:r>
-        <w:t xml:space="preserve"> argument from 10% to 100%</w:t>
+        <w:t>Sequentially extract random data point using trainsize argument from 10% to 100%</w:t>
       </w:r>
     </w:p>
     <w:p>
@@ -7207,15 +6784,7 @@
     </w:p>
     <w:p>
       <w:r>
-        <w:t xml:space="preserve">During a </w:t>
-      </w:r>
-      <w:proofErr w:type="spellStart"/>
-      <w:r>
-        <w:t>GridSearchCV</w:t>
-      </w:r>
-      <w:proofErr w:type="spellEnd"/>
-      <w:r>
-        <w:t xml:space="preserve">, the system doesn't just look at a single TPR/FPR point. </w:t>
+        <w:t xml:space="preserve">During a GridSearchCV, the system doesn't just look at a single TPR/FPR point. </w:t>
       </w:r>
     </w:p>
     <w:p>
@@ -7266,26 +6835,13 @@
       <w:r>
         <w:t xml:space="preserve"> </w:t>
       </w:r>
-      <w:proofErr w:type="spellStart"/>
-      <w:r>
-        <w:t>best_estimator</w:t>
-      </w:r>
-      <w:proofErr w:type="spellEnd"/>
-      <w:r>
-        <w:t>_.</w:t>
-      </w:r>
-    </w:p>
-    <w:p>
-      <w:r>
-        <w:t xml:space="preserve">The process of calculating AUC for every cross </w:t>
-      </w:r>
-      <w:proofErr w:type="spellStart"/>
-      <w:r>
-        <w:t>validatations</w:t>
-      </w:r>
-      <w:proofErr w:type="spellEnd"/>
-      <w:r>
-        <w:t xml:space="preserve"> is done for all the different parameters to find the one with the best fit</w:t>
+      <w:r>
+        <w:t>best_estimator_.</w:t>
+      </w:r>
+    </w:p>
+    <w:p>
+      <w:r>
+        <w:t>The process of calculating AUC for every cross validatations is done for all the different parameters to find the one with the best fit</w:t>
       </w:r>
     </w:p>
     <w:p/>
@@ -8146,15 +7702,7 @@
     </w:p>
     <w:p>
       <w:r>
-        <w:t xml:space="preserve">For both blue and green label, we would determine the GINI coefficient. The </w:t>
-      </w:r>
-      <w:proofErr w:type="spellStart"/>
-      <w:r>
-        <w:t>gini</w:t>
-      </w:r>
-      <w:proofErr w:type="spellEnd"/>
-      <w:r>
-        <w:t xml:space="preserve"> coefficient for Blu label is calculated as G = 1 – P1^2 – P2^2. Here P1 and P2 shows the purity of Blue for respective classes</w:t>
+        <w:t>For both blue and green label, we would determine the GINI coefficient. The gini coefficient for Blu label is calculated as G = 1 – P1^2 – P2^2. Here P1 and P2 shows the purity of Blue for respective classes</w:t>
       </w:r>
     </w:p>
     <w:tbl>
@@ -9013,15 +8561,7 @@
         <w:t>Easier to understand and versatile</w:t>
       </w:r>
       <w:r>
-        <w:t xml:space="preserve">, can capture </w:t>
-      </w:r>
-      <w:proofErr w:type="spellStart"/>
-      <w:r>
-        <w:t>non linear</w:t>
-      </w:r>
-      <w:proofErr w:type="spellEnd"/>
-      <w:r>
-        <w:t xml:space="preserve"> relationships, and can handle outliers  </w:t>
+        <w:t xml:space="preserve">, can capture non linear relationships, and can handle outliers  </w:t>
       </w:r>
     </w:p>
     <w:p>
@@ -9042,23 +8582,7 @@
           <w:b/>
           <w:bCs/>
         </w:rPr>
-        <w:t xml:space="preserve">How to </w:t>
-      </w:r>
-      <w:proofErr w:type="spellStart"/>
-      <w:r>
-        <w:rPr>
-          <w:b/>
-          <w:bCs/>
-        </w:rPr>
-        <w:t>Hypertune</w:t>
-      </w:r>
-      <w:proofErr w:type="spellEnd"/>
-      <w:r>
-        <w:rPr>
-          <w:b/>
-          <w:bCs/>
-        </w:rPr>
-        <w:t xml:space="preserve"> decision trees</w:t>
+        <w:t>How to Hypertune decision trees</w:t>
       </w:r>
       <w:r>
         <w:t xml:space="preserve"> –</w:t>
@@ -9157,11 +8681,9 @@
       <w:r>
         <w:t>(</w:t>
       </w:r>
-      <w:proofErr w:type="spellStart"/>
       <w:r>
         <w:t>i</w:t>
       </w:r>
-      <w:proofErr w:type="spellEnd"/>
       <w:r>
         <w:t xml:space="preserve">) * </w:t>
       </w:r>
@@ -9171,11 +8693,9 @@
       <w:r>
         <w:t>(</w:t>
       </w:r>
-      <w:proofErr w:type="spellStart"/>
       <w:r>
         <w:t>i</w:t>
       </w:r>
-      <w:proofErr w:type="spellEnd"/>
       <w:r>
         <w:t>)</w:t>
       </w:r>
@@ -9257,15 +8777,7 @@
         </w:numPr>
       </w:pPr>
       <w:r>
-        <w:t xml:space="preserve">Gini Impurity (for classification): Measures the probability of incorrectly classifying a randomly chosen element in the dataset if it were randomly </w:t>
-      </w:r>
-      <w:proofErr w:type="spellStart"/>
-      <w:r>
-        <w:t>labeled</w:t>
-      </w:r>
-      <w:proofErr w:type="spellEnd"/>
-      <w:r>
-        <w:t xml:space="preserve"> according to the distribution of labels in the subset. A Gini impurity of 0 means a perfectly pure node (all samples belong to the same class).</w:t>
+        <w:t>Gini Impurity (for classification): Measures the probability of incorrectly classifying a randomly chosen element in the dataset if it were randomly labeled according to the distribution of labels in the subset. A Gini impurity of 0 means a perfectly pure node (all samples belong to the same class).</w:t>
       </w:r>
     </w:p>
     <w:p>
@@ -9578,15 +9090,7 @@
     <w:p>
       <w:r>
         <w:tab/>
-        <w:t>W(</w:t>
-      </w:r>
-      <w:proofErr w:type="spellStart"/>
-      <w:r>
-        <w:t>i</w:t>
-      </w:r>
-      <w:proofErr w:type="spellEnd"/>
-      <w:r>
-        <w:t>) = W(i-1) if there was correct classification, W(i-1) * alpha if there was incorrect classification</w:t>
+        <w:t>W(i) = W(i-1) if there was correct classification, W(i-1) * alpha if there was incorrect classification</w:t>
       </w:r>
     </w:p>
     <w:p>
@@ -9596,15 +9100,7 @@
     </w:p>
     <w:p>
       <w:r>
-        <w:t xml:space="preserve">Hyper tuning parameters in </w:t>
-      </w:r>
-      <w:proofErr w:type="spellStart"/>
-      <w:r>
-        <w:t>Adaboost</w:t>
-      </w:r>
-      <w:proofErr w:type="spellEnd"/>
-      <w:r>
-        <w:t xml:space="preserve">: </w:t>
+        <w:t xml:space="preserve">Hyper tuning parameters in Adaboost: </w:t>
       </w:r>
     </w:p>
     <w:p>
@@ -9645,12 +9141,10 @@
           <w:numId w:val="15"/>
         </w:numPr>
       </w:pPr>
-      <w:proofErr w:type="spellStart"/>
       <w:r>
         <w:lastRenderedPageBreak/>
         <w:t>base_estimator</w:t>
       </w:r>
-      <w:proofErr w:type="spellEnd"/>
       <w:r>
         <w:t>: You can also use logistics regression in addition to decision trees</w:t>
       </w:r>
@@ -9664,28 +9158,15 @@
         </w:numPr>
       </w:pPr>
       <w:r>
-        <w:t>base_estimator__</w:t>
-      </w:r>
-      <w:proofErr w:type="spellStart"/>
-      <w:r>
-        <w:t>max_depth</w:t>
-      </w:r>
-      <w:proofErr w:type="spellEnd"/>
+        <w:t>base_estimator__max_depth</w:t>
+      </w:r>
       <w:r>
         <w:t>: The depth of each decision tree. The default is 1</w:t>
       </w:r>
     </w:p>
     <w:p>
       <w:r>
-        <w:t xml:space="preserve">Benefits of </w:t>
-      </w:r>
-      <w:proofErr w:type="spellStart"/>
-      <w:r>
-        <w:t>Adaboost</w:t>
-      </w:r>
-      <w:proofErr w:type="spellEnd"/>
-      <w:r>
-        <w:t>:</w:t>
+        <w:t>Benefits of Adaboost:</w:t>
       </w:r>
     </w:p>
     <w:p>
@@ -9714,15 +9195,7 @@
     </w:p>
     <w:p>
       <w:r>
-        <w:t xml:space="preserve">Issues with </w:t>
-      </w:r>
-      <w:proofErr w:type="spellStart"/>
-      <w:r>
-        <w:t>Adaboost</w:t>
-      </w:r>
-      <w:proofErr w:type="spellEnd"/>
-      <w:r>
-        <w:t>:</w:t>
+        <w:t>Issues with Adaboost:</w:t>
       </w:r>
     </w:p>
     <w:p>
@@ -9740,15 +9213,7 @@
     <w:p/>
     <w:p>
       <w:r>
-        <w:t xml:space="preserve">XG boost is a </w:t>
-      </w:r>
-      <w:proofErr w:type="spellStart"/>
-      <w:r>
-        <w:t>multi class</w:t>
-      </w:r>
-      <w:proofErr w:type="spellEnd"/>
-      <w:r>
-        <w:t xml:space="preserve"> classifier and uses SoftMax function to calculate N different classification scores. </w:t>
+        <w:t xml:space="preserve">XG boost is a multi class classifier and uses SoftMax function to calculate N different classification scores. </w:t>
       </w:r>
     </w:p>
     <w:p/>
@@ -9795,15 +9260,7 @@
     </w:p>
     <w:p>
       <w:r>
-        <w:t xml:space="preserve">The </w:t>
-      </w:r>
-      <w:proofErr w:type="spellStart"/>
-      <w:r>
-        <w:t>labda</w:t>
-      </w:r>
-      <w:proofErr w:type="spellEnd"/>
-      <w:r>
-        <w:t xml:space="preserve"> is penalty term and if it is higher, we would need to reduce square of coefficients which would result in decrease of sensitivity. This would be result in low bias and thus reduce variance error due to overfit. </w:t>
+        <w:t xml:space="preserve">The labda is penalty term and if it is higher, we would need to reduce square of coefficients which would result in decrease of sensitivity. This would be result in low bias and thus reduce variance error due to overfit. </w:t>
       </w:r>
     </w:p>
     <w:p>
@@ -9977,229 +9434,124 @@
     </w:p>
     <w:p>
       <w:r>
-        <w:t xml:space="preserve">from </w:t>
-      </w:r>
-      <w:proofErr w:type="spellStart"/>
-      <w:r>
-        <w:t>sklearn.decomposition</w:t>
-      </w:r>
-      <w:proofErr w:type="spellEnd"/>
-      <w:r>
-        <w:t xml:space="preserve"> import PCA </w:t>
-      </w:r>
-    </w:p>
-    <w:p>
-      <w:r>
-        <w:t xml:space="preserve">from </w:t>
-      </w:r>
-      <w:proofErr w:type="spellStart"/>
-      <w:r>
-        <w:t>sklearn.preprocessing</w:t>
-      </w:r>
-      <w:proofErr w:type="spellEnd"/>
-      <w:r>
-        <w:t xml:space="preserve"> import </w:t>
-      </w:r>
-      <w:proofErr w:type="spellStart"/>
-      <w:r>
-        <w:t>StandardScaler</w:t>
-      </w:r>
-      <w:proofErr w:type="spellEnd"/>
+        <w:t xml:space="preserve">from sklearn.decomposition import PCA </w:t>
+      </w:r>
+    </w:p>
+    <w:p>
+      <w:r>
+        <w:t xml:space="preserve">from sklearn.preprocessing import StandardScaler </w:t>
+      </w:r>
+    </w:p>
+    <w:p>
+      <w:pPr>
+        <w:rPr>
+          <w:color w:val="4472C4" w:themeColor="accent1"/>
+        </w:rPr>
+      </w:pPr>
+      <w:r>
+        <w:rPr>
+          <w:color w:val="4472C4" w:themeColor="accent1"/>
+        </w:rPr>
+        <w:t xml:space="preserve"># Standardize the data (important for PCA) </w:t>
+      </w:r>
+    </w:p>
+    <w:p>
+      <w:r>
+        <w:t xml:space="preserve">scaler = StandardScaler () </w:t>
+      </w:r>
+    </w:p>
+    <w:p>
+      <w:r>
+        <w:t xml:space="preserve">scaled_data = scaler.fit_transform(data) </w:t>
+      </w:r>
+    </w:p>
+    <w:p>
+      <w:pPr>
+        <w:rPr>
+          <w:color w:val="4472C4" w:themeColor="accent1"/>
+        </w:rPr>
+      </w:pPr>
+      <w:r>
+        <w:rPr>
+          <w:color w:val="4472C4" w:themeColor="accent1"/>
+        </w:rPr>
+        <w:t># Create a PCA object</w:t>
+      </w:r>
+      <w:r>
+        <w:rPr>
+          <w:color w:val="4472C4" w:themeColor="accent1"/>
+        </w:rPr>
+        <w:t xml:space="preserve">   </w:t>
+      </w:r>
+      <w:r>
+        <w:t xml:space="preserve">pca = PCA(n_components=2) </w:t>
+      </w:r>
       <w:r>
         <w:t xml:space="preserve"> </w:t>
       </w:r>
-    </w:p>
-    <w:p>
-      <w:pPr>
+      <w:r>
         <w:rPr>
           <w:color w:val="4472C4" w:themeColor="accent1"/>
         </w:rPr>
-      </w:pPr>
-      <w:r>
+        <w:t>#Here N is the number of new features, if you pass a decimal value, PCA would extract those many features which shows that much variations</w:t>
+      </w:r>
+    </w:p>
+    <w:p>
+      <w:pPr>
         <w:rPr>
           <w:color w:val="4472C4" w:themeColor="accent1"/>
         </w:rPr>
-        <w:t xml:space="preserve"># Standardize the data (important for PCA) </w:t>
-      </w:r>
-    </w:p>
-    <w:p>
-      <w:r>
-        <w:t xml:space="preserve">scaler = </w:t>
-      </w:r>
-      <w:proofErr w:type="spellStart"/>
-      <w:r>
-        <w:t>StandardScaler</w:t>
-      </w:r>
-      <w:proofErr w:type="spellEnd"/>
-      <w:r>
-        <w:t xml:space="preserve"> () </w:t>
-      </w:r>
-    </w:p>
-    <w:p>
-      <w:proofErr w:type="spellStart"/>
-      <w:r>
-        <w:t>scaled_data</w:t>
-      </w:r>
-      <w:proofErr w:type="spellEnd"/>
-      <w:r>
-        <w:t xml:space="preserve"> = </w:t>
-      </w:r>
-      <w:proofErr w:type="spellStart"/>
-      <w:r>
-        <w:t>scaler.fit_transform</w:t>
-      </w:r>
-      <w:proofErr w:type="spellEnd"/>
-      <w:r>
-        <w:t xml:space="preserve">(data) </w:t>
-      </w:r>
-    </w:p>
-    <w:p>
-      <w:pPr>
+      </w:pPr>
+      <w:r>
         <w:rPr>
           <w:color w:val="4472C4" w:themeColor="accent1"/>
         </w:rPr>
-      </w:pPr>
-      <w:r>
+        <w:t xml:space="preserve"># Specify the number of components </w:t>
+      </w:r>
+    </w:p>
+    <w:p>
+      <w:pPr>
         <w:rPr>
           <w:color w:val="4472C4" w:themeColor="accent1"/>
         </w:rPr>
-        <w:t># Create a PCA object</w:t>
-      </w:r>
+      </w:pPr>
       <w:r>
         <w:rPr>
           <w:color w:val="4472C4" w:themeColor="accent1"/>
         </w:rPr>
-        <w:t xml:space="preserve">   </w:t>
-      </w:r>
-      <w:proofErr w:type="spellStart"/>
-      <w:r>
-        <w:t>pca</w:t>
-      </w:r>
-      <w:proofErr w:type="spellEnd"/>
-      <w:r>
-        <w:t xml:space="preserve"> = PCA(</w:t>
-      </w:r>
-      <w:proofErr w:type="spellStart"/>
-      <w:r>
-        <w:t>n_components</w:t>
-      </w:r>
-      <w:proofErr w:type="spellEnd"/>
-      <w:r>
-        <w:t xml:space="preserve">=2) </w:t>
-      </w:r>
-      <w:r>
-        <w:t xml:space="preserve"> </w:t>
-      </w:r>
-      <w:r>
+        <w:t xml:space="preserve"># Fit the PCA model to the scaled data and transform it </w:t>
+      </w:r>
+    </w:p>
+    <w:p>
+      <w:pPr>
         <w:rPr>
           <w:color w:val="4472C4" w:themeColor="accent1"/>
         </w:rPr>
-        <w:t>#Here N is the number of new features, if you pass a decimal value, PCA would extract those many features which shows that much variations</w:t>
-      </w:r>
-    </w:p>
-    <w:p>
-      <w:pPr>
+      </w:pPr>
+      <w:r>
+        <w:t xml:space="preserve">transformed_data = pca.fit_transform(scaled_data) </w:t>
+      </w:r>
+    </w:p>
+    <w:p>
+      <w:r>
         <w:rPr>
           <w:color w:val="4472C4" w:themeColor="accent1"/>
         </w:rPr>
-      </w:pPr>
+        <w:t xml:space="preserve"># Access the principal components </w:t>
+      </w:r>
+      <w:r>
+        <w:t xml:space="preserve">principal_components = pca.components_ </w:t>
+      </w:r>
+    </w:p>
+    <w:p>
       <w:r>
         <w:rPr>
           <w:color w:val="4472C4" w:themeColor="accent1"/>
         </w:rPr>
-        <w:t xml:space="preserve"># Specify the number of components </w:t>
-      </w:r>
-    </w:p>
-    <w:p>
-      <w:pPr>
-        <w:rPr>
-          <w:color w:val="4472C4" w:themeColor="accent1"/>
-        </w:rPr>
-      </w:pPr>
-      <w:r>
-        <w:rPr>
-          <w:color w:val="4472C4" w:themeColor="accent1"/>
-        </w:rPr>
-        <w:t xml:space="preserve"># Fit the PCA model to the scaled data and transform it </w:t>
-      </w:r>
-    </w:p>
-    <w:p>
-      <w:pPr>
-        <w:rPr>
-          <w:color w:val="4472C4" w:themeColor="accent1"/>
-        </w:rPr>
-      </w:pPr>
-      <w:proofErr w:type="spellStart"/>
-      <w:r>
-        <w:t>transformed_data</w:t>
-      </w:r>
-      <w:proofErr w:type="spellEnd"/>
-      <w:r>
-        <w:t xml:space="preserve"> = </w:t>
-      </w:r>
-      <w:proofErr w:type="spellStart"/>
-      <w:r>
-        <w:t>pca.fit_transform</w:t>
-      </w:r>
-      <w:proofErr w:type="spellEnd"/>
-      <w:r>
-        <w:t>(</w:t>
-      </w:r>
-      <w:proofErr w:type="spellStart"/>
-      <w:r>
-        <w:t>scaled_data</w:t>
-      </w:r>
-      <w:proofErr w:type="spellEnd"/>
-      <w:r>
-        <w:t xml:space="preserve">) </w:t>
-      </w:r>
-    </w:p>
-    <w:p>
-      <w:r>
-        <w:rPr>
-          <w:color w:val="4472C4" w:themeColor="accent1"/>
-        </w:rPr>
-        <w:t xml:space="preserve"># Access the principal components </w:t>
-      </w:r>
-      <w:proofErr w:type="spellStart"/>
-      <w:r>
-        <w:t>principal_components</w:t>
-      </w:r>
-      <w:proofErr w:type="spellEnd"/>
-      <w:r>
-        <w:t xml:space="preserve"> = </w:t>
-      </w:r>
-      <w:proofErr w:type="spellStart"/>
-      <w:r>
-        <w:t>pca.components</w:t>
-      </w:r>
-      <w:proofErr w:type="spellEnd"/>
-      <w:r>
-        <w:t xml:space="preserve">_ </w:t>
-      </w:r>
-    </w:p>
-    <w:p>
-      <w:r>
-        <w:rPr>
-          <w:color w:val="4472C4" w:themeColor="accent1"/>
-        </w:rPr>
         <w:t xml:space="preserve"># Access the explained variance ratio </w:t>
       </w:r>
-      <w:proofErr w:type="spellStart"/>
-      <w:r>
-        <w:t>explained_variance_ratio</w:t>
-      </w:r>
-      <w:proofErr w:type="spellEnd"/>
-      <w:r>
-        <w:t xml:space="preserve"> = </w:t>
-      </w:r>
-      <w:proofErr w:type="spellStart"/>
-      <w:r>
-        <w:t>pca.explained_variance_ratio</w:t>
-      </w:r>
-      <w:proofErr w:type="spellEnd"/>
-      <w:r>
-        <w:t>_</w:t>
+      <w:r>
+        <w:t>explained_variance_ratio = pca.explained_variance_ratio_</w:t>
       </w:r>
     </w:p>
     <w:p>
@@ -10458,13 +9810,8 @@
           <w:numId w:val="22"/>
         </w:numPr>
       </w:pPr>
-      <w:proofErr w:type="spellStart"/>
-      <w:r>
-        <w:t>Liblinear</w:t>
-      </w:r>
-      <w:proofErr w:type="spellEnd"/>
-      <w:r>
-        <w:t xml:space="preserve"> – Normal gradient descent</w:t>
+      <w:r>
+        <w:t>Liblinear – Normal gradient descent</w:t>
       </w:r>
     </w:p>
     <w:p>
@@ -10475,11 +9822,9 @@
           <w:numId w:val="22"/>
         </w:numPr>
       </w:pPr>
-      <w:proofErr w:type="spellStart"/>
       <w:r>
         <w:t>Lbfgs</w:t>
       </w:r>
-      <w:proofErr w:type="spellEnd"/>
       <w:r>
         <w:t xml:space="preserve"> – A newton-based method used as default for the regressions</w:t>
       </w:r>
@@ -10524,21 +9869,8 @@
       <w:r>
         <w:t xml:space="preserve">Which one to use - </w:t>
       </w:r>
-      <w:proofErr w:type="spellStart"/>
-      <w:r>
-        <w:t>liblinear</w:t>
-      </w:r>
-      <w:proofErr w:type="spellEnd"/>
-      <w:r>
-        <w:t xml:space="preserve"> is best for smaller datasets, while </w:t>
-      </w:r>
-      <w:proofErr w:type="spellStart"/>
-      <w:r>
-        <w:t>lbfgs</w:t>
-      </w:r>
-      <w:proofErr w:type="spellEnd"/>
-      <w:r>
-        <w:t>, sag, saga, and newton-cg are better for larger ones.</w:t>
+      <w:r>
+        <w:t>liblinear is best for smaller datasets, while lbfgs, sag, saga, and newton-cg are better for larger ones.</w:t>
       </w:r>
     </w:p>
     <w:p>
@@ -10850,59 +10182,17 @@
     </w:p>
     <w:p>
       <w:r>
-        <w:t xml:space="preserve">from </w:t>
-      </w:r>
-      <w:proofErr w:type="spellStart"/>
-      <w:r>
-        <w:t>statsmodels.tsa.stattools</w:t>
-      </w:r>
-      <w:proofErr w:type="spellEnd"/>
-      <w:r>
-        <w:t xml:space="preserve"> import </w:t>
-      </w:r>
-      <w:proofErr w:type="spellStart"/>
-      <w:r>
-        <w:t>adfuller</w:t>
-      </w:r>
-      <w:proofErr w:type="spellEnd"/>
-    </w:p>
-    <w:p>
-      <w:r>
-        <w:t xml:space="preserve">from </w:t>
-      </w:r>
-      <w:proofErr w:type="spellStart"/>
-      <w:r>
-        <w:t>statsmodels.graphics.tsaplots</w:t>
-      </w:r>
-      <w:proofErr w:type="spellEnd"/>
-      <w:r>
-        <w:t xml:space="preserve"> import </w:t>
-      </w:r>
-      <w:proofErr w:type="spellStart"/>
-      <w:r>
-        <w:t>plot_acf</w:t>
-      </w:r>
-      <w:proofErr w:type="spellEnd"/>
-      <w:r>
-        <w:t xml:space="preserve">, </w:t>
-      </w:r>
-      <w:proofErr w:type="spellStart"/>
-      <w:r>
-        <w:t>plot_pacf</w:t>
-      </w:r>
-      <w:proofErr w:type="spellEnd"/>
-    </w:p>
-    <w:p>
-      <w:r>
-        <w:t xml:space="preserve">from </w:t>
-      </w:r>
-      <w:proofErr w:type="spellStart"/>
-      <w:r>
-        <w:t>statsmodels.tsa.arima.model</w:t>
-      </w:r>
-      <w:proofErr w:type="spellEnd"/>
-      <w:r>
-        <w:t xml:space="preserve"> import ARIMA</w:t>
+        <w:t>from statsmodels.tsa.stattools import adfuller</w:t>
+      </w:r>
+    </w:p>
+    <w:p>
+      <w:r>
+        <w:t>from statsmodels.graphics.tsaplots import plot_acf, plot_pacf</w:t>
+      </w:r>
+    </w:p>
+    <w:p>
+      <w:r>
+        <w:t>from statsmodels.tsa.arima.model import ARIMA</w:t>
       </w:r>
     </w:p>
     <w:p/>
@@ -11122,21 +10412,8 @@
           <w:numId w:val="40"/>
         </w:numPr>
       </w:pPr>
-      <w:proofErr w:type="spellStart"/>
-      <w:r>
-        <w:t>f</w:t>
-      </w:r>
-      <w:proofErr w:type="spellEnd"/>
-      <w:r>
-        <w:t xml:space="preserve"> the trend component is too flexible, it might overfit to noise. Tuning </w:t>
-      </w:r>
-      <w:proofErr w:type="spellStart"/>
-      <w:r>
-        <w:t>changepoint_prior_scale</w:t>
-      </w:r>
-      <w:proofErr w:type="spellEnd"/>
-      <w:r>
-        <w:t xml:space="preserve"> helps mitigate this.</w:t>
+      <w:r>
+        <w:t>f the trend component is too flexible, it might overfit to noise. Tuning changepoint_prior_scale helps mitigate this.</w:t>
       </w:r>
     </w:p>
     <w:p/>
@@ -11237,15 +10514,7 @@
     </w:p>
     <w:p>
       <w:r>
-        <w:t xml:space="preserve">Aggregate functions (sum, count, max, </w:t>
-      </w:r>
-      <w:proofErr w:type="spellStart"/>
-      <w:r>
-        <w:t>avg</w:t>
-      </w:r>
-      <w:proofErr w:type="spellEnd"/>
-      <w:r>
-        <w:t>, min)</w:t>
+        <w:t>Aggregate functions (sum, count, max, avg, min)</w:t>
       </w:r>
     </w:p>
     <w:p>
@@ -11317,15 +10586,7 @@
         </w:numPr>
       </w:pPr>
       <w:r>
-        <w:t xml:space="preserve">From first row to current row – sum (&lt;&lt;column name&gt;&gt;) over (partition by &lt;&lt;column name&gt;&gt; order by &lt;&lt;column name&gt;&gt; rows between unbounded </w:t>
-      </w:r>
-      <w:proofErr w:type="spellStart"/>
-      <w:r>
-        <w:t>proceding</w:t>
-      </w:r>
-      <w:proofErr w:type="spellEnd"/>
-      <w:r>
-        <w:t xml:space="preserve"> and current row)</w:t>
+        <w:t>From first row to current row – sum (&lt;&lt;column name&gt;&gt;) over (partition by &lt;&lt;column name&gt;&gt; order by &lt;&lt;column name&gt;&gt; rows between unbounded proceding and current row)</w:t>
       </w:r>
     </w:p>
     <w:p>
@@ -11391,15 +10652,7 @@
         </w:numPr>
       </w:pPr>
       <w:r>
-        <w:t xml:space="preserve">Summation functions such as sum, first, </w:t>
-      </w:r>
-      <w:proofErr w:type="spellStart"/>
-      <w:r>
-        <w:t>avg</w:t>
-      </w:r>
-      <w:proofErr w:type="spellEnd"/>
-      <w:r>
-        <w:t>, last are rolling functions by default which gives you a summation of value from first row to current row. Thus you have to forcefully add in Rows between unbounded preceding and unbounded following if you want to take the rows</w:t>
+        <w:t>Summation functions such as sum, first, avg, last are rolling functions by default which gives you a summation of value from first row to current row. Thus you have to forcefully add in Rows between unbounded preceding and unbounded following if you want to take the rows</w:t>
       </w:r>
     </w:p>
     <w:p>
@@ -11423,15 +10676,7 @@
         </w:numPr>
       </w:pPr>
       <w:r>
-        <w:t xml:space="preserve">Window function for percentile – </w:t>
-      </w:r>
-      <w:proofErr w:type="spellStart"/>
-      <w:r>
-        <w:t>Percent_rank</w:t>
-      </w:r>
-      <w:proofErr w:type="spellEnd"/>
-      <w:r>
-        <w:t>()</w:t>
+        <w:t>Window function for percentile – Percent_rank()</w:t>
       </w:r>
     </w:p>
     <w:p>
@@ -11443,15 +10688,7 @@
         </w:numPr>
       </w:pPr>
       <w:r>
-        <w:t xml:space="preserve">Syntax: </w:t>
-      </w:r>
-      <w:proofErr w:type="spellStart"/>
-      <w:r>
-        <w:t>Percent_rank</w:t>
-      </w:r>
-      <w:proofErr w:type="spellEnd"/>
-      <w:r>
-        <w:t>() over (partition by &lt;&lt;&gt;&gt; order by &lt;&lt;&gt;&gt;)</w:t>
+        <w:t>Syntax: Percent_rank() over (partition by &lt;&lt;&gt;&gt; order by &lt;&lt;&gt;&gt;)</w:t>
       </w:r>
     </w:p>
     <w:p/>
@@ -11694,15 +10931,7 @@
           </w:tcPr>
           <w:p>
             <w:r>
-              <w:t xml:space="preserve">Groups all records by </w:t>
-            </w:r>
-            <w:proofErr w:type="spellStart"/>
-            <w:r>
-              <w:t>CustomerID</w:t>
-            </w:r>
-            <w:proofErr w:type="spellEnd"/>
-            <w:r>
-              <w:t>.</w:t>
+              <w:t>Groups all records by CustomerID.</w:t>
             </w:r>
           </w:p>
         </w:tc>
@@ -11864,15 +11093,7 @@
           </w:tcPr>
           <w:p>
             <w:r>
-              <w:t xml:space="preserve">Specifies the final output columns: </w:t>
-            </w:r>
-            <w:proofErr w:type="spellStart"/>
-            <w:r>
-              <w:t>CustomerID</w:t>
-            </w:r>
-            <w:proofErr w:type="spellEnd"/>
-            <w:r>
-              <w:t xml:space="preserve"> and SUM(Amount).</w:t>
+              <w:t>Specifies the final output columns: CustomerID and SUM(Amount).</w:t>
             </w:r>
           </w:p>
         </w:tc>
@@ -11941,15 +11162,7 @@
         </w:numPr>
       </w:pPr>
       <w:r>
-        <w:t xml:space="preserve">Select </w:t>
-      </w:r>
-      <w:proofErr w:type="spellStart"/>
-      <w:r>
-        <w:t>instr</w:t>
-      </w:r>
-      <w:proofErr w:type="spellEnd"/>
-      <w:r>
-        <w:t>(“hello hi”, “hi”)</w:t>
+        <w:t>Select instr(“hello hi”, “hi”)</w:t>
       </w:r>
     </w:p>
     <w:p>
@@ -11960,19 +11173,9 @@
           <w:numId w:val="24"/>
         </w:numPr>
       </w:pPr>
-      <w:proofErr w:type="spellStart"/>
-      <w:r>
-        <w:t>Substr</w:t>
-      </w:r>
-      <w:proofErr w:type="spellEnd"/>
-      <w:r>
-        <w:t xml:space="preserve"> – select </w:t>
-      </w:r>
-      <w:proofErr w:type="spellStart"/>
-      <w:r>
-        <w:t>substr</w:t>
-      </w:r>
-      <w:proofErr w:type="spellEnd"/>
+      <w:r>
+        <w:t>Substr – select substr</w:t>
+      </w:r>
       <w:r>
         <w:t xml:space="preserve"> </w:t>
       </w:r>
@@ -12255,32 +11458,14 @@
       <w:r>
         <w:t xml:space="preserve">Code: </w:t>
       </w:r>
-      <w:proofErr w:type="spellStart"/>
-      <w:r>
-        <w:t>bgf</w:t>
-      </w:r>
-      <w:proofErr w:type="spellEnd"/>
-      <w:r>
-        <w:t xml:space="preserve"> = </w:t>
-      </w:r>
-      <w:proofErr w:type="spellStart"/>
-      <w:r>
-        <w:t>BetaGeoFitter</w:t>
-      </w:r>
-      <w:proofErr w:type="spellEnd"/>
+      <w:r>
+        <w:t>bgf = BetaGeoFitter</w:t>
+      </w:r>
       <w:r>
         <w:t xml:space="preserve"> </w:t>
       </w:r>
       <w:r>
-        <w:t>(</w:t>
-      </w:r>
-      <w:proofErr w:type="spellStart"/>
-      <w:r>
-        <w:t>penalizer_coef</w:t>
-      </w:r>
-      <w:proofErr w:type="spellEnd"/>
-      <w:r>
-        <w:t>=0.0)</w:t>
+        <w:t>(penalizer_coef=0.0)</w:t>
       </w:r>
     </w:p>
     <w:p>
@@ -12498,15 +11683,7 @@
         <w:t>Method:</w:t>
       </w:r>
       <w:r>
-        <w:t xml:space="preserve"> Group customers by their observed recency ($</w:t>
-      </w:r>
-      <w:proofErr w:type="spellStart"/>
-      <w:r>
-        <w:t>t_x</w:t>
-      </w:r>
-      <w:proofErr w:type="spellEnd"/>
-      <w:r>
-        <w:t>$), which is the time of their last purchase.</w:t>
+        <w:t xml:space="preserve"> Group customers by their observed recency ($t_x$), which is the time of their last purchase.</w:t>
       </w:r>
     </w:p>
     <w:p>
@@ -12894,15 +12071,7 @@
         <w:t>Method:</w:t>
       </w:r>
       <w:r>
-        <w:t xml:space="preserve"> If you used a full Bayesian method (like MCMC/</w:t>
-      </w:r>
-      <w:proofErr w:type="spellStart"/>
-      <w:r>
-        <w:t>PyMC</w:t>
-      </w:r>
-      <w:proofErr w:type="spellEnd"/>
-      <w:r>
-        <w:t xml:space="preserve">) to estimate the posterior distribution of </w:t>
+        <w:t xml:space="preserve"> If you used a full Bayesian method (like MCMC/PyMC) to estimate the posterior distribution of </w:t>
       </w:r>
       <w:r>
         <w:rPr>
@@ -13057,13 +12226,8 @@
           <w:numId w:val="31"/>
         </w:numPr>
       </w:pPr>
-      <w:proofErr w:type="spellStart"/>
-      <w:r>
-        <w:t>Date_add</w:t>
-      </w:r>
-      <w:proofErr w:type="spellEnd"/>
-      <w:r>
-        <w:t>(&lt;&lt;start date&gt;&gt;, interval &lt;&lt;number&gt;&gt; &lt;&lt;unit&gt;&gt;)</w:t>
+      <w:r>
+        <w:t>Date_add(&lt;&lt;start date&gt;&gt;, interval &lt;&lt;number&gt;&gt; &lt;&lt;unit&gt;&gt;)</w:t>
       </w:r>
     </w:p>
     <w:p>
@@ -13093,39 +12257,38 @@
           <w:i/>
           <w:iCs/>
         </w:rPr>
-        <w:t xml:space="preserve">select </w:t>
-      </w:r>
-      <w:proofErr w:type="spellStart"/>
-      <w:r>
+        <w:t>select date_add(current_date(), interval 4 month)</w:t>
+      </w:r>
+    </w:p>
+    <w:p>
+      <w:pPr>
         <w:rPr>
           <w:i/>
           <w:iCs/>
         </w:rPr>
-        <w:t>date_add</w:t>
-      </w:r>
-      <w:proofErr w:type="spellEnd"/>
+      </w:pPr>
       <w:r>
         <w:rPr>
           <w:i/>
           <w:iCs/>
         </w:rPr>
-        <w:t>(</w:t>
-      </w:r>
-      <w:proofErr w:type="spellStart"/>
-      <w:r>
+        <w:t>the duration type could be day, month, quarter, hour, second etc</w:t>
+      </w:r>
+    </w:p>
+    <w:p>
+      <w:pPr>
         <w:rPr>
           <w:i/>
           <w:iCs/>
         </w:rPr>
-        <w:t>current_date</w:t>
-      </w:r>
-      <w:proofErr w:type="spellEnd"/>
+      </w:pPr>
       <w:r>
         <w:rPr>
           <w:i/>
           <w:iCs/>
         </w:rPr>
-        <w:t>(), interval 4 month)</w:t>
+        <w:lastRenderedPageBreak/>
+        <w:t>The number can be negative if you want an earlier number</w:t>
       </w:r>
     </w:p>
     <w:p>
@@ -13135,38 +12298,237 @@
           <w:iCs/>
         </w:rPr>
       </w:pPr>
-      <w:r>
+    </w:p>
+    <w:p>
+      <w:pPr>
+        <w:pStyle w:val="ListParagraph"/>
+        <w:numPr>
+          <w:ilvl w:val="0"/>
+          <w:numId w:val="31"/>
+        </w:numPr>
+      </w:pPr>
+      <w:r>
+        <w:t>Current Date – Current_Date()</w:t>
+      </w:r>
+      <w:r>
+        <w:t xml:space="preserve"> # only for mysql</w:t>
+      </w:r>
+    </w:p>
+    <w:p>
+      <w:pPr>
+        <w:pStyle w:val="ListParagraph"/>
+        <w:numPr>
+          <w:ilvl w:val="0"/>
+          <w:numId w:val="31"/>
+        </w:numPr>
+      </w:pPr>
+      <w:r>
+        <w:t>Current Time Stamp – Current_Timestamp()</w:t>
+      </w:r>
+    </w:p>
+    <w:p>
+      <w:pPr>
+        <w:pStyle w:val="ListParagraph"/>
+        <w:numPr>
+          <w:ilvl w:val="0"/>
+          <w:numId w:val="31"/>
+        </w:numPr>
+      </w:pPr>
+      <w:r>
+        <w:t>Current Time – Current_time()</w:t>
+      </w:r>
+    </w:p>
+    <w:p>
+      <w:pPr>
+        <w:pStyle w:val="ListParagraph"/>
+        <w:numPr>
+          <w:ilvl w:val="0"/>
+          <w:numId w:val="31"/>
+        </w:numPr>
+      </w:pPr>
+      <w:r>
+        <w:t>Extract date element from timestamp</w:t>
+      </w:r>
+    </w:p>
+    <w:p>
+      <w:pPr>
+        <w:pStyle w:val="ListParagraph"/>
+        <w:numPr>
+          <w:ilvl w:val="1"/>
+          <w:numId w:val="31"/>
+        </w:numPr>
+      </w:pPr>
+      <w:r>
+        <w:t>Date – Date(current_timestamp())</w:t>
+      </w:r>
+    </w:p>
+    <w:p>
+      <w:pPr>
+        <w:pStyle w:val="ListParagraph"/>
+        <w:numPr>
+          <w:ilvl w:val="1"/>
+          <w:numId w:val="31"/>
+        </w:numPr>
+      </w:pPr>
+      <w:r>
+        <w:t>Quarter – quarter(current_timestamp())</w:t>
+      </w:r>
+    </w:p>
+    <w:p>
+      <w:pPr>
+        <w:pStyle w:val="ListParagraph"/>
+        <w:numPr>
+          <w:ilvl w:val="1"/>
+          <w:numId w:val="31"/>
+        </w:numPr>
+      </w:pPr>
+      <w:r>
+        <w:t>Second – second(current_timestamp())</w:t>
+      </w:r>
+    </w:p>
+    <w:p>
+      <w:pPr>
+        <w:pStyle w:val="ListParagraph"/>
+        <w:numPr>
+          <w:ilvl w:val="1"/>
+          <w:numId w:val="31"/>
+        </w:numPr>
+      </w:pPr>
+      <w:r>
+        <w:t>Day – day(current_timestamp())</w:t>
+      </w:r>
+    </w:p>
+    <w:p>
+      <w:pPr>
+        <w:pStyle w:val="ListParagraph"/>
+        <w:numPr>
+          <w:ilvl w:val="1"/>
+          <w:numId w:val="31"/>
+        </w:numPr>
+      </w:pPr>
+      <w:r>
+        <w:t>Hour – hour(current_timestamp()))</w:t>
+      </w:r>
+    </w:p>
+    <w:p>
+      <w:pPr>
+        <w:pStyle w:val="ListParagraph"/>
+        <w:numPr>
+          <w:ilvl w:val="1"/>
+          <w:numId w:val="31"/>
+        </w:numPr>
+      </w:pPr>
+      <w:r>
+        <w:t>Month – month(current_timestamp()))</w:t>
+      </w:r>
+    </w:p>
+    <w:p>
+      <w:pPr>
+        <w:pStyle w:val="ListParagraph"/>
+        <w:numPr>
+          <w:ilvl w:val="1"/>
+          <w:numId w:val="31"/>
+        </w:numPr>
+      </w:pPr>
+      <w:r>
+        <w:t>Year – year(current_timestamp()))</w:t>
+      </w:r>
+    </w:p>
+    <w:p>
+      <w:pPr>
+        <w:pStyle w:val="ListParagraph"/>
+        <w:numPr>
+          <w:ilvl w:val="1"/>
+          <w:numId w:val="31"/>
+        </w:numPr>
+      </w:pPr>
+      <w:r>
+        <w:t>Week – week(current_timestamp()))</w:t>
+      </w:r>
+    </w:p>
+    <w:p>
+      <w:pPr>
+        <w:pStyle w:val="ListParagraph"/>
+        <w:numPr>
+          <w:ilvl w:val="1"/>
+          <w:numId w:val="31"/>
+        </w:numPr>
+      </w:pPr>
+      <w:r>
+        <w:t>Day Name – dayname (current_timestamp())</w:t>
+      </w:r>
+    </w:p>
+    <w:p>
+      <w:pPr>
+        <w:pStyle w:val="ListParagraph"/>
+        <w:numPr>
+          <w:ilvl w:val="1"/>
+          <w:numId w:val="31"/>
+        </w:numPr>
+      </w:pPr>
+      <w:r>
+        <w:t xml:space="preserve">Weekday – weekday(current_timestamp()), </w:t>
+      </w:r>
+      <w:r>
+        <w:t>dayname(current_date())</w:t>
+      </w:r>
+    </w:p>
+    <w:p>
+      <w:pPr>
+        <w:pStyle w:val="ListParagraph"/>
+        <w:ind w:left="1440"/>
+      </w:pPr>
+    </w:p>
+    <w:p>
+      <w:pPr>
+        <w:pStyle w:val="ListParagraph"/>
+        <w:ind w:left="1440"/>
+      </w:pPr>
+    </w:p>
+    <w:p>
+      <w:pPr>
+        <w:pStyle w:val="ListParagraph"/>
+        <w:numPr>
+          <w:ilvl w:val="0"/>
+          <w:numId w:val="31"/>
+        </w:numPr>
+      </w:pPr>
+      <w:r>
+        <w:t>Datediff – dateDiff(start_date, end_date)</w:t>
+      </w:r>
+    </w:p>
+    <w:p/>
+    <w:p>
+      <w:pPr>
         <w:rPr>
           <w:i/>
           <w:iCs/>
         </w:rPr>
-        <w:t>the duration type could be day, month, quarter, hour, second etc</w:t>
-      </w:r>
-    </w:p>
-    <w:p>
-      <w:pPr>
+      </w:pPr>
+      <w:r>
         <w:rPr>
           <w:i/>
           <w:iCs/>
         </w:rPr>
-      </w:pPr>
-      <w:r>
+        <w:t xml:space="preserve">select datediff(date_add(current_date(), interval 4 month), </w:t>
+      </w:r>
+    </w:p>
+    <w:p>
+      <w:pPr>
         <w:rPr>
           <w:i/>
           <w:iCs/>
         </w:rPr>
-        <w:lastRenderedPageBreak/>
-        <w:t>The number can be negative if you want an earlier number</w:t>
-      </w:r>
-    </w:p>
-    <w:p>
-      <w:pPr>
+      </w:pPr>
+      <w:r>
         <w:rPr>
           <w:i/>
           <w:iCs/>
         </w:rPr>
-      </w:pPr>
-    </w:p>
+        <w:t xml:space="preserve">                current_date()) --only returns the different in days</w:t>
+      </w:r>
+    </w:p>
+    <w:p/>
     <w:p>
       <w:pPr>
         <w:pStyle w:val="ListParagraph"/>
@@ -13176,308 +12538,23 @@
         </w:numPr>
       </w:pPr>
       <w:r>
-        <w:t xml:space="preserve">Current Date – </w:t>
-      </w:r>
-      <w:proofErr w:type="spellStart"/>
-      <w:r>
-        <w:t>Current_Date</w:t>
-      </w:r>
-      <w:proofErr w:type="spellEnd"/>
-      <w:r>
-        <w:t>()</w:t>
-      </w:r>
-      <w:r>
-        <w:t xml:space="preserve"> # only for </w:t>
-      </w:r>
-      <w:proofErr w:type="spellStart"/>
-      <w:r>
-        <w:t>mysql</w:t>
-      </w:r>
-      <w:proofErr w:type="spellEnd"/>
-    </w:p>
-    <w:p>
-      <w:pPr>
-        <w:pStyle w:val="ListParagraph"/>
-        <w:numPr>
-          <w:ilvl w:val="0"/>
-          <w:numId w:val="31"/>
-        </w:numPr>
-      </w:pPr>
-      <w:r>
-        <w:t xml:space="preserve">Current Time Stamp – </w:t>
-      </w:r>
-      <w:proofErr w:type="spellStart"/>
-      <w:r>
-        <w:t>Current_Timestamp</w:t>
-      </w:r>
-      <w:proofErr w:type="spellEnd"/>
-      <w:r>
-        <w:t>()</w:t>
-      </w:r>
-    </w:p>
-    <w:p>
-      <w:pPr>
-        <w:pStyle w:val="ListParagraph"/>
-        <w:numPr>
-          <w:ilvl w:val="0"/>
-          <w:numId w:val="31"/>
-        </w:numPr>
-      </w:pPr>
-      <w:r>
-        <w:t xml:space="preserve">Current Time – </w:t>
-      </w:r>
-      <w:proofErr w:type="spellStart"/>
-      <w:r>
-        <w:t>Current_time</w:t>
-      </w:r>
-      <w:proofErr w:type="spellEnd"/>
-      <w:r>
-        <w:t>()</w:t>
-      </w:r>
-    </w:p>
-    <w:p>
-      <w:pPr>
-        <w:pStyle w:val="ListParagraph"/>
-        <w:numPr>
-          <w:ilvl w:val="0"/>
-          <w:numId w:val="31"/>
-        </w:numPr>
-      </w:pPr>
-      <w:r>
-        <w:t>Extract date element from timestamp</w:t>
-      </w:r>
-    </w:p>
-    <w:p>
-      <w:pPr>
-        <w:pStyle w:val="ListParagraph"/>
-        <w:numPr>
-          <w:ilvl w:val="1"/>
-          <w:numId w:val="31"/>
-        </w:numPr>
-      </w:pPr>
-      <w:r>
-        <w:t>Date – Date(</w:t>
-      </w:r>
-      <w:proofErr w:type="spellStart"/>
-      <w:r>
-        <w:t>current_timestamp</w:t>
-      </w:r>
-      <w:proofErr w:type="spellEnd"/>
-      <w:r>
-        <w:t>())</w:t>
-      </w:r>
-    </w:p>
-    <w:p>
-      <w:pPr>
-        <w:pStyle w:val="ListParagraph"/>
-        <w:numPr>
-          <w:ilvl w:val="1"/>
-          <w:numId w:val="31"/>
-        </w:numPr>
-      </w:pPr>
-      <w:r>
-        <w:t>Quarter – quarter(</w:t>
-      </w:r>
-      <w:proofErr w:type="spellStart"/>
-      <w:r>
-        <w:t>current_timestamp</w:t>
-      </w:r>
-      <w:proofErr w:type="spellEnd"/>
-      <w:r>
-        <w:t>())</w:t>
-      </w:r>
-    </w:p>
-    <w:p>
-      <w:pPr>
-        <w:pStyle w:val="ListParagraph"/>
-        <w:numPr>
-          <w:ilvl w:val="1"/>
-          <w:numId w:val="31"/>
-        </w:numPr>
-      </w:pPr>
-      <w:r>
-        <w:t>Second – second(</w:t>
-      </w:r>
-      <w:proofErr w:type="spellStart"/>
-      <w:r>
-        <w:t>current_timestamp</w:t>
-      </w:r>
-      <w:proofErr w:type="spellEnd"/>
-      <w:r>
-        <w:t>())</w:t>
-      </w:r>
-    </w:p>
-    <w:p>
-      <w:pPr>
-        <w:pStyle w:val="ListParagraph"/>
-        <w:numPr>
-          <w:ilvl w:val="1"/>
-          <w:numId w:val="31"/>
-        </w:numPr>
-      </w:pPr>
-      <w:r>
-        <w:t>Day – day(</w:t>
-      </w:r>
-      <w:proofErr w:type="spellStart"/>
-      <w:r>
-        <w:t>current_timestamp</w:t>
-      </w:r>
-      <w:proofErr w:type="spellEnd"/>
-      <w:r>
-        <w:t>())</w:t>
-      </w:r>
-    </w:p>
-    <w:p>
-      <w:pPr>
-        <w:pStyle w:val="ListParagraph"/>
-        <w:numPr>
-          <w:ilvl w:val="1"/>
-          <w:numId w:val="31"/>
-        </w:numPr>
-      </w:pPr>
-      <w:r>
-        <w:t>Hour – hour(</w:t>
-      </w:r>
-      <w:proofErr w:type="spellStart"/>
-      <w:r>
-        <w:t>current_timestamp</w:t>
-      </w:r>
-      <w:proofErr w:type="spellEnd"/>
-      <w:r>
-        <w:t>()))</w:t>
-      </w:r>
-    </w:p>
-    <w:p>
-      <w:pPr>
-        <w:pStyle w:val="ListParagraph"/>
-        <w:numPr>
-          <w:ilvl w:val="1"/>
-          <w:numId w:val="31"/>
-        </w:numPr>
-      </w:pPr>
-      <w:r>
-        <w:t>Month – month(</w:t>
-      </w:r>
-      <w:proofErr w:type="spellStart"/>
-      <w:r>
-        <w:t>current_timestamp</w:t>
-      </w:r>
-      <w:proofErr w:type="spellEnd"/>
-      <w:r>
-        <w:t>()))</w:t>
-      </w:r>
-    </w:p>
-    <w:p>
-      <w:pPr>
-        <w:pStyle w:val="ListParagraph"/>
-        <w:numPr>
-          <w:ilvl w:val="1"/>
-          <w:numId w:val="31"/>
-        </w:numPr>
-      </w:pPr>
-      <w:r>
-        <w:t>Year – year(</w:t>
-      </w:r>
-      <w:proofErr w:type="spellStart"/>
-      <w:r>
-        <w:t>current_timestamp</w:t>
-      </w:r>
-      <w:proofErr w:type="spellEnd"/>
-      <w:r>
-        <w:t>()))</w:t>
-      </w:r>
-    </w:p>
-    <w:p>
-      <w:pPr>
-        <w:pStyle w:val="ListParagraph"/>
-        <w:numPr>
-          <w:ilvl w:val="1"/>
-          <w:numId w:val="31"/>
-        </w:numPr>
-      </w:pPr>
-      <w:r>
-        <w:t>Week – week(</w:t>
-      </w:r>
-      <w:proofErr w:type="spellStart"/>
-      <w:r>
-        <w:t>current_timestamp</w:t>
-      </w:r>
-      <w:proofErr w:type="spellEnd"/>
-      <w:r>
-        <w:t>()))</w:t>
-      </w:r>
-    </w:p>
-    <w:p>
-      <w:pPr>
-        <w:pStyle w:val="ListParagraph"/>
-        <w:numPr>
-          <w:ilvl w:val="1"/>
-          <w:numId w:val="31"/>
-        </w:numPr>
-      </w:pPr>
-      <w:r>
-        <w:t xml:space="preserve">Day Name – </w:t>
-      </w:r>
-      <w:proofErr w:type="spellStart"/>
-      <w:r>
-        <w:t>dayname</w:t>
-      </w:r>
-      <w:proofErr w:type="spellEnd"/>
-      <w:r>
-        <w:t xml:space="preserve"> (</w:t>
-      </w:r>
-      <w:proofErr w:type="spellStart"/>
-      <w:r>
-        <w:t>current_timestamp</w:t>
-      </w:r>
-      <w:proofErr w:type="spellEnd"/>
-      <w:r>
-        <w:t>())</w:t>
-      </w:r>
-    </w:p>
-    <w:p>
-      <w:pPr>
-        <w:pStyle w:val="ListParagraph"/>
-        <w:ind w:left="1440"/>
-      </w:pPr>
-    </w:p>
-    <w:p>
-      <w:pPr>
-        <w:pStyle w:val="ListParagraph"/>
-        <w:numPr>
-          <w:ilvl w:val="0"/>
-          <w:numId w:val="31"/>
-        </w:numPr>
-      </w:pPr>
-      <w:r>
-        <w:t xml:space="preserve">Datediff – </w:t>
-      </w:r>
-      <w:proofErr w:type="spellStart"/>
-      <w:r>
-        <w:t>dateDiff</w:t>
-      </w:r>
-      <w:proofErr w:type="spellEnd"/>
-      <w:r>
-        <w:t>(</w:t>
-      </w:r>
-      <w:proofErr w:type="spellStart"/>
-      <w:r>
-        <w:t>start_date</w:t>
-      </w:r>
-      <w:proofErr w:type="spellEnd"/>
-      <w:r>
-        <w:t xml:space="preserve">, </w:t>
-      </w:r>
-      <w:proofErr w:type="spellStart"/>
-      <w:r>
-        <w:t>end_date</w:t>
-      </w:r>
-      <w:proofErr w:type="spellEnd"/>
-      <w:r>
-        <w:t>)</w:t>
-      </w:r>
-    </w:p>
-    <w:p/>
+        <w:t>Timestampdiff</w:t>
+      </w:r>
+      <w:r>
+        <w:t xml:space="preserve"> – </w:t>
+      </w:r>
+      <w:r>
+        <w:t>timestampdiff</w:t>
+      </w:r>
+      <w:r>
+        <w:t>(unit, start_date, end_date)</w:t>
+      </w:r>
+    </w:p>
+    <w:p>
+      <w:pPr>
+        <w:ind w:left="360"/>
+      </w:pPr>
+    </w:p>
     <w:p>
       <w:pPr>
         <w:rPr>
@@ -13490,196 +12567,124 @@
           <w:i/>
           <w:iCs/>
         </w:rPr>
-        <w:t xml:space="preserve">select </w:t>
-      </w:r>
-      <w:proofErr w:type="spellStart"/>
-      <w:r>
+        <w:t>select timestampdiff(second, &lt;&lt;start_date&gt;&gt;, &lt;&lt;end_date&gt;&gt;)</w:t>
+      </w:r>
+    </w:p>
+    <w:p/>
+    <w:p>
+      <w:pPr>
+        <w:pStyle w:val="ListParagraph"/>
+        <w:numPr>
+          <w:ilvl w:val="0"/>
+          <w:numId w:val="31"/>
+        </w:numPr>
+      </w:pPr>
+      <w:r>
+        <w:t>Format date – Date_format(“</w:t>
+      </w:r>
+      <w:r>
+        <w:t>"2017-06-15", "%M %d %Y")</w:t>
+      </w:r>
+      <w:r>
+        <w:t xml:space="preserve"> – Converts date to character in a specified format</w:t>
+      </w:r>
+    </w:p>
+    <w:p/>
+    <w:p>
+      <w:pPr>
         <w:rPr>
           <w:i/>
           <w:iCs/>
         </w:rPr>
-        <w:t>datediff</w:t>
-      </w:r>
-      <w:proofErr w:type="spellEnd"/>
+      </w:pPr>
       <w:r>
         <w:rPr>
           <w:i/>
           <w:iCs/>
         </w:rPr>
-        <w:t>(</w:t>
-      </w:r>
-      <w:proofErr w:type="spellStart"/>
-      <w:r>
+        <w:t>select date_format(current_date(), "%Y-%d-%m")</w:t>
+      </w:r>
+    </w:p>
+    <w:p/>
+    <w:p>
+      <w:pPr>
+        <w:pStyle w:val="ListParagraph"/>
+        <w:numPr>
+          <w:ilvl w:val="0"/>
+          <w:numId w:val="31"/>
+        </w:numPr>
+      </w:pPr>
+      <w:r>
+        <w:t>Convert a string of a specific format to date – str_to_date(“2025-04-04”,”%Y-%m-%d”)</w:t>
+      </w:r>
+    </w:p>
+    <w:p>
+      <w:pPr>
         <w:rPr>
           <w:i/>
           <w:iCs/>
         </w:rPr>
-        <w:t>date_add</w:t>
-      </w:r>
-      <w:proofErr w:type="spellEnd"/>
-      <w:r>
+      </w:pPr>
+    </w:p>
+    <w:p>
+      <w:pPr>
         <w:rPr>
           <w:i/>
           <w:iCs/>
         </w:rPr>
-        <w:t>(</w:t>
-      </w:r>
-      <w:proofErr w:type="spellStart"/>
+      </w:pPr>
       <w:r>
         <w:rPr>
           <w:i/>
           <w:iCs/>
         </w:rPr>
-        <w:t>current_date</w:t>
-      </w:r>
-      <w:proofErr w:type="spellEnd"/>
-      <w:r>
+        <w:t>select str_to_date(</w:t>
+      </w:r>
+    </w:p>
+    <w:p>
+      <w:pPr>
         <w:rPr>
           <w:i/>
           <w:iCs/>
         </w:rPr>
-        <w:t xml:space="preserve">(), interval 4 month), </w:t>
-      </w:r>
-    </w:p>
-    <w:p>
-      <w:pPr>
+      </w:pPr>
+      <w:r>
         <w:rPr>
           <w:i/>
           <w:iCs/>
         </w:rPr>
-      </w:pPr>
-      <w:r>
+        <w:t xml:space="preserve">        date_format(current_date(), '%d-%m-%Y'), </w:t>
+      </w:r>
+    </w:p>
+    <w:p>
+      <w:pPr>
         <w:rPr>
           <w:i/>
           <w:iCs/>
         </w:rPr>
-        <w:t xml:space="preserve">                </w:t>
-      </w:r>
-      <w:proofErr w:type="spellStart"/>
+      </w:pPr>
       <w:r>
         <w:rPr>
           <w:i/>
           <w:iCs/>
         </w:rPr>
-        <w:t>current_date</w:t>
-      </w:r>
-      <w:proofErr w:type="spellEnd"/>
-      <w:r>
+        <w:t xml:space="preserve">        '%s'</w:t>
+      </w:r>
+    </w:p>
+    <w:p>
+      <w:pPr>
         <w:rPr>
           <w:i/>
           <w:iCs/>
         </w:rPr>
-        <w:t>()) --only returns the different in days</w:t>
-      </w:r>
-    </w:p>
-    <w:p/>
-    <w:p>
-      <w:pPr>
-        <w:pStyle w:val="ListParagraph"/>
-        <w:numPr>
-          <w:ilvl w:val="0"/>
-          <w:numId w:val="31"/>
-        </w:numPr>
-      </w:pPr>
-      <w:proofErr w:type="spellStart"/>
-      <w:r>
-        <w:t>Timestampdiff</w:t>
-      </w:r>
-      <w:proofErr w:type="spellEnd"/>
-      <w:r>
-        <w:t xml:space="preserve"> – </w:t>
-      </w:r>
-      <w:proofErr w:type="spellStart"/>
-      <w:r>
-        <w:t>timestampdiff</w:t>
-      </w:r>
-      <w:proofErr w:type="spellEnd"/>
-      <w:r>
-        <w:t xml:space="preserve">(unit, </w:t>
-      </w:r>
-      <w:proofErr w:type="spellStart"/>
-      <w:r>
-        <w:t>start_date</w:t>
-      </w:r>
-      <w:proofErr w:type="spellEnd"/>
-      <w:r>
-        <w:t xml:space="preserve">, </w:t>
-      </w:r>
-      <w:proofErr w:type="spellStart"/>
-      <w:r>
-        <w:t>end_date</w:t>
-      </w:r>
-      <w:proofErr w:type="spellEnd"/>
-      <w:r>
-        <w:t>)</w:t>
-      </w:r>
-    </w:p>
-    <w:p>
-      <w:pPr>
-        <w:ind w:left="360"/>
-      </w:pPr>
-    </w:p>
-    <w:p>
-      <w:pPr>
+      </w:pPr>
+      <w:r>
         <w:rPr>
           <w:i/>
           <w:iCs/>
         </w:rPr>
-      </w:pPr>
-      <w:r>
-        <w:rPr>
-          <w:i/>
-          <w:iCs/>
-        </w:rPr>
-        <w:t xml:space="preserve">select </w:t>
-      </w:r>
-      <w:proofErr w:type="spellStart"/>
-      <w:r>
-        <w:rPr>
-          <w:i/>
-          <w:iCs/>
-        </w:rPr>
-        <w:t>timestampdiff</w:t>
-      </w:r>
-      <w:proofErr w:type="spellEnd"/>
-      <w:r>
-        <w:rPr>
-          <w:i/>
-          <w:iCs/>
-        </w:rPr>
-        <w:t>(second, &lt;&lt;</w:t>
-      </w:r>
-      <w:proofErr w:type="spellStart"/>
-      <w:r>
-        <w:rPr>
-          <w:i/>
-          <w:iCs/>
-        </w:rPr>
-        <w:t>start_date</w:t>
-      </w:r>
-      <w:proofErr w:type="spellEnd"/>
-      <w:r>
-        <w:rPr>
-          <w:i/>
-          <w:iCs/>
-        </w:rPr>
-        <w:t>&gt;&gt;, &lt;&lt;</w:t>
-      </w:r>
-      <w:proofErr w:type="spellStart"/>
-      <w:r>
-        <w:rPr>
-          <w:i/>
-          <w:iCs/>
-        </w:rPr>
-        <w:t>end_date</w:t>
-      </w:r>
-      <w:proofErr w:type="spellEnd"/>
-      <w:r>
-        <w:rPr>
-          <w:i/>
-          <w:iCs/>
-        </w:rPr>
-        <w:t>&gt;&gt;)</w:t>
+        <w:lastRenderedPageBreak/>
+        <w:t xml:space="preserve">    )</w:t>
       </w:r>
     </w:p>
     <w:p/>
@@ -13692,418 +12697,295 @@
         </w:numPr>
       </w:pPr>
       <w:r>
-        <w:t xml:space="preserve">Format date – </w:t>
-      </w:r>
-      <w:proofErr w:type="spellStart"/>
-      <w:r>
-        <w:t>Date_format</w:t>
-      </w:r>
-      <w:proofErr w:type="spellEnd"/>
-      <w:r>
-        <w:t>(“</w:t>
-      </w:r>
-      <w:r>
-        <w:t>"2017-06-15", "%M %d %Y")</w:t>
-      </w:r>
-      <w:r>
-        <w:t xml:space="preserve"> – Converts date to character in a specified format</w:t>
+        <w:t>Order_timestamp between “2024-01-01” and “2024-05-04”</w:t>
+      </w:r>
+    </w:p>
+    <w:p>
+      <w:r>
+        <w:t>Here's a breakdown of some common format specifiers in MySQL:</w:t>
+      </w:r>
+    </w:p>
+    <w:p>
+      <w:pPr>
+        <w:numPr>
+          <w:ilvl w:val="0"/>
+          <w:numId w:val="36"/>
+        </w:numPr>
+      </w:pPr>
+      <w:r>
+        <w:t>%Y: Year, 4 digits</w:t>
+      </w:r>
+    </w:p>
+    <w:p>
+      <w:pPr>
+        <w:numPr>
+          <w:ilvl w:val="0"/>
+          <w:numId w:val="36"/>
+        </w:numPr>
+      </w:pPr>
+      <w:r>
+        <w:t>%y: Year, 2 digits</w:t>
+      </w:r>
+    </w:p>
+    <w:p>
+      <w:pPr>
+        <w:numPr>
+          <w:ilvl w:val="0"/>
+          <w:numId w:val="36"/>
+        </w:numPr>
+      </w:pPr>
+      <w:r>
+        <w:t>%m: Month, numeric (01-12)</w:t>
+      </w:r>
+    </w:p>
+    <w:p>
+      <w:pPr>
+        <w:numPr>
+          <w:ilvl w:val="0"/>
+          <w:numId w:val="36"/>
+        </w:numPr>
+      </w:pPr>
+      <w:r>
+        <w:t>%c: Month, numeric (1-12)</w:t>
+      </w:r>
+    </w:p>
+    <w:p>
+      <w:pPr>
+        <w:numPr>
+          <w:ilvl w:val="0"/>
+          <w:numId w:val="36"/>
+        </w:numPr>
+      </w:pPr>
+      <w:r>
+        <w:t>%M: Month name (January-December)</w:t>
+      </w:r>
+    </w:p>
+    <w:p>
+      <w:pPr>
+        <w:numPr>
+          <w:ilvl w:val="0"/>
+          <w:numId w:val="36"/>
+        </w:numPr>
+      </w:pPr>
+      <w:r>
+        <w:t>%b: Abbreviated month name (Jan-Dec)</w:t>
+      </w:r>
+    </w:p>
+    <w:p>
+      <w:pPr>
+        <w:numPr>
+          <w:ilvl w:val="0"/>
+          <w:numId w:val="36"/>
+        </w:numPr>
+      </w:pPr>
+      <w:r>
+        <w:t>%d: Day of the month (01-31)</w:t>
+      </w:r>
+    </w:p>
+    <w:p>
+      <w:pPr>
+        <w:numPr>
+          <w:ilvl w:val="0"/>
+          <w:numId w:val="36"/>
+        </w:numPr>
+      </w:pPr>
+      <w:r>
+        <w:t>%e: Day of the month (1-31)</w:t>
+      </w:r>
+    </w:p>
+    <w:p>
+      <w:pPr>
+        <w:numPr>
+          <w:ilvl w:val="0"/>
+          <w:numId w:val="36"/>
+        </w:numPr>
+      </w:pPr>
+      <w:r>
+        <w:t>%H: Hour (00-23)</w:t>
+      </w:r>
+    </w:p>
+    <w:p>
+      <w:pPr>
+        <w:numPr>
+          <w:ilvl w:val="0"/>
+          <w:numId w:val="36"/>
+        </w:numPr>
+      </w:pPr>
+      <w:r>
+        <w:t>%k: Hour (0-23)</w:t>
+      </w:r>
+    </w:p>
+    <w:p>
+      <w:pPr>
+        <w:numPr>
+          <w:ilvl w:val="0"/>
+          <w:numId w:val="36"/>
+        </w:numPr>
+      </w:pPr>
+      <w:r>
+        <w:t>%h: Hour (01-12)</w:t>
+      </w:r>
+    </w:p>
+    <w:p>
+      <w:pPr>
+        <w:numPr>
+          <w:ilvl w:val="0"/>
+          <w:numId w:val="36"/>
+        </w:numPr>
+      </w:pPr>
+      <w:r>
+        <w:t>%l: Hour (1-12)</w:t>
+      </w:r>
+    </w:p>
+    <w:p>
+      <w:pPr>
+        <w:numPr>
+          <w:ilvl w:val="0"/>
+          <w:numId w:val="36"/>
+        </w:numPr>
+      </w:pPr>
+      <w:r>
+        <w:t>%i: Minutes (00-59)</w:t>
+      </w:r>
+    </w:p>
+    <w:p>
+      <w:pPr>
+        <w:numPr>
+          <w:ilvl w:val="0"/>
+          <w:numId w:val="36"/>
+        </w:numPr>
+      </w:pPr>
+      <w:r>
+        <w:t>%s, %S: Seconds (00-59)</w:t>
+      </w:r>
+    </w:p>
+    <w:p>
+      <w:pPr>
+        <w:numPr>
+          <w:ilvl w:val="0"/>
+          <w:numId w:val="36"/>
+        </w:numPr>
+      </w:pPr>
+      <w:r>
+        <w:t>%p: AM or PM</w:t>
       </w:r>
     </w:p>
     <w:p/>
     <w:p>
       <w:pPr>
         <w:rPr>
-          <w:i/>
-          <w:iCs/>
-        </w:rPr>
-      </w:pPr>
-      <w:r>
-        <w:rPr>
-          <w:i/>
-          <w:iCs/>
-        </w:rPr>
-        <w:t xml:space="preserve">select </w:t>
-      </w:r>
-      <w:proofErr w:type="spellStart"/>
-      <w:r>
-        <w:rPr>
-          <w:i/>
-          <w:iCs/>
-        </w:rPr>
-        <w:t>date_format</w:t>
-      </w:r>
-      <w:proofErr w:type="spellEnd"/>
-      <w:r>
-        <w:rPr>
-          <w:i/>
-          <w:iCs/>
-        </w:rPr>
+          <w:b/>
+          <w:bCs/>
+        </w:rPr>
+      </w:pPr>
+      <w:r>
+        <w:rPr>
+          <w:b/>
+          <w:bCs/>
+        </w:rPr>
+        <w:t>String Functions:</w:t>
+      </w:r>
+    </w:p>
+    <w:p>
+      <w:pPr>
+        <w:pStyle w:val="ListParagraph"/>
+        <w:numPr>
+          <w:ilvl w:val="0"/>
+          <w:numId w:val="32"/>
+        </w:numPr>
+      </w:pPr>
+      <w:r>
+        <w:t>String Length – length(&lt;&lt;str name&gt;&gt;)</w:t>
+      </w:r>
+    </w:p>
+    <w:p>
+      <w:pPr>
+        <w:pStyle w:val="ListParagraph"/>
+        <w:numPr>
+          <w:ilvl w:val="0"/>
+          <w:numId w:val="32"/>
+        </w:numPr>
+      </w:pPr>
+      <w:r>
+        <w:t>Lower/ upper – to convert str to upper or lower case</w:t>
+      </w:r>
+    </w:p>
+    <w:p>
+      <w:pPr>
+        <w:pStyle w:val="ListParagraph"/>
+        <w:numPr>
+          <w:ilvl w:val="0"/>
+          <w:numId w:val="32"/>
+        </w:numPr>
+      </w:pPr>
+      <w:r>
+        <w:t>Ltrim/rtrim – to remove zeroes from both the side</w:t>
+      </w:r>
+    </w:p>
+    <w:p>
+      <w:pPr>
+        <w:pStyle w:val="ListParagraph"/>
+        <w:numPr>
+          <w:ilvl w:val="0"/>
+          <w:numId w:val="32"/>
+        </w:numPr>
+      </w:pPr>
+      <w:r>
+        <w:t>Replace – Replace (string, old, new)</w:t>
+      </w:r>
+    </w:p>
+    <w:p>
+      <w:pPr>
+        <w:pStyle w:val="ListParagraph"/>
+        <w:numPr>
+          <w:ilvl w:val="0"/>
+          <w:numId w:val="32"/>
+        </w:numPr>
+      </w:pPr>
+      <w:r>
+        <w:t xml:space="preserve">Substr – substr (string, start index, </w:t>
+      </w:r>
+      <w:r>
+        <w:t>number of characters</w:t>
+      </w:r>
+      <w:r>
+        <w:t>)</w:t>
+      </w:r>
+      <w:r>
+        <w:t xml:space="preserve">, The index starts with </w:t>
+      </w:r>
+      <w:r>
+        <w:t>1</w:t>
+      </w:r>
+    </w:p>
+    <w:p>
+      <w:pPr>
+        <w:pStyle w:val="ListParagraph"/>
+        <w:numPr>
+          <w:ilvl w:val="0"/>
+          <w:numId w:val="32"/>
+        </w:numPr>
+      </w:pPr>
+      <w:r>
+        <w:t>Strcmp (first text, other text)</w:t>
+      </w:r>
+    </w:p>
+    <w:p>
+      <w:pPr>
+        <w:pStyle w:val="ListParagraph"/>
+        <w:numPr>
+          <w:ilvl w:val="0"/>
+          <w:numId w:val="32"/>
+        </w:numPr>
+      </w:pPr>
+      <w:r>
+        <w:t xml:space="preserve">Position – position </w:t>
+      </w:r>
+      <w:r>
         <w:t>(</w:t>
       </w:r>
-      <w:proofErr w:type="spellStart"/>
-      <w:r>
-        <w:rPr>
-          <w:i/>
-          <w:iCs/>
-        </w:rPr>
-        <w:t>current_date</w:t>
-      </w:r>
-      <w:proofErr w:type="spellEnd"/>
-      <w:r>
-        <w:rPr>
-          <w:i/>
-          <w:iCs/>
-        </w:rPr>
-        <w:t>(), "%Y-%d-%m")</w:t>
-      </w:r>
-    </w:p>
-    <w:p/>
-    <w:p>
-      <w:pPr>
-        <w:pStyle w:val="ListParagraph"/>
-        <w:numPr>
-          <w:ilvl w:val="0"/>
-          <w:numId w:val="31"/>
-        </w:numPr>
-      </w:pPr>
-      <w:r>
-        <w:t xml:space="preserve">Convert a string of a specific format to date – </w:t>
-      </w:r>
-      <w:proofErr w:type="spellStart"/>
-      <w:r>
-        <w:t>str_to_date</w:t>
-      </w:r>
-      <w:proofErr w:type="spellEnd"/>
-      <w:r>
-        <w:t>(“2025-04-04”,”%Y-%m-%d”)</w:t>
-      </w:r>
-    </w:p>
-    <w:p>
-      <w:pPr>
-        <w:rPr>
-          <w:i/>
-          <w:iCs/>
-        </w:rPr>
-      </w:pPr>
-    </w:p>
-    <w:p>
-      <w:pPr>
-        <w:rPr>
-          <w:i/>
-          <w:iCs/>
-        </w:rPr>
-      </w:pPr>
-      <w:r>
-        <w:rPr>
-          <w:i/>
-          <w:iCs/>
-        </w:rPr>
-        <w:t xml:space="preserve">select </w:t>
-      </w:r>
-      <w:proofErr w:type="spellStart"/>
-      <w:r>
-        <w:rPr>
-          <w:i/>
-          <w:iCs/>
-        </w:rPr>
-        <w:t>str_to_date</w:t>
-      </w:r>
-      <w:proofErr w:type="spellEnd"/>
-      <w:r>
-        <w:rPr>
-          <w:i/>
-          <w:iCs/>
-        </w:rPr>
-        <w:t>(</w:t>
-      </w:r>
-    </w:p>
-    <w:p>
-      <w:pPr>
-        <w:rPr>
-          <w:i/>
-          <w:iCs/>
-        </w:rPr>
-      </w:pPr>
-      <w:r>
-        <w:rPr>
-          <w:i/>
-          <w:iCs/>
-        </w:rPr>
-        <w:t xml:space="preserve">        </w:t>
-      </w:r>
-      <w:proofErr w:type="spellStart"/>
-      <w:r>
-        <w:rPr>
-          <w:i/>
-          <w:iCs/>
-        </w:rPr>
-        <w:t>date_format</w:t>
-      </w:r>
-      <w:proofErr w:type="spellEnd"/>
-      <w:r>
-        <w:rPr>
-          <w:i/>
-          <w:iCs/>
-        </w:rPr>
-        <w:t>(</w:t>
-      </w:r>
-      <w:proofErr w:type="spellStart"/>
-      <w:r>
-        <w:rPr>
-          <w:i/>
-          <w:iCs/>
-        </w:rPr>
-        <w:t>current_date</w:t>
-      </w:r>
-      <w:proofErr w:type="spellEnd"/>
-      <w:r>
-        <w:rPr>
-          <w:i/>
-          <w:iCs/>
-        </w:rPr>
-        <w:t xml:space="preserve">(), '%d-%m-%Y'), </w:t>
-      </w:r>
-    </w:p>
-    <w:p>
-      <w:pPr>
-        <w:rPr>
-          <w:i/>
-          <w:iCs/>
-        </w:rPr>
-      </w:pPr>
-      <w:r>
-        <w:rPr>
-          <w:i/>
-          <w:iCs/>
-        </w:rPr>
-        <w:t xml:space="preserve">        '%s'</w:t>
-      </w:r>
-    </w:p>
-    <w:p>
-      <w:pPr>
-        <w:rPr>
-          <w:i/>
-          <w:iCs/>
-        </w:rPr>
-      </w:pPr>
-      <w:r>
-        <w:rPr>
-          <w:i/>
-          <w:iCs/>
-        </w:rPr>
-        <w:t xml:space="preserve">    )</w:t>
-      </w:r>
-    </w:p>
-    <w:p/>
-    <w:p>
-      <w:pPr>
-        <w:pStyle w:val="ListParagraph"/>
-        <w:numPr>
-          <w:ilvl w:val="0"/>
-          <w:numId w:val="31"/>
-        </w:numPr>
-      </w:pPr>
-      <w:proofErr w:type="spellStart"/>
-      <w:r>
-        <w:t>Order_timestamp</w:t>
-      </w:r>
-      <w:proofErr w:type="spellEnd"/>
-      <w:r>
-        <w:t xml:space="preserve"> between “2024-01-01” and “2024-05-04”</w:t>
-      </w:r>
-    </w:p>
-    <w:p>
-      <w:r>
-        <w:t>Here's a breakdown of some common format specifiers in MySQL:</w:t>
-      </w:r>
-    </w:p>
-    <w:p>
-      <w:pPr>
-        <w:numPr>
-          <w:ilvl w:val="0"/>
-          <w:numId w:val="36"/>
-        </w:numPr>
-      </w:pPr>
-      <w:r>
-        <w:t>%Y: Year, 4 digits</w:t>
-      </w:r>
-    </w:p>
-    <w:p>
-      <w:pPr>
-        <w:numPr>
-          <w:ilvl w:val="0"/>
-          <w:numId w:val="36"/>
-        </w:numPr>
-      </w:pPr>
-      <w:r>
-        <w:t>%y: Year, 2 digits</w:t>
-      </w:r>
-    </w:p>
-    <w:p>
-      <w:pPr>
-        <w:numPr>
-          <w:ilvl w:val="0"/>
-          <w:numId w:val="36"/>
-        </w:numPr>
-      </w:pPr>
-      <w:r>
-        <w:t>%m: Month, numeric (01-12)</w:t>
-      </w:r>
-    </w:p>
-    <w:p>
-      <w:pPr>
-        <w:numPr>
-          <w:ilvl w:val="0"/>
-          <w:numId w:val="36"/>
-        </w:numPr>
-      </w:pPr>
-      <w:r>
-        <w:t>%c: Month, numeric (1-12)</w:t>
-      </w:r>
-    </w:p>
-    <w:p>
-      <w:pPr>
-        <w:numPr>
-          <w:ilvl w:val="0"/>
-          <w:numId w:val="36"/>
-        </w:numPr>
-      </w:pPr>
-      <w:r>
-        <w:t>%M: Month name (January-December)</w:t>
-      </w:r>
-    </w:p>
-    <w:p>
-      <w:pPr>
-        <w:numPr>
-          <w:ilvl w:val="0"/>
-          <w:numId w:val="36"/>
-        </w:numPr>
-      </w:pPr>
-      <w:r>
-        <w:t>%b: Abbreviated month name (Jan-Dec)</w:t>
-      </w:r>
-    </w:p>
-    <w:p>
-      <w:pPr>
-        <w:numPr>
-          <w:ilvl w:val="0"/>
-          <w:numId w:val="36"/>
-        </w:numPr>
-      </w:pPr>
-      <w:r>
-        <w:t>%d: Day of the month (01-31)</w:t>
-      </w:r>
-    </w:p>
-    <w:p>
-      <w:pPr>
-        <w:numPr>
-          <w:ilvl w:val="0"/>
-          <w:numId w:val="36"/>
-        </w:numPr>
-      </w:pPr>
-      <w:r>
-        <w:t>%e: Day of the month (1-31)</w:t>
-      </w:r>
-    </w:p>
-    <w:p>
-      <w:pPr>
-        <w:numPr>
-          <w:ilvl w:val="0"/>
-          <w:numId w:val="36"/>
-        </w:numPr>
-      </w:pPr>
-      <w:r>
-        <w:t>%H: Hour (00-23)</w:t>
-      </w:r>
-    </w:p>
-    <w:p>
-      <w:pPr>
-        <w:numPr>
-          <w:ilvl w:val="0"/>
-          <w:numId w:val="36"/>
-        </w:numPr>
-      </w:pPr>
-      <w:r>
-        <w:t>%k: Hour (0-23)</w:t>
-      </w:r>
-    </w:p>
-    <w:p>
-      <w:pPr>
-        <w:numPr>
-          <w:ilvl w:val="0"/>
-          <w:numId w:val="36"/>
-        </w:numPr>
-      </w:pPr>
-      <w:r>
-        <w:t>%h: Hour (01-12)</w:t>
-      </w:r>
-    </w:p>
-    <w:p>
-      <w:pPr>
-        <w:numPr>
-          <w:ilvl w:val="0"/>
-          <w:numId w:val="36"/>
-        </w:numPr>
-      </w:pPr>
-      <w:r>
-        <w:t>%l: Hour (1-12)</w:t>
-      </w:r>
-    </w:p>
-    <w:p>
-      <w:pPr>
-        <w:numPr>
-          <w:ilvl w:val="0"/>
-          <w:numId w:val="36"/>
-        </w:numPr>
-      </w:pPr>
-      <w:r>
-        <w:t>%</w:t>
-      </w:r>
-      <w:proofErr w:type="spellStart"/>
-      <w:r>
-        <w:t>i</w:t>
-      </w:r>
-      <w:proofErr w:type="spellEnd"/>
-      <w:r>
-        <w:t>: Minutes (00-59)</w:t>
-      </w:r>
-    </w:p>
-    <w:p>
-      <w:pPr>
-        <w:numPr>
-          <w:ilvl w:val="0"/>
-          <w:numId w:val="36"/>
-        </w:numPr>
-      </w:pPr>
-      <w:r>
-        <w:t>%s, %S: Seconds (00-59)</w:t>
-      </w:r>
-    </w:p>
-    <w:p>
-      <w:pPr>
-        <w:numPr>
-          <w:ilvl w:val="0"/>
-          <w:numId w:val="36"/>
-        </w:numPr>
-      </w:pPr>
-      <w:r>
-        <w:t>%p: AM or PM</w:t>
-      </w:r>
-    </w:p>
-    <w:p/>
-    <w:p>
-      <w:pPr>
-        <w:rPr>
-          <w:b/>
-          <w:bCs/>
-        </w:rPr>
-      </w:pPr>
-      <w:r>
-        <w:rPr>
-          <w:b/>
-          <w:bCs/>
-        </w:rPr>
-        <w:t>String Functions:</w:t>
+      <w:r>
+        <w:t>substring IN string)</w:t>
       </w:r>
     </w:p>
     <w:p>
@@ -14115,153 +12997,7 @@
         </w:numPr>
       </w:pPr>
       <w:r>
-        <w:t>String Length – length(&lt;&lt;str name&gt;&gt;)</w:t>
-      </w:r>
-    </w:p>
-    <w:p>
-      <w:pPr>
-        <w:pStyle w:val="ListParagraph"/>
-        <w:numPr>
-          <w:ilvl w:val="0"/>
-          <w:numId w:val="32"/>
-        </w:numPr>
-      </w:pPr>
-      <w:r>
-        <w:t>Lower/ upper – to convert str to upper or lower case</w:t>
-      </w:r>
-    </w:p>
-    <w:p>
-      <w:pPr>
-        <w:pStyle w:val="ListParagraph"/>
-        <w:numPr>
-          <w:ilvl w:val="0"/>
-          <w:numId w:val="32"/>
-        </w:numPr>
-      </w:pPr>
-      <w:proofErr w:type="spellStart"/>
-      <w:r>
-        <w:t>Ltrim</w:t>
-      </w:r>
-      <w:proofErr w:type="spellEnd"/>
-      <w:r>
-        <w:t>/</w:t>
-      </w:r>
-      <w:proofErr w:type="spellStart"/>
-      <w:r>
-        <w:t>rtrim</w:t>
-      </w:r>
-      <w:proofErr w:type="spellEnd"/>
-      <w:r>
-        <w:t xml:space="preserve"> – to remove zeroes from both the side</w:t>
-      </w:r>
-    </w:p>
-    <w:p>
-      <w:pPr>
-        <w:pStyle w:val="ListParagraph"/>
-        <w:numPr>
-          <w:ilvl w:val="0"/>
-          <w:numId w:val="32"/>
-        </w:numPr>
-      </w:pPr>
-      <w:r>
-        <w:t>Replace – Replace (string, old, new)</w:t>
-      </w:r>
-    </w:p>
-    <w:p>
-      <w:pPr>
-        <w:pStyle w:val="ListParagraph"/>
-        <w:numPr>
-          <w:ilvl w:val="0"/>
-          <w:numId w:val="32"/>
-        </w:numPr>
-      </w:pPr>
-      <w:proofErr w:type="spellStart"/>
-      <w:r>
-        <w:t>Substr</w:t>
-      </w:r>
-      <w:proofErr w:type="spellEnd"/>
-      <w:r>
-        <w:t xml:space="preserve"> – </w:t>
-      </w:r>
-      <w:proofErr w:type="spellStart"/>
-      <w:r>
-        <w:t>substr</w:t>
-      </w:r>
-      <w:proofErr w:type="spellEnd"/>
-      <w:r>
-        <w:t xml:space="preserve"> (string, start index, </w:t>
-      </w:r>
-      <w:r>
-        <w:t>number of characters</w:t>
-      </w:r>
-      <w:r>
-        <w:t>)</w:t>
-      </w:r>
-      <w:r>
-        <w:t xml:space="preserve">, The index starts with </w:t>
-      </w:r>
-      <w:r>
-        <w:t>1</w:t>
-      </w:r>
-    </w:p>
-    <w:p>
-      <w:pPr>
-        <w:pStyle w:val="ListParagraph"/>
-        <w:numPr>
-          <w:ilvl w:val="0"/>
-          <w:numId w:val="32"/>
-        </w:numPr>
-      </w:pPr>
-      <w:proofErr w:type="spellStart"/>
-      <w:r>
-        <w:t>Strcmp</w:t>
-      </w:r>
-      <w:proofErr w:type="spellEnd"/>
-      <w:r>
-        <w:t xml:space="preserve"> (first text, other text)</w:t>
-      </w:r>
-    </w:p>
-    <w:p>
-      <w:pPr>
-        <w:pStyle w:val="ListParagraph"/>
-        <w:numPr>
-          <w:ilvl w:val="0"/>
-          <w:numId w:val="32"/>
-        </w:numPr>
-      </w:pPr>
-      <w:r>
-        <w:t xml:space="preserve">Position – position </w:t>
-      </w:r>
-      <w:r>
-        <w:t>(</w:t>
-      </w:r>
-      <w:r>
-        <w:t>substring IN string)</w:t>
-      </w:r>
-    </w:p>
-    <w:p>
-      <w:pPr>
-        <w:pStyle w:val="ListParagraph"/>
-        <w:numPr>
-          <w:ilvl w:val="0"/>
-          <w:numId w:val="32"/>
-        </w:numPr>
-      </w:pPr>
-      <w:proofErr w:type="spellStart"/>
-      <w:r>
-        <w:t>Instr</w:t>
-      </w:r>
-      <w:proofErr w:type="spellEnd"/>
-      <w:r>
-        <w:t xml:space="preserve"> – </w:t>
-      </w:r>
-      <w:proofErr w:type="spellStart"/>
-      <w:r>
-        <w:t>Instr</w:t>
-      </w:r>
-      <w:proofErr w:type="spellEnd"/>
-      <w:r>
-        <w:t xml:space="preserve"> (string, substring) </w:t>
+        <w:t xml:space="preserve">Instr – Instr (string, substring) </w:t>
       </w:r>
     </w:p>
     <w:p/>
@@ -14284,12 +13020,12 @@
     </w:p>
     <w:p>
       <w:r>
+        <w:lastRenderedPageBreak/>
         <w:t>create table students (</w:t>
       </w:r>
     </w:p>
     <w:p>
       <w:r>
-        <w:lastRenderedPageBreak/>
         <w:tab/>
         <w:t xml:space="preserve">name varchar(20) not null, --not null cannot be used in constraints </w:t>
       </w:r>
@@ -14300,14 +13036,7 @@
       </w:r>
       <w:r>
         <w:tab/>
-      </w:r>
-      <w:proofErr w:type="spellStart"/>
-      <w:r>
-        <w:t>student_id</w:t>
-      </w:r>
-      <w:proofErr w:type="spellEnd"/>
-      <w:r>
-        <w:t xml:space="preserve"> varchar(10),</w:t>
+        <w:t>student_id varchar(10),</w:t>
       </w:r>
     </w:p>
     <w:p>
@@ -14316,22 +13045,7 @@
       </w:r>
       <w:r>
         <w:tab/>
-      </w:r>
-      <w:proofErr w:type="spellStart"/>
-      <w:r>
-        <w:t>class_id</w:t>
-      </w:r>
-      <w:proofErr w:type="spellEnd"/>
-      <w:r>
-        <w:t xml:space="preserve"> varchar(10) primary key, --constraints primary key(</w:t>
-      </w:r>
-      <w:proofErr w:type="spellStart"/>
-      <w:r>
-        <w:t>class_id</w:t>
-      </w:r>
-      <w:proofErr w:type="spellEnd"/>
-      <w:r>
-        <w:t>)</w:t>
+        <w:t>class_id varchar(10) primary key, --constraints primary key(class_id)</w:t>
       </w:r>
     </w:p>
     <w:p>
@@ -14349,15 +13063,7 @@
       </w:r>
       <w:r>
         <w:tab/>
-        <w:t>constraint unique(</w:t>
-      </w:r>
-      <w:proofErr w:type="spellStart"/>
-      <w:r>
-        <w:t>student_id</w:t>
-      </w:r>
-      <w:proofErr w:type="spellEnd"/>
-      <w:r>
-        <w:t xml:space="preserve">), </w:t>
+        <w:t xml:space="preserve">constraint unique(student_id), </w:t>
       </w:r>
     </w:p>
     <w:p>
@@ -14411,14 +13117,7 @@
     <w:p>
       <w:r>
         <w:tab/>
-      </w:r>
-      <w:proofErr w:type="spellStart"/>
-      <w:r>
-        <w:t>teacher_id</w:t>
-      </w:r>
-      <w:proofErr w:type="spellEnd"/>
-      <w:r>
-        <w:t xml:space="preserve"> varchar(4) primary key, </w:t>
+        <w:t xml:space="preserve">teacher_id varchar(4) primary key, </w:t>
       </w:r>
     </w:p>
     <w:p>
@@ -14427,14 +13126,7 @@
       </w:r>
       <w:r>
         <w:tab/>
-      </w:r>
-      <w:proofErr w:type="spellStart"/>
-      <w:r>
-        <w:t>student_id</w:t>
-      </w:r>
-      <w:proofErr w:type="spellEnd"/>
-      <w:r>
-        <w:t xml:space="preserve"> varchar(10), </w:t>
+        <w:t xml:space="preserve">student_id varchar(10), </w:t>
       </w:r>
     </w:p>
     <w:p>
@@ -14443,23 +13135,7 @@
       </w:r>
       <w:r>
         <w:tab/>
-        <w:t>constraint foreign key (</w:t>
-      </w:r>
-      <w:proofErr w:type="spellStart"/>
-      <w:r>
-        <w:t>student_id</w:t>
-      </w:r>
-      <w:proofErr w:type="spellEnd"/>
-      <w:r>
-        <w:t>) references students(</w:t>
-      </w:r>
-      <w:proofErr w:type="spellStart"/>
-      <w:r>
-        <w:t>student_id</w:t>
-      </w:r>
-      <w:proofErr w:type="spellEnd"/>
-      <w:r>
-        <w:t>)</w:t>
+        <w:t>constraint foreign key (student_id) references students(student_id)</w:t>
       </w:r>
     </w:p>
     <w:p>
@@ -14490,14 +13166,7 @@
     <w:p>
       <w:r>
         <w:tab/>
-      </w:r>
-      <w:proofErr w:type="spellStart"/>
-      <w:r>
-        <w:t>school_name</w:t>
-      </w:r>
-      <w:proofErr w:type="spellEnd"/>
-      <w:r>
-        <w:t xml:space="preserve"> varchar(20), </w:t>
+        <w:t xml:space="preserve">school_name varchar(20), </w:t>
       </w:r>
     </w:p>
     <w:p>
@@ -14506,22 +13175,7 @@
       </w:r>
       <w:r>
         <w:tab/>
-      </w:r>
-      <w:proofErr w:type="spellStart"/>
-      <w:r>
-        <w:t>s_no</w:t>
-      </w:r>
-      <w:proofErr w:type="spellEnd"/>
-      <w:r>
-        <w:t xml:space="preserve"> int primary key </w:t>
-      </w:r>
-      <w:proofErr w:type="spellStart"/>
-      <w:r>
-        <w:t>auto_increment</w:t>
-      </w:r>
-      <w:proofErr w:type="spellEnd"/>
-      <w:r>
-        <w:t>);</w:t>
+        <w:t>s_no int primary key auto_increment);</w:t>
       </w:r>
     </w:p>
     <w:p>
@@ -14563,10 +13217,501 @@
         <w:t>Add constraints numbers check(number &gt; 14)</w:t>
       </w:r>
     </w:p>
+    <w:tbl>
+      <w:tblPr>
+        <w:tblW w:w="9360" w:type="dxa"/>
+        <w:tblBorders>
+          <w:top w:val="single" w:sz="4" w:space="0" w:color="3A3A3A"/>
+          <w:left w:val="single" w:sz="14" w:space="0" w:color="CA6F1E"/>
+          <w:bottom w:val="single" w:sz="4" w:space="0" w:color="3A3A3A"/>
+          <w:right w:val="single" w:sz="4" w:space="0" w:color="3A3A3A"/>
+          <w:insideH w:val="single" w:sz="4" w:space="0" w:color="auto"/>
+          <w:insideV w:val="single" w:sz="4" w:space="0" w:color="auto"/>
+        </w:tblBorders>
+        <w:tblCellMar>
+          <w:left w:w="10" w:type="dxa"/>
+          <w:right w:w="10" w:type="dxa"/>
+        </w:tblCellMar>
+        <w:tblLook w:val="04A0" w:firstRow="1" w:lastRow="0" w:firstColumn="1" w:lastColumn="0" w:noHBand="0" w:noVBand="1"/>
+      </w:tblPr>
+      <w:tblGrid>
+        <w:gridCol w:w="9360"/>
+      </w:tblGrid>
+      <w:tr>
+        <w:tc>
+          <w:tcPr>
+            <w:tcW w:w="9360" w:type="dxa"/>
+            <w:tcBorders>
+              <w:top w:val="none" w:sz="0" w:space="0" w:color="FFFFFF"/>
+              <w:left w:val="none" w:sz="0" w:space="0" w:color="FFFFFF"/>
+              <w:bottom w:val="none" w:sz="0" w:space="0" w:color="FFFFFF"/>
+              <w:right w:val="none" w:sz="0" w:space="0" w:color="FFFFFF"/>
+            </w:tcBorders>
+            <w:shd w:val="clear" w:color="auto" w:fill="1E1E1E"/>
+            <w:tcMar>
+              <w:top w:w="0" w:type="dxa"/>
+              <w:left w:w="160" w:type="dxa"/>
+              <w:bottom w:w="0" w:type="dxa"/>
+              <w:right w:w="120" w:type="dxa"/>
+            </w:tcMar>
+          </w:tcPr>
+          <w:p>
+            <w:pPr>
+              <w:spacing w:after="0"/>
+            </w:pPr>
+            <w:r>
+              <w:t>with recursive employees_data as (</w:t>
+            </w:r>
+          </w:p>
+        </w:tc>
+      </w:tr>
+      <w:tr>
+        <w:tc>
+          <w:tcPr>
+            <w:tcW w:w="9360" w:type="dxa"/>
+            <w:tcBorders>
+              <w:top w:val="none" w:sz="0" w:space="0" w:color="FFFFFF"/>
+              <w:left w:val="none" w:sz="0" w:space="0" w:color="FFFFFF"/>
+              <w:bottom w:val="none" w:sz="0" w:space="0" w:color="FFFFFF"/>
+              <w:right w:val="none" w:sz="0" w:space="0" w:color="FFFFFF"/>
+            </w:tcBorders>
+            <w:shd w:val="clear" w:color="auto" w:fill="1E1E1E"/>
+            <w:tcMar>
+              <w:top w:w="0" w:type="dxa"/>
+              <w:left w:w="160" w:type="dxa"/>
+              <w:bottom w:w="0" w:type="dxa"/>
+              <w:right w:w="120" w:type="dxa"/>
+            </w:tcMar>
+          </w:tcPr>
+          <w:p>
+            <w:pPr>
+              <w:spacing w:after="0"/>
+            </w:pPr>
+            <w:r>
+              <w:t xml:space="preserve">  select * from employees where emp_id = 2</w:t>
+            </w:r>
+          </w:p>
+        </w:tc>
+      </w:tr>
+      <w:tr>
+        <w:tc>
+          <w:tcPr>
+            <w:tcW w:w="9360" w:type="dxa"/>
+            <w:tcBorders>
+              <w:top w:val="none" w:sz="0" w:space="0" w:color="FFFFFF"/>
+              <w:left w:val="none" w:sz="0" w:space="0" w:color="FFFFFF"/>
+              <w:bottom w:val="none" w:sz="0" w:space="0" w:color="FFFFFF"/>
+              <w:right w:val="none" w:sz="0" w:space="0" w:color="FFFFFF"/>
+            </w:tcBorders>
+            <w:shd w:val="clear" w:color="auto" w:fill="1E1E1E"/>
+            <w:tcMar>
+              <w:top w:w="0" w:type="dxa"/>
+              <w:left w:w="160" w:type="dxa"/>
+              <w:bottom w:w="0" w:type="dxa"/>
+              <w:right w:w="120" w:type="dxa"/>
+            </w:tcMar>
+          </w:tcPr>
+          <w:p>
+            <w:pPr>
+              <w:spacing w:after="0"/>
+            </w:pPr>
+            <w:r>
+              <w:t xml:space="preserve">  union </w:t>
+            </w:r>
+          </w:p>
+        </w:tc>
+      </w:tr>
+      <w:tr>
+        <w:tc>
+          <w:tcPr>
+            <w:tcW w:w="9360" w:type="dxa"/>
+            <w:tcBorders>
+              <w:top w:val="none" w:sz="0" w:space="0" w:color="FFFFFF"/>
+              <w:left w:val="none" w:sz="0" w:space="0" w:color="FFFFFF"/>
+              <w:bottom w:val="none" w:sz="0" w:space="0" w:color="FFFFFF"/>
+              <w:right w:val="none" w:sz="0" w:space="0" w:color="FFFFFF"/>
+            </w:tcBorders>
+            <w:shd w:val="clear" w:color="auto" w:fill="1E1E1E"/>
+            <w:tcMar>
+              <w:top w:w="0" w:type="dxa"/>
+              <w:left w:w="160" w:type="dxa"/>
+              <w:bottom w:w="0" w:type="dxa"/>
+              <w:right w:w="120" w:type="dxa"/>
+            </w:tcMar>
+          </w:tcPr>
+          <w:p>
+            <w:pPr>
+              <w:spacing w:after="0"/>
+            </w:pPr>
+            <w:r>
+              <w:t xml:space="preserve">  select E.* from employees_data ED</w:t>
+            </w:r>
+          </w:p>
+        </w:tc>
+      </w:tr>
+      <w:tr>
+        <w:tc>
+          <w:tcPr>
+            <w:tcW w:w="9360" w:type="dxa"/>
+            <w:tcBorders>
+              <w:top w:val="none" w:sz="0" w:space="0" w:color="FFFFFF"/>
+              <w:left w:val="none" w:sz="0" w:space="0" w:color="FFFFFF"/>
+              <w:bottom w:val="none" w:sz="0" w:space="0" w:color="FFFFFF"/>
+              <w:right w:val="none" w:sz="0" w:space="0" w:color="FFFFFF"/>
+            </w:tcBorders>
+            <w:shd w:val="clear" w:color="auto" w:fill="1E1E1E"/>
+            <w:tcMar>
+              <w:top w:w="0" w:type="dxa"/>
+              <w:left w:w="160" w:type="dxa"/>
+              <w:bottom w:w="0" w:type="dxa"/>
+              <w:right w:w="120" w:type="dxa"/>
+            </w:tcMar>
+          </w:tcPr>
+          <w:p>
+            <w:pPr>
+              <w:spacing w:after="0"/>
+            </w:pPr>
+            <w:r>
+              <w:t xml:space="preserve">    inner join employees E</w:t>
+            </w:r>
+          </w:p>
+        </w:tc>
+      </w:tr>
+      <w:tr>
+        <w:tc>
+          <w:tcPr>
+            <w:tcW w:w="9360" w:type="dxa"/>
+            <w:tcBorders>
+              <w:top w:val="none" w:sz="0" w:space="0" w:color="FFFFFF"/>
+              <w:left w:val="none" w:sz="0" w:space="0" w:color="FFFFFF"/>
+              <w:bottom w:val="none" w:sz="0" w:space="0" w:color="FFFFFF"/>
+              <w:right w:val="none" w:sz="0" w:space="0" w:color="FFFFFF"/>
+            </w:tcBorders>
+            <w:shd w:val="clear" w:color="auto" w:fill="1E1E1E"/>
+            <w:tcMar>
+              <w:top w:w="0" w:type="dxa"/>
+              <w:left w:w="160" w:type="dxa"/>
+              <w:bottom w:w="0" w:type="dxa"/>
+              <w:right w:w="120" w:type="dxa"/>
+            </w:tcMar>
+          </w:tcPr>
+          <w:p>
+            <w:pPr>
+              <w:spacing w:after="0"/>
+            </w:pPr>
+            <w:r>
+              <w:t xml:space="preserve">    where ED.emp_id = E.manager_id</w:t>
+            </w:r>
+          </w:p>
+        </w:tc>
+      </w:tr>
+      <w:tr>
+        <w:tc>
+          <w:tcPr>
+            <w:tcW w:w="9360" w:type="dxa"/>
+            <w:tcBorders>
+              <w:top w:val="none" w:sz="0" w:space="0" w:color="FFFFFF"/>
+              <w:left w:val="none" w:sz="0" w:space="0" w:color="FFFFFF"/>
+              <w:bottom w:val="none" w:sz="0" w:space="0" w:color="FFFFFF"/>
+              <w:right w:val="none" w:sz="0" w:space="0" w:color="FFFFFF"/>
+            </w:tcBorders>
+            <w:shd w:val="clear" w:color="auto" w:fill="1E1E1E"/>
+            <w:tcMar>
+              <w:top w:w="0" w:type="dxa"/>
+              <w:left w:w="160" w:type="dxa"/>
+              <w:bottom w:w="0" w:type="dxa"/>
+              <w:right w:w="120" w:type="dxa"/>
+            </w:tcMar>
+          </w:tcPr>
+          <w:p>
+            <w:pPr>
+              <w:spacing w:after="0"/>
+            </w:pPr>
+            <w:r>
+              <w:t>) select * from employees_data;</w:t>
+            </w:r>
+          </w:p>
+        </w:tc>
+      </w:tr>
+    </w:tbl>
     <w:p/>
     <w:p/>
     <w:p>
       <w:r>
+        <w:t>In a recursive CTE, the recursive part (the query after the UNION) is evaluated row-by-row based on the results of the previous iteration.</w:t>
+      </w:r>
+    </w:p>
+    <w:p>
+      <w:r>
+        <w:lastRenderedPageBreak/>
+        <w:t>When you use MAX(_index) and MAX(_date), you are introducing an aggregate function. MySQL doesn't allow aggregate functions inside the recursive step of a CTE because it expects to process individual rows streaming from the previous step, not calculate a grand total or maximum of the whole intermediate table.</w:t>
+      </w:r>
+    </w:p>
+    <w:tbl>
+      <w:tblPr>
+        <w:tblW w:w="9360" w:type="dxa"/>
+        <w:tblBorders>
+          <w:top w:val="single" w:sz="4" w:space="0" w:color="3A3A3A"/>
+          <w:left w:val="single" w:sz="14" w:space="0" w:color="CA6F1E"/>
+          <w:bottom w:val="single" w:sz="4" w:space="0" w:color="3A3A3A"/>
+          <w:right w:val="single" w:sz="4" w:space="0" w:color="3A3A3A"/>
+          <w:insideH w:val="single" w:sz="4" w:space="0" w:color="auto"/>
+          <w:insideV w:val="single" w:sz="4" w:space="0" w:color="auto"/>
+        </w:tblBorders>
+        <w:tblCellMar>
+          <w:left w:w="10" w:type="dxa"/>
+          <w:right w:w="10" w:type="dxa"/>
+        </w:tblCellMar>
+        <w:tblLook w:val="04A0" w:firstRow="1" w:lastRow="0" w:firstColumn="1" w:lastColumn="0" w:noHBand="0" w:noVBand="1"/>
+      </w:tblPr>
+      <w:tblGrid>
+        <w:gridCol w:w="9360"/>
+      </w:tblGrid>
+      <w:tr>
+        <w:tc>
+          <w:tcPr>
+            <w:tcW w:w="9360" w:type="dxa"/>
+            <w:tcBorders>
+              <w:top w:val="none" w:sz="0" w:space="0" w:color="FFFFFF"/>
+              <w:left w:val="none" w:sz="0" w:space="0" w:color="FFFFFF"/>
+              <w:bottom w:val="none" w:sz="0" w:space="0" w:color="FFFFFF"/>
+              <w:right w:val="none" w:sz="0" w:space="0" w:color="FFFFFF"/>
+            </w:tcBorders>
+            <w:shd w:val="clear" w:color="auto" w:fill="1E1E1E"/>
+            <w:tcMar>
+              <w:top w:w="0" w:type="dxa"/>
+              <w:left w:w="160" w:type="dxa"/>
+              <w:bottom w:w="0" w:type="dxa"/>
+              <w:right w:w="120" w:type="dxa"/>
+            </w:tcMar>
+          </w:tcPr>
+          <w:p>
+            <w:pPr>
+              <w:spacing w:after="0"/>
+            </w:pPr>
+            <w:r>
+              <w:t xml:space="preserve">With recursive </w:t>
+            </w:r>
+            <w:r>
+              <w:t>dura</w:t>
+            </w:r>
+            <w:r>
+              <w:t xml:space="preserve"> as (</w:t>
+            </w:r>
+          </w:p>
+        </w:tc>
+      </w:tr>
+      <w:tr>
+        <w:tc>
+          <w:tcPr>
+            <w:tcW w:w="9360" w:type="dxa"/>
+            <w:tcBorders>
+              <w:top w:val="none" w:sz="0" w:space="0" w:color="FFFFFF"/>
+              <w:left w:val="none" w:sz="0" w:space="0" w:color="FFFFFF"/>
+              <w:bottom w:val="none" w:sz="0" w:space="0" w:color="FFFFFF"/>
+              <w:right w:val="none" w:sz="0" w:space="0" w:color="FFFFFF"/>
+            </w:tcBorders>
+            <w:shd w:val="clear" w:color="auto" w:fill="1E1E1E"/>
+            <w:tcMar>
+              <w:top w:w="0" w:type="dxa"/>
+              <w:left w:w="160" w:type="dxa"/>
+              <w:bottom w:w="0" w:type="dxa"/>
+              <w:right w:w="120" w:type="dxa"/>
+            </w:tcMar>
+          </w:tcPr>
+          <w:p>
+            <w:pPr>
+              <w:spacing w:after="0"/>
+            </w:pPr>
+            <w:r>
+              <w:t xml:space="preserve">  select 1 as _index, str_to_date('2026-01-01', '%Y-%m-%d') as _date</w:t>
+            </w:r>
+          </w:p>
+        </w:tc>
+      </w:tr>
+      <w:tr>
+        <w:tc>
+          <w:tcPr>
+            <w:tcW w:w="9360" w:type="dxa"/>
+            <w:tcBorders>
+              <w:top w:val="none" w:sz="0" w:space="0" w:color="FFFFFF"/>
+              <w:left w:val="none" w:sz="0" w:space="0" w:color="FFFFFF"/>
+              <w:bottom w:val="none" w:sz="0" w:space="0" w:color="FFFFFF"/>
+              <w:right w:val="none" w:sz="0" w:space="0" w:color="FFFFFF"/>
+            </w:tcBorders>
+            <w:shd w:val="clear" w:color="auto" w:fill="1E1E1E"/>
+            <w:tcMar>
+              <w:top w:w="0" w:type="dxa"/>
+              <w:left w:w="160" w:type="dxa"/>
+              <w:bottom w:w="0" w:type="dxa"/>
+              <w:right w:w="120" w:type="dxa"/>
+            </w:tcMar>
+          </w:tcPr>
+          <w:p>
+            <w:pPr>
+              <w:spacing w:after="0"/>
+            </w:pPr>
+            <w:r>
+              <w:t xml:space="preserve">  union </w:t>
+            </w:r>
+          </w:p>
+        </w:tc>
+      </w:tr>
+      <w:tr>
+        <w:tc>
+          <w:tcPr>
+            <w:tcW w:w="9360" w:type="dxa"/>
+            <w:tcBorders>
+              <w:top w:val="none" w:sz="0" w:space="0" w:color="FFFFFF"/>
+              <w:left w:val="none" w:sz="0" w:space="0" w:color="FFFFFF"/>
+              <w:bottom w:val="none" w:sz="0" w:space="0" w:color="FFFFFF"/>
+              <w:right w:val="none" w:sz="0" w:space="0" w:color="FFFFFF"/>
+            </w:tcBorders>
+            <w:shd w:val="clear" w:color="auto" w:fill="1E1E1E"/>
+            <w:tcMar>
+              <w:top w:w="0" w:type="dxa"/>
+              <w:left w:w="160" w:type="dxa"/>
+              <w:bottom w:w="0" w:type="dxa"/>
+              <w:right w:w="120" w:type="dxa"/>
+            </w:tcMar>
+          </w:tcPr>
+          <w:p>
+            <w:pPr>
+              <w:spacing w:after="0"/>
+            </w:pPr>
+            <w:r>
+              <w:t xml:space="preserve">  select _index + 1, </w:t>
+            </w:r>
+          </w:p>
+        </w:tc>
+      </w:tr>
+      <w:tr>
+        <w:tc>
+          <w:tcPr>
+            <w:tcW w:w="9360" w:type="dxa"/>
+            <w:tcBorders>
+              <w:top w:val="none" w:sz="0" w:space="0" w:color="FFFFFF"/>
+              <w:left w:val="none" w:sz="0" w:space="0" w:color="FFFFFF"/>
+              <w:bottom w:val="none" w:sz="0" w:space="0" w:color="FFFFFF"/>
+              <w:right w:val="none" w:sz="0" w:space="0" w:color="FFFFFF"/>
+            </w:tcBorders>
+            <w:shd w:val="clear" w:color="auto" w:fill="1E1E1E"/>
+            <w:tcMar>
+              <w:top w:w="0" w:type="dxa"/>
+              <w:left w:w="160" w:type="dxa"/>
+              <w:bottom w:w="0" w:type="dxa"/>
+              <w:right w:w="120" w:type="dxa"/>
+            </w:tcMar>
+          </w:tcPr>
+          <w:p>
+            <w:pPr>
+              <w:spacing w:after="0"/>
+            </w:pPr>
+            <w:r>
+              <w:t xml:space="preserve">      date_add(_date, interval 1 day) as _date</w:t>
+            </w:r>
+          </w:p>
+        </w:tc>
+      </w:tr>
+      <w:tr>
+        <w:tc>
+          <w:tcPr>
+            <w:tcW w:w="9360" w:type="dxa"/>
+            <w:tcBorders>
+              <w:top w:val="none" w:sz="0" w:space="0" w:color="FFFFFF"/>
+              <w:left w:val="none" w:sz="0" w:space="0" w:color="FFFFFF"/>
+              <w:bottom w:val="none" w:sz="0" w:space="0" w:color="FFFFFF"/>
+              <w:right w:val="none" w:sz="0" w:space="0" w:color="FFFFFF"/>
+            </w:tcBorders>
+            <w:shd w:val="clear" w:color="auto" w:fill="1E1E1E"/>
+            <w:tcMar>
+              <w:top w:w="0" w:type="dxa"/>
+              <w:left w:w="160" w:type="dxa"/>
+              <w:bottom w:w="0" w:type="dxa"/>
+              <w:right w:w="120" w:type="dxa"/>
+            </w:tcMar>
+          </w:tcPr>
+          <w:p>
+            <w:pPr>
+              <w:spacing w:after="0"/>
+            </w:pPr>
+            <w:r>
+              <w:t xml:space="preserve">  from </w:t>
+            </w:r>
+            <w:r>
+              <w:t>dura</w:t>
+            </w:r>
+          </w:p>
+        </w:tc>
+      </w:tr>
+      <w:tr>
+        <w:tc>
+          <w:tcPr>
+            <w:tcW w:w="9360" w:type="dxa"/>
+            <w:tcBorders>
+              <w:top w:val="none" w:sz="0" w:space="0" w:color="FFFFFF"/>
+              <w:left w:val="none" w:sz="0" w:space="0" w:color="FFFFFF"/>
+              <w:bottom w:val="none" w:sz="0" w:space="0" w:color="FFFFFF"/>
+              <w:right w:val="none" w:sz="0" w:space="0" w:color="FFFFFF"/>
+            </w:tcBorders>
+            <w:shd w:val="clear" w:color="auto" w:fill="1E1E1E"/>
+            <w:tcMar>
+              <w:top w:w="0" w:type="dxa"/>
+              <w:left w:w="160" w:type="dxa"/>
+              <w:bottom w:w="0" w:type="dxa"/>
+              <w:right w:w="120" w:type="dxa"/>
+            </w:tcMar>
+          </w:tcPr>
+          <w:p>
+            <w:pPr>
+              <w:spacing w:after="0"/>
+            </w:pPr>
+            <w:r>
+              <w:t xml:space="preserve">  where _date &lt; str_to_date('2026-01-07', '%Y-%m-%d')</w:t>
+            </w:r>
+          </w:p>
+        </w:tc>
+      </w:tr>
+      <w:tr>
+        <w:tc>
+          <w:tcPr>
+            <w:tcW w:w="9360" w:type="dxa"/>
+            <w:tcBorders>
+              <w:top w:val="none" w:sz="0" w:space="0" w:color="FFFFFF"/>
+              <w:left w:val="none" w:sz="0" w:space="0" w:color="FFFFFF"/>
+              <w:bottom w:val="none" w:sz="0" w:space="0" w:color="FFFFFF"/>
+              <w:right w:val="none" w:sz="0" w:space="0" w:color="FFFFFF"/>
+            </w:tcBorders>
+            <w:shd w:val="clear" w:color="auto" w:fill="1E1E1E"/>
+            <w:tcMar>
+              <w:top w:w="0" w:type="dxa"/>
+              <w:left w:w="160" w:type="dxa"/>
+              <w:bottom w:w="0" w:type="dxa"/>
+              <w:right w:w="120" w:type="dxa"/>
+            </w:tcMar>
+          </w:tcPr>
+          <w:p>
+            <w:pPr>
+              <w:spacing w:after="0"/>
+            </w:pPr>
+            <w:r>
+              <w:t xml:space="preserve">) select * from </w:t>
+            </w:r>
+            <w:r>
+              <w:t>dura</w:t>
+            </w:r>
+            <w:r>
+              <w:t>;</w:t>
+            </w:r>
+          </w:p>
+        </w:tc>
+      </w:tr>
+    </w:tbl>
+    <w:p/>
+    <w:p/>
+    <w:p/>
+    <w:p>
+      <w:r>
         <w:t>Normalisation Forms:</w:t>
       </w:r>
     </w:p>
@@ -14627,15 +13772,7 @@
         </w:numPr>
       </w:pPr>
       <w:r>
-        <w:t xml:space="preserve">There is no partial dependency on the primary key. If Primary key is a composite key which consists on (Student Id, Course Id) and there is a columns </w:t>
-      </w:r>
-      <w:proofErr w:type="spellStart"/>
-      <w:r>
-        <w:t>studentScore</w:t>
-      </w:r>
-      <w:proofErr w:type="spellEnd"/>
-      <w:r>
-        <w:t xml:space="preserve"> which depends only on Student Id, then there is a partial dependency it violates the rules</w:t>
+        <w:t>There is no partial dependency on the primary key. If Primary key is a composite key which consists on (Student Id, Course Id) and there is a columns studentScore which depends only on Student Id, then there is a partial dependency it violates the rules</w:t>
       </w:r>
     </w:p>
     <w:p>
@@ -14671,7 +13808,6 @@
         </w:numPr>
       </w:pPr>
       <w:r>
-        <w:lastRenderedPageBreak/>
         <w:t xml:space="preserve">BCNF – </w:t>
       </w:r>
     </w:p>
@@ -14801,6 +13937,7 @@
         </w:numPr>
       </w:pPr>
       <w:r>
+        <w:lastRenderedPageBreak/>
         <w:t>The index key contains the first index of every sub table</w:t>
       </w:r>
     </w:p>
@@ -15019,14 +14156,8 @@
     <w:p/>
     <w:p>
       <w:r>
-        <w:lastRenderedPageBreak/>
-        <w:t xml:space="preserve">Different types of index and types of </w:t>
-      </w:r>
-      <w:proofErr w:type="spellStart"/>
-      <w:r>
-        <w:t>nomalisations</w:t>
-      </w:r>
-      <w:proofErr w:type="spellEnd"/>
+        <w:t>Different types of index and types of nomalisations</w:t>
+      </w:r>
     </w:p>
     <w:p/>
     <w:p>
@@ -15107,26 +14238,13 @@
     </w:p>
     <w:p>
       <w:r>
-        <w:t xml:space="preserve">Frequentist </w:t>
-      </w:r>
-      <w:proofErr w:type="spellStart"/>
-      <w:r>
-        <w:t>Baysian</w:t>
-      </w:r>
-      <w:proofErr w:type="spellEnd"/>
-      <w:r>
-        <w:t xml:space="preserve"> Approach</w:t>
+        <w:t>Frequentist Baysian Approach</w:t>
       </w:r>
     </w:p>
     <w:p/>
     <w:p>
-      <w:proofErr w:type="spellStart"/>
-      <w:r>
-        <w:t>Baysian</w:t>
-      </w:r>
-      <w:proofErr w:type="spellEnd"/>
-      <w:r>
-        <w:t xml:space="preserve"> Models and Analysis</w:t>
+      <w:r>
+        <w:t>Baysian Models and Analysis</w:t>
       </w:r>
     </w:p>
     <w:p>
@@ -15277,7 +14395,6 @@
         </w:numPr>
       </w:pPr>
       <w:r>
-        <w:lastRenderedPageBreak/>
         <w:t>Manhattan</w:t>
       </w:r>
       <w:r>

--- a/DataFrames Good to Know/Info/experiences.docx
+++ b/DataFrames Good to Know/Info/experiences.docx
@@ -10,11 +10,16 @@
           <w:numId w:val="8"/>
         </w:numPr>
       </w:pPr>
+      <w:proofErr w:type="spellStart"/>
       <w:r>
         <w:t>f</w:t>
       </w:r>
       <w:r>
-        <w:t>AB test</w:t>
+        <w:t>AB</w:t>
+      </w:r>
+      <w:proofErr w:type="spellEnd"/>
+      <w:r>
+        <w:t xml:space="preserve"> test</w:t>
       </w:r>
     </w:p>
     <w:p>
@@ -44,7 +49,15 @@
         <w:t>Logistics Regression</w:t>
       </w:r>
       <w:r>
-        <w:t xml:space="preserve"> with usage of softmax functions</w:t>
+        <w:t xml:space="preserve"> with usage of </w:t>
+      </w:r>
+      <w:proofErr w:type="spellStart"/>
+      <w:r>
+        <w:t>softmax</w:t>
+      </w:r>
+      <w:proofErr w:type="spellEnd"/>
+      <w:r>
+        <w:t xml:space="preserve"> functions</w:t>
       </w:r>
     </w:p>
     <w:p>
@@ -138,7 +151,15 @@
     <w:p/>
     <w:p>
       <w:r>
-        <w:t>Stochastic models are those models where there is a randomness associated with the both input and output and the models shows a probability distribution of different scenarios</w:t>
+        <w:t xml:space="preserve">Stochastic models are those models where there is a randomness associated with </w:t>
+      </w:r>
+      <w:proofErr w:type="gramStart"/>
+      <w:r>
+        <w:t>the both</w:t>
+      </w:r>
+      <w:proofErr w:type="gramEnd"/>
+      <w:r>
+        <w:t xml:space="preserve"> input and output and the models shows a probability distribution of different scenarios</w:t>
       </w:r>
     </w:p>
     <w:p>
@@ -179,7 +200,15 @@
         </w:numPr>
       </w:pPr>
       <w:r>
-        <w:t>Shows the actual attribution of each and every state in the conversion process using conditional probability</w:t>
+        <w:t xml:space="preserve">Shows the actual attribution of </w:t>
+      </w:r>
+      <w:proofErr w:type="gramStart"/>
+      <w:r>
+        <w:t>each and every</w:t>
+      </w:r>
+      <w:proofErr w:type="gramEnd"/>
+      <w:r>
+        <w:t xml:space="preserve"> state in the conversion process using conditional probability</w:t>
       </w:r>
     </w:p>
     <w:p>
@@ -218,7 +247,15 @@
         </w:numPr>
       </w:pPr>
       <w:r>
-        <w:t xml:space="preserve">Simulation of Channel removal - For e.g. to calculate the contribution of a channel X in the conversion process, we look at the overall conversion if channel X is removed from all the cycles. If X is removed,  the path is either removed if no similar path exists or paths performance is imitated to an existing similar path where channel X doesn’t exit. </w:t>
+        <w:t xml:space="preserve">Simulation of Channel removal - For e.g. to calculate the contribution of a channel X in the conversion process, we look at the overall conversion if channel X is removed from all the cycles. If X is </w:t>
+      </w:r>
+      <w:proofErr w:type="gramStart"/>
+      <w:r>
+        <w:t>removed,  the</w:t>
+      </w:r>
+      <w:proofErr w:type="gramEnd"/>
+      <w:r>
+        <w:t xml:space="preserve"> path is either removed if no similar path exists or paths performance is imitated to an existing similar path where channel X doesn’t exit. </w:t>
       </w:r>
     </w:p>
     <w:p>
@@ -256,9 +293,11 @@
       <w:r>
         <w:t xml:space="preserve"> </w:t>
       </w:r>
+      <w:proofErr w:type="spellStart"/>
       <w:r>
         <w:t>ChannelAttribution</w:t>
       </w:r>
+      <w:proofErr w:type="spellEnd"/>
     </w:p>
     <w:p>
       <w:pPr>
@@ -269,7 +308,15 @@
         </w:numPr>
       </w:pPr>
       <w:r>
-        <w:t>We are receive a chart which shows us the chances of other state from one state</w:t>
+        <w:t xml:space="preserve">We are </w:t>
+      </w:r>
+      <w:proofErr w:type="gramStart"/>
+      <w:r>
+        <w:t>receive</w:t>
+      </w:r>
+      <w:proofErr w:type="gramEnd"/>
+      <w:r>
+        <w:t xml:space="preserve"> a chart which shows us the chances of other state from one state</w:t>
       </w:r>
     </w:p>
     <w:p>
@@ -335,7 +382,15 @@
     </w:p>
     <w:p>
       <w:r>
-        <w:t xml:space="preserve">Output: The Markov Channel attribution model helps us understand the actual attribution of each and every channel in the conversion process </w:t>
+        <w:t xml:space="preserve">Output: The Markov Channel attribution model helps us understand the actual attribution of </w:t>
+      </w:r>
+      <w:proofErr w:type="gramStart"/>
+      <w:r>
+        <w:t>each and every</w:t>
+      </w:r>
+      <w:proofErr w:type="gramEnd"/>
+      <w:r>
+        <w:t xml:space="preserve"> channel in the conversion process </w:t>
       </w:r>
     </w:p>
     <w:p/>
@@ -406,25 +461,72 @@
         <w:t>Σ</w:t>
       </w:r>
       <w:r>
-        <w:t xml:space="preserve"> f(x – x</w:t>
-      </w:r>
-      <w:r>
-        <w:t xml:space="preserve"> (i) </w:t>
-      </w:r>
-      <w:r>
-        <w:t>)^2 / N</w:t>
-      </w:r>
-    </w:p>
-    <w:p>
-      <w:r>
-        <w:t xml:space="preserve">Standard Deviation = sqrt ( </w:t>
+        <w:t xml:space="preserve"> </w:t>
+      </w:r>
+      <w:proofErr w:type="gramStart"/>
+      <w:r>
+        <w:t>f(</w:t>
+      </w:r>
+      <w:proofErr w:type="gramEnd"/>
+      <w:r>
+        <w:t>x – x</w:t>
+      </w:r>
+      <w:r>
+        <w:t xml:space="preserve"> (</w:t>
+      </w:r>
+      <w:proofErr w:type="spellStart"/>
+      <w:r>
+        <w:t>i</w:t>
+      </w:r>
+      <w:proofErr w:type="spellEnd"/>
+      <w:proofErr w:type="gramStart"/>
+      <w:r>
+        <w:t xml:space="preserve">) </w:t>
+      </w:r>
+      <w:r>
+        <w:t>)</w:t>
+      </w:r>
+      <w:proofErr w:type="gramEnd"/>
+      <w:r>
+        <w:t>^2 / N</w:t>
+      </w:r>
+    </w:p>
+    <w:p>
+      <w:r>
+        <w:t xml:space="preserve">Standard Deviation = sqrt </w:t>
+      </w:r>
+      <w:proofErr w:type="gramStart"/>
+      <w:r>
+        <w:t xml:space="preserve">( </w:t>
       </w:r>
       <w:r>
         <w:t>Σ</w:t>
       </w:r>
-      <w:r>
-        <w:t xml:space="preserve"> f(x – x)^2 / N )</w:t>
-      </w:r>
+      <w:proofErr w:type="gramEnd"/>
+      <w:r>
+        <w:t xml:space="preserve"> </w:t>
+      </w:r>
+      <w:proofErr w:type="gramStart"/>
+      <w:r>
+        <w:t>f(</w:t>
+      </w:r>
+      <w:proofErr w:type="gramEnd"/>
+      <w:r>
+        <w:t xml:space="preserve">x – </w:t>
+      </w:r>
+      <w:proofErr w:type="gramStart"/>
+      <w:r>
+        <w:t>x)^</w:t>
+      </w:r>
+      <w:proofErr w:type="gramEnd"/>
+      <w:r>
+        <w:t xml:space="preserve">2 / </w:t>
+      </w:r>
+      <w:proofErr w:type="gramStart"/>
+      <w:r>
+        <w:t>N )</w:t>
+      </w:r>
+      <w:proofErr w:type="gramEnd"/>
     </w:p>
     <w:p/>
     <w:p>
@@ -438,24 +540,79 @@
       <w:r>
         <w:t xml:space="preserve"> Helps us understand the degree of skewness and is calculate with </w:t>
       </w:r>
-      <w:r>
-        <w:t>u(4)/ u(2)^2 where u(4) is the fourth central moment and u(2) is the second central moment</w:t>
-      </w:r>
-    </w:p>
-    <w:p>
-      <w:r>
-        <w:t xml:space="preserve">U(4) = </w:t>
+      <w:proofErr w:type="gramStart"/>
+      <w:r>
+        <w:t>u(</w:t>
+      </w:r>
+      <w:proofErr w:type="gramEnd"/>
+      <w:r>
+        <w:t xml:space="preserve">4)/ </w:t>
+      </w:r>
+      <w:proofErr w:type="gramStart"/>
+      <w:r>
+        <w:t>u(2)^</w:t>
+      </w:r>
+      <w:proofErr w:type="gramEnd"/>
+      <w:r>
+        <w:t xml:space="preserve">2 where </w:t>
+      </w:r>
+      <w:proofErr w:type="gramStart"/>
+      <w:r>
+        <w:t>u(</w:t>
+      </w:r>
+      <w:proofErr w:type="gramEnd"/>
+      <w:r>
+        <w:t xml:space="preserve">4) is the fourth central moment and </w:t>
+      </w:r>
+      <w:proofErr w:type="gramStart"/>
+      <w:r>
+        <w:t>u(</w:t>
+      </w:r>
+      <w:proofErr w:type="gramEnd"/>
+      <w:r>
+        <w:t>2) is the second central moment</w:t>
+      </w:r>
+    </w:p>
+    <w:p>
+      <w:proofErr w:type="gramStart"/>
+      <w:r>
+        <w:t>U(</w:t>
+      </w:r>
+      <w:proofErr w:type="gramEnd"/>
+      <w:r>
+        <w:t xml:space="preserve">4) = </w:t>
       </w:r>
       <w:r>
         <w:t>Σ</w:t>
       </w:r>
       <w:r>
-        <w:t xml:space="preserve"> f(x – x(i)) ^ 4 / N</w:t>
-      </w:r>
-    </w:p>
-    <w:p>
-      <w:r>
-        <w:t>U(2) = variance</w:t>
+        <w:t xml:space="preserve"> </w:t>
+      </w:r>
+      <w:proofErr w:type="gramStart"/>
+      <w:r>
+        <w:t>f(</w:t>
+      </w:r>
+      <w:proofErr w:type="gramEnd"/>
+      <w:r>
+        <w:t>x – x(</w:t>
+      </w:r>
+      <w:proofErr w:type="spellStart"/>
+      <w:r>
+        <w:t>i</w:t>
+      </w:r>
+      <w:proofErr w:type="spellEnd"/>
+      <w:r>
+        <w:t>)) ^ 4 / N</w:t>
+      </w:r>
+    </w:p>
+    <w:p>
+      <w:proofErr w:type="gramStart"/>
+      <w:r>
+        <w:t>U(</w:t>
+      </w:r>
+      <w:proofErr w:type="gramEnd"/>
+      <w:r>
+        <w:t>2) = variance</w:t>
       </w:r>
     </w:p>
     <w:p>
@@ -480,7 +637,15 @@
     </w:p>
     <w:p>
       <w:r>
-        <w:t xml:space="preserve">P(A/B) = P(A </w:t>
+        <w:t xml:space="preserve">P(A/B) = </w:t>
+      </w:r>
+      <w:proofErr w:type="gramStart"/>
+      <w:r>
+        <w:t>P(</w:t>
+      </w:r>
+      <w:proofErr w:type="gramEnd"/>
+      <w:r>
+        <w:t xml:space="preserve">A </w:t>
       </w:r>
       <w:r>
         <w:t>∩</w:t>
@@ -497,7 +662,15 @@
         <w:t>∩</w:t>
       </w:r>
       <w:r>
-        <w:t xml:space="preserve"> B)  = P (A) * P (B) is A and B are independent events</w:t>
+        <w:t xml:space="preserve"> </w:t>
+      </w:r>
+      <w:proofErr w:type="gramStart"/>
+      <w:r>
+        <w:t>B)  =</w:t>
+      </w:r>
+      <w:proofErr w:type="gramEnd"/>
+      <w:r>
+        <w:t xml:space="preserve"> P (A) * P (B) is A and B are independent events</w:t>
       </w:r>
     </w:p>
     <w:p/>
@@ -518,13 +691,21 @@
     </w:p>
     <w:p>
       <w:r>
-        <w:t>P (A1/B) = P(A1) * P (B / A1) / (</w:t>
+        <w:t xml:space="preserve">P (A1/B) = P(A1) * P (B / A1) / </w:t>
+      </w:r>
+      <w:proofErr w:type="gramStart"/>
+      <w:r>
+        <w:t>(</w:t>
       </w:r>
       <w:r>
         <w:t xml:space="preserve"> </w:t>
       </w:r>
       <w:r>
-        <w:t>P(A1) * P (B / A1) + P(A2) * P (B / A2))</w:t>
+        <w:t>P</w:t>
+      </w:r>
+      <w:proofErr w:type="gramEnd"/>
+      <w:r>
+        <w:t>(A1) * P (B / A1) + P(A2) * P (B / A2))</w:t>
       </w:r>
     </w:p>
     <w:p/>
@@ -539,7 +720,15 @@
         <w:t>. Bayes</w:t>
       </w:r>
       <w:r>
-        <w:t xml:space="preserve"> theorem have high bias errors.</w:t>
+        <w:t xml:space="preserve"> </w:t>
+      </w:r>
+      <w:proofErr w:type="gramStart"/>
+      <w:r>
+        <w:t>theorem</w:t>
+      </w:r>
+      <w:proofErr w:type="gramEnd"/>
+      <w:r>
+        <w:t xml:space="preserve"> have high bias errors.</w:t>
       </w:r>
     </w:p>
     <w:p/>
@@ -571,10 +760,23 @@
     </w:p>
     <w:p>
       <w:r>
-        <w:t xml:space="preserve">P(X) = nCx * </w:t>
-      </w:r>
-      <w:r>
-        <w:t>p^x * q^(n-x)</w:t>
+        <w:t xml:space="preserve">P(X) = </w:t>
+      </w:r>
+      <w:proofErr w:type="spellStart"/>
+      <w:r>
+        <w:t>nCx</w:t>
+      </w:r>
+      <w:proofErr w:type="spellEnd"/>
+      <w:r>
+        <w:t xml:space="preserve"> * </w:t>
+      </w:r>
+      <w:proofErr w:type="spellStart"/>
+      <w:r>
+        <w:t>p^x</w:t>
+      </w:r>
+      <w:proofErr w:type="spellEnd"/>
+      <w:r>
+        <w:t xml:space="preserve"> * q^(n-x)</w:t>
       </w:r>
     </w:p>
     <w:p>
@@ -584,8 +786,13 @@
     </w:p>
     <w:p>
       <w:r>
-        <w:t>Variance = E(x^2) – E(x)^2 = npq</w:t>
-      </w:r>
+        <w:t xml:space="preserve">Variance = E(x^2) – E(x)^2 = </w:t>
+      </w:r>
+      <w:proofErr w:type="spellStart"/>
+      <w:r>
+        <w:t>npq</w:t>
+      </w:r>
+      <w:proofErr w:type="spellEnd"/>
     </w:p>
     <w:p/>
     <w:p>
@@ -614,8 +821,13 @@
     </w:p>
     <w:p>
       <w:r>
-        <w:t>P(x) = e power( -</w:t>
-      </w:r>
+        <w:t xml:space="preserve">P(x) = e </w:t>
+      </w:r>
+      <w:proofErr w:type="gramStart"/>
+      <w:r>
+        <w:t>power( -</w:t>
+      </w:r>
+      <w:proofErr w:type="gramEnd"/>
       <w:r>
         <w:rPr>
           <w:rFonts w:ascii="Arial" w:hAnsi="Arial" w:cs="Arial"/>
@@ -632,22 +844,32 @@
       <w:r>
         <w:t xml:space="preserve">) + </w:t>
       </w:r>
+      <w:proofErr w:type="gramStart"/>
       <w:r>
         <w:t>λ</w:t>
       </w:r>
       <w:r>
-        <w:t xml:space="preserve">  power(x) / x!</w:t>
+        <w:t xml:space="preserve">  power</w:t>
+      </w:r>
+      <w:proofErr w:type="gramEnd"/>
+      <w:r>
+        <w:t>(x) / x!</w:t>
       </w:r>
     </w:p>
     <w:p/>
     <w:p>
       <w:r>
         <w:lastRenderedPageBreak/>
-        <w:t xml:space="preserve">The Poisson distribution is a discrete distribution in which we know for a fixed interval of time the average number of occurrences is  </w:t>
+        <w:t xml:space="preserve">The Poisson distribution is a discrete distribution in which we know for a fixed interval of time the average number of occurrences </w:t>
+      </w:r>
+      <w:proofErr w:type="gramStart"/>
+      <w:r>
+        <w:t xml:space="preserve">is  </w:t>
       </w:r>
       <w:r>
         <w:t>λ</w:t>
       </w:r>
+      <w:proofErr w:type="gramEnd"/>
       <w:r>
         <w:t xml:space="preserve"> and we try to predict the probability of have x occurrences.</w:t>
       </w:r>
@@ -662,7 +884,15 @@
         <w:t>Exponential distribution</w:t>
       </w:r>
       <w:r>
-        <w:t>: The exponential is also related to Poisson but it focuses on the time for the first event to occur</w:t>
+        <w:t xml:space="preserve">: The exponential is also related to </w:t>
+      </w:r>
+      <w:proofErr w:type="gramStart"/>
+      <w:r>
+        <w:t>Poisson</w:t>
+      </w:r>
+      <w:proofErr w:type="gramEnd"/>
+      <w:r>
+        <w:t xml:space="preserve"> but it focuses on the time for the first event to occur</w:t>
       </w:r>
       <w:r>
         <w:t xml:space="preserve"> or </w:t>
@@ -745,7 +975,15 @@
     </w:p>
     <w:p>
       <w:r>
-        <w:t xml:space="preserve">If we have to wait for ‘T’ time periods, the probability would be P(T&gt;t) = e </w:t>
+        <w:t xml:space="preserve">If we </w:t>
+      </w:r>
+      <w:proofErr w:type="gramStart"/>
+      <w:r>
+        <w:t>have to</w:t>
+      </w:r>
+      <w:proofErr w:type="gramEnd"/>
+      <w:r>
+        <w:t xml:space="preserve"> wait for ‘T’ time periods, the probability would be P(T&gt;t) = e </w:t>
       </w:r>
       <w:r>
         <w:t xml:space="preserve">* </w:t>
@@ -805,7 +1043,15 @@
     </w:p>
     <w:p>
       <w:r>
-        <w:t xml:space="preserve">Since it is from P(T &lt;= t), this is also </w:t>
+        <w:t xml:space="preserve">Since it is from </w:t>
+      </w:r>
+      <w:proofErr w:type="gramStart"/>
+      <w:r>
+        <w:t>P(</w:t>
+      </w:r>
+      <w:proofErr w:type="gramEnd"/>
+      <w:r>
+        <w:t xml:space="preserve">T &lt;= t), this is also </w:t>
       </w:r>
       <w:r>
         <w:t>This is also the definition of the Cumulative Distribution Function (CDF).</w:t>
@@ -926,7 +1172,15 @@
     </w:p>
     <w:p>
       <w:r>
-        <w:t>To calculate this we simply integrate the PDF between the bounds of 0 and 1:</w:t>
+        <w:t xml:space="preserve">To calculate </w:t>
+      </w:r>
+      <w:proofErr w:type="gramStart"/>
+      <w:r>
+        <w:t>this</w:t>
+      </w:r>
+      <w:proofErr w:type="gramEnd"/>
+      <w:r>
+        <w:t xml:space="preserve"> we simply integrate the PDF between the bounds of 0 and 1:</w:t>
       </w:r>
     </w:p>
     <w:p>
@@ -1014,7 +1268,15 @@
         <w:t xml:space="preserve"> </w:t>
       </w:r>
       <w:r>
-        <w:t xml:space="preserve">Gamma distribution also is similar to Poisson Distribution. </w:t>
+        <w:t xml:space="preserve">Gamma distribution also is </w:t>
+      </w:r>
+      <w:proofErr w:type="gramStart"/>
+      <w:r>
+        <w:t>similar to</w:t>
+      </w:r>
+      <w:proofErr w:type="gramEnd"/>
+      <w:r>
+        <w:t xml:space="preserve"> Poisson Distribution. </w:t>
       </w:r>
       <w:r>
         <w:t xml:space="preserve">Poisson distribution focuses on the count i.e. probability of having x count when the average number of counts for a fixed interval is lambda. </w:t>
@@ -1022,7 +1284,15 @@
     </w:p>
     <w:p>
       <w:r>
-        <w:t xml:space="preserve">Gamma distribution focuses more on the time and answer questions like what is the average time you would need to wait for the nth event. </w:t>
+        <w:t xml:space="preserve">Gamma distribution focuses more on the time and answer questions like what </w:t>
+      </w:r>
+      <w:proofErr w:type="gramStart"/>
+      <w:r>
+        <w:t>is the average time</w:t>
+      </w:r>
+      <w:proofErr w:type="gramEnd"/>
+      <w:r>
+        <w:t xml:space="preserve"> you would need to wait for the nth event. </w:t>
       </w:r>
     </w:p>
     <w:p>
@@ -1089,6 +1359,7 @@
       <w:r>
         <w:t> events to occur in time </w:t>
       </w:r>
+      <w:proofErr w:type="spellStart"/>
       <w:r>
         <w:rPr>
           <w:b/>
@@ -1096,7 +1367,17 @@
           <w:i/>
           <w:iCs/>
         </w:rPr>
-        <w:t>t:</w:t>
+        <w:t>t</w:t>
+      </w:r>
+      <w:proofErr w:type="spellEnd"/>
+      <w:r>
+        <w:rPr>
+          <w:b/>
+          <w:bCs/>
+          <w:i/>
+          <w:iCs/>
+        </w:rPr>
+        <w:t>:</w:t>
       </w:r>
     </w:p>
     <w:p>
@@ -1180,7 +1461,15 @@
         <w:t>n-1</w:t>
       </w:r>
       <w:r>
-        <w:t> events occurring in the time period </w:t>
+        <w:t xml:space="preserve"> events occurring in the </w:t>
+      </w:r>
+      <w:proofErr w:type="gramStart"/>
+      <w:r>
+        <w:t>time period</w:t>
+      </w:r>
+      <w:proofErr w:type="gramEnd"/>
+      <w:r>
+        <w:t> </w:t>
       </w:r>
       <w:r>
         <w:rPr>
@@ -1304,7 +1593,15 @@
         <w:t>t</w:t>
       </w:r>
       <w:r>
-        <w:t> as thats the random variable.</w:t>
+        <w:t xml:space="preserve"> as </w:t>
+      </w:r>
+      <w:proofErr w:type="spellStart"/>
+      <w:r>
+        <w:t>thats</w:t>
+      </w:r>
+      <w:proofErr w:type="spellEnd"/>
+      <w:r>
+        <w:t xml:space="preserve"> the random variable.</w:t>
       </w:r>
     </w:p>
     <w:p>
@@ -1505,20 +1802,45 @@
     <w:p/>
     <w:p/>
     <w:p>
-      <w:r>
-        <w:rPr>
-          <w:b/>
-          <w:bCs/>
-        </w:rPr>
-        <w:t>Bernouli Distribution:</w:t>
-      </w:r>
-      <w:r>
-        <w:t xml:space="preserve"> In Bernouli distribution there is only one trial</w:t>
-      </w:r>
-    </w:p>
-    <w:p>
-      <w:r>
-        <w:t>Mean = Expected value = p * 1 + (1-p)* 0 = p</w:t>
+      <w:proofErr w:type="spellStart"/>
+      <w:r>
+        <w:rPr>
+          <w:b/>
+          <w:bCs/>
+        </w:rPr>
+        <w:t>Bernouli</w:t>
+      </w:r>
+      <w:proofErr w:type="spellEnd"/>
+      <w:r>
+        <w:rPr>
+          <w:b/>
+          <w:bCs/>
+        </w:rPr>
+        <w:t xml:space="preserve"> Distribution:</w:t>
+      </w:r>
+      <w:r>
+        <w:t xml:space="preserve"> In </w:t>
+      </w:r>
+      <w:proofErr w:type="spellStart"/>
+      <w:r>
+        <w:t>Bernouli</w:t>
+      </w:r>
+      <w:proofErr w:type="spellEnd"/>
+      <w:r>
+        <w:t xml:space="preserve"> distribution there is only one trial</w:t>
+      </w:r>
+    </w:p>
+    <w:p>
+      <w:r>
+        <w:t>Mean = Expected value = p * 1 + (1-</w:t>
+      </w:r>
+      <w:proofErr w:type="gramStart"/>
+      <w:r>
+        <w:t>p)*</w:t>
+      </w:r>
+      <w:proofErr w:type="gramEnd"/>
+      <w:r>
+        <w:t xml:space="preserve"> 0 = p</w:t>
       </w:r>
     </w:p>
     <w:p>
@@ -1765,8 +2087,13 @@
       <w:r>
         <w:t xml:space="preserve">If we rewrite it, </w:t>
       </w:r>
-      <w:r>
-        <w:t>The </w:t>
+      <w:proofErr w:type="gramStart"/>
+      <w:r>
+        <w:t>The</w:t>
+      </w:r>
+      <w:proofErr w:type="gramEnd"/>
+      <w:r>
+        <w:t> </w:t>
       </w:r>
       <w:hyperlink r:id="rId25" w:history="1">
         <w:r>
@@ -1970,7 +2297,7 @@
           <w:noProof/>
         </w:rPr>
         <w:drawing>
-          <wp:inline distT="0" distB="0" distL="0" distR="0" wp14:anchorId="1C0A4047" wp14:editId="7850F253">
+          <wp:inline distT="0" distB="0" distL="0" distR="0" wp14:anchorId="1C0A4047" wp14:editId="667FA96F">
             <wp:extent cx="2910177" cy="1588571"/>
             <wp:effectExtent l="0" t="0" r="0" b="0"/>
             <wp:docPr id="1466350806" name="Picture 20" descr="Plot generated by author in Python."/>
@@ -2041,7 +2368,7 @@
         </w:rPr>
         <w:lastRenderedPageBreak/>
         <w:drawing>
-          <wp:inline distT="0" distB="0" distL="0" distR="0" wp14:anchorId="339436E1" wp14:editId="534AD16C">
+          <wp:inline distT="0" distB="0" distL="0" distR="0" wp14:anchorId="339436E1" wp14:editId="017AFE6F">
             <wp:extent cx="3156668" cy="1723122"/>
             <wp:effectExtent l="0" t="0" r="0" b="0"/>
             <wp:docPr id="1824401839" name="Picture 21" descr="Plot generated by author in Python."/>
@@ -2223,7 +2550,15 @@
         </w:numPr>
       </w:pPr>
       <w:r>
-        <w:t>For determining the relationship between categorical variables, we calculate expected value by ( row total * column total / overall sample size)</w:t>
+        <w:t xml:space="preserve">For determining the relationship between categorical variables, we calculate expected value by </w:t>
+      </w:r>
+      <w:proofErr w:type="gramStart"/>
+      <w:r>
+        <w:t>( row</w:t>
+      </w:r>
+      <w:proofErr w:type="gramEnd"/>
+      <w:r>
+        <w:t xml:space="preserve"> total * column total / overall sample size)</w:t>
       </w:r>
     </w:p>
     <w:p>
@@ -2239,6 +2574,523 @@
       </w:r>
     </w:p>
     <w:p/>
+    <w:tbl>
+      <w:tblPr>
+        <w:tblW w:w="0" w:type="auto"/>
+        <w:tblCellSpacing w:w="15" w:type="dxa"/>
+        <w:tblCellMar>
+          <w:top w:w="15" w:type="dxa"/>
+          <w:left w:w="15" w:type="dxa"/>
+          <w:bottom w:w="15" w:type="dxa"/>
+          <w:right w:w="15" w:type="dxa"/>
+        </w:tblCellMar>
+        <w:tblLook w:val="04A0" w:firstRow="1" w:lastRow="0" w:firstColumn="1" w:lastColumn="0" w:noHBand="0" w:noVBand="1"/>
+      </w:tblPr>
+      <w:tblGrid>
+        <w:gridCol w:w="1722"/>
+        <w:gridCol w:w="1393"/>
+        <w:gridCol w:w="1383"/>
+        <w:gridCol w:w="1933"/>
+      </w:tblGrid>
+      <w:tr>
+        <w:trPr>
+          <w:tblHeader/>
+          <w:tblCellSpacing w:w="15" w:type="dxa"/>
+        </w:trPr>
+        <w:tc>
+          <w:tcPr>
+            <w:tcW w:w="0" w:type="auto"/>
+            <w:tcBorders>
+              <w:top w:val="single" w:sz="6" w:space="0" w:color="C4C7C5"/>
+              <w:left w:val="single" w:sz="6" w:space="0" w:color="C4C7C5"/>
+              <w:bottom w:val="single" w:sz="6" w:space="0" w:color="C4C7C5"/>
+              <w:right w:val="single" w:sz="6" w:space="0" w:color="C4C7C5"/>
+            </w:tcBorders>
+            <w:tcMar>
+              <w:top w:w="120" w:type="dxa"/>
+              <w:left w:w="180" w:type="dxa"/>
+              <w:bottom w:w="120" w:type="dxa"/>
+              <w:right w:w="180" w:type="dxa"/>
+            </w:tcMar>
+            <w:vAlign w:val="center"/>
+            <w:hideMark/>
+          </w:tcPr>
+          <w:p>
+            <w:r>
+              <w:rPr>
+                <w:b/>
+                <w:bCs/>
+              </w:rPr>
+              <w:t>Age Group</w:t>
+            </w:r>
+          </w:p>
+        </w:tc>
+        <w:tc>
+          <w:tcPr>
+            <w:tcW w:w="0" w:type="auto"/>
+            <w:tcBorders>
+              <w:top w:val="single" w:sz="6" w:space="0" w:color="C4C7C5"/>
+              <w:left w:val="single" w:sz="6" w:space="0" w:color="C4C7C5"/>
+              <w:bottom w:val="single" w:sz="6" w:space="0" w:color="C4C7C5"/>
+              <w:right w:val="single" w:sz="6" w:space="0" w:color="C4C7C5"/>
+            </w:tcBorders>
+            <w:tcMar>
+              <w:top w:w="120" w:type="dxa"/>
+              <w:left w:w="180" w:type="dxa"/>
+              <w:bottom w:w="120" w:type="dxa"/>
+              <w:right w:w="180" w:type="dxa"/>
+            </w:tcMar>
+            <w:vAlign w:val="center"/>
+            <w:hideMark/>
+          </w:tcPr>
+          <w:p>
+            <w:r>
+              <w:rPr>
+                <w:b/>
+                <w:bCs/>
+              </w:rPr>
+              <w:t>Platform A</w:t>
+            </w:r>
+          </w:p>
+        </w:tc>
+        <w:tc>
+          <w:tcPr>
+            <w:tcW w:w="0" w:type="auto"/>
+            <w:tcBorders>
+              <w:top w:val="single" w:sz="6" w:space="0" w:color="C4C7C5"/>
+              <w:left w:val="single" w:sz="6" w:space="0" w:color="C4C7C5"/>
+              <w:bottom w:val="single" w:sz="6" w:space="0" w:color="C4C7C5"/>
+              <w:right w:val="single" w:sz="6" w:space="0" w:color="C4C7C5"/>
+            </w:tcBorders>
+            <w:tcMar>
+              <w:top w:w="120" w:type="dxa"/>
+              <w:left w:w="180" w:type="dxa"/>
+              <w:bottom w:w="120" w:type="dxa"/>
+              <w:right w:w="180" w:type="dxa"/>
+            </w:tcMar>
+            <w:vAlign w:val="center"/>
+            <w:hideMark/>
+          </w:tcPr>
+          <w:p>
+            <w:r>
+              <w:rPr>
+                <w:b/>
+                <w:bCs/>
+              </w:rPr>
+              <w:t>Platform B</w:t>
+            </w:r>
+          </w:p>
+        </w:tc>
+        <w:tc>
+          <w:tcPr>
+            <w:tcW w:w="0" w:type="auto"/>
+            <w:tcBorders>
+              <w:top w:val="single" w:sz="6" w:space="0" w:color="C4C7C5"/>
+              <w:left w:val="single" w:sz="6" w:space="0" w:color="C4C7C5"/>
+              <w:bottom w:val="single" w:sz="6" w:space="0" w:color="C4C7C5"/>
+              <w:right w:val="single" w:sz="6" w:space="0" w:color="C4C7C5"/>
+            </w:tcBorders>
+            <w:tcMar>
+              <w:top w:w="120" w:type="dxa"/>
+              <w:left w:w="180" w:type="dxa"/>
+              <w:bottom w:w="120" w:type="dxa"/>
+              <w:right w:w="180" w:type="dxa"/>
+            </w:tcMar>
+            <w:vAlign w:val="center"/>
+            <w:hideMark/>
+          </w:tcPr>
+          <w:p>
+            <w:r>
+              <w:rPr>
+                <w:b/>
+                <w:bCs/>
+              </w:rPr>
+              <w:t>Row Totals</w:t>
+            </w:r>
+          </w:p>
+        </w:tc>
+      </w:tr>
+      <w:tr>
+        <w:trPr>
+          <w:tblCellSpacing w:w="15" w:type="dxa"/>
+        </w:trPr>
+        <w:tc>
+          <w:tcPr>
+            <w:tcW w:w="0" w:type="auto"/>
+            <w:tcBorders>
+              <w:top w:val="single" w:sz="6" w:space="0" w:color="C4C7C5"/>
+              <w:left w:val="single" w:sz="6" w:space="0" w:color="C4C7C5"/>
+              <w:bottom w:val="single" w:sz="6" w:space="0" w:color="C4C7C5"/>
+              <w:right w:val="single" w:sz="6" w:space="0" w:color="C4C7C5"/>
+            </w:tcBorders>
+            <w:tcMar>
+              <w:top w:w="120" w:type="dxa"/>
+              <w:left w:w="180" w:type="dxa"/>
+              <w:bottom w:w="120" w:type="dxa"/>
+              <w:right w:w="180" w:type="dxa"/>
+            </w:tcMar>
+            <w:vAlign w:val="center"/>
+            <w:hideMark/>
+          </w:tcPr>
+          <w:p>
+            <w:r>
+              <w:rPr>
+                <w:b/>
+                <w:bCs/>
+              </w:rPr>
+              <w:t>Under 30</w:t>
+            </w:r>
+          </w:p>
+        </w:tc>
+        <w:tc>
+          <w:tcPr>
+            <w:tcW w:w="0" w:type="auto"/>
+            <w:tcBorders>
+              <w:top w:val="single" w:sz="6" w:space="0" w:color="C4C7C5"/>
+              <w:left w:val="single" w:sz="6" w:space="0" w:color="C4C7C5"/>
+              <w:bottom w:val="single" w:sz="6" w:space="0" w:color="C4C7C5"/>
+              <w:right w:val="single" w:sz="6" w:space="0" w:color="C4C7C5"/>
+            </w:tcBorders>
+            <w:tcMar>
+              <w:top w:w="120" w:type="dxa"/>
+              <w:left w:w="180" w:type="dxa"/>
+              <w:bottom w:w="120" w:type="dxa"/>
+              <w:right w:w="180" w:type="dxa"/>
+            </w:tcMar>
+            <w:vAlign w:val="center"/>
+            <w:hideMark/>
+          </w:tcPr>
+          <w:p>
+            <w:r>
+              <w:t>80</w:t>
+            </w:r>
+          </w:p>
+        </w:tc>
+        <w:tc>
+          <w:tcPr>
+            <w:tcW w:w="0" w:type="auto"/>
+            <w:tcBorders>
+              <w:top w:val="single" w:sz="6" w:space="0" w:color="C4C7C5"/>
+              <w:left w:val="single" w:sz="6" w:space="0" w:color="C4C7C5"/>
+              <w:bottom w:val="single" w:sz="6" w:space="0" w:color="C4C7C5"/>
+              <w:right w:val="single" w:sz="6" w:space="0" w:color="C4C7C5"/>
+            </w:tcBorders>
+            <w:tcMar>
+              <w:top w:w="120" w:type="dxa"/>
+              <w:left w:w="180" w:type="dxa"/>
+              <w:bottom w:w="120" w:type="dxa"/>
+              <w:right w:w="180" w:type="dxa"/>
+            </w:tcMar>
+            <w:vAlign w:val="center"/>
+            <w:hideMark/>
+          </w:tcPr>
+          <w:p>
+            <w:r>
+              <w:t>40</w:t>
+            </w:r>
+          </w:p>
+        </w:tc>
+        <w:tc>
+          <w:tcPr>
+            <w:tcW w:w="0" w:type="auto"/>
+            <w:tcBorders>
+              <w:top w:val="single" w:sz="6" w:space="0" w:color="C4C7C5"/>
+              <w:left w:val="single" w:sz="6" w:space="0" w:color="C4C7C5"/>
+              <w:bottom w:val="single" w:sz="6" w:space="0" w:color="C4C7C5"/>
+              <w:right w:val="single" w:sz="6" w:space="0" w:color="C4C7C5"/>
+            </w:tcBorders>
+            <w:tcMar>
+              <w:top w:w="120" w:type="dxa"/>
+              <w:left w:w="180" w:type="dxa"/>
+              <w:bottom w:w="120" w:type="dxa"/>
+              <w:right w:w="180" w:type="dxa"/>
+            </w:tcMar>
+            <w:vAlign w:val="center"/>
+            <w:hideMark/>
+          </w:tcPr>
+          <w:p>
+            <w:r>
+              <w:rPr>
+                <w:b/>
+                <w:bCs/>
+              </w:rPr>
+              <w:t>120</w:t>
+            </w:r>
+          </w:p>
+        </w:tc>
+      </w:tr>
+      <w:tr>
+        <w:trPr>
+          <w:tblCellSpacing w:w="15" w:type="dxa"/>
+        </w:trPr>
+        <w:tc>
+          <w:tcPr>
+            <w:tcW w:w="0" w:type="auto"/>
+            <w:tcBorders>
+              <w:top w:val="single" w:sz="6" w:space="0" w:color="C4C7C5"/>
+              <w:left w:val="single" w:sz="6" w:space="0" w:color="C4C7C5"/>
+              <w:bottom w:val="single" w:sz="6" w:space="0" w:color="C4C7C5"/>
+              <w:right w:val="single" w:sz="6" w:space="0" w:color="C4C7C5"/>
+            </w:tcBorders>
+            <w:tcMar>
+              <w:top w:w="120" w:type="dxa"/>
+              <w:left w:w="180" w:type="dxa"/>
+              <w:bottom w:w="120" w:type="dxa"/>
+              <w:right w:w="180" w:type="dxa"/>
+            </w:tcMar>
+            <w:vAlign w:val="center"/>
+            <w:hideMark/>
+          </w:tcPr>
+          <w:p>
+            <w:r>
+              <w:rPr>
+                <w:b/>
+                <w:bCs/>
+              </w:rPr>
+              <w:t>Over 30</w:t>
+            </w:r>
+          </w:p>
+        </w:tc>
+        <w:tc>
+          <w:tcPr>
+            <w:tcW w:w="0" w:type="auto"/>
+            <w:tcBorders>
+              <w:top w:val="single" w:sz="6" w:space="0" w:color="C4C7C5"/>
+              <w:left w:val="single" w:sz="6" w:space="0" w:color="C4C7C5"/>
+              <w:bottom w:val="single" w:sz="6" w:space="0" w:color="C4C7C5"/>
+              <w:right w:val="single" w:sz="6" w:space="0" w:color="C4C7C5"/>
+            </w:tcBorders>
+            <w:tcMar>
+              <w:top w:w="120" w:type="dxa"/>
+              <w:left w:w="180" w:type="dxa"/>
+              <w:bottom w:w="120" w:type="dxa"/>
+              <w:right w:w="180" w:type="dxa"/>
+            </w:tcMar>
+            <w:vAlign w:val="center"/>
+            <w:hideMark/>
+          </w:tcPr>
+          <w:p>
+            <w:r>
+              <w:t>70</w:t>
+            </w:r>
+          </w:p>
+        </w:tc>
+        <w:tc>
+          <w:tcPr>
+            <w:tcW w:w="0" w:type="auto"/>
+            <w:tcBorders>
+              <w:top w:val="single" w:sz="6" w:space="0" w:color="C4C7C5"/>
+              <w:left w:val="single" w:sz="6" w:space="0" w:color="C4C7C5"/>
+              <w:bottom w:val="single" w:sz="6" w:space="0" w:color="C4C7C5"/>
+              <w:right w:val="single" w:sz="6" w:space="0" w:color="C4C7C5"/>
+            </w:tcBorders>
+            <w:tcMar>
+              <w:top w:w="120" w:type="dxa"/>
+              <w:left w:w="180" w:type="dxa"/>
+              <w:bottom w:w="120" w:type="dxa"/>
+              <w:right w:w="180" w:type="dxa"/>
+            </w:tcMar>
+            <w:vAlign w:val="center"/>
+            <w:hideMark/>
+          </w:tcPr>
+          <w:p>
+            <w:r>
+              <w:t>110</w:t>
+            </w:r>
+          </w:p>
+        </w:tc>
+        <w:tc>
+          <w:tcPr>
+            <w:tcW w:w="0" w:type="auto"/>
+            <w:tcBorders>
+              <w:top w:val="single" w:sz="6" w:space="0" w:color="C4C7C5"/>
+              <w:left w:val="single" w:sz="6" w:space="0" w:color="C4C7C5"/>
+              <w:bottom w:val="single" w:sz="6" w:space="0" w:color="C4C7C5"/>
+              <w:right w:val="single" w:sz="6" w:space="0" w:color="C4C7C5"/>
+            </w:tcBorders>
+            <w:tcMar>
+              <w:top w:w="120" w:type="dxa"/>
+              <w:left w:w="180" w:type="dxa"/>
+              <w:bottom w:w="120" w:type="dxa"/>
+              <w:right w:w="180" w:type="dxa"/>
+            </w:tcMar>
+            <w:vAlign w:val="center"/>
+            <w:hideMark/>
+          </w:tcPr>
+          <w:p>
+            <w:r>
+              <w:rPr>
+                <w:b/>
+                <w:bCs/>
+              </w:rPr>
+              <w:t>180</w:t>
+            </w:r>
+          </w:p>
+        </w:tc>
+      </w:tr>
+      <w:tr>
+        <w:trPr>
+          <w:tblCellSpacing w:w="15" w:type="dxa"/>
+        </w:trPr>
+        <w:tc>
+          <w:tcPr>
+            <w:tcW w:w="0" w:type="auto"/>
+            <w:tcBorders>
+              <w:top w:val="single" w:sz="6" w:space="0" w:color="C4C7C5"/>
+              <w:left w:val="single" w:sz="6" w:space="0" w:color="C4C7C5"/>
+              <w:bottom w:val="single" w:sz="6" w:space="0" w:color="C4C7C5"/>
+              <w:right w:val="single" w:sz="6" w:space="0" w:color="C4C7C5"/>
+            </w:tcBorders>
+            <w:tcMar>
+              <w:top w:w="120" w:type="dxa"/>
+              <w:left w:w="180" w:type="dxa"/>
+              <w:bottom w:w="120" w:type="dxa"/>
+              <w:right w:w="180" w:type="dxa"/>
+            </w:tcMar>
+            <w:vAlign w:val="center"/>
+            <w:hideMark/>
+          </w:tcPr>
+          <w:p>
+            <w:r>
+              <w:rPr>
+                <w:b/>
+                <w:bCs/>
+              </w:rPr>
+              <w:t>Column Totals</w:t>
+            </w:r>
+          </w:p>
+        </w:tc>
+        <w:tc>
+          <w:tcPr>
+            <w:tcW w:w="0" w:type="auto"/>
+            <w:tcBorders>
+              <w:top w:val="single" w:sz="6" w:space="0" w:color="C4C7C5"/>
+              <w:left w:val="single" w:sz="6" w:space="0" w:color="C4C7C5"/>
+              <w:bottom w:val="single" w:sz="6" w:space="0" w:color="C4C7C5"/>
+              <w:right w:val="single" w:sz="6" w:space="0" w:color="C4C7C5"/>
+            </w:tcBorders>
+            <w:tcMar>
+              <w:top w:w="120" w:type="dxa"/>
+              <w:left w:w="180" w:type="dxa"/>
+              <w:bottom w:w="120" w:type="dxa"/>
+              <w:right w:w="180" w:type="dxa"/>
+            </w:tcMar>
+            <w:vAlign w:val="center"/>
+            <w:hideMark/>
+          </w:tcPr>
+          <w:p>
+            <w:r>
+              <w:rPr>
+                <w:b/>
+                <w:bCs/>
+              </w:rPr>
+              <w:t>150</w:t>
+            </w:r>
+          </w:p>
+        </w:tc>
+        <w:tc>
+          <w:tcPr>
+            <w:tcW w:w="0" w:type="auto"/>
+            <w:tcBorders>
+              <w:top w:val="single" w:sz="6" w:space="0" w:color="C4C7C5"/>
+              <w:left w:val="single" w:sz="6" w:space="0" w:color="C4C7C5"/>
+              <w:bottom w:val="single" w:sz="6" w:space="0" w:color="C4C7C5"/>
+              <w:right w:val="single" w:sz="6" w:space="0" w:color="C4C7C5"/>
+            </w:tcBorders>
+            <w:tcMar>
+              <w:top w:w="120" w:type="dxa"/>
+              <w:left w:w="180" w:type="dxa"/>
+              <w:bottom w:w="120" w:type="dxa"/>
+              <w:right w:w="180" w:type="dxa"/>
+            </w:tcMar>
+            <w:vAlign w:val="center"/>
+            <w:hideMark/>
+          </w:tcPr>
+          <w:p>
+            <w:r>
+              <w:rPr>
+                <w:b/>
+                <w:bCs/>
+              </w:rPr>
+              <w:t>150</w:t>
+            </w:r>
+          </w:p>
+        </w:tc>
+        <w:tc>
+          <w:tcPr>
+            <w:tcW w:w="0" w:type="auto"/>
+            <w:tcBorders>
+              <w:top w:val="single" w:sz="6" w:space="0" w:color="C4C7C5"/>
+              <w:left w:val="single" w:sz="6" w:space="0" w:color="C4C7C5"/>
+              <w:bottom w:val="single" w:sz="6" w:space="0" w:color="C4C7C5"/>
+              <w:right w:val="single" w:sz="6" w:space="0" w:color="C4C7C5"/>
+            </w:tcBorders>
+            <w:tcMar>
+              <w:top w:w="120" w:type="dxa"/>
+              <w:left w:w="180" w:type="dxa"/>
+              <w:bottom w:w="120" w:type="dxa"/>
+              <w:right w:w="180" w:type="dxa"/>
+            </w:tcMar>
+            <w:vAlign w:val="center"/>
+            <w:hideMark/>
+          </w:tcPr>
+          <w:p>
+            <w:r>
+              <w:rPr>
+                <w:b/>
+                <w:bCs/>
+              </w:rPr>
+              <w:t>Grand Total: 300</w:t>
+            </w:r>
+          </w:p>
+        </w:tc>
+      </w:tr>
+    </w:tbl>
+    <w:p/>
+    <w:p>
+      <w:r>
+        <w:rPr>
+          <w:noProof/>
+        </w:rPr>
+        <w:lastRenderedPageBreak/>
+        <w:drawing>
+          <wp:inline distT="0" distB="0" distL="0" distR="0" wp14:anchorId="37B4F146" wp14:editId="3398DCA1">
+            <wp:extent cx="5473981" cy="1600282"/>
+            <wp:effectExtent l="0" t="0" r="0" b="0"/>
+            <wp:docPr id="1481771395" name="Picture 1"/>
+            <wp:cNvGraphicFramePr>
+              <a:graphicFrameLocks xmlns:a="http://schemas.openxmlformats.org/drawingml/2006/main" noChangeAspect="1"/>
+            </wp:cNvGraphicFramePr>
+            <a:graphic xmlns:a="http://schemas.openxmlformats.org/drawingml/2006/main">
+              <a:graphicData uri="http://schemas.openxmlformats.org/drawingml/2006/picture">
+                <pic:pic xmlns:pic="http://schemas.openxmlformats.org/drawingml/2006/picture">
+                  <pic:nvPicPr>
+                    <pic:cNvPr id="1481771395" name=""/>
+                    <pic:cNvPicPr/>
+                  </pic:nvPicPr>
+                  <pic:blipFill>
+                    <a:blip r:embed="rId31"/>
+                    <a:stretch>
+                      <a:fillRect/>
+                    </a:stretch>
+                  </pic:blipFill>
+                  <pic:spPr>
+                    <a:xfrm>
+                      <a:off x="0" y="0"/>
+                      <a:ext cx="5473981" cy="1600282"/>
+                    </a:xfrm>
+                    <a:prstGeom prst="rect">
+                      <a:avLst/>
+                    </a:prstGeom>
+                  </pic:spPr>
+                </pic:pic>
+              </a:graphicData>
+            </a:graphic>
+          </wp:inline>
+        </w:drawing>
+      </w:r>
+    </w:p>
+    <w:p/>
     <w:p>
       <w:r>
         <w:rPr>
@@ -2279,7 +3131,23 @@
           <w:b/>
           <w:bCs/>
         </w:rPr>
-        <w:t xml:space="preserve"> * sqrt ( 2 * </w:t>
+        <w:t xml:space="preserve"> * sqrt </w:t>
+      </w:r>
+      <w:proofErr w:type="gramStart"/>
+      <w:r>
+        <w:rPr>
+          <w:b/>
+          <w:bCs/>
+        </w:rPr>
+        <w:t>( 2</w:t>
+      </w:r>
+      <w:proofErr w:type="gramEnd"/>
+      <w:r>
+        <w:rPr>
+          <w:b/>
+          <w:bCs/>
+        </w:rPr>
+        <w:t xml:space="preserve"> * </w:t>
       </w:r>
       <w:r>
         <w:rPr>
@@ -2401,7 +3269,15 @@
         </w:numPr>
       </w:pPr>
       <w:r>
-        <w:t>If your alternative hypothesis involves words like "greater than," "less than," "increase," or "decrease," you'll likely use a one-tailed test.</w:t>
+        <w:t xml:space="preserve">If your alternative hypothesis involves words like "greater </w:t>
+      </w:r>
+      <w:proofErr w:type="gramStart"/>
+      <w:r>
+        <w:t>than,</w:t>
+      </w:r>
+      <w:proofErr w:type="gramEnd"/>
+      <w:r>
+        <w:t>" "less than," "increase," or "decrease," you'll likely use a one-tailed test.</w:t>
       </w:r>
     </w:p>
     <w:p>
@@ -2431,8 +3307,23 @@
         </w:numPr>
       </w:pPr>
       <w:r>
-        <w:lastRenderedPageBreak/>
-        <w:t>Stratified Sampling – The population is divided in stratas which are homogenous inside and heterogenous outside and we extract some samples for each stratas so that their ratio resembles the population</w:t>
+        <w:t xml:space="preserve">Stratified Sampling – The population is divided in </w:t>
+      </w:r>
+      <w:proofErr w:type="spellStart"/>
+      <w:r>
+        <w:t>stratas</w:t>
+      </w:r>
+      <w:proofErr w:type="spellEnd"/>
+      <w:r>
+        <w:t xml:space="preserve"> which are homogenous inside and heterogenous outside and we extract some samples for each </w:t>
+      </w:r>
+      <w:proofErr w:type="spellStart"/>
+      <w:r>
+        <w:t>stratas</w:t>
+      </w:r>
+      <w:proofErr w:type="spellEnd"/>
+      <w:r>
+        <w:t xml:space="preserve"> so that their ratio resembles the population</w:t>
       </w:r>
     </w:p>
     <w:p>
@@ -2491,7 +3382,15 @@
         <w:t>Judgement Sampling</w:t>
       </w:r>
       <w:r>
-        <w:t xml:space="preserve"> – The samples are selected basis users judgement</w:t>
+        <w:t xml:space="preserve"> – The samples are selected basis </w:t>
+      </w:r>
+      <w:proofErr w:type="gramStart"/>
+      <w:r>
+        <w:t>users</w:t>
+      </w:r>
+      <w:proofErr w:type="gramEnd"/>
+      <w:r>
+        <w:t xml:space="preserve"> judgement</w:t>
       </w:r>
     </w:p>
     <w:p>
@@ -2574,6 +3473,7 @@
     </w:p>
     <w:p>
       <w:r>
+        <w:lastRenderedPageBreak/>
         <w:t xml:space="preserve">Margin of error - </w:t>
       </w:r>
       <w:r>
@@ -2582,7 +3482,15 @@
     </w:p>
     <w:p>
       <w:r>
-        <w:t>Z score  = (x – u)/ (</w:t>
+        <w:t xml:space="preserve">Z </w:t>
+      </w:r>
+      <w:proofErr w:type="gramStart"/>
+      <w:r>
+        <w:t>score  =</w:t>
+      </w:r>
+      <w:proofErr w:type="gramEnd"/>
+      <w:r>
+        <w:t xml:space="preserve"> (x – u)/ (</w:t>
       </w:r>
       <w:r>
         <w:t>σ / sqrt(N)</w:t>
@@ -2692,13 +3600,36 @@
     </w:p>
     <w:p>
       <w:r>
-        <w:lastRenderedPageBreak/>
         <w:t>Sample 2 – X2 is the mean of sample and U2 is the mean of population</w:t>
       </w:r>
     </w:p>
     <w:p>
       <w:r>
-        <w:t>Z – (X1 – U1) – (X2 – U2)    /     (sqrt ( S1^2 / N1   + S2 ^ 2 / N</w:t>
+        <w:t xml:space="preserve">Z – (X1 – U1) – (X2 – </w:t>
+      </w:r>
+      <w:proofErr w:type="gramStart"/>
+      <w:r>
+        <w:t xml:space="preserve">U2)   </w:t>
+      </w:r>
+      <w:proofErr w:type="gramEnd"/>
+      <w:r>
+        <w:t xml:space="preserve"> /  </w:t>
+      </w:r>
+      <w:proofErr w:type="gramStart"/>
+      <w:r>
+        <w:t xml:space="preserve">   (</w:t>
+      </w:r>
+      <w:proofErr w:type="gramEnd"/>
+      <w:r>
+        <w:t xml:space="preserve">sqrt </w:t>
+      </w:r>
+      <w:proofErr w:type="gramStart"/>
+      <w:r>
+        <w:t>( S</w:t>
+      </w:r>
+      <w:proofErr w:type="gramEnd"/>
+      <w:r>
+        <w:t>1^2 / N1   + S2 ^ 2 / N</w:t>
       </w:r>
       <w:r>
         <w:t>))</w:t>
@@ -2783,6 +3714,7 @@
             <m:rPr>
               <m:nor/>
             </m:rPr>
+            <w:lastRenderedPageBreak/>
             <m:t>Number of Days</m:t>
           </m:r>
           <m:r>
@@ -3388,7 +4320,6 @@
         </w:numPr>
       </w:pPr>
       <w:r>
-        <w:lastRenderedPageBreak/>
         <w:t>Lower α = larger sample size needed</w:t>
       </w:r>
     </w:p>
@@ -3612,7 +4543,7 @@
                     <pic:cNvPicPr/>
                   </pic:nvPicPr>
                   <pic:blipFill>
-                    <a:blip r:embed="rId31"/>
+                    <a:blip r:embed="rId32"/>
                     <a:stretch>
                       <a:fillRect/>
                     </a:stretch>
@@ -3659,7 +4590,7 @@
                     <pic:cNvPicPr/>
                   </pic:nvPicPr>
                   <pic:blipFill>
-                    <a:blip r:embed="rId32"/>
+                    <a:blip r:embed="rId33"/>
                     <a:stretch>
                       <a:fillRect/>
                     </a:stretch>
@@ -3685,7 +4616,6 @@
         <w:rPr>
           <w:noProof/>
         </w:rPr>
-        <w:lastRenderedPageBreak/>
         <w:drawing>
           <wp:inline distT="0" distB="0" distL="0" distR="0" wp14:anchorId="2F9CA555" wp14:editId="277F7AC2">
             <wp:extent cx="4445228" cy="692186"/>
@@ -3702,7 +4632,7 @@
                     <pic:cNvPicPr/>
                   </pic:nvPicPr>
                   <pic:blipFill>
-                    <a:blip r:embed="rId33"/>
+                    <a:blip r:embed="rId34"/>
                     <a:stretch>
                       <a:fillRect/>
                     </a:stretch>
@@ -3754,7 +4684,7 @@
                     <pic:cNvPicPr/>
                   </pic:nvPicPr>
                   <pic:blipFill>
-                    <a:blip r:embed="rId34"/>
+                    <a:blip r:embed="rId35"/>
                     <a:stretch>
                       <a:fillRect/>
                     </a:stretch>
@@ -3792,6 +4722,7 @@
     </w:p>
     <w:p>
       <w:r>
+        <w:lastRenderedPageBreak/>
         <w:t xml:space="preserve">T test of difference of means is </w:t>
       </w:r>
     </w:p>
@@ -3831,7 +4762,15 @@
         <w:t>Variation Between the group</w:t>
       </w:r>
       <w:r>
-        <w:t>s / ( K – 1)) / (Variation within groups / (N – K))</w:t>
+        <w:t xml:space="preserve">s / </w:t>
+      </w:r>
+      <w:proofErr w:type="gramStart"/>
+      <w:r>
+        <w:t>( K</w:t>
+      </w:r>
+      <w:proofErr w:type="gramEnd"/>
+      <w:r>
+        <w:t xml:space="preserve"> – 1)) / (Variation within groups / (N – K))</w:t>
       </w:r>
     </w:p>
     <w:p>
@@ -3849,8 +4788,21 @@
         <w:t>Correlation</w:t>
       </w:r>
       <w:r>
-        <w:t xml:space="preserve"> – Conrrelation is used to find the degree of association between two independent numerics</w:t>
-      </w:r>
+        <w:t xml:space="preserve"> – </w:t>
+      </w:r>
+      <w:proofErr w:type="spellStart"/>
+      <w:r>
+        <w:t>Conrrelation</w:t>
+      </w:r>
+      <w:proofErr w:type="spellEnd"/>
+      <w:r>
+        <w:t xml:space="preserve"> is used to find the degree of association between two independent </w:t>
+      </w:r>
+      <w:proofErr w:type="spellStart"/>
+      <w:r>
+        <w:t>numerics</w:t>
+      </w:r>
+      <w:proofErr w:type="spellEnd"/>
     </w:p>
     <w:p>
       <w:pPr>
@@ -3911,7 +4863,7 @@
                     </pic:cNvPicPr>
                   </pic:nvPicPr>
                   <pic:blipFill>
-                    <a:blip r:embed="rId35" cstate="print">
+                    <a:blip r:embed="rId36" cstate="print">
                       <a:extLst>
                         <a:ext uri="{28A0092B-C50C-407E-A947-70E740481C1C}">
                           <a14:useLocalDpi xmlns:a14="http://schemas.microsoft.com/office/drawing/2010/main" val="0"/>
@@ -3960,13 +4912,25 @@
         <w:t>Σ</w:t>
       </w:r>
       <w:r>
-        <w:t xml:space="preserve"> (Zx * Zy / N)</w:t>
-      </w:r>
-    </w:p>
-    <w:p>
-      <w:r>
-        <w:lastRenderedPageBreak/>
-        <w:t xml:space="preserve">Zx = (X1 – U1 / SD1) </w:t>
+        <w:t xml:space="preserve"> (</w:t>
+      </w:r>
+      <w:proofErr w:type="spellStart"/>
+      <w:r>
+        <w:t>Zx</w:t>
+      </w:r>
+      <w:proofErr w:type="spellEnd"/>
+      <w:r>
+        <w:t xml:space="preserve"> * Zy / N)</w:t>
+      </w:r>
+    </w:p>
+    <w:p>
+      <w:proofErr w:type="spellStart"/>
+      <w:r>
+        <w:t>Zx</w:t>
+      </w:r>
+      <w:proofErr w:type="spellEnd"/>
+      <w:r>
+        <w:t xml:space="preserve"> = (X1 – U1 / SD1) </w:t>
       </w:r>
     </w:p>
     <w:p>
@@ -4002,7 +4966,15 @@
     <w:p/>
     <w:p>
       <w:r>
-        <w:t>K Fold cross validation – The data is distributed in K folds with K-1 used to train data and the final for test data. The final result is the average of all the performance scores such as recall etc</w:t>
+        <w:t xml:space="preserve">K Fold cross validation – The data is distributed in K folds with K-1 used to train data and the final for test data. </w:t>
+      </w:r>
+      <w:proofErr w:type="gramStart"/>
+      <w:r>
+        <w:t>The final result</w:t>
+      </w:r>
+      <w:proofErr w:type="gramEnd"/>
+      <w:r>
+        <w:t xml:space="preserve"> is the average of all the performance scores such as recall etc</w:t>
       </w:r>
     </w:p>
     <w:p>
@@ -4012,6 +4984,7 @@
     </w:p>
     <w:p>
       <w:r>
+        <w:lastRenderedPageBreak/>
         <w:t xml:space="preserve">K Fold is used to understand how well the model evaluated the output metrics such as precision, accuracy recall etc. </w:t>
       </w:r>
     </w:p>
@@ -4132,8 +5105,13 @@
       </w:r>
     </w:p>
     <w:p>
-      <w:r>
-        <w:t>X(n + 1) = X(n) – PF</w:t>
+      <w:proofErr w:type="gramStart"/>
+      <w:r>
+        <w:t>X(</w:t>
+      </w:r>
+      <w:proofErr w:type="gramEnd"/>
+      <w:r>
+        <w:t>n + 1) = X(n) – PF</w:t>
       </w:r>
       <w:r>
         <w:t xml:space="preserve"> for loss function F(X</w:t>
@@ -4146,13 +5124,34 @@
       </w:r>
     </w:p>
     <w:p>
-      <w:r>
-        <w:t>Y(n + 1) = Y(n) – PF for loss function F(Y(n)) * learning rate</w:t>
-      </w:r>
-    </w:p>
-    <w:p>
-      <w:r>
-        <w:t xml:space="preserve"> For GD, the loss function function consists of the entire data set while for SGD, the loss function function consists of one random entry or a batch of random entries</w:t>
+      <w:proofErr w:type="gramStart"/>
+      <w:r>
+        <w:t>Y(</w:t>
+      </w:r>
+      <w:proofErr w:type="gramEnd"/>
+      <w:r>
+        <w:t>n + 1) = Y(n) – PF for loss function F(Y(n)) * learning rate</w:t>
+      </w:r>
+    </w:p>
+    <w:p>
+      <w:r>
+        <w:t xml:space="preserve"> For GD, the loss function </w:t>
+      </w:r>
+      <w:proofErr w:type="spellStart"/>
+      <w:r>
+        <w:t>function</w:t>
+      </w:r>
+      <w:proofErr w:type="spellEnd"/>
+      <w:r>
+        <w:t xml:space="preserve"> consists of the entire data set while for SGD, the loss function </w:t>
+      </w:r>
+      <w:proofErr w:type="spellStart"/>
+      <w:r>
+        <w:t>function</w:t>
+      </w:r>
+      <w:proofErr w:type="spellEnd"/>
+      <w:r>
+        <w:t xml:space="preserve"> consists of one random entry or a batch of random entries</w:t>
       </w:r>
     </w:p>
     <w:p/>
@@ -4168,13 +5167,20 @@
           <w:b/>
           <w:bCs/>
         </w:rPr>
-        <w:lastRenderedPageBreak/>
         <w:t xml:space="preserve">Gradient Descent: </w:t>
       </w:r>
     </w:p>
     <w:p>
       <w:r>
-        <w:t>Regression equation Y = aX + b</w:t>
+        <w:t xml:space="preserve">Regression equation Y = </w:t>
+      </w:r>
+      <w:proofErr w:type="spellStart"/>
+      <w:r>
+        <w:t>aX</w:t>
+      </w:r>
+      <w:proofErr w:type="spellEnd"/>
+      <w:r>
+        <w:t xml:space="preserve"> + b</w:t>
       </w:r>
     </w:p>
     <w:p>
@@ -4206,7 +5212,15 @@
         <w:t>Σ</w:t>
       </w:r>
       <w:r>
-        <w:t xml:space="preserve"> (y1 – aX – b) ^ 2</w:t>
+        <w:t xml:space="preserve"> (y1 – </w:t>
+      </w:r>
+      <w:proofErr w:type="spellStart"/>
+      <w:r>
+        <w:t>aX</w:t>
+      </w:r>
+      <w:proofErr w:type="spellEnd"/>
+      <w:r>
+        <w:t xml:space="preserve"> – b) ^ 2</w:t>
       </w:r>
     </w:p>
     <w:p>
@@ -4265,7 +5279,15 @@
     </w:p>
     <w:p>
       <w:r>
-        <w:t>Learning rate  = 0.01</w:t>
+        <w:t xml:space="preserve">Learning </w:t>
+      </w:r>
+      <w:proofErr w:type="gramStart"/>
+      <w:r>
+        <w:t>rate  =</w:t>
+      </w:r>
+      <w:proofErr w:type="gramEnd"/>
+      <w:r>
+        <w:t xml:space="preserve"> 0.01</w:t>
       </w:r>
     </w:p>
     <w:p>
@@ -4274,13 +5296,23 @@
       </w:r>
     </w:p>
     <w:p>
-      <w:r>
-        <w:t>a(n + 1) = a(n) – PF(a) for all the x and y values in data set * learning rate</w:t>
-      </w:r>
-    </w:p>
-    <w:p>
-      <w:r>
-        <w:t>b(n + 1) = b(n) – PF(b) for all the x and y values in data set * learning rate</w:t>
+      <w:proofErr w:type="gramStart"/>
+      <w:r>
+        <w:t>a(</w:t>
+      </w:r>
+      <w:proofErr w:type="gramEnd"/>
+      <w:r>
+        <w:t>n + 1) = a(n) – PF(a) for all the x and y values in data set * learning rate</w:t>
+      </w:r>
+    </w:p>
+    <w:p>
+      <w:proofErr w:type="gramStart"/>
+      <w:r>
+        <w:t>b(</w:t>
+      </w:r>
+      <w:proofErr w:type="gramEnd"/>
+      <w:r>
+        <w:t>n + 1) = b(n) – PF(b) for all the x and y values in data set * learning rate</w:t>
       </w:r>
     </w:p>
     <w:p>
@@ -4304,6 +5336,7 @@
           <w:b/>
           <w:bCs/>
         </w:rPr>
+        <w:lastRenderedPageBreak/>
         <w:t xml:space="preserve">Coefficient of determination: </w:t>
       </w:r>
     </w:p>
@@ -4314,13 +5347,34 @@
     </w:p>
     <w:p>
       <w:r>
-        <w:t xml:space="preserve">Coefficient of determination = r2 = 1 –  </w:t>
+        <w:t xml:space="preserve">Coefficient of determination = r2 = 1 </w:t>
+      </w:r>
+      <w:proofErr w:type="gramStart"/>
+      <w:r>
+        <w:t xml:space="preserve">–  </w:t>
       </w:r>
       <w:r>
         <w:t>Σ</w:t>
       </w:r>
-      <w:r>
-        <w:t xml:space="preserve"> (y(i) – y(predicted))/ (y(i) – y(mean)</w:t>
+      <w:proofErr w:type="gramEnd"/>
+      <w:r>
+        <w:t xml:space="preserve"> (y(</w:t>
+      </w:r>
+      <w:proofErr w:type="spellStart"/>
+      <w:r>
+        <w:t>i</w:t>
+      </w:r>
+      <w:proofErr w:type="spellEnd"/>
+      <w:r>
+        <w:t>) – y(predicted))/ (y(</w:t>
+      </w:r>
+      <w:proofErr w:type="spellStart"/>
+      <w:r>
+        <w:t>i</w:t>
+      </w:r>
+      <w:proofErr w:type="spellEnd"/>
+      <w:r>
+        <w:t>) – y(mean)</w:t>
       </w:r>
     </w:p>
     <w:p>
@@ -4473,7 +5527,6 @@
         <w:rPr>
           <w:noProof/>
         </w:rPr>
-        <w:lastRenderedPageBreak/>
         <w:drawing>
           <wp:inline distT="0" distB="0" distL="0" distR="0" wp14:anchorId="4FD525F4" wp14:editId="633D713A">
             <wp:extent cx="5731510" cy="1827530"/>
@@ -4492,7 +5545,7 @@
                     </pic:cNvPicPr>
                   </pic:nvPicPr>
                   <pic:blipFill>
-                    <a:blip r:embed="rId36">
+                    <a:blip r:embed="rId37">
                       <a:extLst>
                         <a:ext uri="{28A0092B-C50C-407E-A947-70E740481C1C}">
                           <a14:useLocalDpi xmlns:a14="http://schemas.microsoft.com/office/drawing/2010/main" val="0"/>
@@ -4590,6 +5643,9 @@
       <w:r>
         <w:t xml:space="preserve">Anova test tells us whether there is a significant association between independent and dependent variables. </w:t>
       </w:r>
+      <w:r>
+        <w:tab/>
+      </w:r>
     </w:p>
     <w:p>
       <w:r>
@@ -4598,7 +5654,16 @@
     </w:p>
     <w:p>
       <w:r>
-        <w:t>Alternative Hypothesis: At least one of the regression coefficients is not zero.5 The model is statistically significant and the independent variables collectively explain a significant amount of the variation in the dependent variable.</w:t>
+        <w:lastRenderedPageBreak/>
+        <w:t xml:space="preserve">Alternative Hypothesis: At least one of the regression coefficients is not zero.5 The model is statistically </w:t>
+      </w:r>
+      <w:proofErr w:type="gramStart"/>
+      <w:r>
+        <w:t>significant</w:t>
+      </w:r>
+      <w:proofErr w:type="gramEnd"/>
+      <w:r>
+        <w:t xml:space="preserve"> and the independent variables collectively explain a significant amount of the variation in the dependent variable.</w:t>
       </w:r>
     </w:p>
     <w:p>
@@ -5050,7 +6115,15 @@
           </w:tcPr>
           <w:p>
             <w:r>
-              <w:t>$\sum (\hat{y} - \bar{y})^2$</w:t>
+              <w:t>$\sum (\hat{y} - \bar{y</w:t>
+            </w:r>
+            <w:proofErr w:type="gramStart"/>
+            <w:r>
+              <w:t>})^</w:t>
+            </w:r>
+            <w:proofErr w:type="gramEnd"/>
+            <w:r>
+              <w:t>2$</w:t>
             </w:r>
           </w:p>
         </w:tc>
@@ -5138,7 +6211,15 @@
           </w:tcPr>
           <w:p>
             <w:r>
-              <w:t>$\sum (y - \hat{y})^2$</w:t>
+              <w:t>$\sum (y - \hat{y</w:t>
+            </w:r>
+            <w:proofErr w:type="gramStart"/>
+            <w:r>
+              <w:t>})^</w:t>
+            </w:r>
+            <w:proofErr w:type="gramEnd"/>
+            <w:r>
+              <w:t>2$</w:t>
             </w:r>
           </w:p>
         </w:tc>
@@ -5226,7 +6307,15 @@
           </w:tcPr>
           <w:p>
             <w:r>
-              <w:t>$\sum (y - \bar{y})^2$</w:t>
+              <w:t>$\sum (y - \bar{y</w:t>
+            </w:r>
+            <w:proofErr w:type="gramStart"/>
+            <w:r>
+              <w:t>})^</w:t>
+            </w:r>
+            <w:proofErr w:type="gramEnd"/>
+            <w:r>
+              <w:t>2$</w:t>
             </w:r>
           </w:p>
         </w:tc>
@@ -5235,7 +6324,6 @@
     <w:p/>
     <w:p>
       <w:r>
-        <w:lastRenderedPageBreak/>
         <w:t>By substituting and rearranging, you can derive the following relationship, which proves they are linked, but not equal</w:t>
       </w:r>
     </w:p>
@@ -5551,18 +6639,251 @@
         <w:t>A high F-statistic means the model is significantly better than a simple mean-only model (i.e., you reject the null hypothesis)</w:t>
       </w:r>
     </w:p>
+    <w:p>
+      <w:r>
+        <w:rPr>
+          <w:noProof/>
+        </w:rPr>
+        <w:drawing>
+          <wp:inline distT="0" distB="0" distL="0" distR="0" wp14:anchorId="6A662230" wp14:editId="73A9BE4A">
+            <wp:extent cx="4121150" cy="1104900"/>
+            <wp:effectExtent l="0" t="0" r="0" b="0"/>
+            <wp:docPr id="1924277880" name="Picture 3" descr="Regression Analysis | SPSS Annotated Output"/>
+            <wp:cNvGraphicFramePr>
+              <a:graphicFrameLocks xmlns:a="http://schemas.openxmlformats.org/drawingml/2006/main" noChangeAspect="1"/>
+            </wp:cNvGraphicFramePr>
+            <a:graphic xmlns:a="http://schemas.openxmlformats.org/drawingml/2006/main">
+              <a:graphicData uri="http://schemas.openxmlformats.org/drawingml/2006/picture">
+                <pic:pic xmlns:pic="http://schemas.openxmlformats.org/drawingml/2006/picture">
+                  <pic:nvPicPr>
+                    <pic:cNvPr id="0" name="Picture 8" descr="Regression Analysis | SPSS Annotated Output"/>
+                    <pic:cNvPicPr>
+                      <a:picLocks noChangeAspect="1" noChangeArrowheads="1"/>
+                    </pic:cNvPicPr>
+                  </pic:nvPicPr>
+                  <pic:blipFill>
+                    <a:blip r:embed="rId38">
+                      <a:extLst>
+                        <a:ext uri="{28A0092B-C50C-407E-A947-70E740481C1C}">
+                          <a14:useLocalDpi xmlns:a14="http://schemas.microsoft.com/office/drawing/2010/main" val="0"/>
+                        </a:ext>
+                      </a:extLst>
+                    </a:blip>
+                    <a:srcRect/>
+                    <a:stretch>
+                      <a:fillRect/>
+                    </a:stretch>
+                  </pic:blipFill>
+                  <pic:spPr bwMode="auto">
+                    <a:xfrm>
+                      <a:off x="0" y="0"/>
+                      <a:ext cx="4121150" cy="1104900"/>
+                    </a:xfrm>
+                    <a:prstGeom prst="rect">
+                      <a:avLst/>
+                    </a:prstGeom>
+                    <a:noFill/>
+                    <a:ln>
+                      <a:noFill/>
+                    </a:ln>
+                  </pic:spPr>
+                </pic:pic>
+              </a:graphicData>
+            </a:graphic>
+          </wp:inline>
+        </w:drawing>
+      </w:r>
+    </w:p>
+    <w:p/>
+    <w:p>
+      <w:pPr>
+        <w:pStyle w:val="ListParagraph"/>
+        <w:numPr>
+          <w:ilvl w:val="0"/>
+          <w:numId w:val="20"/>
+        </w:numPr>
+      </w:pPr>
+      <w:r>
+        <w:lastRenderedPageBreak/>
+        <w:t>P value of the weights – It is by feature and tells us whether the feature is relevant or not for the analysis</w:t>
+      </w:r>
+    </w:p>
     <w:p/>
     <w:p/>
     <w:p>
       <w:pPr>
+        <w:rPr>
+          <w:b/>
+          <w:bCs/>
+        </w:rPr>
+      </w:pPr>
+      <w:r>
+        <w:rPr>
+          <w:b/>
+          <w:bCs/>
+        </w:rPr>
+        <w:t>SVMs:</w:t>
+      </w:r>
+    </w:p>
+    <w:p>
+      <w:r>
+        <w:t>Normalization is highly recommended.</w:t>
+      </w:r>
+    </w:p>
+    <w:p>
+      <w:r>
+        <w:t xml:space="preserve">Correlation can be a concern, but SVMs are relatively robust.   </w:t>
+      </w:r>
+    </w:p>
+    <w:p>
+      <w:pPr>
+        <w:rPr>
+          <w:b/>
+          <w:bCs/>
+        </w:rPr>
+      </w:pPr>
+      <w:r>
+        <w:rPr>
+          <w:b/>
+          <w:bCs/>
+        </w:rPr>
+        <w:t>Decision Trees:</w:t>
+      </w:r>
+    </w:p>
+    <w:p>
+      <w:r>
+        <w:t>Normalization is generally not required.</w:t>
+      </w:r>
+    </w:p>
+    <w:p>
+      <w:r>
+        <w:t>Correlation has minimal impact.</w:t>
+      </w:r>
+    </w:p>
+    <w:p/>
+    <w:p>
+      <w:pPr>
+        <w:rPr>
+          <w:b/>
+          <w:bCs/>
+        </w:rPr>
+      </w:pPr>
+      <w:r>
+        <w:rPr>
+          <w:b/>
+          <w:bCs/>
+        </w:rPr>
+        <w:t xml:space="preserve">K Means Cluster – </w:t>
+      </w:r>
+    </w:p>
+    <w:p>
+      <w:r>
+        <w:t xml:space="preserve">K Means Cluster splits the data in K clusters. It starts with choosing K entries and then calculate the Euclidian distance for every point. Every instance, a point is added to the cluster, the mean is recalcined for the cluster. This continues until the means doesn’t improve drastically after every iteration or it crosses the threshold. </w:t>
+      </w:r>
+    </w:p>
+    <w:p>
+      <w:r>
+        <w:t xml:space="preserve">K Means cluster algorithm has the following hyper tuning parameters: </w:t>
+      </w:r>
+    </w:p>
+    <w:p>
+      <w:pPr>
         <w:pStyle w:val="ListParagraph"/>
         <w:numPr>
           <w:ilvl w:val="0"/>
-          <w:numId w:val="20"/>
-        </w:numPr>
-      </w:pPr>
-      <w:r>
-        <w:t>P value of the weights – It is by feature and tells us whether the feature is relevant or not for the analysis</w:t>
+          <w:numId w:val="10"/>
+        </w:numPr>
+      </w:pPr>
+      <w:r>
+        <w:t>The number of clusters</w:t>
+      </w:r>
+    </w:p>
+    <w:p>
+      <w:pPr>
+        <w:pStyle w:val="ListParagraph"/>
+        <w:numPr>
+          <w:ilvl w:val="0"/>
+          <w:numId w:val="10"/>
+        </w:numPr>
+      </w:pPr>
+      <w:r>
+        <w:t xml:space="preserve">The max number of iterations for which the instances are to be added </w:t>
+      </w:r>
+    </w:p>
+    <w:p>
+      <w:pPr>
+        <w:pStyle w:val="ListParagraph"/>
+        <w:numPr>
+          <w:ilvl w:val="0"/>
+          <w:numId w:val="10"/>
+        </w:numPr>
+      </w:pPr>
+      <w:r>
+        <w:t>Initialisation method – it is very critical that the entries chosen at the start are correct. There are some ways in which you can choose those entries</w:t>
+      </w:r>
+    </w:p>
+    <w:p>
+      <w:pPr>
+        <w:pStyle w:val="ListParagraph"/>
+        <w:numPr>
+          <w:ilvl w:val="1"/>
+          <w:numId w:val="10"/>
+        </w:numPr>
+      </w:pPr>
+      <w:r>
+        <w:t>Random – Then entries are chosen at random</w:t>
+      </w:r>
+    </w:p>
+    <w:p>
+      <w:pPr>
+        <w:pStyle w:val="ListParagraph"/>
+        <w:numPr>
+          <w:ilvl w:val="1"/>
+          <w:numId w:val="10"/>
+        </w:numPr>
+      </w:pPr>
+      <w:r>
+        <w:t xml:space="preserve">K Means ++ - It is the default one and the one that is used the most. Here the first entry is </w:t>
+      </w:r>
+      <w:proofErr w:type="gramStart"/>
+      <w:r>
+        <w:t>random</w:t>
+      </w:r>
+      <w:proofErr w:type="gramEnd"/>
+      <w:r>
+        <w:t xml:space="preserve"> and the other subsequent entries are selected in such a way that the entry is at the maximum distance from already selected entries</w:t>
+      </w:r>
+    </w:p>
+    <w:p>
+      <w:pPr>
+        <w:pStyle w:val="ListParagraph"/>
+        <w:numPr>
+          <w:ilvl w:val="0"/>
+          <w:numId w:val="10"/>
+        </w:numPr>
+      </w:pPr>
+      <w:r>
+        <w:t>Number of initialisations – The number of instances for which the entire cycle is to be repeated such that we choose the one with minimum variance</w:t>
+      </w:r>
+    </w:p>
+    <w:p>
+      <w:r>
+        <w:t>Calculation of Variance – For every cluster, you look at the average and calculate the variance of every value in the cluster. The variances so calculated are summed up for every cluster to calculate the total inertia for K means</w:t>
+      </w:r>
+    </w:p>
+    <w:p>
+      <w:r>
+        <w:t xml:space="preserve">Number of clusters: </w:t>
+      </w:r>
+    </w:p>
+    <w:p>
+      <w:r>
+        <w:t>The number of clusters is selected basis a curve between inertia and the number of clusters. Inertia is sum of variance at the cluster</w:t>
+      </w:r>
+    </w:p>
+    <w:p>
+      <w:r>
+        <w:t>K Means cluster are sensitive to outliers and since it uses Euclidian distance, the values should be normalised before the usage</w:t>
       </w:r>
     </w:p>
     <w:p/>
@@ -5579,42 +6900,98 @@
           <w:b/>
           <w:bCs/>
         </w:rPr>
-        <w:t>SVMs:</w:t>
-      </w:r>
-    </w:p>
-    <w:p>
-      <w:r>
-        <w:t>Normalization is highly recommended.</w:t>
-      </w:r>
-    </w:p>
-    <w:p>
-      <w:r>
-        <w:t xml:space="preserve">Correlation can be a concern, but SVMs are relatively robust.   </w:t>
-      </w:r>
-    </w:p>
-    <w:p>
-      <w:pPr>
-        <w:rPr>
-          <w:b/>
-          <w:bCs/>
-        </w:rPr>
-      </w:pPr>
-      <w:r>
-        <w:rPr>
-          <w:b/>
-          <w:bCs/>
-        </w:rPr>
-        <w:t>Decision Trees:</w:t>
-      </w:r>
-    </w:p>
-    <w:p>
-      <w:r>
-        <w:t>Normalization is generally not required.</w:t>
-      </w:r>
-    </w:p>
-    <w:p>
-      <w:r>
-        <w:t>Correlation has minimal impact.</w:t>
+        <w:lastRenderedPageBreak/>
+        <w:t xml:space="preserve">Support Vector Machine: </w:t>
+      </w:r>
+    </w:p>
+    <w:p>
+      <w:r>
+        <w:t xml:space="preserve">Support Vector Machine or SVM is a line or in many dimensions a hyperplane which classify the data with maximum margins. </w:t>
+      </w:r>
+      <w:r>
+        <w:t xml:space="preserve">They are binary classifiers. </w:t>
+      </w:r>
+      <w:r>
+        <w:t xml:space="preserve">Support Vector are the data points which are the closest to the hyperplane or the decision boundary and set its direction. The decision boundary is created in such a way that the decision between the support vectors and the line is the highest </w:t>
+      </w:r>
+    </w:p>
+    <w:p>
+      <w:r>
+        <w:t>Hard Margin – Enforces the decision boundary is precise and could result in over fit since the outliers can interfere the boundary</w:t>
+      </w:r>
+    </w:p>
+    <w:p>
+      <w:r>
+        <w:t xml:space="preserve">Soft Margin – Allows some misclassification so that it doesn’t overfit and there is less </w:t>
+      </w:r>
+    </w:p>
+    <w:p>
+      <w:r>
+        <w:t xml:space="preserve">Cost function = </w:t>
+      </w:r>
+      <w:r>
+        <w:t xml:space="preserve">½ * |w|^2 </w:t>
+      </w:r>
+      <w:r>
+        <w:t xml:space="preserve">+ </w:t>
+      </w:r>
+      <w:r>
+        <w:t>λ</w:t>
+      </w:r>
+      <w:r>
+        <w:t xml:space="preserve"> * Penalty</w:t>
+      </w:r>
+    </w:p>
+    <w:p>
+      <w:r>
+        <w:t xml:space="preserve">Here Penalty refers to the number of misclassifications. </w:t>
+      </w:r>
+      <w:r>
+        <w:t xml:space="preserve">Penalty is the square of distance between misclassification and boundary. </w:t>
+      </w:r>
+      <w:r>
+        <w:t>It is also referred as hinge loss</w:t>
+      </w:r>
+    </w:p>
+    <w:p>
+      <w:r>
+        <w:t xml:space="preserve">|w|^2 is square of weights of coefficients of support vector. We minimise weights because minimisation of weights increase margin which is different between support vector and hyperplane. </w:t>
+      </w:r>
+    </w:p>
+    <w:p>
+      <w:r>
+        <w:t xml:space="preserve">Proof – If hyperplane is </w:t>
+      </w:r>
+      <w:proofErr w:type="spellStart"/>
+      <w:r>
+        <w:t>ax</w:t>
+      </w:r>
+      <w:proofErr w:type="spellEnd"/>
+      <w:r>
+        <w:t xml:space="preserve"> + b = 0, then support vector is </w:t>
+      </w:r>
+      <w:proofErr w:type="spellStart"/>
+      <w:r>
+        <w:t>ax</w:t>
+      </w:r>
+      <w:proofErr w:type="spellEnd"/>
+      <w:r>
+        <w:t xml:space="preserve"> + c = 0 since support vector and hyper plane are parallel to each other. </w:t>
+      </w:r>
+    </w:p>
+    <w:p>
+      <w:r>
+        <w:t>Distance = (c – b) / |a|</w:t>
+      </w:r>
+    </w:p>
+    <w:p>
+      <w:proofErr w:type="gramStart"/>
+      <w:r>
+        <w:t>Thus</w:t>
+      </w:r>
+      <w:proofErr w:type="gramEnd"/>
+      <w:r>
+        <w:t xml:space="preserve"> if we minimize a, the margin increases</w:t>
       </w:r>
     </w:p>
     <w:p/>
@@ -5630,233 +7007,39 @@
           <w:b/>
           <w:bCs/>
         </w:rPr>
-        <w:t xml:space="preserve">K Means Cluster – </w:t>
-      </w:r>
-    </w:p>
-    <w:p>
-      <w:r>
-        <w:t xml:space="preserve">K Means Cluster splits the data in K clusters. It starts with choosing K entries and then calculate the Euclidian distance for every point. Every instance, a point is added to the cluster, the mean is recalcined for the cluster. This continues until the means doesn’t improve drastically after every iteration or it crosses the threshold. </w:t>
-      </w:r>
-    </w:p>
-    <w:p>
-      <w:r>
-        <w:t xml:space="preserve">K Means cluster algorithm has the following hyper tuning parameters: </w:t>
-      </w:r>
-    </w:p>
-    <w:p>
-      <w:pPr>
-        <w:pStyle w:val="ListParagraph"/>
-        <w:numPr>
-          <w:ilvl w:val="0"/>
-          <w:numId w:val="10"/>
-        </w:numPr>
-      </w:pPr>
-      <w:r>
-        <w:t>The number of clusters</w:t>
-      </w:r>
-    </w:p>
-    <w:p>
-      <w:pPr>
-        <w:pStyle w:val="ListParagraph"/>
-        <w:numPr>
-          <w:ilvl w:val="0"/>
-          <w:numId w:val="10"/>
-        </w:numPr>
-      </w:pPr>
-      <w:r>
-        <w:t xml:space="preserve">The max number of iterations for which the instances are to be added </w:t>
-      </w:r>
-    </w:p>
-    <w:p>
-      <w:pPr>
-        <w:pStyle w:val="ListParagraph"/>
-        <w:numPr>
-          <w:ilvl w:val="0"/>
-          <w:numId w:val="10"/>
-        </w:numPr>
-      </w:pPr>
-      <w:r>
-        <w:t>Initialisation method – it is very critical that the entries chosen at the start are correct. There are some ways in which you can choose those entries</w:t>
-      </w:r>
-    </w:p>
-    <w:p>
-      <w:pPr>
-        <w:pStyle w:val="ListParagraph"/>
-        <w:numPr>
-          <w:ilvl w:val="1"/>
-          <w:numId w:val="10"/>
-        </w:numPr>
-      </w:pPr>
-      <w:r>
-        <w:t>Random – Then entries are chosen at random</w:t>
-      </w:r>
-    </w:p>
-    <w:p>
-      <w:pPr>
-        <w:pStyle w:val="ListParagraph"/>
-        <w:numPr>
-          <w:ilvl w:val="1"/>
-          <w:numId w:val="10"/>
-        </w:numPr>
-      </w:pPr>
-      <w:r>
-        <w:lastRenderedPageBreak/>
-        <w:t>K Means ++ - It is the default one and the one that is used the most. Here the first entry is random and the other subsequent entries are selected in such a way that the entry is at the maximum distance from already selected entries</w:t>
-      </w:r>
-    </w:p>
-    <w:p>
-      <w:pPr>
-        <w:pStyle w:val="ListParagraph"/>
-        <w:numPr>
-          <w:ilvl w:val="0"/>
-          <w:numId w:val="10"/>
-        </w:numPr>
-      </w:pPr>
-      <w:r>
-        <w:t>Number of initialisations – The number of instances for which the entire cycle is to be repeated such that we choose the one with minimum variance</w:t>
-      </w:r>
-    </w:p>
-    <w:p>
-      <w:r>
-        <w:t>Calculation of Variance – For every cluster, you look at the average and calculate the variance of every value in the cluster. The variances so calculated are summed up for every cluster to calculate the total inertia for K means</w:t>
-      </w:r>
-    </w:p>
-    <w:p>
-      <w:r>
-        <w:t xml:space="preserve">Number of clusters: </w:t>
-      </w:r>
-    </w:p>
-    <w:p>
-      <w:r>
-        <w:t>The number of clusters is selected basis a curve between inertia and the number of clusters. Inertia is sum of variance at the cluster</w:t>
-      </w:r>
-    </w:p>
-    <w:p>
-      <w:r>
-        <w:t>K Means cluster are sensitive to outliers and since it uses Euclidian distance, the values should be normalised before the usage</w:t>
-      </w:r>
-    </w:p>
-    <w:p/>
-    <w:p/>
-    <w:p>
-      <w:pPr>
-        <w:rPr>
-          <w:b/>
-          <w:bCs/>
-        </w:rPr>
-      </w:pPr>
-      <w:r>
-        <w:rPr>
-          <w:b/>
-          <w:bCs/>
-        </w:rPr>
-        <w:t xml:space="preserve">Support Vector Machine: </w:t>
-      </w:r>
-    </w:p>
-    <w:p>
-      <w:r>
-        <w:t xml:space="preserve">Support Vector Machine or SVM is a line or in many dimensions a hyperplane which classify the data with maximum margins. </w:t>
-      </w:r>
-      <w:r>
-        <w:t xml:space="preserve">They are binary classifiers. </w:t>
-      </w:r>
-      <w:r>
-        <w:t xml:space="preserve">Support Vector are the data points which are the closest to the hyperplane or the decision boundary and set its direction. The decision boundary is created in such a way that the decision between the support vectors and the line is the highest </w:t>
-      </w:r>
-    </w:p>
-    <w:p>
-      <w:r>
-        <w:t>Hard Margin – Enforces the decision boundary is precise and could result in over fit since the outliers can interfere the boundary</w:t>
-      </w:r>
-    </w:p>
-    <w:p>
-      <w:r>
-        <w:t xml:space="preserve">Soft Margin – Allows some misclassification so that it doesn’t overfit and there is less </w:t>
-      </w:r>
-    </w:p>
-    <w:p>
-      <w:r>
-        <w:t xml:space="preserve">Cost function = </w:t>
-      </w:r>
-      <w:r>
-        <w:t xml:space="preserve">½ * |w|^2 </w:t>
-      </w:r>
-      <w:r>
-        <w:t xml:space="preserve">+ </w:t>
-      </w:r>
-      <w:r>
-        <w:t>λ</w:t>
-      </w:r>
-      <w:r>
-        <w:t xml:space="preserve"> * Penalty</w:t>
-      </w:r>
-    </w:p>
-    <w:p>
-      <w:r>
-        <w:t xml:space="preserve">Here Penalty refers to the number of misclassifications. </w:t>
-      </w:r>
-      <w:r>
-        <w:t xml:space="preserve">Penalty is the square of distance between misclassification and boundary. </w:t>
-      </w:r>
-      <w:r>
-        <w:t>It is also referred as hinge loss</w:t>
-      </w:r>
-    </w:p>
-    <w:p>
-      <w:r>
-        <w:t xml:space="preserve">|w|^2 is square of weights of coefficients of support vector. We minimise weights because minimisation of weights increase margin which is different between support vector and hyperplane. </w:t>
-      </w:r>
-    </w:p>
-    <w:p>
-      <w:r>
-        <w:t xml:space="preserve">Proof – If hyperplane is ax + b = 0, then support vector is ax + c = 0 since support vector and hyper plane are parallel to each other. </w:t>
-      </w:r>
-    </w:p>
-    <w:p>
-      <w:r>
-        <w:t>Distance = (c – b) / |a|</w:t>
-      </w:r>
-    </w:p>
-    <w:p>
-      <w:r>
-        <w:t>Thus if we minimize a, the margin increases</w:t>
-      </w:r>
-    </w:p>
-    <w:p/>
-    <w:p>
-      <w:pPr>
-        <w:rPr>
-          <w:b/>
-          <w:bCs/>
-        </w:rPr>
-      </w:pPr>
-      <w:r>
-        <w:rPr>
-          <w:b/>
-          <w:bCs/>
-        </w:rPr>
         <w:t>Support Vector Transformations</w:t>
       </w:r>
     </w:p>
     <w:p>
       <w:r>
-        <w:t>Support vectors are inherently linear classifiers and thus do not work well with non linear data.</w:t>
+        <w:t xml:space="preserve">Support vectors are inherently linear classifiers and thus do not work well with </w:t>
+      </w:r>
+      <w:proofErr w:type="spellStart"/>
+      <w:proofErr w:type="gramStart"/>
+      <w:r>
+        <w:t>non linear</w:t>
+      </w:r>
+      <w:proofErr w:type="spellEnd"/>
+      <w:proofErr w:type="gramEnd"/>
+      <w:r>
+        <w:t xml:space="preserve"> data.</w:t>
       </w:r>
     </w:p>
     <w:p>
       <w:r>
         <w:t xml:space="preserve">For </w:t>
       </w:r>
+      <w:proofErr w:type="gramStart"/>
       <w:r>
         <w:t>Non-Linear</w:t>
       </w:r>
+      <w:proofErr w:type="gramEnd"/>
       <w:r>
         <w:t xml:space="preserve"> data, some additional features are introduced to the existing data to elevate the data in a higher dimensional space where it can be separated with decision boundary</w:t>
       </w:r>
     </w:p>
     <w:p>
       <w:r>
-        <w:lastRenderedPageBreak/>
         <w:t>The additional features are obtained using a transformation function and this process is called Kernel. Some of the Kernels used are Linear Kernel, Polynomial Kernel</w:t>
       </w:r>
       <w:r>
@@ -6131,6 +7314,7 @@
           <w:b/>
           <w:bCs/>
         </w:rPr>
+        <w:lastRenderedPageBreak/>
         <w:t>Accuracy of SVM –</w:t>
       </w:r>
       <w:r>
@@ -6160,7 +7344,7 @@
                     </pic:cNvPicPr>
                   </pic:nvPicPr>
                   <pic:blipFill>
-                    <a:blip r:embed="rId37">
+                    <a:blip r:embed="rId39">
                       <a:extLst>
                         <a:ext uri="{28A0092B-C50C-407E-A947-70E740481C1C}">
                           <a14:useLocalDpi xmlns:a14="http://schemas.microsoft.com/office/drawing/2010/main" val="0"/>
@@ -6249,14 +7433,48 @@
           <w:b/>
           <w:bCs/>
         </w:rPr>
-        <w:t>Accuracy can be mislead in imbalanced data sets</w:t>
-      </w:r>
-      <w:r>
-        <w:rPr>
-          <w:b/>
-          <w:bCs/>
-        </w:rPr>
-        <w:t>. Thus we should see F1 score</w:t>
+        <w:t xml:space="preserve">Accuracy can be </w:t>
+      </w:r>
+      <w:proofErr w:type="spellStart"/>
+      <w:proofErr w:type="gramStart"/>
+      <w:r>
+        <w:rPr>
+          <w:b/>
+          <w:bCs/>
+        </w:rPr>
+        <w:t>mislead</w:t>
+      </w:r>
+      <w:proofErr w:type="spellEnd"/>
+      <w:proofErr w:type="gramEnd"/>
+      <w:r>
+        <w:rPr>
+          <w:b/>
+          <w:bCs/>
+        </w:rPr>
+        <w:t xml:space="preserve"> in imbalanced data sets</w:t>
+      </w:r>
+      <w:r>
+        <w:rPr>
+          <w:b/>
+          <w:bCs/>
+        </w:rPr>
+        <w:t xml:space="preserve">. </w:t>
+      </w:r>
+      <w:proofErr w:type="gramStart"/>
+      <w:r>
+        <w:rPr>
+          <w:b/>
+          <w:bCs/>
+        </w:rPr>
+        <w:t>Thus</w:t>
+      </w:r>
+      <w:proofErr w:type="gramEnd"/>
+      <w:r>
+        <w:rPr>
+          <w:b/>
+          <w:bCs/>
+        </w:rPr>
+        <w:t xml:space="preserve"> we should see F1 score</w:t>
       </w:r>
     </w:p>
     <w:p>
@@ -6274,45 +7492,63 @@
     </w:p>
     <w:p>
       <w:r>
+        <w:t>To understand the right threshold for a model, we use ROC curve</w:t>
+      </w:r>
+      <w:r>
+        <w:t xml:space="preserve"> which consists of True Positive Rate (Recall) and False Positive Rate (1 – Specificity). The Area under ROC curve is </w:t>
+      </w:r>
+      <w:proofErr w:type="spellStart"/>
+      <w:r>
+        <w:t>know</w:t>
+      </w:r>
+      <w:proofErr w:type="spellEnd"/>
+      <w:r>
+        <w:t xml:space="preserve"> as AUC or the area under the curve.</w:t>
+      </w:r>
+      <w:r>
+        <w:t xml:space="preserve"> ROC AUC curve assist</w:t>
+      </w:r>
+      <w:r>
+        <w:t>s</w:t>
+      </w:r>
+      <w:r>
+        <w:t xml:space="preserve"> us to identify that which threshold is the best for </w:t>
+      </w:r>
+      <w:proofErr w:type="gramStart"/>
+      <w:r>
+        <w:t>making a decision</w:t>
+      </w:r>
+      <w:proofErr w:type="gramEnd"/>
+      <w:r>
+        <w:t xml:space="preserve">. </w:t>
+      </w:r>
+    </w:p>
+    <w:p/>
+    <w:p>
+      <w:r>
+        <w:t>True positive rate is True Positive of all Trues which is TP / (TP + FN)</w:t>
+      </w:r>
+    </w:p>
+    <w:p>
+      <w:r>
+        <w:t xml:space="preserve">False Positive rate is False positive of all </w:t>
+      </w:r>
+      <w:proofErr w:type="spellStart"/>
+      <w:r>
+        <w:t>Falses</w:t>
+      </w:r>
+      <w:proofErr w:type="spellEnd"/>
+      <w:r>
+        <w:t xml:space="preserve"> which FP / (FP + TN)</w:t>
+      </w:r>
+    </w:p>
+    <w:p/>
+    <w:p>
+      <w:r>
+        <w:rPr>
+          <w:noProof/>
+        </w:rPr>
         <w:lastRenderedPageBreak/>
-        <w:t>To understand the right threshold for a model, we use ROC curve</w:t>
-      </w:r>
-      <w:r>
-        <w:t xml:space="preserve"> which consists of True Positive Rate (Recall) and False Positive Rate (1 – Specificity). The Area under ROC curve is </w:t>
-      </w:r>
-      <w:r>
-        <w:t>know</w:t>
-      </w:r>
-      <w:r>
-        <w:t xml:space="preserve"> as AUC or the area under the curve.</w:t>
-      </w:r>
-      <w:r>
-        <w:t xml:space="preserve"> ROC AUC curve assist</w:t>
-      </w:r>
-      <w:r>
-        <w:t>s</w:t>
-      </w:r>
-      <w:r>
-        <w:t xml:space="preserve"> us to identify that which threshold is the best for making a decision. </w:t>
-      </w:r>
-    </w:p>
-    <w:p/>
-    <w:p>
-      <w:r>
-        <w:t>True positive rate is True Positive of all Trues which is TP / (TP + FN)</w:t>
-      </w:r>
-    </w:p>
-    <w:p>
-      <w:r>
-        <w:t>False Positive rate is False positive of all Falses which FP / (FP + TN)</w:t>
-      </w:r>
-    </w:p>
-    <w:p/>
-    <w:p>
-      <w:r>
-        <w:rPr>
-          <w:noProof/>
-        </w:rPr>
         <w:drawing>
           <wp:inline distT="0" distB="0" distL="0" distR="0" wp14:anchorId="1B234884" wp14:editId="000EA1CE">
             <wp:extent cx="5731510" cy="3225800"/>
@@ -6331,7 +7567,7 @@
                     </pic:cNvPicPr>
                   </pic:nvPicPr>
                   <pic:blipFill>
-                    <a:blip r:embed="rId38" cstate="print">
+                    <a:blip r:embed="rId40" cstate="print">
                       <a:extLst>
                         <a:ext uri="{28A0092B-C50C-407E-A947-70E740481C1C}">
                           <a14:useLocalDpi xmlns:a14="http://schemas.microsoft.com/office/drawing/2010/main" val="0"/>
@@ -6418,113 +7654,378 @@
           <w:iCs/>
           <w:color w:val="4472C4" w:themeColor="accent1"/>
         </w:rPr>
-        <w:t xml:space="preserve"># Instead of: y_pred = model.predict(x_test) </w:t>
-      </w:r>
-    </w:p>
-    <w:p>
-      <w:pPr>
+        <w:t xml:space="preserve"># Instead </w:t>
+      </w:r>
+      <w:proofErr w:type="gramStart"/>
+      <w:r>
         <w:rPr>
           <w:i/>
           <w:iCs/>
           <w:color w:val="4472C4" w:themeColor="accent1"/>
         </w:rPr>
-      </w:pPr>
+        <w:t>of:</w:t>
+      </w:r>
+      <w:proofErr w:type="gramEnd"/>
       <w:r>
         <w:rPr>
           <w:i/>
           <w:iCs/>
           <w:color w:val="4472C4" w:themeColor="accent1"/>
         </w:rPr>
-        <w:t xml:space="preserve"># Use your custom threshold: custom_threshold = 0.35 </w:t>
-      </w:r>
-    </w:p>
-    <w:p>
-      <w:pPr>
+        <w:t xml:space="preserve"> </w:t>
+      </w:r>
+      <w:proofErr w:type="spellStart"/>
+      <w:r>
         <w:rPr>
           <w:i/>
           <w:iCs/>
           <w:color w:val="4472C4" w:themeColor="accent1"/>
         </w:rPr>
-      </w:pPr>
+        <w:t>y_pred</w:t>
+      </w:r>
+      <w:proofErr w:type="spellEnd"/>
       <w:r>
         <w:rPr>
           <w:i/>
           <w:iCs/>
           <w:color w:val="4472C4" w:themeColor="accent1"/>
         </w:rPr>
-        <w:t xml:space="preserve"># The one you picked from the ROC analysis </w:t>
-      </w:r>
-    </w:p>
-    <w:p>
-      <w:pPr>
+        <w:t xml:space="preserve"> = </w:t>
+      </w:r>
+      <w:proofErr w:type="spellStart"/>
+      <w:proofErr w:type="gramStart"/>
+      <w:r>
         <w:rPr>
           <w:i/>
           <w:iCs/>
           <w:color w:val="4472C4" w:themeColor="accent1"/>
         </w:rPr>
-      </w:pPr>
+        <w:t>model.predict</w:t>
+      </w:r>
+      <w:proofErr w:type="spellEnd"/>
+      <w:proofErr w:type="gramEnd"/>
       <w:r>
         <w:rPr>
           <w:i/>
           <w:iCs/>
           <w:color w:val="4472C4" w:themeColor="accent1"/>
         </w:rPr>
-        <w:t>y_probs = model.predict_proba(x_test)[:, 1] y_pred_custom = (y_probs &gt;= custom_threshold).astype(int)</w:t>
-      </w:r>
-    </w:p>
-    <w:p/>
-    <w:p>
-      <w:pPr>
-        <w:rPr>
-          <w:b/>
-          <w:bCs/>
-        </w:rPr>
-      </w:pPr>
-      <w:r>
-        <w:rPr>
-          <w:b/>
-          <w:bCs/>
-        </w:rPr>
-        <w:t xml:space="preserve">K Fold Cross validation </w:t>
-      </w:r>
-      <w:r>
-        <w:rPr>
-          <w:b/>
-          <w:bCs/>
-        </w:rPr>
-        <w:t>–</w:t>
-      </w:r>
-      <w:r>
-        <w:rPr>
-          <w:b/>
-          <w:bCs/>
-        </w:rPr>
-        <w:t xml:space="preserve"> </w:t>
-      </w:r>
-    </w:p>
-    <w:p>
-      <w:r>
-        <w:t xml:space="preserve">For K Fold cross validation, the data is divided in K folds. The K-1 folds act as train data and one fold act as test data. This process is done K instances so that every fold act as a test data. </w:t>
-      </w:r>
-    </w:p>
-    <w:p>
-      <w:r>
-        <w:t>The average of all the folds is done to calculate the final weights. This reduces overfit and also increases a robust estimate</w:t>
-      </w:r>
-    </w:p>
-    <w:p>
-      <w:r>
-        <w:t>While k models are indeed created during the process, the goal of K-Fold Cross-Validation (CV) is to evaluate the performance of your modeling approach, not to produce the final set of coefficients.</w:t>
-      </w:r>
-    </w:p>
-    <w:p>
-      <w:r>
-        <w:t xml:space="preserve">To find the "true" coefficients, you follow a standard two-step workflow. You don't get the final coefficients </w:t>
-      </w:r>
+        <w:t>(</w:t>
+      </w:r>
+      <w:proofErr w:type="spellStart"/>
       <w:r>
         <w:rPr>
           <w:i/>
           <w:iCs/>
+          <w:color w:val="4472C4" w:themeColor="accent1"/>
+        </w:rPr>
+        <w:t>x_test</w:t>
+      </w:r>
+      <w:proofErr w:type="spellEnd"/>
+      <w:r>
+        <w:rPr>
+          <w:i/>
+          <w:iCs/>
+          <w:color w:val="4472C4" w:themeColor="accent1"/>
+        </w:rPr>
+        <w:t xml:space="preserve">) </w:t>
+      </w:r>
+    </w:p>
+    <w:p>
+      <w:pPr>
+        <w:rPr>
+          <w:i/>
+          <w:iCs/>
+          <w:color w:val="4472C4" w:themeColor="accent1"/>
+        </w:rPr>
+      </w:pPr>
+      <w:r>
+        <w:rPr>
+          <w:i/>
+          <w:iCs/>
+          <w:color w:val="4472C4" w:themeColor="accent1"/>
+        </w:rPr>
+        <w:t xml:space="preserve"># Use your custom threshold: </w:t>
+      </w:r>
+      <w:proofErr w:type="spellStart"/>
+      <w:r>
+        <w:rPr>
+          <w:i/>
+          <w:iCs/>
+          <w:color w:val="4472C4" w:themeColor="accent1"/>
+        </w:rPr>
+        <w:t>custom_threshold</w:t>
+      </w:r>
+      <w:proofErr w:type="spellEnd"/>
+      <w:r>
+        <w:rPr>
+          <w:i/>
+          <w:iCs/>
+          <w:color w:val="4472C4" w:themeColor="accent1"/>
+        </w:rPr>
+        <w:t xml:space="preserve"> = 0.35 </w:t>
+      </w:r>
+    </w:p>
+    <w:p>
+      <w:pPr>
+        <w:rPr>
+          <w:i/>
+          <w:iCs/>
+          <w:color w:val="4472C4" w:themeColor="accent1"/>
+        </w:rPr>
+      </w:pPr>
+      <w:r>
+        <w:rPr>
+          <w:i/>
+          <w:iCs/>
+          <w:color w:val="4472C4" w:themeColor="accent1"/>
+        </w:rPr>
+        <w:t xml:space="preserve"># The one you picked from the ROC analysis </w:t>
+      </w:r>
+    </w:p>
+    <w:p>
+      <w:pPr>
+        <w:rPr>
+          <w:i/>
+          <w:iCs/>
+          <w:color w:val="4472C4" w:themeColor="accent1"/>
+        </w:rPr>
+      </w:pPr>
+      <w:proofErr w:type="spellStart"/>
+      <w:r>
+        <w:rPr>
+          <w:i/>
+          <w:iCs/>
+          <w:color w:val="4472C4" w:themeColor="accent1"/>
+        </w:rPr>
+        <w:t>y_probs</w:t>
+      </w:r>
+      <w:proofErr w:type="spellEnd"/>
+      <w:r>
+        <w:rPr>
+          <w:i/>
+          <w:iCs/>
+          <w:color w:val="4472C4" w:themeColor="accent1"/>
+        </w:rPr>
+        <w:t xml:space="preserve"> = </w:t>
+      </w:r>
+      <w:proofErr w:type="spellStart"/>
+      <w:proofErr w:type="gramStart"/>
+      <w:r>
+        <w:rPr>
+          <w:i/>
+          <w:iCs/>
+          <w:color w:val="4472C4" w:themeColor="accent1"/>
+        </w:rPr>
+        <w:t>model.predict</w:t>
+      </w:r>
+      <w:proofErr w:type="gramEnd"/>
+      <w:r>
+        <w:rPr>
+          <w:i/>
+          <w:iCs/>
+          <w:color w:val="4472C4" w:themeColor="accent1"/>
+        </w:rPr>
+        <w:t>_proba</w:t>
+      </w:r>
+      <w:proofErr w:type="spellEnd"/>
+      <w:r>
+        <w:rPr>
+          <w:i/>
+          <w:iCs/>
+          <w:color w:val="4472C4" w:themeColor="accent1"/>
+        </w:rPr>
+        <w:t>(</w:t>
+      </w:r>
+      <w:proofErr w:type="spellStart"/>
+      <w:r>
+        <w:rPr>
+          <w:i/>
+          <w:iCs/>
+          <w:color w:val="4472C4" w:themeColor="accent1"/>
+        </w:rPr>
+        <w:t>x_</w:t>
+      </w:r>
+      <w:proofErr w:type="gramStart"/>
+      <w:r>
+        <w:rPr>
+          <w:i/>
+          <w:iCs/>
+          <w:color w:val="4472C4" w:themeColor="accent1"/>
+        </w:rPr>
+        <w:t>test</w:t>
+      </w:r>
+      <w:proofErr w:type="spellEnd"/>
+      <w:r>
+        <w:rPr>
+          <w:i/>
+          <w:iCs/>
+          <w:color w:val="4472C4" w:themeColor="accent1"/>
+        </w:rPr>
+        <w:t>)[:,</w:t>
+      </w:r>
+      <w:proofErr w:type="gramEnd"/>
+      <w:r>
+        <w:rPr>
+          <w:i/>
+          <w:iCs/>
+          <w:color w:val="4472C4" w:themeColor="accent1"/>
+        </w:rPr>
+        <w:t xml:space="preserve"> 1] </w:t>
+      </w:r>
+      <w:proofErr w:type="spellStart"/>
+      <w:r>
+        <w:rPr>
+          <w:i/>
+          <w:iCs/>
+          <w:color w:val="4472C4" w:themeColor="accent1"/>
+        </w:rPr>
+        <w:t>y_pred_custom</w:t>
+      </w:r>
+      <w:proofErr w:type="spellEnd"/>
+      <w:r>
+        <w:rPr>
+          <w:i/>
+          <w:iCs/>
+          <w:color w:val="4472C4" w:themeColor="accent1"/>
+        </w:rPr>
+        <w:t xml:space="preserve"> = (</w:t>
+      </w:r>
+      <w:proofErr w:type="spellStart"/>
+      <w:r>
+        <w:rPr>
+          <w:i/>
+          <w:iCs/>
+          <w:color w:val="4472C4" w:themeColor="accent1"/>
+        </w:rPr>
+        <w:t>y_probs</w:t>
+      </w:r>
+      <w:proofErr w:type="spellEnd"/>
+      <w:r>
+        <w:rPr>
+          <w:i/>
+          <w:iCs/>
+          <w:color w:val="4472C4" w:themeColor="accent1"/>
+        </w:rPr>
+        <w:t xml:space="preserve"> &gt;= </w:t>
+      </w:r>
+      <w:proofErr w:type="spellStart"/>
+      <w:r>
+        <w:rPr>
+          <w:i/>
+          <w:iCs/>
+          <w:color w:val="4472C4" w:themeColor="accent1"/>
+        </w:rPr>
+        <w:t>custom_threshold</w:t>
+      </w:r>
+      <w:proofErr w:type="spellEnd"/>
+      <w:proofErr w:type="gramStart"/>
+      <w:r>
+        <w:rPr>
+          <w:i/>
+          <w:iCs/>
+          <w:color w:val="4472C4" w:themeColor="accent1"/>
+        </w:rPr>
+        <w:t>).</w:t>
+      </w:r>
+      <w:proofErr w:type="spellStart"/>
+      <w:r>
+        <w:rPr>
+          <w:i/>
+          <w:iCs/>
+          <w:color w:val="4472C4" w:themeColor="accent1"/>
+        </w:rPr>
+        <w:t>astype</w:t>
+      </w:r>
+      <w:proofErr w:type="spellEnd"/>
+      <w:proofErr w:type="gramEnd"/>
+      <w:r>
+        <w:rPr>
+          <w:i/>
+          <w:iCs/>
+          <w:color w:val="4472C4" w:themeColor="accent1"/>
+        </w:rPr>
+        <w:t>(int)</w:t>
+      </w:r>
+    </w:p>
+    <w:p/>
+    <w:p>
+      <w:pPr>
+        <w:rPr>
+          <w:b/>
+          <w:bCs/>
+        </w:rPr>
+      </w:pPr>
+      <w:r>
+        <w:rPr>
+          <w:b/>
+          <w:bCs/>
+        </w:rPr>
+        <w:t xml:space="preserve">K Fold Cross validation </w:t>
+      </w:r>
+      <w:r>
+        <w:rPr>
+          <w:b/>
+          <w:bCs/>
+        </w:rPr>
+        <w:t>–</w:t>
+      </w:r>
+      <w:r>
+        <w:rPr>
+          <w:b/>
+          <w:bCs/>
+        </w:rPr>
+        <w:t xml:space="preserve"> </w:t>
+      </w:r>
+    </w:p>
+    <w:p>
+      <w:r>
+        <w:t xml:space="preserve">For K Fold cross validation, the data is divided in K folds. The K-1 folds act as train data and </w:t>
+      </w:r>
+      <w:proofErr w:type="gramStart"/>
+      <w:r>
+        <w:t>one fold</w:t>
+      </w:r>
+      <w:proofErr w:type="gramEnd"/>
+      <w:r>
+        <w:t xml:space="preserve"> act as test data. This process is done K instances so that every fold act as a test data. </w:t>
+      </w:r>
+    </w:p>
+    <w:p>
+      <w:r>
+        <w:t xml:space="preserve">The average of all the folds is done to calculate the final weights. This reduces overfit </w:t>
+      </w:r>
+      <w:proofErr w:type="gramStart"/>
+      <w:r>
+        <w:t>and also</w:t>
+      </w:r>
+      <w:proofErr w:type="gramEnd"/>
+      <w:r>
+        <w:t xml:space="preserve"> increases a robust estimate</w:t>
+      </w:r>
+    </w:p>
+    <w:p>
+      <w:r>
+        <w:t xml:space="preserve">While k models are indeed created during the process, the goal of K-Fold Cross-Validation (CV) is to evaluate the performance of your </w:t>
+      </w:r>
+      <w:proofErr w:type="spellStart"/>
+      <w:r>
+        <w:t>modeling</w:t>
+      </w:r>
+      <w:proofErr w:type="spellEnd"/>
+      <w:r>
+        <w:t xml:space="preserve"> approach, not to produce the final set of coefficients.</w:t>
+      </w:r>
+    </w:p>
+    <w:p>
+      <w:r>
+        <w:lastRenderedPageBreak/>
+        <w:t xml:space="preserve">To find the "true" coefficients, you follow a standard two-step workflow. You don't get the final coefficients </w:t>
+      </w:r>
+      <w:r>
+        <w:rPr>
+          <w:i/>
+          <w:iCs/>
         </w:rPr>
         <w:t>from</w:t>
       </w:r>
@@ -6570,7 +8071,15 @@
     </w:p>
     <w:p>
       <w:r>
-        <w:t xml:space="preserve">Learning curves are used to understand how many training data points are needed to better models performance. </w:t>
+        <w:t xml:space="preserve">Learning curves are used to understand how many training data points are needed to better </w:t>
+      </w:r>
+      <w:proofErr w:type="gramStart"/>
+      <w:r>
+        <w:t>models</w:t>
+      </w:r>
+      <w:proofErr w:type="gramEnd"/>
+      <w:r>
+        <w:t xml:space="preserve"> performance. </w:t>
       </w:r>
     </w:p>
     <w:p>
@@ -6599,7 +8108,7 @@
                     <pic:cNvPicPr/>
                   </pic:nvPicPr>
                   <pic:blipFill>
-                    <a:blip r:embed="rId39"/>
+                    <a:blip r:embed="rId41"/>
                     <a:stretch>
                       <a:fillRect/>
                     </a:stretch>
@@ -6677,7 +8186,15 @@
         </w:numPr>
       </w:pPr>
       <w:r>
-        <w:t>Sequentially extract random data point using trainsize argument from 10% to 100%</w:t>
+        <w:t xml:space="preserve">Sequentially extract random data point using </w:t>
+      </w:r>
+      <w:proofErr w:type="spellStart"/>
+      <w:r>
+        <w:t>trainsize</w:t>
+      </w:r>
+      <w:proofErr w:type="spellEnd"/>
+      <w:r>
+        <w:t xml:space="preserve"> argument from 10% to 100%</w:t>
       </w:r>
     </w:p>
     <w:p>
@@ -6689,7 +8206,6 @@
         </w:numPr>
       </w:pPr>
       <w:r>
-        <w:lastRenderedPageBreak/>
         <w:t>From the data extracted, using CV arguments, the extracted data is in turn divided in N folds where N-1 fold are used for training and 1-fold is used for testing the data</w:t>
       </w:r>
     </w:p>
@@ -6713,6 +8229,7 @@
         <w:rPr>
           <w:noProof/>
         </w:rPr>
+        <w:lastRenderedPageBreak/>
         <w:drawing>
           <wp:inline distT="0" distB="0" distL="0" distR="0" wp14:anchorId="6126E090" wp14:editId="1E9D151F">
             <wp:extent cx="3079750" cy="2037612"/>
@@ -6731,7 +8248,7 @@
                     </pic:cNvPicPr>
                   </pic:nvPicPr>
                   <pic:blipFill>
-                    <a:blip r:embed="rId40">
+                    <a:blip r:embed="rId42">
                       <a:extLst>
                         <a:ext uri="{28A0092B-C50C-407E-A947-70E740481C1C}">
                           <a14:useLocalDpi xmlns:a14="http://schemas.microsoft.com/office/drawing/2010/main" val="0"/>
@@ -6772,7 +8289,15 @@
         </w:numPr>
       </w:pPr>
       <w:r>
-        <w:t>The plot further is user to understand how training and validation accuracy varies and the minimum number of samples required to remove chances of overfit</w:t>
+        <w:t xml:space="preserve">The plot further is user to understand how training and validation accuracy </w:t>
+      </w:r>
+      <w:proofErr w:type="gramStart"/>
+      <w:r>
+        <w:t>varies</w:t>
+      </w:r>
+      <w:proofErr w:type="gramEnd"/>
+      <w:r>
+        <w:t xml:space="preserve"> and the minimum number of samples required to remove chances of overfit</w:t>
       </w:r>
     </w:p>
     <w:p/>
@@ -6784,7 +8309,15 @@
     </w:p>
     <w:p>
       <w:r>
-        <w:t xml:space="preserve">During a GridSearchCV, the system doesn't just look at a single TPR/FPR point. </w:t>
+        <w:t xml:space="preserve">During a </w:t>
+      </w:r>
+      <w:proofErr w:type="spellStart"/>
+      <w:r>
+        <w:t>GridSearchCV</w:t>
+      </w:r>
+      <w:proofErr w:type="spellEnd"/>
+      <w:r>
+        <w:t xml:space="preserve">, the system doesn't just look at a single TPR/FPR point. </w:t>
       </w:r>
     </w:p>
     <w:p>
@@ -6835,13 +8368,26 @@
       <w:r>
         <w:t xml:space="preserve"> </w:t>
       </w:r>
-      <w:r>
-        <w:t>best_estimator_.</w:t>
-      </w:r>
-    </w:p>
-    <w:p>
-      <w:r>
-        <w:t>The process of calculating AUC for every cross validatations is done for all the different parameters to find the one with the best fit</w:t>
+      <w:proofErr w:type="spellStart"/>
+      <w:r>
+        <w:t>best_estimator</w:t>
+      </w:r>
+      <w:proofErr w:type="spellEnd"/>
+      <w:r>
+        <w:t>_.</w:t>
+      </w:r>
+    </w:p>
+    <w:p>
+      <w:r>
+        <w:t xml:space="preserve">The process of calculating AUC for every cross </w:t>
+      </w:r>
+      <w:proofErr w:type="spellStart"/>
+      <w:r>
+        <w:t>validatations</w:t>
+      </w:r>
+      <w:proofErr w:type="spellEnd"/>
+      <w:r>
+        <w:t xml:space="preserve"> is done for all the different parameters to find the one with the best fit</w:t>
       </w:r>
     </w:p>
     <w:p/>
@@ -6938,12 +8484,12 @@
     </w:p>
     <w:p>
       <w:r>
+        <w:t>For numeric value, the data is sorted and the impurity is calculated with each entry to understand which one has the highest coefficient</w:t>
+      </w:r>
+    </w:p>
+    <w:p>
+      <w:r>
         <w:lastRenderedPageBreak/>
-        <w:t>For numeric value, the data is sorted and the impurity is calculated with each entry to understand which one has the highest coefficient</w:t>
-      </w:r>
-    </w:p>
-    <w:p>
-      <w:r>
         <w:t xml:space="preserve">For e.g. </w:t>
       </w:r>
     </w:p>
@@ -7702,7 +9248,15 @@
     </w:p>
     <w:p>
       <w:r>
-        <w:t>For both blue and green label, we would determine the GINI coefficient. The gini coefficient for Blu label is calculated as G = 1 – P1^2 – P2^2. Here P1 and P2 shows the purity of Blue for respective classes</w:t>
+        <w:t xml:space="preserve">For both blue and green label, we would determine the GINI coefficient. The </w:t>
+      </w:r>
+      <w:proofErr w:type="spellStart"/>
+      <w:r>
+        <w:t>gini</w:t>
+      </w:r>
+      <w:proofErr w:type="spellEnd"/>
+      <w:r>
+        <w:t xml:space="preserve"> coefficient for Blu label is calculated as G = 1 – P1^2 – P2^2. Here P1 and P2 shows the purity of Blue for respective classes</w:t>
       </w:r>
     </w:p>
     <w:tbl>
@@ -8490,7 +10044,15 @@
         <w:t xml:space="preserve"> </w:t>
       </w:r>
       <w:r>
-        <w:t>1 – (2/3)^2 – (</w:t>
+        <w:t>1 – (2/</w:t>
+      </w:r>
+      <w:proofErr w:type="gramStart"/>
+      <w:r>
+        <w:t>3)^</w:t>
+      </w:r>
+      <w:proofErr w:type="gramEnd"/>
+      <w:r>
+        <w:t>2 – (</w:t>
       </w:r>
       <w:r>
         <w:t>1</w:t>
@@ -8498,16 +10060,37 @@
       <w:r>
         <w:t>/</w:t>
       </w:r>
+      <w:proofErr w:type="gramStart"/>
       <w:r>
         <w:t>3</w:t>
       </w:r>
       <w:r>
-        <w:t>)^2</w:t>
-      </w:r>
-    </w:p>
-    <w:p>
-      <w:r>
-        <w:t>Gini Coefficient for Second class = 1 – (2/6)^2 – (4/6)^2</w:t>
+        <w:t>)^</w:t>
+      </w:r>
+      <w:proofErr w:type="gramEnd"/>
+      <w:r>
+        <w:t>2</w:t>
+      </w:r>
+    </w:p>
+    <w:p>
+      <w:r>
+        <w:t>Gini Coefficient for Second class = 1 – (2/</w:t>
+      </w:r>
+      <w:proofErr w:type="gramStart"/>
+      <w:r>
+        <w:t>6)^</w:t>
+      </w:r>
+      <w:proofErr w:type="gramEnd"/>
+      <w:r>
+        <w:t>2 – (4/</w:t>
+      </w:r>
+      <w:proofErr w:type="gramStart"/>
+      <w:r>
+        <w:t>6)^</w:t>
+      </w:r>
+      <w:proofErr w:type="gramEnd"/>
+      <w:r>
+        <w:t>2</w:t>
       </w:r>
     </w:p>
     <w:p>
@@ -8561,7 +10144,17 @@
         <w:t>Easier to understand and versatile</w:t>
       </w:r>
       <w:r>
-        <w:t xml:space="preserve">, can capture non linear relationships, and can handle outliers  </w:t>
+        <w:t xml:space="preserve">, can capture </w:t>
+      </w:r>
+      <w:proofErr w:type="spellStart"/>
+      <w:proofErr w:type="gramStart"/>
+      <w:r>
+        <w:t>non linear</w:t>
+      </w:r>
+      <w:proofErr w:type="spellEnd"/>
+      <w:proofErr w:type="gramEnd"/>
+      <w:r>
+        <w:t xml:space="preserve"> relationships, and can handle outliers  </w:t>
       </w:r>
     </w:p>
     <w:p>
@@ -8582,7 +10175,23 @@
           <w:b/>
           <w:bCs/>
         </w:rPr>
-        <w:t>How to Hypertune decision trees</w:t>
+        <w:t xml:space="preserve">How to </w:t>
+      </w:r>
+      <w:proofErr w:type="spellStart"/>
+      <w:r>
+        <w:rPr>
+          <w:b/>
+          <w:bCs/>
+        </w:rPr>
+        <w:t>Hypertune</w:t>
+      </w:r>
+      <w:proofErr w:type="spellEnd"/>
+      <w:r>
+        <w:rPr>
+          <w:b/>
+          <w:bCs/>
+        </w:rPr>
+        <w:t xml:space="preserve"> decision trees</w:t>
       </w:r>
       <w:r>
         <w:t xml:space="preserve"> –</w:t>
@@ -8681,9 +10290,11 @@
       <w:r>
         <w:t>(</w:t>
       </w:r>
+      <w:proofErr w:type="spellStart"/>
       <w:r>
         <w:t>i</w:t>
       </w:r>
+      <w:proofErr w:type="spellEnd"/>
       <w:r>
         <w:t xml:space="preserve">) * </w:t>
       </w:r>
@@ -8693,9 +10304,11 @@
       <w:r>
         <w:t>(</w:t>
       </w:r>
+      <w:proofErr w:type="spellStart"/>
       <w:r>
         <w:t>i</w:t>
       </w:r>
+      <w:proofErr w:type="spellEnd"/>
       <w:r>
         <w:t>)</w:t>
       </w:r>
@@ -8705,7 +10318,23 @@
     </w:p>
     <w:p>
       <w:r>
-        <w:t>You calculate the entropy of the entire data set which is 0.4 * log(0.4) + 0.6 * log(0.6)</w:t>
+        <w:t xml:space="preserve">You calculate the entropy of the entire data set which is 0.4 * </w:t>
+      </w:r>
+      <w:proofErr w:type="gramStart"/>
+      <w:r>
+        <w:t>log(</w:t>
+      </w:r>
+      <w:proofErr w:type="gramEnd"/>
+      <w:r>
+        <w:t xml:space="preserve">0.4) + 0.6 * </w:t>
+      </w:r>
+      <w:proofErr w:type="gramStart"/>
+      <w:r>
+        <w:t>log(</w:t>
+      </w:r>
+      <w:proofErr w:type="gramEnd"/>
+      <w:r>
+        <w:t>0.6)</w:t>
       </w:r>
     </w:p>
     <w:p>
@@ -8725,7 +10354,6 @@
     </w:p>
     <w:p>
       <w:r>
-        <w:lastRenderedPageBreak/>
         <w:tab/>
       </w:r>
     </w:p>
@@ -8748,8 +10376,13 @@
       </w:r>
     </w:p>
     <w:p>
-      <w:r>
-        <w:t xml:space="preserve">In order to understand which features are the most useful for decision trees, we </w:t>
+      <w:proofErr w:type="gramStart"/>
+      <w:r>
+        <w:t>In order to</w:t>
+      </w:r>
+      <w:proofErr w:type="gramEnd"/>
+      <w:r>
+        <w:t xml:space="preserve"> understand which features are the most useful for decision trees, we </w:t>
       </w:r>
       <w:r>
         <w:t>Impurity-Based Feature Importance</w:t>
@@ -8777,7 +10410,15 @@
         </w:numPr>
       </w:pPr>
       <w:r>
-        <w:t>Gini Impurity (for classification): Measures the probability of incorrectly classifying a randomly chosen element in the dataset if it were randomly labeled according to the distribution of labels in the subset. A Gini impurity of 0 means a perfectly pure node (all samples belong to the same class).</w:t>
+        <w:t xml:space="preserve">Gini Impurity (for classification): Measures the probability of incorrectly classifying a randomly chosen element in the dataset if it were randomly </w:t>
+      </w:r>
+      <w:proofErr w:type="spellStart"/>
+      <w:r>
+        <w:t>labeled</w:t>
+      </w:r>
+      <w:proofErr w:type="spellEnd"/>
+      <w:r>
+        <w:t xml:space="preserve"> according to the distribution of labels in the subset. A Gini impurity of 0 means a perfectly pure node (all samples belong to the same class).</w:t>
       </w:r>
     </w:p>
     <w:p>
@@ -8860,7 +10501,7 @@
       <w:r>
         <w:t xml:space="preserve">URL - </w:t>
       </w:r>
-      <w:hyperlink r:id="rId41" w:history="1">
+      <w:hyperlink r:id="rId43" w:history="1">
         <w:r>
           <w:rPr>
             <w:rStyle w:val="Hyperlink"/>
@@ -8923,6 +10564,7 @@
     </w:p>
     <w:p>
       <w:r>
+        <w:lastRenderedPageBreak/>
         <w:t>Random forests are ensemble methods i.e. they use a combination of model to determine the output. For classification they take the majority vote and for regression it averages the values</w:t>
       </w:r>
     </w:p>
@@ -9037,6 +10679,102 @@
     </w:p>
     <w:p/>
     <w:p>
+      <w:r>
+        <w:rPr>
+          <w:b/>
+          <w:bCs/>
+        </w:rPr>
+        <w:t>SHAP (</w:t>
+      </w:r>
+      <w:proofErr w:type="spellStart"/>
+      <w:r>
+        <w:rPr>
+          <w:b/>
+          <w:bCs/>
+        </w:rPr>
+        <w:t>SHapley</w:t>
+      </w:r>
+      <w:proofErr w:type="spellEnd"/>
+      <w:r>
+        <w:rPr>
+          <w:b/>
+          <w:bCs/>
+        </w:rPr>
+        <w:t xml:space="preserve"> Additive </w:t>
+      </w:r>
+      <w:proofErr w:type="spellStart"/>
+      <w:r>
+        <w:rPr>
+          <w:b/>
+          <w:bCs/>
+        </w:rPr>
+        <w:t>exPlanations</w:t>
+      </w:r>
+      <w:proofErr w:type="spellEnd"/>
+      <w:r>
+        <w:rPr>
+          <w:b/>
+          <w:bCs/>
+        </w:rPr>
+        <w:t>)</w:t>
+      </w:r>
+      <w:r>
+        <w:rPr>
+          <w:b/>
+          <w:bCs/>
+        </w:rPr>
+        <w:t xml:space="preserve"> </w:t>
+      </w:r>
+      <w:r>
+        <w:t>used for understanding how different features influences the final outcomes. The Features are sorted with ones at top contributing the most</w:t>
+      </w:r>
+    </w:p>
+    <w:p>
+      <w:r>
+        <w:rPr>
+          <w:noProof/>
+        </w:rPr>
+        <w:drawing>
+          <wp:inline distT="0" distB="0" distL="0" distR="0" wp14:anchorId="30A626AB" wp14:editId="6B65D2F2">
+            <wp:extent cx="5731510" cy="3093085"/>
+            <wp:effectExtent l="0" t="0" r="2540" b="0"/>
+            <wp:docPr id="147682094" name="Picture 1"/>
+            <wp:cNvGraphicFramePr>
+              <a:graphicFrameLocks xmlns:a="http://schemas.openxmlformats.org/drawingml/2006/main" noChangeAspect="1"/>
+            </wp:cNvGraphicFramePr>
+            <a:graphic xmlns:a="http://schemas.openxmlformats.org/drawingml/2006/main">
+              <a:graphicData uri="http://schemas.openxmlformats.org/drawingml/2006/picture">
+                <pic:pic xmlns:pic="http://schemas.openxmlformats.org/drawingml/2006/picture">
+                  <pic:nvPicPr>
+                    <pic:cNvPr id="147682094" name=""/>
+                    <pic:cNvPicPr/>
+                  </pic:nvPicPr>
+                  <pic:blipFill>
+                    <a:blip r:embed="rId44"/>
+                    <a:stretch>
+                      <a:fillRect/>
+                    </a:stretch>
+                  </pic:blipFill>
+                  <pic:spPr>
+                    <a:xfrm>
+                      <a:off x="0" y="0"/>
+                      <a:ext cx="5731510" cy="3093085"/>
+                    </a:xfrm>
+                    <a:prstGeom prst="rect">
+                      <a:avLst/>
+                    </a:prstGeom>
+                  </pic:spPr>
+                </pic:pic>
+              </a:graphicData>
+            </a:graphic>
+          </wp:inline>
+        </w:drawing>
+      </w:r>
+    </w:p>
+    <w:p/>
+    <w:p/>
+    <w:p/>
+    <w:p>
       <w:pPr>
         <w:rPr>
           <w:b/>
@@ -9053,7 +10791,15 @@
     </w:p>
     <w:p>
       <w:r>
-        <w:t>Random Forest also consists of sequence of weighted decision trees where each decision trees learns from the errors of its predecessor decision trees. Ad boost is generally a binary classifier and each entry has the same weight</w:t>
+        <w:t xml:space="preserve">Random Forest also consists of sequence of weighted decision trees where each decision trees learns from the errors of its predecessor decision trees. Ad boost is generally a binary </w:t>
+      </w:r>
+      <w:proofErr w:type="gramStart"/>
+      <w:r>
+        <w:t>classifier</w:t>
+      </w:r>
+      <w:proofErr w:type="gramEnd"/>
+      <w:r>
+        <w:t xml:space="preserve"> and each entry has the same weight</w:t>
       </w:r>
       <w:r>
         <w:t xml:space="preserve"> (1/N)</w:t>
@@ -9090,7 +10836,15 @@
     <w:p>
       <w:r>
         <w:tab/>
-        <w:t>W(i) = W(i-1) if there was correct classification, W(i-1) * alpha if there was incorrect classification</w:t>
+        <w:t>W(</w:t>
+      </w:r>
+      <w:proofErr w:type="spellStart"/>
+      <w:r>
+        <w:t>i</w:t>
+      </w:r>
+      <w:proofErr w:type="spellEnd"/>
+      <w:r>
+        <w:t>) = W(i-1) if there was correct classification, W(i-1) * alpha if there was incorrect classification</w:t>
       </w:r>
     </w:p>
     <w:p>
@@ -9100,7 +10854,15 @@
     </w:p>
     <w:p>
       <w:r>
-        <w:t xml:space="preserve">Hyper tuning parameters in Adaboost: </w:t>
+        <w:t xml:space="preserve">Hyper tuning parameters in </w:t>
+      </w:r>
+      <w:proofErr w:type="spellStart"/>
+      <w:r>
+        <w:t>Adaboost</w:t>
+      </w:r>
+      <w:proofErr w:type="spellEnd"/>
+      <w:r>
+        <w:t xml:space="preserve">: </w:t>
       </w:r>
     </w:p>
     <w:p>
@@ -9141,10 +10903,11 @@
           <w:numId w:val="15"/>
         </w:numPr>
       </w:pPr>
-      <w:r>
-        <w:lastRenderedPageBreak/>
+      <w:proofErr w:type="spellStart"/>
+      <w:r>
         <w:t>base_estimator</w:t>
       </w:r>
+      <w:proofErr w:type="spellEnd"/>
       <w:r>
         <w:t>: You can also use logistics regression in addition to decision trees</w:t>
       </w:r>
@@ -9158,15 +10921,28 @@
         </w:numPr>
       </w:pPr>
       <w:r>
-        <w:t>base_estimator__max_depth</w:t>
-      </w:r>
+        <w:t>base_estimator__</w:t>
+      </w:r>
+      <w:proofErr w:type="spellStart"/>
+      <w:r>
+        <w:t>max_depth</w:t>
+      </w:r>
+      <w:proofErr w:type="spellEnd"/>
       <w:r>
         <w:t>: The depth of each decision tree. The default is 1</w:t>
       </w:r>
     </w:p>
     <w:p>
       <w:r>
-        <w:t>Benefits of Adaboost:</w:t>
+        <w:t xml:space="preserve">Benefits of </w:t>
+      </w:r>
+      <w:proofErr w:type="spellStart"/>
+      <w:r>
+        <w:t>Adaboost</w:t>
+      </w:r>
+      <w:proofErr w:type="spellEnd"/>
+      <w:r>
+        <w:t>:</w:t>
       </w:r>
     </w:p>
     <w:p>
@@ -9190,12 +10966,28 @@
         </w:numPr>
       </w:pPr>
       <w:r>
-        <w:t>Resist overfitting as every estimators focus the errors of others</w:t>
-      </w:r>
-    </w:p>
-    <w:p>
-      <w:r>
-        <w:t>Issues with Adaboost:</w:t>
+        <w:t xml:space="preserve">Resist overfitting as </w:t>
+      </w:r>
+      <w:proofErr w:type="gramStart"/>
+      <w:r>
+        <w:t>every</w:t>
+      </w:r>
+      <w:proofErr w:type="gramEnd"/>
+      <w:r>
+        <w:t xml:space="preserve"> estimators focus the errors of others</w:t>
+      </w:r>
+    </w:p>
+    <w:p>
+      <w:r>
+        <w:t xml:space="preserve">Issues with </w:t>
+      </w:r>
+      <w:proofErr w:type="spellStart"/>
+      <w:r>
+        <w:t>Adaboost</w:t>
+      </w:r>
+      <w:proofErr w:type="spellEnd"/>
+      <w:r>
+        <w:t>:</w:t>
       </w:r>
     </w:p>
     <w:p>
@@ -9213,7 +11005,15 @@
     <w:p/>
     <w:p>
       <w:r>
-        <w:t xml:space="preserve">XG boost is a multi class classifier and uses SoftMax function to calculate N different classification scores. </w:t>
+        <w:t xml:space="preserve">XG boost is a </w:t>
+      </w:r>
+      <w:proofErr w:type="spellStart"/>
+      <w:r>
+        <w:t>multi class</w:t>
+      </w:r>
+      <w:proofErr w:type="spellEnd"/>
+      <w:r>
+        <w:t xml:space="preserve"> classifier and uses SoftMax function to calculate N different classification scores. </w:t>
       </w:r>
     </w:p>
     <w:p/>
@@ -9260,11 +11060,20 @@
     </w:p>
     <w:p>
       <w:r>
-        <w:t xml:space="preserve">The labda is penalty term and if it is higher, we would need to reduce square of coefficients which would result in decrease of sensitivity. This would be result in low bias and thus reduce variance error due to overfit. </w:t>
-      </w:r>
-    </w:p>
-    <w:p>
-      <w:r>
+        <w:t xml:space="preserve">The </w:t>
+      </w:r>
+      <w:proofErr w:type="spellStart"/>
+      <w:r>
+        <w:t>labda</w:t>
+      </w:r>
+      <w:proofErr w:type="spellEnd"/>
+      <w:r>
+        <w:t xml:space="preserve"> is penalty term and if it is higher, we would need to reduce square of coefficients which would result in decrease of sensitivity. This would be result in low bias and thus reduce variance error due to overfit. </w:t>
+      </w:r>
+    </w:p>
+    <w:p>
+      <w:r>
+        <w:lastRenderedPageBreak/>
         <w:t>Ridge regression can reduce the size of the coefficients but do not remove the same</w:t>
       </w:r>
     </w:p>
@@ -9292,7 +11101,15 @@
     </w:p>
     <w:p>
       <w:r>
-        <w:t xml:space="preserve">We pass in a number of lambda values and choose the ideal one with grid search. </w:t>
+        <w:t xml:space="preserve">We pass in </w:t>
+      </w:r>
+      <w:proofErr w:type="gramStart"/>
+      <w:r>
+        <w:t>a number of</w:t>
+      </w:r>
+      <w:proofErr w:type="gramEnd"/>
+      <w:r>
+        <w:t xml:space="preserve"> lambda values and choose the ideal one with grid search. </w:t>
       </w:r>
     </w:p>
     <w:p>
@@ -9355,7 +11172,6 @@
         </w:numPr>
       </w:pPr>
       <w:r>
-        <w:lastRenderedPageBreak/>
         <w:t>These new features try to maximise the variance and are sorted basis the amount of variance they can explain. Thus, you can look at the Scree plot (feature number vs the total percentage of variation) to identify how many new features should be considered for building the model</w:t>
       </w:r>
     </w:p>
@@ -9408,7 +11224,7 @@
       <w:r>
         <w:t xml:space="preserve">Resources - </w:t>
       </w:r>
-      <w:hyperlink r:id="rId42" w:history="1">
+      <w:hyperlink r:id="rId45" w:history="1">
         <w:r>
           <w:rPr>
             <w:rStyle w:val="Hyperlink"/>
@@ -9434,12 +11250,40 @@
     </w:p>
     <w:p>
       <w:r>
-        <w:t xml:space="preserve">from sklearn.decomposition import PCA </w:t>
-      </w:r>
-    </w:p>
-    <w:p>
-      <w:r>
-        <w:t xml:space="preserve">from sklearn.preprocessing import StandardScaler </w:t>
+        <w:t xml:space="preserve">from </w:t>
+      </w:r>
+      <w:proofErr w:type="spellStart"/>
+      <w:proofErr w:type="gramStart"/>
+      <w:r>
+        <w:t>sklearn.decomposition</w:t>
+      </w:r>
+      <w:proofErr w:type="spellEnd"/>
+      <w:proofErr w:type="gramEnd"/>
+      <w:r>
+        <w:t xml:space="preserve"> import PCA </w:t>
+      </w:r>
+    </w:p>
+    <w:p>
+      <w:r>
+        <w:t xml:space="preserve">from </w:t>
+      </w:r>
+      <w:proofErr w:type="spellStart"/>
+      <w:proofErr w:type="gramStart"/>
+      <w:r>
+        <w:t>sklearn.preprocessing</w:t>
+      </w:r>
+      <w:proofErr w:type="spellEnd"/>
+      <w:proofErr w:type="gramEnd"/>
+      <w:r>
+        <w:t xml:space="preserve"> import </w:t>
+      </w:r>
+      <w:proofErr w:type="spellStart"/>
+      <w:r>
+        <w:t>StandardScaler</w:t>
+      </w:r>
+      <w:proofErr w:type="spellEnd"/>
+      <w:r>
+        <w:t xml:space="preserve"> </w:t>
       </w:r>
     </w:p>
     <w:p>
@@ -9457,12 +11301,33 @@
     </w:p>
     <w:p>
       <w:r>
-        <w:t xml:space="preserve">scaler = StandardScaler () </w:t>
-      </w:r>
-    </w:p>
-    <w:p>
-      <w:r>
-        <w:t xml:space="preserve">scaled_data = scaler.fit_transform(data) </w:t>
+        <w:t xml:space="preserve">scaler = </w:t>
+      </w:r>
+      <w:proofErr w:type="spellStart"/>
+      <w:r>
+        <w:t>StandardScaler</w:t>
+      </w:r>
+      <w:proofErr w:type="spellEnd"/>
+      <w:r>
+        <w:t xml:space="preserve"> () </w:t>
+      </w:r>
+    </w:p>
+    <w:p>
+      <w:proofErr w:type="spellStart"/>
+      <w:r>
+        <w:t>scaled_data</w:t>
+      </w:r>
+      <w:proofErr w:type="spellEnd"/>
+      <w:r>
+        <w:t xml:space="preserve"> = </w:t>
+      </w:r>
+      <w:proofErr w:type="spellStart"/>
+      <w:r>
+        <w:t>scaler.fit_transform</w:t>
+      </w:r>
+      <w:proofErr w:type="spellEnd"/>
+      <w:r>
+        <w:t xml:space="preserve">(data) </w:t>
       </w:r>
     </w:p>
     <w:p>
@@ -9483,8 +11348,25 @@
         </w:rPr>
         <w:t xml:space="preserve">   </w:t>
       </w:r>
-      <w:r>
-        <w:t xml:space="preserve">pca = PCA(n_components=2) </w:t>
+      <w:proofErr w:type="spellStart"/>
+      <w:r>
+        <w:t>pca</w:t>
+      </w:r>
+      <w:proofErr w:type="spellEnd"/>
+      <w:r>
+        <w:t xml:space="preserve"> = PCA(</w:t>
+      </w:r>
+      <w:proofErr w:type="spellStart"/>
+      <w:r>
+        <w:t>n_components</w:t>
+      </w:r>
+      <w:proofErr w:type="spellEnd"/>
+      <w:r>
+        <w:t>=2</w:t>
+      </w:r>
+      <w:proofErr w:type="gramStart"/>
+      <w:r>
+        <w:t xml:space="preserve">) </w:t>
       </w:r>
       <w:r>
         <w:t xml:space="preserve"> </w:t>
@@ -9493,19 +11375,40 @@
         <w:rPr>
           <w:color w:val="4472C4" w:themeColor="accent1"/>
         </w:rPr>
-        <w:t>#Here N is the number of new features, if you pass a decimal value, PCA would extract those many features which shows that much variations</w:t>
-      </w:r>
-    </w:p>
-    <w:p>
-      <w:pPr>
+        <w:t>#</w:t>
+      </w:r>
+      <w:proofErr w:type="gramEnd"/>
+      <w:r>
         <w:rPr>
           <w:color w:val="4472C4" w:themeColor="accent1"/>
         </w:rPr>
-      </w:pPr>
+        <w:t xml:space="preserve">Here N is the number of new features, if you pass a decimal value, PCA would extract those many features which shows that </w:t>
+      </w:r>
+      <w:proofErr w:type="gramStart"/>
       <w:r>
         <w:rPr>
           <w:color w:val="4472C4" w:themeColor="accent1"/>
         </w:rPr>
+        <w:t>much</w:t>
+      </w:r>
+      <w:proofErr w:type="gramEnd"/>
+      <w:r>
+        <w:rPr>
+          <w:color w:val="4472C4" w:themeColor="accent1"/>
+        </w:rPr>
+        <w:t xml:space="preserve"> variations</w:t>
+      </w:r>
+    </w:p>
+    <w:p>
+      <w:pPr>
+        <w:rPr>
+          <w:color w:val="4472C4" w:themeColor="accent1"/>
+        </w:rPr>
+      </w:pPr>
+      <w:r>
+        <w:rPr>
+          <w:color w:val="4472C4" w:themeColor="accent1"/>
+        </w:rPr>
         <w:t xml:space="preserve"># Specify the number of components </w:t>
       </w:r>
     </w:p>
@@ -9528,8 +11431,29 @@
           <w:color w:val="4472C4" w:themeColor="accent1"/>
         </w:rPr>
       </w:pPr>
-      <w:r>
-        <w:t xml:space="preserve">transformed_data = pca.fit_transform(scaled_data) </w:t>
+      <w:proofErr w:type="spellStart"/>
+      <w:r>
+        <w:t>transformed_data</w:t>
+      </w:r>
+      <w:proofErr w:type="spellEnd"/>
+      <w:r>
+        <w:t xml:space="preserve"> = </w:t>
+      </w:r>
+      <w:proofErr w:type="spellStart"/>
+      <w:r>
+        <w:t>pca.fit_transform</w:t>
+      </w:r>
+      <w:proofErr w:type="spellEnd"/>
+      <w:r>
+        <w:t>(</w:t>
+      </w:r>
+      <w:proofErr w:type="spellStart"/>
+      <w:r>
+        <w:t>scaled_data</w:t>
+      </w:r>
+      <w:proofErr w:type="spellEnd"/>
+      <w:r>
+        <w:t xml:space="preserve">) </w:t>
       </w:r>
     </w:p>
     <w:p>
@@ -9537,10 +11461,26 @@
         <w:rPr>
           <w:color w:val="4472C4" w:themeColor="accent1"/>
         </w:rPr>
+        <w:lastRenderedPageBreak/>
         <w:t xml:space="preserve"># Access the principal components </w:t>
       </w:r>
-      <w:r>
-        <w:t xml:space="preserve">principal_components = pca.components_ </w:t>
+      <w:proofErr w:type="spellStart"/>
+      <w:r>
+        <w:t>principal_components</w:t>
+      </w:r>
+      <w:proofErr w:type="spellEnd"/>
+      <w:r>
+        <w:t xml:space="preserve"> = </w:t>
+      </w:r>
+      <w:proofErr w:type="spellStart"/>
+      <w:proofErr w:type="gramStart"/>
+      <w:r>
+        <w:t>pca.components</w:t>
+      </w:r>
+      <w:proofErr w:type="spellEnd"/>
+      <w:proofErr w:type="gramEnd"/>
+      <w:r>
+        <w:t xml:space="preserve">_ </w:t>
       </w:r>
     </w:p>
     <w:p>
@@ -9550,8 +11490,26 @@
         </w:rPr>
         <w:t xml:space="preserve"># Access the explained variance ratio </w:t>
       </w:r>
-      <w:r>
-        <w:t>explained_variance_ratio = pca.explained_variance_ratio_</w:t>
+      <w:proofErr w:type="spellStart"/>
+      <w:r>
+        <w:t>explained_variance_ratio</w:t>
+      </w:r>
+      <w:proofErr w:type="spellEnd"/>
+      <w:r>
+        <w:t xml:space="preserve"> = </w:t>
+      </w:r>
+      <w:proofErr w:type="spellStart"/>
+      <w:proofErr w:type="gramStart"/>
+      <w:r>
+        <w:t>pca.explained</w:t>
+      </w:r>
+      <w:proofErr w:type="gramEnd"/>
+      <w:r>
+        <w:t>_variance_ratio</w:t>
+      </w:r>
+      <w:proofErr w:type="spellEnd"/>
+      <w:r>
+        <w:t>_</w:t>
       </w:r>
     </w:p>
     <w:p>
@@ -9622,12 +11580,19 @@
         <w:t>(x)</w:t>
       </w:r>
       <w:r>
-        <w:t xml:space="preserve"> = c + a1 * x1 + a2 * X2 + a3 * x3 + a4 * x4 ….. </w:t>
-      </w:r>
-    </w:p>
-    <w:p>
-      <w:r>
-        <w:lastRenderedPageBreak/>
+        <w:t xml:space="preserve"> = c + a1 * x1 + a2 * X2 + a3 * x3 + a4 * x4 </w:t>
+      </w:r>
+      <w:proofErr w:type="gramStart"/>
+      <w:r>
+        <w:t>…..</w:t>
+      </w:r>
+      <w:proofErr w:type="gramEnd"/>
+      <w:r>
+        <w:t xml:space="preserve"> </w:t>
+      </w:r>
+    </w:p>
+    <w:p>
+      <w:r>
         <w:t xml:space="preserve">The cost function is as follow </w:t>
       </w:r>
     </w:p>
@@ -9674,7 +11639,15 @@
         </w:numPr>
       </w:pPr>
       <w:r>
-        <w:t>If y = 0 (the actual class is 0), the cost is -log(1 - p). If p is close to 0 (correct prediction), the cost is close to 0. If p is close to 1 (incorrect prediction), the cost is large.</w:t>
+        <w:t>If y = 0 (the actual class is 0), the cost is -</w:t>
+      </w:r>
+      <w:proofErr w:type="gramStart"/>
+      <w:r>
+        <w:t>log(</w:t>
+      </w:r>
+      <w:proofErr w:type="gramEnd"/>
+      <w:r>
+        <w:t>1 - p). If p is close to 0 (correct prediction), the cost is close to 0. If p is close to 1 (incorrect prediction), the cost is large.</w:t>
       </w:r>
     </w:p>
     <w:p>
@@ -9810,8 +11783,13 @@
           <w:numId w:val="22"/>
         </w:numPr>
       </w:pPr>
-      <w:r>
-        <w:t>Liblinear – Normal gradient descent</w:t>
+      <w:proofErr w:type="spellStart"/>
+      <w:r>
+        <w:t>Liblinear</w:t>
+      </w:r>
+      <w:proofErr w:type="spellEnd"/>
+      <w:r>
+        <w:t xml:space="preserve"> – Normal gradient descent</w:t>
       </w:r>
     </w:p>
     <w:p>
@@ -9822,9 +11800,11 @@
           <w:numId w:val="22"/>
         </w:numPr>
       </w:pPr>
+      <w:proofErr w:type="spellStart"/>
       <w:r>
         <w:t>Lbfgs</w:t>
       </w:r>
+      <w:proofErr w:type="spellEnd"/>
       <w:r>
         <w:t xml:space="preserve"> – A newton-based method used as default for the regressions</w:t>
       </w:r>
@@ -9838,6 +11818,7 @@
         </w:numPr>
       </w:pPr>
       <w:r>
+        <w:lastRenderedPageBreak/>
         <w:t>SAG – Stochastic average Gradient descent</w:t>
       </w:r>
     </w:p>
@@ -9869,8 +11850,21 @@
       <w:r>
         <w:t xml:space="preserve">Which one to use - </w:t>
       </w:r>
-      <w:r>
-        <w:t>liblinear is best for smaller datasets, while lbfgs, sag, saga, and newton-cg are better for larger ones.</w:t>
+      <w:proofErr w:type="spellStart"/>
+      <w:r>
+        <w:t>liblinear</w:t>
+      </w:r>
+      <w:proofErr w:type="spellEnd"/>
+      <w:r>
+        <w:t xml:space="preserve"> is best for smaller datasets, while </w:t>
+      </w:r>
+      <w:proofErr w:type="spellStart"/>
+      <w:r>
+        <w:t>lbfgs</w:t>
+      </w:r>
+      <w:proofErr w:type="spellEnd"/>
+      <w:r>
+        <w:t>, sag, saga, and newton-cg are better for larger ones.</w:t>
       </w:r>
     </w:p>
     <w:p>
@@ -9954,7 +11948,6 @@
           <w:b/>
           <w:bCs/>
         </w:rPr>
-        <w:lastRenderedPageBreak/>
         <w:t>SMOTE (</w:t>
       </w:r>
       <w:r>
@@ -9967,7 +11960,15 @@
     </w:p>
     <w:p>
       <w:r>
-        <w:t>SMOTE is also used to balance the data sets. For a specific data element for which the new values are to be generated, it looks for K nearest neighbours. If then creates a lines basis this and choose random elements to create synthetics elements</w:t>
+        <w:t xml:space="preserve">SMOTE is also used to balance the data sets. For a specific data element for which the new values are to be generated, it looks for K nearest neighbours. If then </w:t>
+      </w:r>
+      <w:proofErr w:type="gramStart"/>
+      <w:r>
+        <w:t>creates</w:t>
+      </w:r>
+      <w:proofErr w:type="gramEnd"/>
+      <w:r>
+        <w:t xml:space="preserve"> a lines basis this and choose random elements to create synthetics elements</w:t>
       </w:r>
     </w:p>
     <w:p/>
@@ -10083,6 +12084,7 @@
         <w:rPr>
           <w:noProof/>
         </w:rPr>
+        <w:lastRenderedPageBreak/>
         <w:drawing>
           <wp:inline distT="0" distB="0" distL="0" distR="0" wp14:anchorId="6A85C9F3" wp14:editId="09A9CE77">
             <wp:extent cx="5731510" cy="1267460"/>
@@ -10101,7 +12103,7 @@
                     </pic:cNvPicPr>
                   </pic:nvPicPr>
                   <pic:blipFill>
-                    <a:blip r:embed="rId43">
+                    <a:blip r:embed="rId46">
                       <a:extLst>
                         <a:ext uri="{28A0092B-C50C-407E-A947-70E740481C1C}">
                           <a14:useLocalDpi xmlns:a14="http://schemas.microsoft.com/office/drawing/2010/main" val="0"/>
@@ -10140,7 +12142,15 @@
     </w:p>
     <w:p>
       <w:r>
-        <w:t>Partial correlations determine the effect between two data elements when the other effects are removed, It helps in calculation for P value</w:t>
+        <w:t xml:space="preserve">Partial correlations determine the effect between two data elements when the other effects are removed, </w:t>
+      </w:r>
+      <w:proofErr w:type="gramStart"/>
+      <w:r>
+        <w:t>It</w:t>
+      </w:r>
+      <w:proofErr w:type="gramEnd"/>
+      <w:r>
+        <w:t xml:space="preserve"> helps in calculation for P value</w:t>
       </w:r>
     </w:p>
     <w:p>
@@ -10182,17 +12192,71 @@
     </w:p>
     <w:p>
       <w:r>
-        <w:t>from statsmodels.tsa.stattools import adfuller</w:t>
-      </w:r>
-    </w:p>
-    <w:p>
-      <w:r>
-        <w:t>from statsmodels.graphics.tsaplots import plot_acf, plot_pacf</w:t>
-      </w:r>
-    </w:p>
-    <w:p>
-      <w:r>
-        <w:t>from statsmodels.tsa.arima.model import ARIMA</w:t>
+        <w:t xml:space="preserve">from </w:t>
+      </w:r>
+      <w:proofErr w:type="spellStart"/>
+      <w:proofErr w:type="gramStart"/>
+      <w:r>
+        <w:t>statsmodels.tsa.stattools</w:t>
+      </w:r>
+      <w:proofErr w:type="spellEnd"/>
+      <w:proofErr w:type="gramEnd"/>
+      <w:r>
+        <w:t xml:space="preserve"> import </w:t>
+      </w:r>
+      <w:proofErr w:type="spellStart"/>
+      <w:r>
+        <w:t>adfuller</w:t>
+      </w:r>
+      <w:proofErr w:type="spellEnd"/>
+    </w:p>
+    <w:p>
+      <w:r>
+        <w:t xml:space="preserve">from </w:t>
+      </w:r>
+      <w:proofErr w:type="spellStart"/>
+      <w:proofErr w:type="gramStart"/>
+      <w:r>
+        <w:t>statsmodels.graphics</w:t>
+      </w:r>
+      <w:proofErr w:type="gramEnd"/>
+      <w:r>
+        <w:t>.tsaplots</w:t>
+      </w:r>
+      <w:proofErr w:type="spellEnd"/>
+      <w:r>
+        <w:t xml:space="preserve"> import </w:t>
+      </w:r>
+      <w:proofErr w:type="spellStart"/>
+      <w:r>
+        <w:t>plot_acf</w:t>
+      </w:r>
+      <w:proofErr w:type="spellEnd"/>
+      <w:r>
+        <w:t xml:space="preserve">, </w:t>
+      </w:r>
+      <w:proofErr w:type="spellStart"/>
+      <w:r>
+        <w:t>plot_pacf</w:t>
+      </w:r>
+      <w:proofErr w:type="spellEnd"/>
+    </w:p>
+    <w:p>
+      <w:r>
+        <w:t xml:space="preserve">from </w:t>
+      </w:r>
+      <w:proofErr w:type="spellStart"/>
+      <w:proofErr w:type="gramStart"/>
+      <w:r>
+        <w:t>statsmodels.tsa.arima</w:t>
+      </w:r>
+      <w:proofErr w:type="gramEnd"/>
+      <w:r>
+        <w:t>.model</w:t>
+      </w:r>
+      <w:proofErr w:type="spellEnd"/>
+      <w:r>
+        <w:t xml:space="preserve"> import ARIMA</w:t>
       </w:r>
     </w:p>
     <w:p/>
@@ -10203,7 +12267,6 @@
     </w:p>
     <w:p>
       <w:r>
-        <w:lastRenderedPageBreak/>
         <w:t>X stands for exogenous variables that are external and impact the series. The external series are combined in a data frame and are fed in model in exogenous arguments</w:t>
       </w:r>
     </w:p>
@@ -10273,8 +12336,12 @@
       </w:r>
     </w:p>
     <w:p/>
-    <w:p>
-      <w:r>
+    <w:p/>
+    <w:p/>
+    <w:p/>
+    <w:p>
+      <w:r>
+        <w:lastRenderedPageBreak/>
         <w:t xml:space="preserve">Facebook Prophet: </w:t>
       </w:r>
     </w:p>
@@ -10412,8 +12479,21 @@
           <w:numId w:val="40"/>
         </w:numPr>
       </w:pPr>
-      <w:r>
-        <w:t>f the trend component is too flexible, it might overfit to noise. Tuning changepoint_prior_scale helps mitigate this.</w:t>
+      <w:proofErr w:type="spellStart"/>
+      <w:r>
+        <w:t>f</w:t>
+      </w:r>
+      <w:proofErr w:type="spellEnd"/>
+      <w:r>
+        <w:t xml:space="preserve"> the trend component is too flexible, it might overfit to noise. Tuning </w:t>
+      </w:r>
+      <w:proofErr w:type="spellStart"/>
+      <w:r>
+        <w:t>changepoint_prior_scale</w:t>
+      </w:r>
+      <w:proofErr w:type="spellEnd"/>
+      <w:r>
+        <w:t xml:space="preserve"> helps mitigate this.</w:t>
       </w:r>
     </w:p>
     <w:p/>
@@ -10443,7 +12523,6 @@
         </w:numPr>
       </w:pPr>
       <w:r>
-        <w:lastRenderedPageBreak/>
         <w:t>Potential Champions – Who have the potential to be champions</w:t>
       </w:r>
     </w:p>
@@ -10514,7 +12593,15 @@
     </w:p>
     <w:p>
       <w:r>
-        <w:t>Aggregate functions (sum, count, max, avg, min)</w:t>
+        <w:t xml:space="preserve">Aggregate functions (sum, count, max, </w:t>
+      </w:r>
+      <w:proofErr w:type="spellStart"/>
+      <w:r>
+        <w:t>avg</w:t>
+      </w:r>
+      <w:proofErr w:type="spellEnd"/>
+      <w:r>
+        <w:t>, min)</w:t>
       </w:r>
     </w:p>
     <w:p>
@@ -10562,6 +12649,7 @@
         </w:numPr>
       </w:pPr>
       <w:r>
+        <w:lastRenderedPageBreak/>
         <w:t>Rolling sum for the partitions</w:t>
       </w:r>
     </w:p>
@@ -10586,7 +12674,15 @@
         </w:numPr>
       </w:pPr>
       <w:r>
-        <w:t>From first row to current row – sum (&lt;&lt;column name&gt;&gt;) over (partition by &lt;&lt;column name&gt;&gt; order by &lt;&lt;column name&gt;&gt; rows between unbounded proceding and current row)</w:t>
+        <w:t xml:space="preserve">From first row to current row – sum (&lt;&lt;column name&gt;&gt;) over (partition by &lt;&lt;column name&gt;&gt; order by &lt;&lt;column name&gt;&gt; rows between unbounded </w:t>
+      </w:r>
+      <w:proofErr w:type="spellStart"/>
+      <w:r>
+        <w:t>proceding</w:t>
+      </w:r>
+      <w:proofErr w:type="spellEnd"/>
+      <w:r>
+        <w:t xml:space="preserve"> and current row)</w:t>
       </w:r>
     </w:p>
     <w:p>
@@ -10652,7 +12748,31 @@
         </w:numPr>
       </w:pPr>
       <w:r>
-        <w:t>Summation functions such as sum, first, avg, last are rolling functions by default which gives you a summation of value from first row to current row. Thus you have to forcefully add in Rows between unbounded preceding and unbounded following if you want to take the rows</w:t>
+        <w:t xml:space="preserve">Summation functions such as sum, first, </w:t>
+      </w:r>
+      <w:proofErr w:type="spellStart"/>
+      <w:r>
+        <w:t>avg</w:t>
+      </w:r>
+      <w:proofErr w:type="spellEnd"/>
+      <w:r>
+        <w:t xml:space="preserve">, last are rolling functions by default which gives you a summation of value from first row to current row. </w:t>
+      </w:r>
+      <w:proofErr w:type="gramStart"/>
+      <w:r>
+        <w:t>Thus</w:t>
+      </w:r>
+      <w:proofErr w:type="gramEnd"/>
+      <w:r>
+        <w:t xml:space="preserve"> you </w:t>
+      </w:r>
+      <w:proofErr w:type="gramStart"/>
+      <w:r>
+        <w:t>have to</w:t>
+      </w:r>
+      <w:proofErr w:type="gramEnd"/>
+      <w:r>
+        <w:t xml:space="preserve"> forcefully add in Rows between unbounded preceding and unbounded following if you want to take the rows</w:t>
       </w:r>
     </w:p>
     <w:p>
@@ -10676,7 +12796,23 @@
         </w:numPr>
       </w:pPr>
       <w:r>
-        <w:t>Window function for percentile – Percent_rank()</w:t>
+        <w:t xml:space="preserve">Window function for percentile – </w:t>
+      </w:r>
+      <w:proofErr w:type="spellStart"/>
+      <w:r>
+        <w:t>Percent_</w:t>
+      </w:r>
+      <w:proofErr w:type="gramStart"/>
+      <w:r>
+        <w:t>rank</w:t>
+      </w:r>
+      <w:proofErr w:type="spellEnd"/>
+      <w:r>
+        <w:t>(</w:t>
+      </w:r>
+      <w:proofErr w:type="gramEnd"/>
+      <w:r>
+        <w:t>)</w:t>
       </w:r>
     </w:p>
     <w:p>
@@ -10688,7 +12824,23 @@
         </w:numPr>
       </w:pPr>
       <w:r>
-        <w:t>Syntax: Percent_rank() over (partition by &lt;&lt;&gt;&gt; order by &lt;&lt;&gt;&gt;)</w:t>
+        <w:t xml:space="preserve">Syntax: </w:t>
+      </w:r>
+      <w:proofErr w:type="spellStart"/>
+      <w:r>
+        <w:t>Percent_</w:t>
+      </w:r>
+      <w:proofErr w:type="gramStart"/>
+      <w:r>
+        <w:t>rank</w:t>
+      </w:r>
+      <w:proofErr w:type="spellEnd"/>
+      <w:r>
+        <w:t>(</w:t>
+      </w:r>
+      <w:proofErr w:type="gramEnd"/>
+      <w:r>
+        <w:t>) over (partition by &lt;&lt;&gt;&gt; order by &lt;&lt;&gt;&gt;)</w:t>
       </w:r>
     </w:p>
     <w:p/>
@@ -10906,7 +13058,6 @@
                 <w:b/>
                 <w:bCs/>
               </w:rPr>
-              <w:lastRenderedPageBreak/>
               <w:t>GROUP BY</w:t>
             </w:r>
           </w:p>
@@ -10931,7 +13082,23 @@
           </w:tcPr>
           <w:p>
             <w:r>
-              <w:t>Groups all records by CustomerID.</w:t>
+              <w:t xml:space="preserve">Groups all </w:t>
+            </w:r>
+            <w:proofErr w:type="gramStart"/>
+            <w:r>
+              <w:t>records</w:t>
+            </w:r>
+            <w:proofErr w:type="gramEnd"/>
+            <w:r>
+              <w:t xml:space="preserve"> by </w:t>
+            </w:r>
+            <w:proofErr w:type="spellStart"/>
+            <w:r>
+              <w:t>CustomerID</w:t>
+            </w:r>
+            <w:proofErr w:type="spellEnd"/>
+            <w:r>
+              <w:t>.</w:t>
             </w:r>
           </w:p>
         </w:tc>
@@ -11093,7 +13260,15 @@
           </w:tcPr>
           <w:p>
             <w:r>
-              <w:t>Specifies the final output columns: CustomerID and SUM(Amount).</w:t>
+              <w:t xml:space="preserve">Specifies the final output columns: </w:t>
+            </w:r>
+            <w:proofErr w:type="spellStart"/>
+            <w:r>
+              <w:t>CustomerID</w:t>
+            </w:r>
+            <w:proofErr w:type="spellEnd"/>
+            <w:r>
+              <w:t xml:space="preserve"> and SUM(Amount).</w:t>
             </w:r>
           </w:p>
         </w:tc>
@@ -11162,7 +13337,20 @@
         </w:numPr>
       </w:pPr>
       <w:r>
-        <w:t>Select instr(“hello hi”, “hi”)</w:t>
+        <w:t xml:space="preserve">Select </w:t>
+      </w:r>
+      <w:proofErr w:type="spellStart"/>
+      <w:proofErr w:type="gramStart"/>
+      <w:r>
+        <w:t>instr</w:t>
+      </w:r>
+      <w:proofErr w:type="spellEnd"/>
+      <w:r>
+        <w:t>(</w:t>
+      </w:r>
+      <w:proofErr w:type="gramEnd"/>
+      <w:r>
+        <w:t>“hello hi”, “hi”)</w:t>
       </w:r>
     </w:p>
     <w:p>
@@ -11173,9 +13361,20 @@
           <w:numId w:val="24"/>
         </w:numPr>
       </w:pPr>
-      <w:r>
-        <w:t>Substr – select substr</w:t>
-      </w:r>
+      <w:proofErr w:type="spellStart"/>
+      <w:r>
+        <w:lastRenderedPageBreak/>
+        <w:t>Substr</w:t>
+      </w:r>
+      <w:proofErr w:type="spellEnd"/>
+      <w:r>
+        <w:t xml:space="preserve"> – select </w:t>
+      </w:r>
+      <w:proofErr w:type="spellStart"/>
+      <w:r>
+        <w:t>substr</w:t>
+      </w:r>
+      <w:proofErr w:type="spellEnd"/>
       <w:r>
         <w:t xml:space="preserve"> </w:t>
       </w:r>
@@ -11232,14 +13431,30 @@
           <w:b/>
           <w:bCs/>
         </w:rPr>
-        <w:t>Customer Life time value analysis using Beta Geometric Distribution:</w:t>
+        <w:t xml:space="preserve">Customer </w:t>
+      </w:r>
+      <w:proofErr w:type="gramStart"/>
+      <w:r>
+        <w:rPr>
+          <w:b/>
+          <w:bCs/>
+        </w:rPr>
+        <w:t>Life time</w:t>
+      </w:r>
+      <w:proofErr w:type="gramEnd"/>
+      <w:r>
+        <w:rPr>
+          <w:b/>
+          <w:bCs/>
+        </w:rPr>
+        <w:t xml:space="preserve"> value analysis using Beta Geometric Distribution:</w:t>
       </w:r>
     </w:p>
     <w:p>
       <w:r>
         <w:t xml:space="preserve">URL - </w:t>
       </w:r>
-      <w:hyperlink r:id="rId44" w:history="1">
+      <w:hyperlink r:id="rId47" w:history="1">
         <w:r>
           <w:rPr>
             <w:rStyle w:val="Hyperlink"/>
@@ -11252,7 +13467,7 @@
       <w:r>
         <w:t xml:space="preserve">Code - </w:t>
       </w:r>
-      <w:hyperlink r:id="rId45" w:history="1">
+      <w:hyperlink r:id="rId48" w:history="1">
         <w:r>
           <w:rPr>
             <w:rStyle w:val="Hyperlink"/>
@@ -11262,10 +13477,15 @@
       </w:hyperlink>
     </w:p>
     <w:p>
-      <w:r>
-        <w:t xml:space="preserve">Code  - </w:t>
-      </w:r>
-      <w:hyperlink r:id="rId46" w:history="1">
+      <w:proofErr w:type="gramStart"/>
+      <w:r>
+        <w:t>Code  -</w:t>
+      </w:r>
+      <w:proofErr w:type="gramEnd"/>
+      <w:r>
+        <w:t xml:space="preserve"> </w:t>
+      </w:r>
+      <w:hyperlink r:id="rId49" w:history="1">
         <w:r>
           <w:rPr>
             <w:rStyle w:val="Hyperlink"/>
@@ -11331,7 +13551,6 @@
         </w:numPr>
       </w:pPr>
       <w:r>
-        <w:lastRenderedPageBreak/>
         <w:t>The probability of inactivity will differ across customers</w:t>
       </w:r>
       <w:r>
@@ -11458,14 +13677,32 @@
       <w:r>
         <w:t xml:space="preserve">Code: </w:t>
       </w:r>
-      <w:r>
-        <w:t>bgf = BetaGeoFitter</w:t>
-      </w:r>
+      <w:proofErr w:type="spellStart"/>
+      <w:r>
+        <w:t>bgf</w:t>
+      </w:r>
+      <w:proofErr w:type="spellEnd"/>
+      <w:r>
+        <w:t xml:space="preserve"> = </w:t>
+      </w:r>
+      <w:proofErr w:type="spellStart"/>
+      <w:r>
+        <w:t>BetaGeoFitter</w:t>
+      </w:r>
+      <w:proofErr w:type="spellEnd"/>
       <w:r>
         <w:t xml:space="preserve"> </w:t>
       </w:r>
       <w:r>
-        <w:t>(penalizer_coef=0.0)</w:t>
+        <w:t>(</w:t>
+      </w:r>
+      <w:proofErr w:type="spellStart"/>
+      <w:r>
+        <w:t>penalizer_coef</w:t>
+      </w:r>
+      <w:proofErr w:type="spellEnd"/>
+      <w:r>
+        <w:t>=0.0)</w:t>
       </w:r>
     </w:p>
     <w:p>
@@ -11533,6 +13770,7 @@
     </w:p>
     <w:p>
       <w:r>
+        <w:lastRenderedPageBreak/>
         <w:t xml:space="preserve">This compares the model's predictions </w:t>
       </w:r>
       <w:r>
@@ -11683,7 +13921,15 @@
         <w:t>Method:</w:t>
       </w:r>
       <w:r>
-        <w:t xml:space="preserve"> Group customers by their observed recency ($t_x$), which is the time of their last purchase.</w:t>
+        <w:t xml:space="preserve"> Group customers by their observed recency ($</w:t>
+      </w:r>
+      <w:proofErr w:type="spellStart"/>
+      <w:r>
+        <w:t>t_x</w:t>
+      </w:r>
+      <w:proofErr w:type="spellEnd"/>
+      <w:r>
+        <w:t>$), which is the time of their last purchase.</w:t>
       </w:r>
     </w:p>
     <w:p>
@@ -11780,7 +14026,6 @@
           <w:b/>
           <w:bCs/>
         </w:rPr>
-        <w:lastRenderedPageBreak/>
         <w:t>Holdout/Calibration-Holdout Validation:</w:t>
       </w:r>
     </w:p>
@@ -11976,7 +14221,23 @@
         <w:t>7</w:t>
       </w:r>
       <w:r>
-        <w:t>$P(\text{Alive})$).</w:t>
+        <w:t>$P(\</w:t>
+      </w:r>
+      <w:proofErr w:type="gramStart"/>
+      <w:r>
+        <w:t>text{</w:t>
+      </w:r>
+      <w:proofErr w:type="gramEnd"/>
+      <w:r>
+        <w:t>Alive</w:t>
+      </w:r>
+      <w:proofErr w:type="gramStart"/>
+      <w:r>
+        <w:t>})$</w:t>
+      </w:r>
+      <w:proofErr w:type="gramEnd"/>
+      <w:r>
+        <w:t>).</w:t>
       </w:r>
       <w:r>
         <w:rPr>
@@ -12000,7 +14261,23 @@
         <w:t>Check:</w:t>
       </w:r>
       <w:r>
-        <w:t xml:space="preserve"> Examine the $P(\text{Alive})$ values for customers who were </w:t>
+        <w:t xml:space="preserve"> Examine the $P(\</w:t>
+      </w:r>
+      <w:proofErr w:type="gramStart"/>
+      <w:r>
+        <w:t>text{</w:t>
+      </w:r>
+      <w:proofErr w:type="gramEnd"/>
+      <w:r>
+        <w:t>Alive</w:t>
+      </w:r>
+      <w:proofErr w:type="gramStart"/>
+      <w:r>
+        <w:t>})$</w:t>
+      </w:r>
+      <w:proofErr w:type="gramEnd"/>
+      <w:r>
+        <w:t xml:space="preserve"> values for customers who were </w:t>
       </w:r>
       <w:r>
         <w:rPr>
@@ -12038,7 +14315,31 @@
         <w:t>Goal:</w:t>
       </w:r>
       <w:r>
-        <w:t xml:space="preserve"> The model should assign a significantly higher $P(\text{Alive})$ to customers who actually went on to buy in the holdout period than to those who did not.</w:t>
+        <w:t xml:space="preserve"> The model should assign a significantly higher $P(\</w:t>
+      </w:r>
+      <w:proofErr w:type="gramStart"/>
+      <w:r>
+        <w:t>text{</w:t>
+      </w:r>
+      <w:proofErr w:type="gramEnd"/>
+      <w:r>
+        <w:t>Alive</w:t>
+      </w:r>
+      <w:proofErr w:type="gramStart"/>
+      <w:r>
+        <w:t>})$</w:t>
+      </w:r>
+      <w:proofErr w:type="gramEnd"/>
+      <w:r>
+        <w:t xml:space="preserve"> to customers who </w:t>
+      </w:r>
+      <w:proofErr w:type="gramStart"/>
+      <w:r>
+        <w:t>actually went</w:t>
+      </w:r>
+      <w:proofErr w:type="gramEnd"/>
+      <w:r>
+        <w:t xml:space="preserve"> on to buy in the holdout period than to those who did not.</w:t>
       </w:r>
     </w:p>
     <w:p>
@@ -12053,6 +14354,7 @@
           <w:b/>
           <w:bCs/>
         </w:rPr>
+        <w:lastRenderedPageBreak/>
         <w:t>Posterior Predictive Checks (PPCs - A Bayesian Approach):</w:t>
       </w:r>
     </w:p>
@@ -12071,7 +14373,15 @@
         <w:t>Method:</w:t>
       </w:r>
       <w:r>
-        <w:t xml:space="preserve"> If you used a full Bayesian method (like MCMC/PyMC) to estimate the posterior distribution of </w:t>
+        <w:t xml:space="preserve"> If you used a full Bayesian method (like MCMC/</w:t>
+      </w:r>
+      <w:proofErr w:type="spellStart"/>
+      <w:r>
+        <w:t>PyMC</w:t>
+      </w:r>
+      <w:proofErr w:type="spellEnd"/>
+      <w:r>
+        <w:t xml:space="preserve">) to estimate the posterior distribution of </w:t>
       </w:r>
       <w:r>
         <w:rPr>
@@ -12080,7 +14390,15 @@
         <w:t>9</w:t>
       </w:r>
       <w:r>
-        <w:t>$r, \alpha, a, b$, you can use PPCs.</w:t>
+        <w:t xml:space="preserve">$r, \alpha, a, b$, you </w:t>
+      </w:r>
+      <w:proofErr w:type="gramStart"/>
+      <w:r>
+        <w:t>can</w:t>
+      </w:r>
+      <w:proofErr w:type="gramEnd"/>
+      <w:r>
+        <w:t xml:space="preserve"> use PPCs.</w:t>
       </w:r>
       <w:r>
         <w:rPr>
@@ -12226,8 +14544,21 @@
           <w:numId w:val="31"/>
         </w:numPr>
       </w:pPr>
-      <w:r>
-        <w:t>Date_add(&lt;&lt;start date&gt;&gt;, interval &lt;&lt;number&gt;&gt; &lt;&lt;unit&gt;&gt;)</w:t>
+      <w:proofErr w:type="spellStart"/>
+      <w:r>
+        <w:t>Date_</w:t>
+      </w:r>
+      <w:proofErr w:type="gramStart"/>
+      <w:r>
+        <w:t>add</w:t>
+      </w:r>
+      <w:proofErr w:type="spellEnd"/>
+      <w:r>
+        <w:t>(</w:t>
+      </w:r>
+      <w:proofErr w:type="gramEnd"/>
+      <w:r>
+        <w:t>&lt;&lt;start date&gt;&gt;, interval &lt;&lt;number&gt;&gt; &lt;&lt;unit&gt;&gt;)</w:t>
       </w:r>
     </w:p>
     <w:p>
@@ -12257,46 +14588,93 @@
           <w:i/>
           <w:iCs/>
         </w:rPr>
-        <w:t>select date_add(current_date(), interval 4 month)</w:t>
-      </w:r>
-    </w:p>
-    <w:p>
-      <w:pPr>
+        <w:t xml:space="preserve">select </w:t>
+      </w:r>
+      <w:proofErr w:type="spellStart"/>
+      <w:r>
         <w:rPr>
           <w:i/>
           <w:iCs/>
         </w:rPr>
-      </w:pPr>
+        <w:t>date_add</w:t>
+      </w:r>
+      <w:proofErr w:type="spellEnd"/>
       <w:r>
         <w:rPr>
           <w:i/>
           <w:iCs/>
         </w:rPr>
-        <w:t>the duration type could be day, month, quarter, hour, second etc</w:t>
-      </w:r>
-    </w:p>
-    <w:p>
-      <w:pPr>
+        <w:t>(</w:t>
+      </w:r>
+      <w:proofErr w:type="spellStart"/>
+      <w:r>
         <w:rPr>
           <w:i/>
           <w:iCs/>
         </w:rPr>
-      </w:pPr>
+        <w:t>current_</w:t>
+      </w:r>
+      <w:proofErr w:type="gramStart"/>
       <w:r>
         <w:rPr>
           <w:i/>
           <w:iCs/>
         </w:rPr>
-        <w:lastRenderedPageBreak/>
-        <w:t>The number can be negative if you want an earlier number</w:t>
-      </w:r>
-    </w:p>
-    <w:p>
-      <w:pPr>
+        <w:t>date</w:t>
+      </w:r>
+      <w:proofErr w:type="spellEnd"/>
+      <w:r>
         <w:rPr>
           <w:i/>
           <w:iCs/>
         </w:rPr>
+        <w:t>(</w:t>
+      </w:r>
+      <w:proofErr w:type="gramEnd"/>
+      <w:r>
+        <w:rPr>
+          <w:i/>
+          <w:iCs/>
+        </w:rPr>
+        <w:t>), interval 4 month)</w:t>
+      </w:r>
+    </w:p>
+    <w:p>
+      <w:pPr>
+        <w:rPr>
+          <w:i/>
+          <w:iCs/>
+        </w:rPr>
+      </w:pPr>
+      <w:r>
+        <w:rPr>
+          <w:i/>
+          <w:iCs/>
+        </w:rPr>
+        <w:t>the duration type could be day, month, quarter, hour, second etc</w:t>
+      </w:r>
+    </w:p>
+    <w:p>
+      <w:pPr>
+        <w:rPr>
+          <w:i/>
+          <w:iCs/>
+        </w:rPr>
+      </w:pPr>
+      <w:r>
+        <w:rPr>
+          <w:i/>
+          <w:iCs/>
+        </w:rPr>
+        <w:t>The number can be negative if you want an earlier number</w:t>
+      </w:r>
+    </w:p>
+    <w:p>
+      <w:pPr>
+        <w:rPr>
+          <w:i/>
+          <w:iCs/>
+        </w:rPr>
       </w:pPr>
     </w:p>
     <w:p>
@@ -12308,11 +14686,32 @@
         </w:numPr>
       </w:pPr>
       <w:r>
-        <w:t>Current Date – Current_Date()</w:t>
-      </w:r>
-      <w:r>
-        <w:t xml:space="preserve"> # only for mysql</w:t>
-      </w:r>
+        <w:t xml:space="preserve">Current Date – </w:t>
+      </w:r>
+      <w:proofErr w:type="spellStart"/>
+      <w:r>
+        <w:t>Current_</w:t>
+      </w:r>
+      <w:proofErr w:type="gramStart"/>
+      <w:r>
+        <w:t>Date</w:t>
+      </w:r>
+      <w:proofErr w:type="spellEnd"/>
+      <w:r>
+        <w:t>(</w:t>
+      </w:r>
+      <w:proofErr w:type="gramEnd"/>
+      <w:r>
+        <w:t>)</w:t>
+      </w:r>
+      <w:r>
+        <w:t xml:space="preserve"> # only for </w:t>
+      </w:r>
+      <w:proofErr w:type="spellStart"/>
+      <w:r>
+        <w:t>mysql</w:t>
+      </w:r>
+      <w:proofErr w:type="spellEnd"/>
     </w:p>
     <w:p>
       <w:pPr>
@@ -12323,7 +14722,23 @@
         </w:numPr>
       </w:pPr>
       <w:r>
-        <w:t>Current Time Stamp – Current_Timestamp()</w:t>
+        <w:t xml:space="preserve">Current Time Stamp – </w:t>
+      </w:r>
+      <w:proofErr w:type="spellStart"/>
+      <w:r>
+        <w:t>Current_</w:t>
+      </w:r>
+      <w:proofErr w:type="gramStart"/>
+      <w:r>
+        <w:t>Timestamp</w:t>
+      </w:r>
+      <w:proofErr w:type="spellEnd"/>
+      <w:r>
+        <w:t>(</w:t>
+      </w:r>
+      <w:proofErr w:type="gramEnd"/>
+      <w:r>
+        <w:t>)</w:t>
       </w:r>
     </w:p>
     <w:p>
@@ -12335,7 +14750,23 @@
         </w:numPr>
       </w:pPr>
       <w:r>
-        <w:t>Current Time – Current_time()</w:t>
+        <w:t xml:space="preserve">Current Time – </w:t>
+      </w:r>
+      <w:proofErr w:type="spellStart"/>
+      <w:r>
+        <w:t>Current_</w:t>
+      </w:r>
+      <w:proofErr w:type="gramStart"/>
+      <w:r>
+        <w:t>time</w:t>
+      </w:r>
+      <w:proofErr w:type="spellEnd"/>
+      <w:r>
+        <w:t>(</w:t>
+      </w:r>
+      <w:proofErr w:type="gramEnd"/>
+      <w:r>
+        <w:t>)</w:t>
       </w:r>
     </w:p>
     <w:p>
@@ -12359,7 +14790,23 @@
         </w:numPr>
       </w:pPr>
       <w:r>
-        <w:t>Date – Date(current_timestamp())</w:t>
+        <w:t>Date – Date(</w:t>
+      </w:r>
+      <w:proofErr w:type="spellStart"/>
+      <w:r>
+        <w:t>current_</w:t>
+      </w:r>
+      <w:proofErr w:type="gramStart"/>
+      <w:r>
+        <w:t>timestamp</w:t>
+      </w:r>
+      <w:proofErr w:type="spellEnd"/>
+      <w:r>
+        <w:t>(</w:t>
+      </w:r>
+      <w:proofErr w:type="gramEnd"/>
+      <w:r>
+        <w:t>))</w:t>
       </w:r>
     </w:p>
     <w:p>
@@ -12371,7 +14818,23 @@
         </w:numPr>
       </w:pPr>
       <w:r>
-        <w:t>Quarter – quarter(current_timestamp())</w:t>
+        <w:t>Quarter – quarter(</w:t>
+      </w:r>
+      <w:proofErr w:type="spellStart"/>
+      <w:r>
+        <w:t>current_</w:t>
+      </w:r>
+      <w:proofErr w:type="gramStart"/>
+      <w:r>
+        <w:t>timestamp</w:t>
+      </w:r>
+      <w:proofErr w:type="spellEnd"/>
+      <w:r>
+        <w:t>(</w:t>
+      </w:r>
+      <w:proofErr w:type="gramEnd"/>
+      <w:r>
+        <w:t>))</w:t>
       </w:r>
     </w:p>
     <w:p>
@@ -12383,7 +14846,23 @@
         </w:numPr>
       </w:pPr>
       <w:r>
-        <w:t>Second – second(current_timestamp())</w:t>
+        <w:t>Second – second(</w:t>
+      </w:r>
+      <w:proofErr w:type="spellStart"/>
+      <w:r>
+        <w:t>current_</w:t>
+      </w:r>
+      <w:proofErr w:type="gramStart"/>
+      <w:r>
+        <w:t>timestamp</w:t>
+      </w:r>
+      <w:proofErr w:type="spellEnd"/>
+      <w:r>
+        <w:t>(</w:t>
+      </w:r>
+      <w:proofErr w:type="gramEnd"/>
+      <w:r>
+        <w:t>))</w:t>
       </w:r>
     </w:p>
     <w:p>
@@ -12395,7 +14874,23 @@
         </w:numPr>
       </w:pPr>
       <w:r>
-        <w:t>Day – day(current_timestamp())</w:t>
+        <w:t>Day – day(</w:t>
+      </w:r>
+      <w:proofErr w:type="spellStart"/>
+      <w:r>
+        <w:t>current_</w:t>
+      </w:r>
+      <w:proofErr w:type="gramStart"/>
+      <w:r>
+        <w:t>timestamp</w:t>
+      </w:r>
+      <w:proofErr w:type="spellEnd"/>
+      <w:r>
+        <w:t>(</w:t>
+      </w:r>
+      <w:proofErr w:type="gramEnd"/>
+      <w:r>
+        <w:t>))</w:t>
       </w:r>
     </w:p>
     <w:p>
@@ -12407,7 +14902,23 @@
         </w:numPr>
       </w:pPr>
       <w:r>
-        <w:t>Hour – hour(current_timestamp()))</w:t>
+        <w:t>Hour – hour(</w:t>
+      </w:r>
+      <w:proofErr w:type="spellStart"/>
+      <w:r>
+        <w:t>current_</w:t>
+      </w:r>
+      <w:proofErr w:type="gramStart"/>
+      <w:r>
+        <w:t>timestamp</w:t>
+      </w:r>
+      <w:proofErr w:type="spellEnd"/>
+      <w:r>
+        <w:t>(</w:t>
+      </w:r>
+      <w:proofErr w:type="gramEnd"/>
+      <w:r>
+        <w:t>)))</w:t>
       </w:r>
     </w:p>
     <w:p>
@@ -12419,7 +14930,23 @@
         </w:numPr>
       </w:pPr>
       <w:r>
-        <w:t>Month – month(current_timestamp()))</w:t>
+        <w:t>Month – month(</w:t>
+      </w:r>
+      <w:proofErr w:type="spellStart"/>
+      <w:r>
+        <w:t>current_</w:t>
+      </w:r>
+      <w:proofErr w:type="gramStart"/>
+      <w:r>
+        <w:t>timestamp</w:t>
+      </w:r>
+      <w:proofErr w:type="spellEnd"/>
+      <w:r>
+        <w:t>(</w:t>
+      </w:r>
+      <w:proofErr w:type="gramEnd"/>
+      <w:r>
+        <w:t>)))</w:t>
       </w:r>
     </w:p>
     <w:p>
@@ -12431,7 +14958,23 @@
         </w:numPr>
       </w:pPr>
       <w:r>
-        <w:t>Year – year(current_timestamp()))</w:t>
+        <w:t>Year – year(</w:t>
+      </w:r>
+      <w:proofErr w:type="spellStart"/>
+      <w:r>
+        <w:t>current_</w:t>
+      </w:r>
+      <w:proofErr w:type="gramStart"/>
+      <w:r>
+        <w:t>timestamp</w:t>
+      </w:r>
+      <w:proofErr w:type="spellEnd"/>
+      <w:r>
+        <w:t>(</w:t>
+      </w:r>
+      <w:proofErr w:type="gramEnd"/>
+      <w:r>
+        <w:t>)))</w:t>
       </w:r>
     </w:p>
     <w:p>
@@ -12443,7 +14986,23 @@
         </w:numPr>
       </w:pPr>
       <w:r>
-        <w:t>Week – week(current_timestamp()))</w:t>
+        <w:t>Week – week(</w:t>
+      </w:r>
+      <w:proofErr w:type="spellStart"/>
+      <w:r>
+        <w:t>current_</w:t>
+      </w:r>
+      <w:proofErr w:type="gramStart"/>
+      <w:r>
+        <w:t>timestamp</w:t>
+      </w:r>
+      <w:proofErr w:type="spellEnd"/>
+      <w:r>
+        <w:t>(</w:t>
+      </w:r>
+      <w:proofErr w:type="gramEnd"/>
+      <w:r>
+        <w:t>)))</w:t>
       </w:r>
     </w:p>
     <w:p>
@@ -12455,7 +15014,31 @@
         </w:numPr>
       </w:pPr>
       <w:r>
-        <w:t>Day Name – dayname (current_timestamp())</w:t>
+        <w:t xml:space="preserve">Day Name – </w:t>
+      </w:r>
+      <w:proofErr w:type="spellStart"/>
+      <w:r>
+        <w:t>dayname</w:t>
+      </w:r>
+      <w:proofErr w:type="spellEnd"/>
+      <w:r>
+        <w:t xml:space="preserve"> (</w:t>
+      </w:r>
+      <w:proofErr w:type="spellStart"/>
+      <w:r>
+        <w:t>current_</w:t>
+      </w:r>
+      <w:proofErr w:type="gramStart"/>
+      <w:r>
+        <w:t>timestamp</w:t>
+      </w:r>
+      <w:proofErr w:type="spellEnd"/>
+      <w:r>
+        <w:t>(</w:t>
+      </w:r>
+      <w:proofErr w:type="gramEnd"/>
+      <w:r>
+        <w:t>))</w:t>
       </w:r>
     </w:p>
     <w:p>
@@ -12467,10 +15050,47 @@
         </w:numPr>
       </w:pPr>
       <w:r>
-        <w:t xml:space="preserve">Weekday – weekday(current_timestamp()), </w:t>
-      </w:r>
-      <w:r>
-        <w:t>dayname(current_date())</w:t>
+        <w:t>Weekday – weekday(</w:t>
+      </w:r>
+      <w:proofErr w:type="spellStart"/>
+      <w:r>
+        <w:t>current_</w:t>
+      </w:r>
+      <w:proofErr w:type="gramStart"/>
+      <w:r>
+        <w:t>timestamp</w:t>
+      </w:r>
+      <w:proofErr w:type="spellEnd"/>
+      <w:r>
+        <w:t>(</w:t>
+      </w:r>
+      <w:proofErr w:type="gramEnd"/>
+      <w:r>
+        <w:t xml:space="preserve">)), </w:t>
+      </w:r>
+      <w:proofErr w:type="spellStart"/>
+      <w:r>
+        <w:t>dayname</w:t>
+      </w:r>
+      <w:proofErr w:type="spellEnd"/>
+      <w:r>
+        <w:t>(</w:t>
+      </w:r>
+      <w:proofErr w:type="spellStart"/>
+      <w:r>
+        <w:t>current_</w:t>
+      </w:r>
+      <w:proofErr w:type="gramStart"/>
+      <w:r>
+        <w:t>date</w:t>
+      </w:r>
+      <w:proofErr w:type="spellEnd"/>
+      <w:r>
+        <w:t>(</w:t>
+      </w:r>
+      <w:proofErr w:type="gramEnd"/>
+      <w:r>
+        <w:t>))</w:t>
       </w:r>
     </w:p>
     <w:p>
@@ -12493,8 +15113,39 @@
           <w:numId w:val="31"/>
         </w:numPr>
       </w:pPr>
-      <w:r>
-        <w:t>Datediff – dateDiff(start_date, end_date)</w:t>
+      <w:proofErr w:type="spellStart"/>
+      <w:r>
+        <w:t>Datediff</w:t>
+      </w:r>
+      <w:proofErr w:type="spellEnd"/>
+      <w:r>
+        <w:t xml:space="preserve"> – </w:t>
+      </w:r>
+      <w:proofErr w:type="spellStart"/>
+      <w:proofErr w:type="gramStart"/>
+      <w:r>
+        <w:t>dateDiff</w:t>
+      </w:r>
+      <w:proofErr w:type="spellEnd"/>
+      <w:r>
+        <w:t>(</w:t>
+      </w:r>
+      <w:proofErr w:type="spellStart"/>
+      <w:proofErr w:type="gramEnd"/>
+      <w:r>
+        <w:t>start_date</w:t>
+      </w:r>
+      <w:proofErr w:type="spellEnd"/>
+      <w:r>
+        <w:t xml:space="preserve">, </w:t>
+      </w:r>
+      <w:proofErr w:type="spellStart"/>
+      <w:r>
+        <w:t>end_date</w:t>
+      </w:r>
+      <w:proofErr w:type="spellEnd"/>
+      <w:r>
+        <w:t>)</w:t>
       </w:r>
     </w:p>
     <w:p/>
@@ -12510,22 +15161,119 @@
           <w:i/>
           <w:iCs/>
         </w:rPr>
-        <w:t xml:space="preserve">select datediff(date_add(current_date(), interval 4 month), </w:t>
-      </w:r>
-    </w:p>
-    <w:p>
-      <w:pPr>
+        <w:lastRenderedPageBreak/>
+        <w:t xml:space="preserve">select </w:t>
+      </w:r>
+      <w:proofErr w:type="spellStart"/>
+      <w:r>
         <w:rPr>
           <w:i/>
           <w:iCs/>
         </w:rPr>
-      </w:pPr>
+        <w:t>datediff</w:t>
+      </w:r>
+      <w:proofErr w:type="spellEnd"/>
       <w:r>
         <w:rPr>
           <w:i/>
           <w:iCs/>
         </w:rPr>
-        <w:t xml:space="preserve">                current_date()) --only returns the different in days</w:t>
+        <w:t>(</w:t>
+      </w:r>
+      <w:proofErr w:type="spellStart"/>
+      <w:r>
+        <w:rPr>
+          <w:i/>
+          <w:iCs/>
+        </w:rPr>
+        <w:t>date_add</w:t>
+      </w:r>
+      <w:proofErr w:type="spellEnd"/>
+      <w:r>
+        <w:rPr>
+          <w:i/>
+          <w:iCs/>
+        </w:rPr>
+        <w:t>(</w:t>
+      </w:r>
+      <w:proofErr w:type="spellStart"/>
+      <w:r>
+        <w:rPr>
+          <w:i/>
+          <w:iCs/>
+        </w:rPr>
+        <w:t>current_</w:t>
+      </w:r>
+      <w:proofErr w:type="gramStart"/>
+      <w:r>
+        <w:rPr>
+          <w:i/>
+          <w:iCs/>
+        </w:rPr>
+        <w:t>date</w:t>
+      </w:r>
+      <w:proofErr w:type="spellEnd"/>
+      <w:r>
+        <w:rPr>
+          <w:i/>
+          <w:iCs/>
+        </w:rPr>
+        <w:t>(</w:t>
+      </w:r>
+      <w:proofErr w:type="gramEnd"/>
+      <w:r>
+        <w:rPr>
+          <w:i/>
+          <w:iCs/>
+        </w:rPr>
+        <w:t xml:space="preserve">), interval 4 month), </w:t>
+      </w:r>
+    </w:p>
+    <w:p>
+      <w:pPr>
+        <w:rPr>
+          <w:i/>
+          <w:iCs/>
+        </w:rPr>
+      </w:pPr>
+      <w:r>
+        <w:rPr>
+          <w:i/>
+          <w:iCs/>
+        </w:rPr>
+        <w:t xml:space="preserve">                </w:t>
+      </w:r>
+      <w:proofErr w:type="spellStart"/>
+      <w:r>
+        <w:rPr>
+          <w:i/>
+          <w:iCs/>
+        </w:rPr>
+        <w:t>current_</w:t>
+      </w:r>
+      <w:proofErr w:type="gramStart"/>
+      <w:r>
+        <w:rPr>
+          <w:i/>
+          <w:iCs/>
+        </w:rPr>
+        <w:t>date</w:t>
+      </w:r>
+      <w:proofErr w:type="spellEnd"/>
+      <w:r>
+        <w:rPr>
+          <w:i/>
+          <w:iCs/>
+        </w:rPr>
+        <w:t>(</w:t>
+      </w:r>
+      <w:proofErr w:type="gramEnd"/>
+      <w:r>
+        <w:rPr>
+          <w:i/>
+          <w:iCs/>
+        </w:rPr>
+        <w:t>)) --only returns the different in days</w:t>
       </w:r>
     </w:p>
     <w:p/>
@@ -12537,17 +15285,42 @@
           <w:numId w:val="31"/>
         </w:numPr>
       </w:pPr>
+      <w:proofErr w:type="spellStart"/>
       <w:r>
         <w:t>Timestampdiff</w:t>
       </w:r>
+      <w:proofErr w:type="spellEnd"/>
       <w:r>
         <w:t xml:space="preserve"> – </w:t>
       </w:r>
+      <w:proofErr w:type="spellStart"/>
+      <w:proofErr w:type="gramStart"/>
       <w:r>
         <w:t>timestampdiff</w:t>
       </w:r>
-      <w:r>
-        <w:t>(unit, start_date, end_date)</w:t>
+      <w:proofErr w:type="spellEnd"/>
+      <w:r>
+        <w:t>(</w:t>
+      </w:r>
+      <w:proofErr w:type="gramEnd"/>
+      <w:r>
+        <w:t xml:space="preserve">unit, </w:t>
+      </w:r>
+      <w:proofErr w:type="spellStart"/>
+      <w:r>
+        <w:t>start_date</w:t>
+      </w:r>
+      <w:proofErr w:type="spellEnd"/>
+      <w:r>
+        <w:t xml:space="preserve">, </w:t>
+      </w:r>
+      <w:proofErr w:type="spellStart"/>
+      <w:r>
+        <w:t>end_date</w:t>
+      </w:r>
+      <w:proofErr w:type="spellEnd"/>
+      <w:r>
+        <w:t>)</w:t>
       </w:r>
     </w:p>
     <w:p>
@@ -12567,7 +15340,64 @@
           <w:i/>
           <w:iCs/>
         </w:rPr>
-        <w:t>select timestampdiff(second, &lt;&lt;start_date&gt;&gt;, &lt;&lt;end_date&gt;&gt;)</w:t>
+        <w:t xml:space="preserve">select </w:t>
+      </w:r>
+      <w:proofErr w:type="spellStart"/>
+      <w:proofErr w:type="gramStart"/>
+      <w:r>
+        <w:rPr>
+          <w:i/>
+          <w:iCs/>
+        </w:rPr>
+        <w:t>timestampdiff</w:t>
+      </w:r>
+      <w:proofErr w:type="spellEnd"/>
+      <w:r>
+        <w:rPr>
+          <w:i/>
+          <w:iCs/>
+        </w:rPr>
+        <w:t>(</w:t>
+      </w:r>
+      <w:proofErr w:type="gramEnd"/>
+      <w:r>
+        <w:rPr>
+          <w:i/>
+          <w:iCs/>
+        </w:rPr>
+        <w:t>second, &lt;&lt;</w:t>
+      </w:r>
+      <w:proofErr w:type="spellStart"/>
+      <w:r>
+        <w:rPr>
+          <w:i/>
+          <w:iCs/>
+        </w:rPr>
+        <w:t>start_date</w:t>
+      </w:r>
+      <w:proofErr w:type="spellEnd"/>
+      <w:r>
+        <w:rPr>
+          <w:i/>
+          <w:iCs/>
+        </w:rPr>
+        <w:t>&gt;&gt;, &lt;&lt;</w:t>
+      </w:r>
+      <w:proofErr w:type="spellStart"/>
+      <w:r>
+        <w:rPr>
+          <w:i/>
+          <w:iCs/>
+        </w:rPr>
+        <w:t>end_date</w:t>
+      </w:r>
+      <w:proofErr w:type="spellEnd"/>
+      <w:r>
+        <w:rPr>
+          <w:i/>
+          <w:iCs/>
+        </w:rPr>
+        <w:t>&gt;&gt;)</w:t>
       </w:r>
     </w:p>
     <w:p/>
@@ -12580,7 +15410,23 @@
         </w:numPr>
       </w:pPr>
       <w:r>
-        <w:t>Format date – Date_format(“</w:t>
+        <w:t xml:space="preserve">Format date – </w:t>
+      </w:r>
+      <w:proofErr w:type="spellStart"/>
+      <w:r>
+        <w:t>Date_</w:t>
+      </w:r>
+      <w:proofErr w:type="gramStart"/>
+      <w:r>
+        <w:t>format</w:t>
+      </w:r>
+      <w:proofErr w:type="spellEnd"/>
+      <w:r>
+        <w:t>(</w:t>
+      </w:r>
+      <w:proofErr w:type="gramEnd"/>
+      <w:r>
+        <w:t>“</w:t>
       </w:r>
       <w:r>
         <w:t>"2017-06-15", "%M %d %Y")</w:t>
@@ -12602,7 +15448,55 @@
           <w:i/>
           <w:iCs/>
         </w:rPr>
-        <w:t>select date_format(current_date(), "%Y-%d-%m")</w:t>
+        <w:t xml:space="preserve">select </w:t>
+      </w:r>
+      <w:proofErr w:type="spellStart"/>
+      <w:r>
+        <w:rPr>
+          <w:i/>
+          <w:iCs/>
+        </w:rPr>
+        <w:t>date_format</w:t>
+      </w:r>
+      <w:proofErr w:type="spellEnd"/>
+      <w:r>
+        <w:rPr>
+          <w:i/>
+          <w:iCs/>
+        </w:rPr>
+        <w:t>(</w:t>
+      </w:r>
+      <w:proofErr w:type="spellStart"/>
+      <w:r>
+        <w:rPr>
+          <w:i/>
+          <w:iCs/>
+        </w:rPr>
+        <w:t>current_</w:t>
+      </w:r>
+      <w:proofErr w:type="gramStart"/>
+      <w:r>
+        <w:rPr>
+          <w:i/>
+          <w:iCs/>
+        </w:rPr>
+        <w:t>date</w:t>
+      </w:r>
+      <w:proofErr w:type="spellEnd"/>
+      <w:r>
+        <w:rPr>
+          <w:i/>
+          <w:iCs/>
+        </w:rPr>
+        <w:t>(</w:t>
+      </w:r>
+      <w:proofErr w:type="gramEnd"/>
+      <w:r>
+        <w:rPr>
+          <w:i/>
+          <w:iCs/>
+        </w:rPr>
+        <w:t>), "%Y-%d-%m")</w:t>
       </w:r>
     </w:p>
     <w:p/>
@@ -12615,7 +15509,23 @@
         </w:numPr>
       </w:pPr>
       <w:r>
-        <w:t>Convert a string of a specific format to date – str_to_date(“2025-04-04”,”%Y-%m-%d”)</w:t>
+        <w:t xml:space="preserve">Convert a string of a specific format to date – </w:t>
+      </w:r>
+      <w:proofErr w:type="spellStart"/>
+      <w:r>
+        <w:t>str_to_date</w:t>
+      </w:r>
+      <w:proofErr w:type="spellEnd"/>
+      <w:r>
+        <w:t>(“2025-04-04”</w:t>
+      </w:r>
+      <w:proofErr w:type="gramStart"/>
+      <w:r>
+        <w:t>,”%</w:t>
+      </w:r>
+      <w:proofErr w:type="gramEnd"/>
+      <w:r>
+        <w:t>Y-%m-%d”)</w:t>
       </w:r>
     </w:p>
     <w:p>
@@ -12638,52 +15548,124 @@
           <w:i/>
           <w:iCs/>
         </w:rPr>
-        <w:t>select str_to_date(</w:t>
-      </w:r>
-    </w:p>
-    <w:p>
-      <w:pPr>
+        <w:t xml:space="preserve">select </w:t>
+      </w:r>
+      <w:proofErr w:type="spellStart"/>
+      <w:r>
         <w:rPr>
           <w:i/>
           <w:iCs/>
         </w:rPr>
-      </w:pPr>
+        <w:t>str_to_</w:t>
+      </w:r>
+      <w:proofErr w:type="gramStart"/>
       <w:r>
         <w:rPr>
           <w:i/>
           <w:iCs/>
         </w:rPr>
-        <w:t xml:space="preserve">        date_format(current_date(), '%d-%m-%Y'), </w:t>
-      </w:r>
-    </w:p>
-    <w:p>
-      <w:pPr>
+        <w:t>date</w:t>
+      </w:r>
+      <w:proofErr w:type="spellEnd"/>
+      <w:r>
         <w:rPr>
           <w:i/>
           <w:iCs/>
         </w:rPr>
-      </w:pPr>
-      <w:r>
+        <w:t>(</w:t>
+      </w:r>
+      <w:proofErr w:type="gramEnd"/>
+    </w:p>
+    <w:p>
+      <w:pPr>
         <w:rPr>
           <w:i/>
           <w:iCs/>
         </w:rPr>
-        <w:t xml:space="preserve">        '%s'</w:t>
-      </w:r>
-    </w:p>
-    <w:p>
-      <w:pPr>
+      </w:pPr>
+      <w:r>
         <w:rPr>
           <w:i/>
           <w:iCs/>
         </w:rPr>
-      </w:pPr>
+        <w:t xml:space="preserve">        </w:t>
+      </w:r>
+      <w:proofErr w:type="spellStart"/>
       <w:r>
         <w:rPr>
           <w:i/>
           <w:iCs/>
         </w:rPr>
-        <w:lastRenderedPageBreak/>
+        <w:t>date_format</w:t>
+      </w:r>
+      <w:proofErr w:type="spellEnd"/>
+      <w:r>
+        <w:rPr>
+          <w:i/>
+          <w:iCs/>
+        </w:rPr>
+        <w:t>(</w:t>
+      </w:r>
+      <w:proofErr w:type="spellStart"/>
+      <w:r>
+        <w:rPr>
+          <w:i/>
+          <w:iCs/>
+        </w:rPr>
+        <w:t>current_</w:t>
+      </w:r>
+      <w:proofErr w:type="gramStart"/>
+      <w:r>
+        <w:rPr>
+          <w:i/>
+          <w:iCs/>
+        </w:rPr>
+        <w:t>date</w:t>
+      </w:r>
+      <w:proofErr w:type="spellEnd"/>
+      <w:r>
+        <w:rPr>
+          <w:i/>
+          <w:iCs/>
+        </w:rPr>
+        <w:t>(</w:t>
+      </w:r>
+      <w:proofErr w:type="gramEnd"/>
+      <w:r>
+        <w:rPr>
+          <w:i/>
+          <w:iCs/>
+        </w:rPr>
+        <w:t xml:space="preserve">), '%d-%m-%Y'), </w:t>
+      </w:r>
+    </w:p>
+    <w:p>
+      <w:pPr>
+        <w:rPr>
+          <w:i/>
+          <w:iCs/>
+        </w:rPr>
+      </w:pPr>
+      <w:r>
+        <w:rPr>
+          <w:i/>
+          <w:iCs/>
+        </w:rPr>
+        <w:t xml:space="preserve">        '%s'</w:t>
+      </w:r>
+    </w:p>
+    <w:p>
+      <w:pPr>
+        <w:rPr>
+          <w:i/>
+          <w:iCs/>
+        </w:rPr>
+      </w:pPr>
+      <w:r>
+        <w:rPr>
+          <w:i/>
+          <w:iCs/>
+        </w:rPr>
         <w:t xml:space="preserve">    )</w:t>
       </w:r>
     </w:p>
@@ -12823,6 +15805,7 @@
         </w:numPr>
       </w:pPr>
       <w:r>
+        <w:lastRenderedPageBreak/>
         <w:t>%h: Hour (01-12)</w:t>
       </w:r>
     </w:p>
@@ -12845,7 +15828,15 @@
         </w:numPr>
       </w:pPr>
       <w:r>
-        <w:t>%i: Minutes (00-59)</w:t>
+        <w:t>%</w:t>
+      </w:r>
+      <w:proofErr w:type="spellStart"/>
+      <w:r>
+        <w:t>i</w:t>
+      </w:r>
+      <w:proofErr w:type="spellEnd"/>
+      <w:r>
+        <w:t>: Minutes (00-59)</w:t>
       </w:r>
     </w:p>
     <w:p>
@@ -12895,7 +15886,15 @@
         </w:numPr>
       </w:pPr>
       <w:r>
-        <w:t>String Length – length(&lt;&lt;str name&gt;&gt;)</w:t>
+        <w:t xml:space="preserve">String Length – </w:t>
+      </w:r>
+      <w:proofErr w:type="gramStart"/>
+      <w:r>
+        <w:t>length(</w:t>
+      </w:r>
+      <w:proofErr w:type="gramEnd"/>
+      <w:r>
+        <w:t>&lt;&lt;str name&gt;&gt;)</w:t>
       </w:r>
     </w:p>
     <w:p>
@@ -12918,8 +15917,21 @@
           <w:numId w:val="32"/>
         </w:numPr>
       </w:pPr>
-      <w:r>
-        <w:t>Ltrim/rtrim – to remove zeroes from both the side</w:t>
+      <w:proofErr w:type="spellStart"/>
+      <w:r>
+        <w:t>Ltrim</w:t>
+      </w:r>
+      <w:proofErr w:type="spellEnd"/>
+      <w:r>
+        <w:t>/</w:t>
+      </w:r>
+      <w:proofErr w:type="spellStart"/>
+      <w:r>
+        <w:t>rtrim</w:t>
+      </w:r>
+      <w:proofErr w:type="spellEnd"/>
+      <w:r>
+        <w:t xml:space="preserve"> – to remove zeroes from both the side</w:t>
       </w:r>
     </w:p>
     <w:p>
@@ -12942,8 +15954,21 @@
           <w:numId w:val="32"/>
         </w:numPr>
       </w:pPr>
-      <w:r>
-        <w:t xml:space="preserve">Substr – substr (string, start index, </w:t>
+      <w:proofErr w:type="spellStart"/>
+      <w:r>
+        <w:t>Substr</w:t>
+      </w:r>
+      <w:proofErr w:type="spellEnd"/>
+      <w:r>
+        <w:t xml:space="preserve"> – </w:t>
+      </w:r>
+      <w:proofErr w:type="spellStart"/>
+      <w:r>
+        <w:t>substr</w:t>
+      </w:r>
+      <w:proofErr w:type="spellEnd"/>
+      <w:r>
+        <w:t xml:space="preserve"> (string, start index, </w:t>
       </w:r>
       <w:r>
         <w:t>number of characters</w:t>
@@ -12966,8 +15991,13 @@
           <w:numId w:val="32"/>
         </w:numPr>
       </w:pPr>
-      <w:r>
-        <w:t>Strcmp (first text, other text)</w:t>
+      <w:proofErr w:type="spellStart"/>
+      <w:r>
+        <w:t>Strcmp</w:t>
+      </w:r>
+      <w:proofErr w:type="spellEnd"/>
+      <w:r>
+        <w:t xml:space="preserve"> (first text, other text)</w:t>
       </w:r>
     </w:p>
     <w:p>
@@ -12996,8 +16026,21 @@
           <w:numId w:val="32"/>
         </w:numPr>
       </w:pPr>
-      <w:r>
-        <w:t xml:space="preserve">Instr – Instr (string, substring) </w:t>
+      <w:proofErr w:type="spellStart"/>
+      <w:r>
+        <w:t>Instr</w:t>
+      </w:r>
+      <w:proofErr w:type="spellEnd"/>
+      <w:r>
+        <w:t xml:space="preserve"> – </w:t>
+      </w:r>
+      <w:proofErr w:type="spellStart"/>
+      <w:r>
+        <w:t>Instr</w:t>
+      </w:r>
+      <w:proofErr w:type="spellEnd"/>
+      <w:r>
+        <w:t xml:space="preserve"> (string, substring) </w:t>
       </w:r>
     </w:p>
     <w:p/>
@@ -13020,14 +16063,21 @@
     </w:p>
     <w:p>
       <w:r>
-        <w:lastRenderedPageBreak/>
         <w:t>create table students (</w:t>
       </w:r>
     </w:p>
     <w:p>
       <w:r>
         <w:tab/>
-        <w:t xml:space="preserve">name varchar(20) not null, --not null cannot be used in constraints </w:t>
+        <w:t xml:space="preserve">name </w:t>
+      </w:r>
+      <w:proofErr w:type="gramStart"/>
+      <w:r>
+        <w:t>varchar(</w:t>
+      </w:r>
+      <w:proofErr w:type="gramEnd"/>
+      <w:r>
+        <w:t xml:space="preserve">20) not null, --not null cannot be used in constraints </w:t>
       </w:r>
     </w:p>
     <w:p>
@@ -13036,7 +16086,22 @@
       </w:r>
       <w:r>
         <w:tab/>
-        <w:t>student_id varchar(10),</w:t>
+      </w:r>
+      <w:proofErr w:type="spellStart"/>
+      <w:r>
+        <w:t>student_id</w:t>
+      </w:r>
+      <w:proofErr w:type="spellEnd"/>
+      <w:r>
+        <w:t xml:space="preserve"> </w:t>
+      </w:r>
+      <w:proofErr w:type="gramStart"/>
+      <w:r>
+        <w:t>varchar(</w:t>
+      </w:r>
+      <w:proofErr w:type="gramEnd"/>
+      <w:r>
+        <w:t>10),</w:t>
       </w:r>
     </w:p>
     <w:p>
@@ -13045,7 +16110,30 @@
       </w:r>
       <w:r>
         <w:tab/>
-        <w:t>class_id varchar(10) primary key, --constraints primary key(class_id)</w:t>
+      </w:r>
+      <w:proofErr w:type="spellStart"/>
+      <w:r>
+        <w:t>class_id</w:t>
+      </w:r>
+      <w:proofErr w:type="spellEnd"/>
+      <w:r>
+        <w:t xml:space="preserve"> </w:t>
+      </w:r>
+      <w:proofErr w:type="gramStart"/>
+      <w:r>
+        <w:t>varchar(</w:t>
+      </w:r>
+      <w:proofErr w:type="gramEnd"/>
+      <w:r>
+        <w:t>10) primary key, --constraints primary key(</w:t>
+      </w:r>
+      <w:proofErr w:type="spellStart"/>
+      <w:r>
+        <w:t>class_id</w:t>
+      </w:r>
+      <w:proofErr w:type="spellEnd"/>
+      <w:r>
+        <w:t>)</w:t>
       </w:r>
     </w:p>
     <w:p>
@@ -13054,7 +16142,15 @@
       </w:r>
       <w:r>
         <w:tab/>
-        <w:t>numbers int check (numbers &gt; 0), --constraints check(number &gt; 0)</w:t>
+        <w:t xml:space="preserve">numbers int check (numbers &gt; 0), --constraints </w:t>
+      </w:r>
+      <w:proofErr w:type="gramStart"/>
+      <w:r>
+        <w:t>check(</w:t>
+      </w:r>
+      <w:proofErr w:type="gramEnd"/>
+      <w:r>
+        <w:t>number &gt; 0)</w:t>
       </w:r>
     </w:p>
     <w:p>
@@ -13063,7 +16159,15 @@
       </w:r>
       <w:r>
         <w:tab/>
-        <w:t xml:space="preserve">constraint unique(student_id), </w:t>
+        <w:t>constraint unique(</w:t>
+      </w:r>
+      <w:proofErr w:type="spellStart"/>
+      <w:r>
+        <w:t>student_id</w:t>
+      </w:r>
+      <w:proofErr w:type="spellEnd"/>
+      <w:r>
+        <w:t xml:space="preserve">), </w:t>
       </w:r>
     </w:p>
     <w:p>
@@ -13117,7 +16221,22 @@
     <w:p>
       <w:r>
         <w:tab/>
-        <w:t xml:space="preserve">teacher_id varchar(4) primary key, </w:t>
+      </w:r>
+      <w:proofErr w:type="spellStart"/>
+      <w:r>
+        <w:t>teacher_id</w:t>
+      </w:r>
+      <w:proofErr w:type="spellEnd"/>
+      <w:r>
+        <w:t xml:space="preserve"> </w:t>
+      </w:r>
+      <w:proofErr w:type="gramStart"/>
+      <w:r>
+        <w:t>varchar(</w:t>
+      </w:r>
+      <w:proofErr w:type="gramEnd"/>
+      <w:r>
+        <w:t xml:space="preserve">4) primary key, </w:t>
       </w:r>
     </w:p>
     <w:p>
@@ -13126,7 +16245,22 @@
       </w:r>
       <w:r>
         <w:tab/>
-        <w:t xml:space="preserve">student_id varchar(10), </w:t>
+      </w:r>
+      <w:proofErr w:type="spellStart"/>
+      <w:r>
+        <w:t>student_id</w:t>
+      </w:r>
+      <w:proofErr w:type="spellEnd"/>
+      <w:r>
+        <w:t xml:space="preserve"> </w:t>
+      </w:r>
+      <w:proofErr w:type="gramStart"/>
+      <w:r>
+        <w:t>varchar(</w:t>
+      </w:r>
+      <w:proofErr w:type="gramEnd"/>
+      <w:r>
+        <w:t xml:space="preserve">10), </w:t>
       </w:r>
     </w:p>
     <w:p>
@@ -13135,7 +16269,23 @@
       </w:r>
       <w:r>
         <w:tab/>
-        <w:t>constraint foreign key (student_id) references students(student_id)</w:t>
+        <w:t>constraint foreign key (</w:t>
+      </w:r>
+      <w:proofErr w:type="spellStart"/>
+      <w:r>
+        <w:t>student_id</w:t>
+      </w:r>
+      <w:proofErr w:type="spellEnd"/>
+      <w:r>
+        <w:t>) references students(</w:t>
+      </w:r>
+      <w:proofErr w:type="spellStart"/>
+      <w:r>
+        <w:t>student_id</w:t>
+      </w:r>
+      <w:proofErr w:type="spellEnd"/>
+      <w:r>
+        <w:t>)</w:t>
       </w:r>
     </w:p>
     <w:p>
@@ -13155,6 +16305,7 @@
           <w:i/>
           <w:iCs/>
         </w:rPr>
+        <w:lastRenderedPageBreak/>
         <w:t>--Autoincrement only works with Primary keys as below</w:t>
       </w:r>
     </w:p>
@@ -13166,7 +16317,22 @@
     <w:p>
       <w:r>
         <w:tab/>
-        <w:t xml:space="preserve">school_name varchar(20), </w:t>
+      </w:r>
+      <w:proofErr w:type="spellStart"/>
+      <w:r>
+        <w:t>school_name</w:t>
+      </w:r>
+      <w:proofErr w:type="spellEnd"/>
+      <w:r>
+        <w:t xml:space="preserve"> </w:t>
+      </w:r>
+      <w:proofErr w:type="gramStart"/>
+      <w:r>
+        <w:t>varchar(</w:t>
+      </w:r>
+      <w:proofErr w:type="gramEnd"/>
+      <w:r>
+        <w:t xml:space="preserve">20), </w:t>
       </w:r>
     </w:p>
     <w:p>
@@ -13175,7 +16341,22 @@
       </w:r>
       <w:r>
         <w:tab/>
-        <w:t>s_no int primary key auto_increment);</w:t>
+      </w:r>
+      <w:proofErr w:type="spellStart"/>
+      <w:r>
+        <w:t>s_no</w:t>
+      </w:r>
+      <w:proofErr w:type="spellEnd"/>
+      <w:r>
+        <w:t xml:space="preserve"> int primary key </w:t>
+      </w:r>
+      <w:proofErr w:type="spellStart"/>
+      <w:r>
+        <w:t>auto_increment</w:t>
+      </w:r>
+      <w:proofErr w:type="spellEnd"/>
+      <w:r>
+        <w:t>);</w:t>
       </w:r>
     </w:p>
     <w:p>
@@ -13214,7 +16395,15 @@
     </w:p>
     <w:p>
       <w:r>
-        <w:t>Add constraints numbers check(number &gt; 14)</w:t>
+        <w:t xml:space="preserve">Add constraints numbers </w:t>
+      </w:r>
+      <w:proofErr w:type="gramStart"/>
+      <w:r>
+        <w:t>check(</w:t>
+      </w:r>
+      <w:proofErr w:type="gramEnd"/>
+      <w:r>
+        <w:t>number &gt; 14)</w:t>
       </w:r>
     </w:p>
     <w:tbl>
@@ -13260,7 +16449,15 @@
               <w:spacing w:after="0"/>
             </w:pPr>
             <w:r>
-              <w:t>with recursive employees_data as (</w:t>
+              <w:t xml:space="preserve">with recursive </w:t>
+            </w:r>
+            <w:proofErr w:type="spellStart"/>
+            <w:r>
+              <w:t>employees_data</w:t>
+            </w:r>
+            <w:proofErr w:type="spellEnd"/>
+            <w:r>
+              <w:t xml:space="preserve"> as (</w:t>
             </w:r>
           </w:p>
         </w:tc>
@@ -13288,7 +16485,15 @@
               <w:spacing w:after="0"/>
             </w:pPr>
             <w:r>
-              <w:t xml:space="preserve">  select * from employees where emp_id = 2</w:t>
+              <w:t xml:space="preserve">  select * from employees where </w:t>
+            </w:r>
+            <w:proofErr w:type="spellStart"/>
+            <w:r>
+              <w:t>emp_id</w:t>
+            </w:r>
+            <w:proofErr w:type="spellEnd"/>
+            <w:r>
+              <w:t xml:space="preserve"> = 2</w:t>
             </w:r>
           </w:p>
         </w:tc>
@@ -13344,7 +16549,15 @@
               <w:spacing w:after="0"/>
             </w:pPr>
             <w:r>
-              <w:t xml:space="preserve">  select E.* from employees_data ED</w:t>
+              <w:t xml:space="preserve">  select E.* from </w:t>
+            </w:r>
+            <w:proofErr w:type="spellStart"/>
+            <w:r>
+              <w:t>employees_data</w:t>
+            </w:r>
+            <w:proofErr w:type="spellEnd"/>
+            <w:r>
+              <w:t xml:space="preserve"> ED</w:t>
             </w:r>
           </w:p>
         </w:tc>
@@ -13400,8 +16613,26 @@
               <w:spacing w:after="0"/>
             </w:pPr>
             <w:r>
-              <w:t xml:space="preserve">    where ED.emp_id = E.manager_id</w:t>
+              <w:t xml:space="preserve">    where </w:t>
             </w:r>
+            <w:proofErr w:type="spellStart"/>
+            <w:r>
+              <w:t>ED.emp_id</w:t>
+            </w:r>
+            <w:proofErr w:type="spellEnd"/>
+            <w:r>
+              <w:t xml:space="preserve"> = </w:t>
+            </w:r>
+            <w:proofErr w:type="spellStart"/>
+            <w:proofErr w:type="gramStart"/>
+            <w:r>
+              <w:t>E.manager</w:t>
+            </w:r>
+            <w:proofErr w:type="gramEnd"/>
+            <w:r>
+              <w:t>_id</w:t>
+            </w:r>
+            <w:proofErr w:type="spellEnd"/>
           </w:p>
         </w:tc>
       </w:tr>
@@ -13428,7 +16659,15 @@
               <w:spacing w:after="0"/>
             </w:pPr>
             <w:r>
-              <w:t>) select * from employees_data;</w:t>
+              <w:t xml:space="preserve">) select * from </w:t>
+            </w:r>
+            <w:proofErr w:type="spellStart"/>
+            <w:r>
+              <w:t>employees_data</w:t>
+            </w:r>
+            <w:proofErr w:type="spellEnd"/>
+            <w:r>
+              <w:t>;</w:t>
             </w:r>
           </w:p>
         </w:tc>
@@ -13443,7 +16682,6 @@
     </w:p>
     <w:p>
       <w:r>
-        <w:lastRenderedPageBreak/>
         <w:t>When you use MAX(_index) and MAX(_date), you are introducing an aggregate function. MySQL doesn't allow aggregate functions inside the recursive step of a CTE because it expects to process individual rows streaming from the previous step, not calculate a grand total or maximum of the whole intermediate table.</w:t>
       </w:r>
     </w:p>
@@ -13524,7 +16762,23 @@
               <w:spacing w:after="0"/>
             </w:pPr>
             <w:r>
-              <w:t xml:space="preserve">  select 1 as _index, str_to_date('2026-01-01', '%Y-%m-%d') as _date</w:t>
+              <w:t xml:space="preserve">  select 1 as _index, </w:t>
+            </w:r>
+            <w:proofErr w:type="spellStart"/>
+            <w:r>
+              <w:t>str_to_</w:t>
+            </w:r>
+            <w:proofErr w:type="gramStart"/>
+            <w:r>
+              <w:t>date</w:t>
+            </w:r>
+            <w:proofErr w:type="spellEnd"/>
+            <w:r>
+              <w:t>(</w:t>
+            </w:r>
+            <w:proofErr w:type="gramEnd"/>
+            <w:r>
+              <w:t>'2026-01-01', '%Y-%m-%d') as _date</w:t>
             </w:r>
           </w:p>
         </w:tc>
@@ -13608,7 +16862,23 @@
               <w:spacing w:after="0"/>
             </w:pPr>
             <w:r>
-              <w:t xml:space="preserve">      date_add(_date, interval 1 day) as _date</w:t>
+              <w:t xml:space="preserve">      </w:t>
+            </w:r>
+            <w:proofErr w:type="spellStart"/>
+            <w:r>
+              <w:t>date_</w:t>
+            </w:r>
+            <w:proofErr w:type="gramStart"/>
+            <w:r>
+              <w:t>add</w:t>
+            </w:r>
+            <w:proofErr w:type="spellEnd"/>
+            <w:r>
+              <w:t>(</w:t>
+            </w:r>
+            <w:proofErr w:type="gramEnd"/>
+            <w:r>
+              <w:t>_date, interval 1 day) as _date</w:t>
             </w:r>
           </w:p>
         </w:tc>
@@ -13667,7 +16937,23 @@
               <w:spacing w:after="0"/>
             </w:pPr>
             <w:r>
-              <w:t xml:space="preserve">  where _date &lt; str_to_date('2026-01-07', '%Y-%m-%d')</w:t>
+              <w:t xml:space="preserve">  where _date &lt; </w:t>
+            </w:r>
+            <w:proofErr w:type="spellStart"/>
+            <w:r>
+              <w:t>str_to_</w:t>
+            </w:r>
+            <w:proofErr w:type="gramStart"/>
+            <w:r>
+              <w:t>date</w:t>
+            </w:r>
+            <w:proofErr w:type="spellEnd"/>
+            <w:r>
+              <w:t>(</w:t>
+            </w:r>
+            <w:proofErr w:type="gramEnd"/>
+            <w:r>
+              <w:t>'2026-01-07', '%Y-%m-%d')</w:t>
             </w:r>
           </w:p>
         </w:tc>
@@ -13772,7 +17058,24 @@
         </w:numPr>
       </w:pPr>
       <w:r>
-        <w:t>There is no partial dependency on the primary key. If Primary key is a composite key which consists on (Student Id, Course Id) and there is a columns studentScore which depends only on Student Id, then there is a partial dependency it violates the rules</w:t>
+        <w:lastRenderedPageBreak/>
+        <w:t xml:space="preserve">There is no partial dependency on the primary key. If Primary key is a composite key which consists </w:t>
+      </w:r>
+      <w:proofErr w:type="gramStart"/>
+      <w:r>
+        <w:t>on</w:t>
+      </w:r>
+      <w:proofErr w:type="gramEnd"/>
+      <w:r>
+        <w:t xml:space="preserve"> (Student Id, Course Id) and there is a columns </w:t>
+      </w:r>
+      <w:proofErr w:type="spellStart"/>
+      <w:r>
+        <w:t>studentScore</w:t>
+      </w:r>
+      <w:proofErr w:type="spellEnd"/>
+      <w:r>
+        <w:t xml:space="preserve"> which depends only on Student Id, then there is a partial dependency it violates the rules</w:t>
       </w:r>
     </w:p>
     <w:p>
@@ -13853,7 +17156,15 @@
     <w:p/>
     <w:p>
       <w:r>
-        <w:t>Types of Index:</w:t>
+        <w:t xml:space="preserve">Types of </w:t>
+      </w:r>
+      <w:proofErr w:type="gramStart"/>
+      <w:r>
+        <w:t>Index</w:t>
+      </w:r>
+      <w:proofErr w:type="gramEnd"/>
+      <w:r>
+        <w:t>:</w:t>
       </w:r>
     </w:p>
     <w:p>
@@ -13925,7 +17236,15 @@
         </w:numPr>
       </w:pPr>
       <w:r>
-        <w:t>For sparse table, the main base table is divided in fragments and the data is ordered basis index</w:t>
+        <w:t xml:space="preserve">For sparse table, the main base table is divided in </w:t>
+      </w:r>
+      <w:proofErr w:type="gramStart"/>
+      <w:r>
+        <w:t>fragments</w:t>
+      </w:r>
+      <w:proofErr w:type="gramEnd"/>
+      <w:r>
+        <w:t xml:space="preserve"> and the data is ordered basis index</w:t>
       </w:r>
     </w:p>
     <w:p>
@@ -13937,7 +17256,6 @@
         </w:numPr>
       </w:pPr>
       <w:r>
-        <w:lastRenderedPageBreak/>
         <w:t>The index key contains the first index of every sub table</w:t>
       </w:r>
     </w:p>
@@ -14084,7 +17402,7 @@
       <w:r>
         <w:t xml:space="preserve">Video - </w:t>
       </w:r>
-      <w:hyperlink r:id="rId47" w:history="1">
+      <w:hyperlink r:id="rId50" w:history="1">
         <w:r>
           <w:rPr>
             <w:rStyle w:val="Hyperlink"/>
@@ -14137,6 +17455,7 @@
         </w:numPr>
       </w:pPr>
       <w:r>
+        <w:lastRenderedPageBreak/>
         <w:t>Isolations – Multiple transactions can occur simultaneously and should be isolated from one another</w:t>
       </w:r>
     </w:p>
@@ -14156,8 +17475,13 @@
     <w:p/>
     <w:p>
       <w:r>
-        <w:t>Different types of index and types of nomalisations</w:t>
-      </w:r>
+        <w:t xml:space="preserve">Different types of index and types of </w:t>
+      </w:r>
+      <w:proofErr w:type="spellStart"/>
+      <w:r>
+        <w:t>nomalisations</w:t>
+      </w:r>
+      <w:proofErr w:type="spellEnd"/>
     </w:p>
     <w:p/>
     <w:p>
@@ -14166,7 +17490,7 @@
       </w:r>
     </w:p>
     <w:p>
-      <w:hyperlink r:id="rId48" w:history="1">
+      <w:hyperlink r:id="rId51" w:history="1">
         <w:r>
           <w:rPr>
             <w:rStyle w:val="Hyperlink"/>
@@ -14176,7 +17500,7 @@
       </w:hyperlink>
     </w:p>
     <w:p>
-      <w:hyperlink r:id="rId49" w:history="1">
+      <w:hyperlink r:id="rId52" w:history="1">
         <w:r>
           <w:rPr>
             <w:rStyle w:val="Hyperlink"/>
@@ -14186,7 +17510,7 @@
       </w:hyperlink>
     </w:p>
     <w:p>
-      <w:hyperlink r:id="rId50" w:history="1">
+      <w:hyperlink r:id="rId53" w:history="1">
         <w:r>
           <w:rPr>
             <w:rStyle w:val="Hyperlink"/>
@@ -14196,7 +17520,7 @@
       </w:hyperlink>
     </w:p>
     <w:p>
-      <w:hyperlink r:id="rId51" w:history="1">
+      <w:hyperlink r:id="rId54" w:history="1">
         <w:r>
           <w:rPr>
             <w:rStyle w:val="Hyperlink"/>
@@ -14206,7 +17530,7 @@
       </w:hyperlink>
     </w:p>
     <w:p>
-      <w:hyperlink r:id="rId52" w:history="1">
+      <w:hyperlink r:id="rId55" w:history="1">
         <w:r>
           <w:rPr>
             <w:rStyle w:val="Hyperlink"/>
@@ -14222,7 +17546,7 @@
       </w:r>
     </w:p>
     <w:p>
-      <w:hyperlink r:id="rId53" w:history="1">
+      <w:hyperlink r:id="rId56" w:history="1">
         <w:r>
           <w:rPr>
             <w:rStyle w:val="Hyperlink"/>
@@ -14238,17 +17562,30 @@
     </w:p>
     <w:p>
       <w:r>
-        <w:t>Frequentist Baysian Approach</w:t>
+        <w:t xml:space="preserve">Frequentist </w:t>
+      </w:r>
+      <w:proofErr w:type="spellStart"/>
+      <w:r>
+        <w:t>Baysian</w:t>
+      </w:r>
+      <w:proofErr w:type="spellEnd"/>
+      <w:r>
+        <w:t xml:space="preserve"> Approach</w:t>
       </w:r>
     </w:p>
     <w:p/>
     <w:p>
-      <w:r>
-        <w:t>Baysian Models and Analysis</w:t>
-      </w:r>
-    </w:p>
-    <w:p>
-      <w:hyperlink r:id="rId54" w:history="1">
+      <w:proofErr w:type="spellStart"/>
+      <w:r>
+        <w:t>Baysian</w:t>
+      </w:r>
+      <w:proofErr w:type="spellEnd"/>
+      <w:r>
+        <w:t xml:space="preserve"> Models and Analysis</w:t>
+      </w:r>
+    </w:p>
+    <w:p>
+      <w:hyperlink r:id="rId57" w:history="1">
         <w:r>
           <w:rPr>
             <w:rStyle w:val="Hyperlink"/>
@@ -14349,6 +17686,7 @@
     <w:p/>
     <w:p>
       <w:r>
+        <w:lastRenderedPageBreak/>
         <w:t xml:space="preserve">KNN Classification: </w:t>
       </w:r>
     </w:p>
@@ -14436,7 +17774,7 @@
                     </pic:cNvPicPr>
                   </pic:nvPicPr>
                   <pic:blipFill>
-                    <a:blip r:embed="rId55">
+                    <a:blip r:embed="rId58">
                       <a:extLst>
                         <a:ext uri="{28A0092B-C50C-407E-A947-70E740481C1C}">
                           <a14:useLocalDpi xmlns:a14="http://schemas.microsoft.com/office/drawing/2010/main" val="0"/>
@@ -14482,7 +17820,23 @@
         </w:numPr>
       </w:pPr>
       <w:r>
-        <w:t>Weight function – If there should be different weights basis the distances. ‘Uniform’ has equal weight but ‘distance’ gives influence to neighbours who are closer</w:t>
+        <w:t xml:space="preserve">Weight function – If there should be different weights basis the distances. ‘Uniform’ has equal </w:t>
+      </w:r>
+      <w:proofErr w:type="gramStart"/>
+      <w:r>
+        <w:t>weight</w:t>
+      </w:r>
+      <w:proofErr w:type="gramEnd"/>
+      <w:r>
+        <w:t xml:space="preserve"> but ‘distance’ gives influence </w:t>
+      </w:r>
+      <w:proofErr w:type="gramStart"/>
+      <w:r>
+        <w:t>to</w:t>
+      </w:r>
+      <w:proofErr w:type="gramEnd"/>
+      <w:r>
+        <w:t xml:space="preserve"> neighbours who are closer</w:t>
       </w:r>
     </w:p>
     <w:p>
@@ -14506,8 +17860,229 @@
         </w:numPr>
       </w:pPr>
       <w:r>
-        <w:t>For KNN, The entire data set needs to be stored in system to calculate the distance and thus is not a good solver for big data sets or those with many features to consider</w:t>
-      </w:r>
+        <w:t xml:space="preserve">For KNN, </w:t>
+      </w:r>
+      <w:proofErr w:type="gramStart"/>
+      <w:r>
+        <w:t>The</w:t>
+      </w:r>
+      <w:proofErr w:type="gramEnd"/>
+      <w:r>
+        <w:t xml:space="preserve"> entire data set needs to be stored in system to calculate the distance and thus is not a good solver for big data sets or those with many features to consider</w:t>
+      </w:r>
+    </w:p>
+    <w:p>
+      <w:pPr>
+        <w:spacing w:line="278" w:lineRule="auto"/>
+      </w:pPr>
+    </w:p>
+    <w:p>
+      <w:pPr>
+        <w:spacing w:line="278" w:lineRule="auto"/>
+        <w:rPr>
+          <w:b/>
+          <w:bCs/>
+        </w:rPr>
+      </w:pPr>
+      <w:r>
+        <w:rPr>
+          <w:b/>
+          <w:bCs/>
+        </w:rPr>
+        <w:t>Decision path</w:t>
+      </w:r>
+    </w:p>
+    <w:p>
+      <w:pPr>
+        <w:numPr>
+          <w:ilvl w:val="0"/>
+          <w:numId w:val="55"/>
+        </w:numPr>
+        <w:spacing w:line="278" w:lineRule="auto"/>
+      </w:pPr>
+      <w:r>
+        <w:rPr>
+          <w:b/>
+          <w:bCs/>
+        </w:rPr>
+        <w:t>Comparing discrete categories?</w:t>
+      </w:r>
+      <w:r>
+        <w:t> → Sorted bar chart (Fig. 01).</w:t>
+      </w:r>
+    </w:p>
+    <w:p>
+      <w:pPr>
+        <w:numPr>
+          <w:ilvl w:val="0"/>
+          <w:numId w:val="55"/>
+        </w:numPr>
+        <w:spacing w:line="278" w:lineRule="auto"/>
+      </w:pPr>
+      <w:r>
+        <w:rPr>
+          <w:b/>
+          <w:bCs/>
+        </w:rPr>
+        <w:t>Change over time?</w:t>
+      </w:r>
+      <w:r>
+        <w:t> → Line chart if continuous (Fig. 11); bar chart if a few discrete periods.</w:t>
+      </w:r>
+    </w:p>
+    <w:p>
+      <w:pPr>
+        <w:numPr>
+          <w:ilvl w:val="0"/>
+          <w:numId w:val="55"/>
+        </w:numPr>
+        <w:spacing w:line="278" w:lineRule="auto"/>
+      </w:pPr>
+      <w:r>
+        <w:rPr>
+          <w:b/>
+          <w:bCs/>
+        </w:rPr>
+        <w:t>Distribution / spread of one variable?</w:t>
+      </w:r>
+      <w:r>
+        <w:t> → Histogram (Fig. 05) for one group; box or violin plot (Fig. 06) across groups.</w:t>
+      </w:r>
+    </w:p>
+    <w:p>
+      <w:pPr>
+        <w:numPr>
+          <w:ilvl w:val="0"/>
+          <w:numId w:val="55"/>
+        </w:numPr>
+        <w:spacing w:line="278" w:lineRule="auto"/>
+      </w:pPr>
+      <w:r>
+        <w:rPr>
+          <w:b/>
+          <w:bCs/>
+        </w:rPr>
+        <w:t>Relationship between two continuous variables?</w:t>
+      </w:r>
+      <w:r>
+        <w:t xml:space="preserve"> → Scatter plot (Fig. 07); add a </w:t>
+      </w:r>
+      <w:proofErr w:type="spellStart"/>
+      <w:r>
+        <w:t>hexbin</w:t>
+      </w:r>
+      <w:proofErr w:type="spellEnd"/>
+      <w:r>
+        <w:t xml:space="preserve"> if overplotted, bubble (Fig. 08) only if a third variable adds real value.</w:t>
+      </w:r>
+    </w:p>
+    <w:p>
+      <w:pPr>
+        <w:numPr>
+          <w:ilvl w:val="0"/>
+          <w:numId w:val="55"/>
+        </w:numPr>
+        <w:spacing w:line="278" w:lineRule="auto"/>
+      </w:pPr>
+      <w:r>
+        <w:rPr>
+          <w:b/>
+          <w:bCs/>
+        </w:rPr>
+        <w:t>Part-to-whole composition?</w:t>
+      </w:r>
+      <w:r>
+        <w:t xml:space="preserve"> → Pie/donut for a single snapshot with ≤5 shares (Fig. 02); stacked bar/area across time or categories (Fig. 09); </w:t>
+      </w:r>
+      <w:proofErr w:type="spellStart"/>
+      <w:r>
+        <w:t>treemap</w:t>
+      </w:r>
+      <w:proofErr w:type="spellEnd"/>
+      <w:r>
+        <w:t xml:space="preserve"> if hierarchical (Fig. 10).</w:t>
+      </w:r>
+    </w:p>
+    <w:p>
+      <w:pPr>
+        <w:numPr>
+          <w:ilvl w:val="0"/>
+          <w:numId w:val="55"/>
+        </w:numPr>
+        <w:spacing w:line="278" w:lineRule="auto"/>
+      </w:pPr>
+      <w:r>
+        <w:rPr>
+          <w:b/>
+          <w:bCs/>
+        </w:rPr>
+        <w:t>Rank, possibly changing over time?</w:t>
+      </w:r>
+      <w:r>
+        <w:t> → Sorted bar; bump/slope chart if rank shifts across periods (Fig. 03).</w:t>
+      </w:r>
+    </w:p>
+    <w:p>
+      <w:pPr>
+        <w:numPr>
+          <w:ilvl w:val="0"/>
+          <w:numId w:val="55"/>
+        </w:numPr>
+        <w:spacing w:line="278" w:lineRule="auto"/>
+      </w:pPr>
+      <w:r>
+        <w:rPr>
+          <w:b/>
+          <w:bCs/>
+        </w:rPr>
+        <w:t>Several variables, few items?</w:t>
+      </w:r>
+      <w:r>
+        <w:t> → Radar chart for ≤6 axes/≤3 items (Fig. 13); heatmap for many variables at once (Fig. 14).</w:t>
+      </w:r>
+    </w:p>
+    <w:p>
+      <w:pPr>
+        <w:numPr>
+          <w:ilvl w:val="0"/>
+          <w:numId w:val="55"/>
+        </w:numPr>
+        <w:spacing w:line="278" w:lineRule="auto"/>
+      </w:pPr>
+      <w:r>
+        <w:rPr>
+          <w:b/>
+          <w:bCs/>
+        </w:rPr>
+        <w:t>Connections or sequential flow?</w:t>
+      </w:r>
+      <w:r>
+        <w:t> → Network diagram for structure (Fig. 15); funnel for sequential drop-off (Fig. 16); Sankey if flow volume also matters.</w:t>
+      </w:r>
+    </w:p>
+    <w:p>
+      <w:pPr>
+        <w:numPr>
+          <w:ilvl w:val="0"/>
+          <w:numId w:val="55"/>
+        </w:numPr>
+        <w:spacing w:line="278" w:lineRule="auto"/>
+      </w:pPr>
+      <w:r>
+        <w:rPr>
+          <w:b/>
+          <w:bCs/>
+        </w:rPr>
+        <w:t>More than ~7 series or categories on any chart above?</w:t>
+      </w:r>
+      <w:r>
+        <w:t> → Switch to small multiples, sort and group into "top N + other," or aggregate before visualizing.</w:t>
+      </w:r>
+    </w:p>
+    <w:p>
+      <w:pPr>
+        <w:spacing w:line="278" w:lineRule="auto"/>
+      </w:pPr>
     </w:p>
     <w:p/>
     <w:p/>
@@ -17604,6 +21179,119 @@
     </w:lvl>
   </w:abstractNum>
   <w:abstractNum w:abstractNumId="29" w15:restartNumberingAfterBreak="0">
+    <w:nsid w:val="4AD92FE6"/>
+    <w:multiLevelType w:val="hybridMultilevel"/>
+    <w:tmpl w:val="7E1087D0"/>
+    <w:lvl w:ilvl="0" w:tplc="40090001">
+      <w:start w:val="1"/>
+      <w:numFmt w:val="bullet"/>
+      <w:lvlText w:val=""/>
+      <w:lvlJc w:val="left"/>
+      <w:pPr>
+        <w:ind w:left="720" w:hanging="360"/>
+      </w:pPr>
+      <w:rPr>
+        <w:rFonts w:ascii="Symbol" w:hAnsi="Symbol" w:hint="default"/>
+      </w:rPr>
+    </w:lvl>
+    <w:lvl w:ilvl="1" w:tplc="40090003">
+      <w:start w:val="1"/>
+      <w:numFmt w:val="bullet"/>
+      <w:lvlText w:val="o"/>
+      <w:lvlJc w:val="left"/>
+      <w:pPr>
+        <w:ind w:left="1440" w:hanging="360"/>
+      </w:pPr>
+      <w:rPr>
+        <w:rFonts w:ascii="Courier New" w:hAnsi="Courier New" w:cs="Courier New" w:hint="default"/>
+      </w:rPr>
+    </w:lvl>
+    <w:lvl w:ilvl="2" w:tplc="40090005">
+      <w:start w:val="1"/>
+      <w:numFmt w:val="bullet"/>
+      <w:lvlText w:val=""/>
+      <w:lvlJc w:val="left"/>
+      <w:pPr>
+        <w:ind w:left="2160" w:hanging="360"/>
+      </w:pPr>
+      <w:rPr>
+        <w:rFonts w:ascii="Wingdings" w:hAnsi="Wingdings" w:hint="default"/>
+      </w:rPr>
+    </w:lvl>
+    <w:lvl w:ilvl="3" w:tplc="40090001">
+      <w:start w:val="1"/>
+      <w:numFmt w:val="bullet"/>
+      <w:lvlText w:val=""/>
+      <w:lvlJc w:val="left"/>
+      <w:pPr>
+        <w:ind w:left="2880" w:hanging="360"/>
+      </w:pPr>
+      <w:rPr>
+        <w:rFonts w:ascii="Symbol" w:hAnsi="Symbol" w:hint="default"/>
+      </w:rPr>
+    </w:lvl>
+    <w:lvl w:ilvl="4" w:tplc="40090003">
+      <w:start w:val="1"/>
+      <w:numFmt w:val="bullet"/>
+      <w:lvlText w:val="o"/>
+      <w:lvlJc w:val="left"/>
+      <w:pPr>
+        <w:ind w:left="3600" w:hanging="360"/>
+      </w:pPr>
+      <w:rPr>
+        <w:rFonts w:ascii="Courier New" w:hAnsi="Courier New" w:cs="Courier New" w:hint="default"/>
+      </w:rPr>
+    </w:lvl>
+    <w:lvl w:ilvl="5" w:tplc="40090005" w:tentative="1">
+      <w:start w:val="1"/>
+      <w:numFmt w:val="bullet"/>
+      <w:lvlText w:val=""/>
+      <w:lvlJc w:val="left"/>
+      <w:pPr>
+        <w:ind w:left="4320" w:hanging="360"/>
+      </w:pPr>
+      <w:rPr>
+        <w:rFonts w:ascii="Wingdings" w:hAnsi="Wingdings" w:hint="default"/>
+      </w:rPr>
+    </w:lvl>
+    <w:lvl w:ilvl="6" w:tplc="40090001" w:tentative="1">
+      <w:start w:val="1"/>
+      <w:numFmt w:val="bullet"/>
+      <w:lvlText w:val=""/>
+      <w:lvlJc w:val="left"/>
+      <w:pPr>
+        <w:ind w:left="5040" w:hanging="360"/>
+      </w:pPr>
+      <w:rPr>
+        <w:rFonts w:ascii="Symbol" w:hAnsi="Symbol" w:hint="default"/>
+      </w:rPr>
+    </w:lvl>
+    <w:lvl w:ilvl="7" w:tplc="40090003" w:tentative="1">
+      <w:start w:val="1"/>
+      <w:numFmt w:val="bullet"/>
+      <w:lvlText w:val="o"/>
+      <w:lvlJc w:val="left"/>
+      <w:pPr>
+        <w:ind w:left="5760" w:hanging="360"/>
+      </w:pPr>
+      <w:rPr>
+        <w:rFonts w:ascii="Courier New" w:hAnsi="Courier New" w:cs="Courier New" w:hint="default"/>
+      </w:rPr>
+    </w:lvl>
+    <w:lvl w:ilvl="8" w:tplc="40090005" w:tentative="1">
+      <w:start w:val="1"/>
+      <w:numFmt w:val="bullet"/>
+      <w:lvlText w:val=""/>
+      <w:lvlJc w:val="left"/>
+      <w:pPr>
+        <w:ind w:left="6480" w:hanging="360"/>
+      </w:pPr>
+      <w:rPr>
+        <w:rFonts w:ascii="Wingdings" w:hAnsi="Wingdings" w:hint="default"/>
+      </w:rPr>
+    </w:lvl>
+  </w:abstractNum>
+  <w:abstractNum w:abstractNumId="30" w15:restartNumberingAfterBreak="0">
     <w:nsid w:val="4B954D1F"/>
     <w:multiLevelType w:val="hybridMultilevel"/>
     <w:tmpl w:val="28C8D9BA"/>
@@ -17692,7 +21380,7 @@
       </w:pPr>
     </w:lvl>
   </w:abstractNum>
-  <w:abstractNum w:abstractNumId="30" w15:restartNumberingAfterBreak="0">
+  <w:abstractNum w:abstractNumId="31" w15:restartNumberingAfterBreak="0">
     <w:nsid w:val="4C5360E8"/>
     <w:multiLevelType w:val="hybridMultilevel"/>
     <w:tmpl w:val="0284E8C6"/>
@@ -17781,7 +21469,7 @@
       </w:pPr>
     </w:lvl>
   </w:abstractNum>
-  <w:abstractNum w:abstractNumId="31" w15:restartNumberingAfterBreak="0">
+  <w:abstractNum w:abstractNumId="32" w15:restartNumberingAfterBreak="0">
     <w:nsid w:val="4D0C797F"/>
     <w:multiLevelType w:val="hybridMultilevel"/>
     <w:tmpl w:val="CC7C4EAC"/>
@@ -17870,7 +21558,7 @@
       </w:pPr>
     </w:lvl>
   </w:abstractNum>
-  <w:abstractNum w:abstractNumId="32" w15:restartNumberingAfterBreak="0">
+  <w:abstractNum w:abstractNumId="33" w15:restartNumberingAfterBreak="0">
     <w:nsid w:val="4E1E294D"/>
     <w:multiLevelType w:val="hybridMultilevel"/>
     <w:tmpl w:val="9EACC462"/>
@@ -17959,7 +21647,7 @@
       </w:pPr>
     </w:lvl>
   </w:abstractNum>
-  <w:abstractNum w:abstractNumId="33" w15:restartNumberingAfterBreak="0">
+  <w:abstractNum w:abstractNumId="34" w15:restartNumberingAfterBreak="0">
     <w:nsid w:val="4EAB3FA4"/>
     <w:multiLevelType w:val="hybridMultilevel"/>
     <w:tmpl w:val="56D0D096"/>
@@ -18072,7 +21760,7 @@
       </w:rPr>
     </w:lvl>
   </w:abstractNum>
-  <w:abstractNum w:abstractNumId="34" w15:restartNumberingAfterBreak="0">
+  <w:abstractNum w:abstractNumId="35" w15:restartNumberingAfterBreak="0">
     <w:nsid w:val="4EE605AB"/>
     <w:multiLevelType w:val="hybridMultilevel"/>
     <w:tmpl w:val="1AD48478"/>
@@ -18161,7 +21849,7 @@
       </w:pPr>
     </w:lvl>
   </w:abstractNum>
-  <w:abstractNum w:abstractNumId="35" w15:restartNumberingAfterBreak="0">
+  <w:abstractNum w:abstractNumId="36" w15:restartNumberingAfterBreak="0">
     <w:nsid w:val="510D211F"/>
     <w:multiLevelType w:val="hybridMultilevel"/>
     <w:tmpl w:val="E574278C"/>
@@ -18250,7 +21938,7 @@
       </w:pPr>
     </w:lvl>
   </w:abstractNum>
-  <w:abstractNum w:abstractNumId="36" w15:restartNumberingAfterBreak="0">
+  <w:abstractNum w:abstractNumId="37" w15:restartNumberingAfterBreak="0">
     <w:nsid w:val="5616610D"/>
     <w:multiLevelType w:val="hybridMultilevel"/>
     <w:tmpl w:val="D05A8944"/>
@@ -18339,7 +22027,7 @@
       </w:pPr>
     </w:lvl>
   </w:abstractNum>
-  <w:abstractNum w:abstractNumId="37" w15:restartNumberingAfterBreak="0">
+  <w:abstractNum w:abstractNumId="38" w15:restartNumberingAfterBreak="0">
     <w:nsid w:val="5D88057B"/>
     <w:multiLevelType w:val="hybridMultilevel"/>
     <w:tmpl w:val="6F488428"/>
@@ -18428,7 +22116,7 @@
       </w:pPr>
     </w:lvl>
   </w:abstractNum>
-  <w:abstractNum w:abstractNumId="38" w15:restartNumberingAfterBreak="0">
+  <w:abstractNum w:abstractNumId="39" w15:restartNumberingAfterBreak="0">
     <w:nsid w:val="5D8D2B54"/>
     <w:multiLevelType w:val="hybridMultilevel"/>
     <w:tmpl w:val="7B84109A"/>
@@ -18517,7 +22205,7 @@
       </w:pPr>
     </w:lvl>
   </w:abstractNum>
-  <w:abstractNum w:abstractNumId="39" w15:restartNumberingAfterBreak="0">
+  <w:abstractNum w:abstractNumId="40" w15:restartNumberingAfterBreak="0">
     <w:nsid w:val="63155B37"/>
     <w:multiLevelType w:val="hybridMultilevel"/>
     <w:tmpl w:val="9FE6E05A"/>
@@ -18606,7 +22294,7 @@
       </w:pPr>
     </w:lvl>
   </w:abstractNum>
-  <w:abstractNum w:abstractNumId="40" w15:restartNumberingAfterBreak="0">
+  <w:abstractNum w:abstractNumId="41" w15:restartNumberingAfterBreak="0">
     <w:nsid w:val="69842FE9"/>
     <w:multiLevelType w:val="multilevel"/>
     <w:tmpl w:val="7C66ED86"/>
@@ -18747,7 +22435,7 @@
       </w:rPr>
     </w:lvl>
   </w:abstractNum>
-  <w:abstractNum w:abstractNumId="41" w15:restartNumberingAfterBreak="0">
+  <w:abstractNum w:abstractNumId="42" w15:restartNumberingAfterBreak="0">
     <w:nsid w:val="69CA26F2"/>
     <w:multiLevelType w:val="hybridMultilevel"/>
     <w:tmpl w:val="B680D886"/>
@@ -18836,7 +22524,7 @@
       </w:pPr>
     </w:lvl>
   </w:abstractNum>
-  <w:abstractNum w:abstractNumId="42" w15:restartNumberingAfterBreak="0">
+  <w:abstractNum w:abstractNumId="43" w15:restartNumberingAfterBreak="0">
     <w:nsid w:val="6A5E67B2"/>
     <w:multiLevelType w:val="hybridMultilevel"/>
     <w:tmpl w:val="BE9C064A"/>
@@ -18949,7 +22637,7 @@
       </w:rPr>
     </w:lvl>
   </w:abstractNum>
-  <w:abstractNum w:abstractNumId="43" w15:restartNumberingAfterBreak="0">
+  <w:abstractNum w:abstractNumId="44" w15:restartNumberingAfterBreak="0">
     <w:nsid w:val="6B090C8F"/>
     <w:multiLevelType w:val="hybridMultilevel"/>
     <w:tmpl w:val="36A4BC1A"/>
@@ -19038,7 +22726,7 @@
       </w:pPr>
     </w:lvl>
   </w:abstractNum>
-  <w:abstractNum w:abstractNumId="44" w15:restartNumberingAfterBreak="0">
+  <w:abstractNum w:abstractNumId="45" w15:restartNumberingAfterBreak="0">
     <w:nsid w:val="6B696DAA"/>
     <w:multiLevelType w:val="hybridMultilevel"/>
     <w:tmpl w:val="A60E061E"/>
@@ -19127,7 +22815,269 @@
       </w:pPr>
     </w:lvl>
   </w:abstractNum>
-  <w:abstractNum w:abstractNumId="45" w15:restartNumberingAfterBreak="0">
+  <w:abstractNum w:abstractNumId="46" w15:restartNumberingAfterBreak="0">
+    <w:nsid w:val="6C496D36"/>
+    <w:multiLevelType w:val="multilevel"/>
+    <w:tmpl w:val="187477F4"/>
+    <w:lvl w:ilvl="0">
+      <w:start w:val="1"/>
+      <w:numFmt w:val="decimal"/>
+      <w:lvlText w:val="%1."/>
+      <w:lvlJc w:val="left"/>
+      <w:pPr>
+        <w:tabs>
+          <w:tab w:val="num" w:pos="720"/>
+        </w:tabs>
+        <w:ind w:left="720" w:hanging="360"/>
+      </w:pPr>
+    </w:lvl>
+    <w:lvl w:ilvl="1" w:tentative="1">
+      <w:start w:val="1"/>
+      <w:numFmt w:val="decimal"/>
+      <w:lvlText w:val="%2."/>
+      <w:lvlJc w:val="left"/>
+      <w:pPr>
+        <w:tabs>
+          <w:tab w:val="num" w:pos="1440"/>
+        </w:tabs>
+        <w:ind w:left="1440" w:hanging="360"/>
+      </w:pPr>
+    </w:lvl>
+    <w:lvl w:ilvl="2" w:tentative="1">
+      <w:start w:val="1"/>
+      <w:numFmt w:val="decimal"/>
+      <w:lvlText w:val="%3."/>
+      <w:lvlJc w:val="left"/>
+      <w:pPr>
+        <w:tabs>
+          <w:tab w:val="num" w:pos="2160"/>
+        </w:tabs>
+        <w:ind w:left="2160" w:hanging="360"/>
+      </w:pPr>
+    </w:lvl>
+    <w:lvl w:ilvl="3" w:tentative="1">
+      <w:start w:val="1"/>
+      <w:numFmt w:val="decimal"/>
+      <w:lvlText w:val="%4."/>
+      <w:lvlJc w:val="left"/>
+      <w:pPr>
+        <w:tabs>
+          <w:tab w:val="num" w:pos="2880"/>
+        </w:tabs>
+        <w:ind w:left="2880" w:hanging="360"/>
+      </w:pPr>
+    </w:lvl>
+    <w:lvl w:ilvl="4" w:tentative="1">
+      <w:start w:val="1"/>
+      <w:numFmt w:val="decimal"/>
+      <w:lvlText w:val="%5."/>
+      <w:lvlJc w:val="left"/>
+      <w:pPr>
+        <w:tabs>
+          <w:tab w:val="num" w:pos="3600"/>
+        </w:tabs>
+        <w:ind w:left="3600" w:hanging="360"/>
+      </w:pPr>
+    </w:lvl>
+    <w:lvl w:ilvl="5" w:tentative="1">
+      <w:start w:val="1"/>
+      <w:numFmt w:val="decimal"/>
+      <w:lvlText w:val="%6."/>
+      <w:lvlJc w:val="left"/>
+      <w:pPr>
+        <w:tabs>
+          <w:tab w:val="num" w:pos="4320"/>
+        </w:tabs>
+        <w:ind w:left="4320" w:hanging="360"/>
+      </w:pPr>
+    </w:lvl>
+    <w:lvl w:ilvl="6" w:tentative="1">
+      <w:start w:val="1"/>
+      <w:numFmt w:val="decimal"/>
+      <w:lvlText w:val="%7."/>
+      <w:lvlJc w:val="left"/>
+      <w:pPr>
+        <w:tabs>
+          <w:tab w:val="num" w:pos="5040"/>
+        </w:tabs>
+        <w:ind w:left="5040" w:hanging="360"/>
+      </w:pPr>
+    </w:lvl>
+    <w:lvl w:ilvl="7" w:tentative="1">
+      <w:start w:val="1"/>
+      <w:numFmt w:val="decimal"/>
+      <w:lvlText w:val="%8."/>
+      <w:lvlJc w:val="left"/>
+      <w:pPr>
+        <w:tabs>
+          <w:tab w:val="num" w:pos="5760"/>
+        </w:tabs>
+        <w:ind w:left="5760" w:hanging="360"/>
+      </w:pPr>
+    </w:lvl>
+    <w:lvl w:ilvl="8" w:tentative="1">
+      <w:start w:val="1"/>
+      <w:numFmt w:val="decimal"/>
+      <w:lvlText w:val="%9."/>
+      <w:lvlJc w:val="left"/>
+      <w:pPr>
+        <w:tabs>
+          <w:tab w:val="num" w:pos="6480"/>
+        </w:tabs>
+        <w:ind w:left="6480" w:hanging="360"/>
+      </w:pPr>
+    </w:lvl>
+  </w:abstractNum>
+  <w:abstractNum w:abstractNumId="47" w15:restartNumberingAfterBreak="0">
+    <w:nsid w:val="73D57831"/>
+    <w:multiLevelType w:val="multilevel"/>
+    <w:tmpl w:val="6C7672B4"/>
+    <w:lvl w:ilvl="0">
+      <w:start w:val="1"/>
+      <w:numFmt w:val="bullet"/>
+      <w:lvlText w:val=""/>
+      <w:lvlJc w:val="left"/>
+      <w:pPr>
+        <w:tabs>
+          <w:tab w:val="num" w:pos="720"/>
+        </w:tabs>
+        <w:ind w:left="720" w:hanging="360"/>
+      </w:pPr>
+      <w:rPr>
+        <w:rFonts w:ascii="Symbol" w:hAnsi="Symbol" w:hint="default"/>
+        <w:sz w:val="20"/>
+      </w:rPr>
+    </w:lvl>
+    <w:lvl w:ilvl="1" w:tentative="1">
+      <w:start w:val="1"/>
+      <w:numFmt w:val="bullet"/>
+      <w:lvlText w:val="o"/>
+      <w:lvlJc w:val="left"/>
+      <w:pPr>
+        <w:tabs>
+          <w:tab w:val="num" w:pos="1440"/>
+        </w:tabs>
+        <w:ind w:left="1440" w:hanging="360"/>
+      </w:pPr>
+      <w:rPr>
+        <w:rFonts w:ascii="Courier New" w:hAnsi="Courier New" w:hint="default"/>
+        <w:sz w:val="20"/>
+      </w:rPr>
+    </w:lvl>
+    <w:lvl w:ilvl="2" w:tentative="1">
+      <w:start w:val="1"/>
+      <w:numFmt w:val="bullet"/>
+      <w:lvlText w:val=""/>
+      <w:lvlJc w:val="left"/>
+      <w:pPr>
+        <w:tabs>
+          <w:tab w:val="num" w:pos="2160"/>
+        </w:tabs>
+        <w:ind w:left="2160" w:hanging="360"/>
+      </w:pPr>
+      <w:rPr>
+        <w:rFonts w:ascii="Wingdings" w:hAnsi="Wingdings" w:hint="default"/>
+        <w:sz w:val="20"/>
+      </w:rPr>
+    </w:lvl>
+    <w:lvl w:ilvl="3" w:tentative="1">
+      <w:start w:val="1"/>
+      <w:numFmt w:val="bullet"/>
+      <w:lvlText w:val=""/>
+      <w:lvlJc w:val="left"/>
+      <w:pPr>
+        <w:tabs>
+          <w:tab w:val="num" w:pos="2880"/>
+        </w:tabs>
+        <w:ind w:left="2880" w:hanging="360"/>
+      </w:pPr>
+      <w:rPr>
+        <w:rFonts w:ascii="Wingdings" w:hAnsi="Wingdings" w:hint="default"/>
+        <w:sz w:val="20"/>
+      </w:rPr>
+    </w:lvl>
+    <w:lvl w:ilvl="4" w:tentative="1">
+      <w:start w:val="1"/>
+      <w:numFmt w:val="bullet"/>
+      <w:lvlText w:val=""/>
+      <w:lvlJc w:val="left"/>
+      <w:pPr>
+        <w:tabs>
+          <w:tab w:val="num" w:pos="3600"/>
+        </w:tabs>
+        <w:ind w:left="3600" w:hanging="360"/>
+      </w:pPr>
+      <w:rPr>
+        <w:rFonts w:ascii="Wingdings" w:hAnsi="Wingdings" w:hint="default"/>
+        <w:sz w:val="20"/>
+      </w:rPr>
+    </w:lvl>
+    <w:lvl w:ilvl="5" w:tentative="1">
+      <w:start w:val="1"/>
+      <w:numFmt w:val="bullet"/>
+      <w:lvlText w:val=""/>
+      <w:lvlJc w:val="left"/>
+      <w:pPr>
+        <w:tabs>
+          <w:tab w:val="num" w:pos="4320"/>
+        </w:tabs>
+        <w:ind w:left="4320" w:hanging="360"/>
+      </w:pPr>
+      <w:rPr>
+        <w:rFonts w:ascii="Wingdings" w:hAnsi="Wingdings" w:hint="default"/>
+        <w:sz w:val="20"/>
+      </w:rPr>
+    </w:lvl>
+    <w:lvl w:ilvl="6" w:tentative="1">
+      <w:start w:val="1"/>
+      <w:numFmt w:val="bullet"/>
+      <w:lvlText w:val=""/>
+      <w:lvlJc w:val="left"/>
+      <w:pPr>
+        <w:tabs>
+          <w:tab w:val="num" w:pos="5040"/>
+        </w:tabs>
+        <w:ind w:left="5040" w:hanging="360"/>
+      </w:pPr>
+      <w:rPr>
+        <w:rFonts w:ascii="Wingdings" w:hAnsi="Wingdings" w:hint="default"/>
+        <w:sz w:val="20"/>
+      </w:rPr>
+    </w:lvl>
+    <w:lvl w:ilvl="7" w:tentative="1">
+      <w:start w:val="1"/>
+      <w:numFmt w:val="bullet"/>
+      <w:lvlText w:val=""/>
+      <w:lvlJc w:val="left"/>
+      <w:pPr>
+        <w:tabs>
+          <w:tab w:val="num" w:pos="5760"/>
+        </w:tabs>
+        <w:ind w:left="5760" w:hanging="360"/>
+      </w:pPr>
+      <w:rPr>
+        <w:rFonts w:ascii="Wingdings" w:hAnsi="Wingdings" w:hint="default"/>
+        <w:sz w:val="20"/>
+      </w:rPr>
+    </w:lvl>
+    <w:lvl w:ilvl="8" w:tentative="1">
+      <w:start w:val="1"/>
+      <w:numFmt w:val="bullet"/>
+      <w:lvlText w:val=""/>
+      <w:lvlJc w:val="left"/>
+      <w:pPr>
+        <w:tabs>
+          <w:tab w:val="num" w:pos="6480"/>
+        </w:tabs>
+        <w:ind w:left="6480" w:hanging="360"/>
+      </w:pPr>
+      <w:rPr>
+        <w:rFonts w:ascii="Wingdings" w:hAnsi="Wingdings" w:hint="default"/>
+        <w:sz w:val="20"/>
+      </w:rPr>
+    </w:lvl>
+  </w:abstractNum>
+  <w:abstractNum w:abstractNumId="48" w15:restartNumberingAfterBreak="0">
     <w:nsid w:val="77717A8F"/>
     <w:multiLevelType w:val="hybridMultilevel"/>
     <w:tmpl w:val="76D8C15E"/>
@@ -19216,7 +23166,7 @@
       </w:pPr>
     </w:lvl>
   </w:abstractNum>
-  <w:abstractNum w:abstractNumId="46" w15:restartNumberingAfterBreak="0">
+  <w:abstractNum w:abstractNumId="49" w15:restartNumberingAfterBreak="0">
     <w:nsid w:val="78F361B0"/>
     <w:multiLevelType w:val="hybridMultilevel"/>
     <w:tmpl w:val="A9686C74"/>
@@ -19305,7 +23255,7 @@
       </w:pPr>
     </w:lvl>
   </w:abstractNum>
-  <w:abstractNum w:abstractNumId="47" w15:restartNumberingAfterBreak="0">
+  <w:abstractNum w:abstractNumId="50" w15:restartNumberingAfterBreak="0">
     <w:nsid w:val="79EB7952"/>
     <w:multiLevelType w:val="hybridMultilevel"/>
     <w:tmpl w:val="30AC8BF6"/>
@@ -19394,7 +23344,7 @@
       </w:pPr>
     </w:lvl>
   </w:abstractNum>
-  <w:abstractNum w:abstractNumId="48" w15:restartNumberingAfterBreak="0">
+  <w:abstractNum w:abstractNumId="51" w15:restartNumberingAfterBreak="0">
     <w:nsid w:val="7C436CE1"/>
     <w:multiLevelType w:val="hybridMultilevel"/>
     <w:tmpl w:val="2F4A7E18"/>
@@ -19483,7 +23433,7 @@
       </w:pPr>
     </w:lvl>
   </w:abstractNum>
-  <w:abstractNum w:abstractNumId="49" w15:restartNumberingAfterBreak="0">
+  <w:abstractNum w:abstractNumId="52" w15:restartNumberingAfterBreak="0">
     <w:nsid w:val="7D8B0928"/>
     <w:multiLevelType w:val="hybridMultilevel"/>
     <w:tmpl w:val="67B29F54"/>
@@ -19573,7 +23523,7 @@
     </w:lvl>
   </w:abstractNum>
   <w:num w:numId="1" w16cid:durableId="2119983208">
-    <w:abstractNumId w:val="39"/>
+    <w:abstractNumId w:val="40"/>
   </w:num>
   <w:num w:numId="2" w16cid:durableId="499080322">
     <w:abstractNumId w:val="21"/>
@@ -19582,16 +23532,16 @@
     <w:abstractNumId w:val="23"/>
   </w:num>
   <w:num w:numId="4" w16cid:durableId="1387528396">
-    <w:abstractNumId w:val="37"/>
+    <w:abstractNumId w:val="38"/>
   </w:num>
   <w:num w:numId="5" w16cid:durableId="1717049383">
-    <w:abstractNumId w:val="49"/>
+    <w:abstractNumId w:val="52"/>
   </w:num>
   <w:num w:numId="6" w16cid:durableId="971666297">
-    <w:abstractNumId w:val="38"/>
+    <w:abstractNumId w:val="39"/>
   </w:num>
   <w:num w:numId="7" w16cid:durableId="1167860980">
-    <w:abstractNumId w:val="32"/>
+    <w:abstractNumId w:val="33"/>
   </w:num>
   <w:num w:numId="8" w16cid:durableId="555435718">
     <w:abstractNumId w:val="13"/>
@@ -19603,16 +23553,16 @@
     <w:abstractNumId w:val="10"/>
   </w:num>
   <w:num w:numId="11" w16cid:durableId="636256118">
-    <w:abstractNumId w:val="48"/>
+    <w:abstractNumId w:val="51"/>
   </w:num>
   <w:num w:numId="12" w16cid:durableId="416292887">
-    <w:abstractNumId w:val="33"/>
+    <w:abstractNumId w:val="34"/>
   </w:num>
   <w:num w:numId="13" w16cid:durableId="1258976006">
     <w:abstractNumId w:val="1"/>
   </w:num>
   <w:num w:numId="14" w16cid:durableId="89208131">
-    <w:abstractNumId w:val="34"/>
+    <w:abstractNumId w:val="35"/>
   </w:num>
   <w:num w:numId="15" w16cid:durableId="323052383">
     <w:abstractNumId w:val="0"/>
@@ -19630,7 +23580,7 @@
     <w:abstractNumId w:val="12"/>
   </w:num>
   <w:num w:numId="20" w16cid:durableId="1593122679">
-    <w:abstractNumId w:val="44"/>
+    <w:abstractNumId w:val="45"/>
   </w:num>
   <w:num w:numId="21" w16cid:durableId="827598338">
     <w:abstractNumId w:val="18"/>
@@ -19639,7 +23589,7 @@
     <w:abstractNumId w:val="4"/>
   </w:num>
   <w:num w:numId="23" w16cid:durableId="1654522494">
-    <w:abstractNumId w:val="36"/>
+    <w:abstractNumId w:val="37"/>
   </w:num>
   <w:num w:numId="24" w16cid:durableId="1661884663">
     <w:abstractNumId w:val="3"/>
@@ -19651,19 +23601,19 @@
     <w:abstractNumId w:val="17"/>
   </w:num>
   <w:num w:numId="27" w16cid:durableId="1658222912">
+    <w:abstractNumId w:val="32"/>
+  </w:num>
+  <w:num w:numId="28" w16cid:durableId="453713862">
+    <w:abstractNumId w:val="44"/>
+  </w:num>
+  <w:num w:numId="29" w16cid:durableId="1209414508">
     <w:abstractNumId w:val="31"/>
   </w:num>
-  <w:num w:numId="28" w16cid:durableId="453713862">
-    <w:abstractNumId w:val="43"/>
-  </w:num>
-  <w:num w:numId="29" w16cid:durableId="1209414508">
+  <w:num w:numId="30" w16cid:durableId="1626697832">
     <w:abstractNumId w:val="30"/>
   </w:num>
-  <w:num w:numId="30" w16cid:durableId="1626697832">
-    <w:abstractNumId w:val="29"/>
-  </w:num>
   <w:num w:numId="31" w16cid:durableId="1794906478">
-    <w:abstractNumId w:val="46"/>
+    <w:abstractNumId w:val="49"/>
   </w:num>
   <w:num w:numId="32" w16cid:durableId="1850438857">
     <w:abstractNumId w:val="27"/>
@@ -19672,22 +23622,22 @@
     <w:abstractNumId w:val="2"/>
   </w:num>
   <w:num w:numId="34" w16cid:durableId="2092196849">
-    <w:abstractNumId w:val="41"/>
+    <w:abstractNumId w:val="42"/>
   </w:num>
   <w:num w:numId="35" w16cid:durableId="760679604">
-    <w:abstractNumId w:val="47"/>
+    <w:abstractNumId w:val="50"/>
   </w:num>
   <w:num w:numId="36" w16cid:durableId="863245808">
     <w:abstractNumId w:val="15"/>
   </w:num>
   <w:num w:numId="37" w16cid:durableId="591472843">
-    <w:abstractNumId w:val="45"/>
+    <w:abstractNumId w:val="48"/>
   </w:num>
   <w:num w:numId="38" w16cid:durableId="1318847984">
     <w:abstractNumId w:val="5"/>
   </w:num>
   <w:num w:numId="39" w16cid:durableId="1825244856">
-    <w:abstractNumId w:val="35"/>
+    <w:abstractNumId w:val="36"/>
   </w:num>
   <w:num w:numId="40" w16cid:durableId="934751133">
     <w:abstractNumId w:val="28"/>
@@ -19696,7 +23646,7 @@
     <w:abstractNumId w:val="6"/>
   </w:num>
   <w:num w:numId="42" w16cid:durableId="417792255">
-    <w:abstractNumId w:val="42"/>
+    <w:abstractNumId w:val="43"/>
   </w:num>
   <w:num w:numId="43" w16cid:durableId="318851347">
     <w:abstractNumId w:val="25"/>
@@ -19717,10 +23667,10 @@
     <w:abstractNumId w:val="26"/>
   </w:num>
   <w:num w:numId="49" w16cid:durableId="1717968129">
-    <w:abstractNumId w:val="40"/>
+    <w:abstractNumId w:val="41"/>
   </w:num>
   <w:num w:numId="50" w16cid:durableId="686911622">
-    <w:abstractNumId w:val="40"/>
+    <w:abstractNumId w:val="41"/>
     <w:lvlOverride w:ilvl="1">
       <w:lvl w:ilvl="1">
         <w:numFmt w:val="bullet"/>
@@ -19740,7 +23690,7 @@
     </w:lvlOverride>
   </w:num>
   <w:num w:numId="51" w16cid:durableId="742482616">
-    <w:abstractNumId w:val="40"/>
+    <w:abstractNumId w:val="41"/>
     <w:lvlOverride w:ilvl="1">
       <w:lvl w:ilvl="1">
         <w:numFmt w:val="bullet"/>
@@ -19761,6 +23711,15 @@
   </w:num>
   <w:num w:numId="52" w16cid:durableId="1349065943">
     <w:abstractNumId w:val="7"/>
+  </w:num>
+  <w:num w:numId="53" w16cid:durableId="609359594">
+    <w:abstractNumId w:val="29"/>
+  </w:num>
+  <w:num w:numId="54" w16cid:durableId="1671374800">
+    <w:abstractNumId w:val="47"/>
+  </w:num>
+  <w:num w:numId="55" w16cid:durableId="783768789">
+    <w:abstractNumId w:val="46"/>
   </w:num>
   <w:numIdMacAtCleanup w:val="52"/>
 </w:numbering>
